--- a/Суррогатная нейросеть.docx
+++ b/Суррогатная нейросеть.docx
@@ -1,6 +1,6 @@
 
 <file path=word/document.xml><?xml version="1.0" encoding="utf-8"?>
-<w:document xmlns:wpc="http://schemas.microsoft.com/office/word/2010/wordprocessingCanvas" xmlns:cx="http://schemas.microsoft.com/office/drawing/2014/chartex" xmlns:cx1="http://schemas.microsoft.com/office/drawing/2015/9/8/chartex" xmlns:mc="http://schemas.openxmlformats.org/markup-compatibility/2006" xmlns:o="urn:schemas-microsoft-com:office:office" xmlns:r="http://schemas.openxmlformats.org/officeDocument/2006/relationships" xmlns:m="http://schemas.openxmlformats.org/officeDocument/2006/math" xmlns:v="urn:schemas-microsoft-com:vml" xmlns:wp14="http://schemas.microsoft.com/office/word/2010/wordprocessingDrawing" xmlns:wp="http://schemas.openxmlformats.org/drawingml/2006/wordprocessingDrawing" xmlns:w10="urn:schemas-microsoft-com:office:word" xmlns:w="http://schemas.openxmlformats.org/wordprocessingml/2006/main" xmlns:w14="http://schemas.microsoft.com/office/word/2010/wordml" xmlns:w15="http://schemas.microsoft.com/office/word/2012/wordml" xmlns:w16se="http://schemas.microsoft.com/office/word/2015/wordml/symex" xmlns:wpg="http://schemas.microsoft.com/office/word/2010/wordprocessingGroup" xmlns:wpi="http://schemas.microsoft.com/office/word/2010/wordprocessingInk" xmlns:wne="http://schemas.microsoft.com/office/word/2006/wordml" xmlns:wps="http://schemas.microsoft.com/office/word/2010/wordprocessingShape" mc:Ignorable="w14 w15 w16se wp14">
+<w:document xmlns:wpc="http://schemas.microsoft.com/office/word/2010/wordprocessingCanvas" xmlns:cx="http://schemas.microsoft.com/office/drawing/2014/chartex" xmlns:cx1="http://schemas.microsoft.com/office/drawing/2015/9/8/chartex" xmlns:cx2="http://schemas.microsoft.com/office/drawing/2015/10/21/chartex" xmlns:cx3="http://schemas.microsoft.com/office/drawing/2016/5/9/chartex" xmlns:cx4="http://schemas.microsoft.com/office/drawing/2016/5/10/chartex" xmlns:cx5="http://schemas.microsoft.com/office/drawing/2016/5/11/chartex" xmlns:cx6="http://schemas.microsoft.com/office/drawing/2016/5/12/chartex" xmlns:cx7="http://schemas.microsoft.com/office/drawing/2016/5/13/chartex" xmlns:cx8="http://schemas.microsoft.com/office/drawing/2016/5/14/chartex" xmlns:mc="http://schemas.openxmlformats.org/markup-compatibility/2006" xmlns:aink="http://schemas.microsoft.com/office/drawing/2016/ink" xmlns:am3d="http://schemas.microsoft.com/office/drawing/2017/model3d" xmlns:o="urn:schemas-microsoft-com:office:office" xmlns:r="http://schemas.openxmlformats.org/officeDocument/2006/relationships" xmlns:m="http://schemas.openxmlformats.org/officeDocument/2006/math" xmlns:v="urn:schemas-microsoft-com:vml" xmlns:wp14="http://schemas.microsoft.com/office/word/2010/wordprocessingDrawing" xmlns:wp="http://schemas.openxmlformats.org/drawingml/2006/wordprocessingDrawing" xmlns:w10="urn:schemas-microsoft-com:office:word" xmlns:w="http://schemas.openxmlformats.org/wordprocessingml/2006/main" xmlns:w14="http://schemas.microsoft.com/office/word/2010/wordml" xmlns:w15="http://schemas.microsoft.com/office/word/2012/wordml" xmlns:w16cex="http://schemas.microsoft.com/office/word/2018/wordml/cex" xmlns:w16cid="http://schemas.microsoft.com/office/word/2016/wordml/cid" xmlns:w16="http://schemas.microsoft.com/office/word/2018/wordml" xmlns:w16sdtdh="http://schemas.microsoft.com/office/word/2020/wordml/sdtdatahash" xmlns:w16se="http://schemas.microsoft.com/office/word/2015/wordml/symex" xmlns:wpg="http://schemas.microsoft.com/office/word/2010/wordprocessingGroup" xmlns:wpi="http://schemas.microsoft.com/office/word/2010/wordprocessingInk" xmlns:wne="http://schemas.microsoft.com/office/word/2006/wordml" xmlns:wps="http://schemas.microsoft.com/office/word/2010/wordprocessingShape" mc:Ignorable="w14 w15 w16se w16cid w16 w16cex w16sdtdh wp14">
   <w:body>
     <w:p>
       <w:pPr>
@@ -51,35 +51,7 @@
           <w:rFonts w:ascii="Arial" w:hAnsi="Arial" w:cs="Arial"/>
           <w:color w:val="000000"/>
         </w:rPr>
-        <w:t xml:space="preserve">(кандидат технических наук, профессор АВН, </w:t>
-      </w:r>
-      <w:r>
-        <w:rPr>
-          <w:rFonts w:ascii="Arial" w:hAnsi="Arial" w:cs="Arial"/>
-          <w:color w:val="000000"/>
-        </w:rPr>
-        <w:t>главный специалист</w:t>
-      </w:r>
-      <w:r>
-        <w:rPr>
-          <w:rFonts w:ascii="Arial" w:hAnsi="Arial" w:cs="Arial"/>
-          <w:color w:val="000000"/>
-        </w:rPr>
-        <w:t xml:space="preserve"> Центра </w:t>
-      </w:r>
-      <w:r>
-        <w:rPr>
-          <w:rFonts w:ascii="Arial" w:hAnsi="Arial" w:cs="Arial"/>
-          <w:color w:val="000000"/>
-        </w:rPr>
-        <w:t>специальных транспортных средств</w:t>
-      </w:r>
-      <w:r>
-        <w:rPr>
-          <w:rFonts w:ascii="Arial" w:hAnsi="Arial" w:cs="Arial"/>
-          <w:color w:val="000000"/>
-        </w:rPr>
-        <w:t xml:space="preserve"> ФГУП «НАМИ» г. Москва)</w:t>
+        <w:t>(кандидат технических наук, профессор АВН, главный специалист Центра специальных транспортных средств ФГУП «НАМИ» г. Москва)</w:t>
       </w:r>
     </w:p>
     <w:p>
@@ -155,9 +127,8 @@
           <w:sz w:val="28"/>
           <w:szCs w:val="28"/>
         </w:rPr>
-        <w:t xml:space="preserve">Суррогатная </w:t>
-      </w:r>
-      <w:proofErr w:type="spellStart"/>
+        <w:t>СУРРОГАТНАЯ НЕЙРОСЕТЬ КАК АЛЬТЕРНАТИВА ИМИТАЦИОННОЙ МОДЕЛИ</w:t>
+      </w:r>
       <w:r>
         <w:rPr>
           <w:rFonts w:ascii="Times New Roman" w:hAnsi="Times New Roman" w:cs="Times New Roman"/>
@@ -166,9 +137,8 @@
           <w:sz w:val="28"/>
           <w:szCs w:val="28"/>
         </w:rPr>
-        <w:t>нейросеть</w:t>
-      </w:r>
-      <w:proofErr w:type="spellEnd"/>
+        <w:t xml:space="preserve"> </w:t>
+      </w:r>
       <w:r>
         <w:rPr>
           <w:rFonts w:ascii="Times New Roman" w:hAnsi="Times New Roman" w:cs="Times New Roman"/>
@@ -177,37 +147,7 @@
           <w:sz w:val="28"/>
           <w:szCs w:val="28"/>
         </w:rPr>
-        <w:t xml:space="preserve"> как альтернатива имитационной модели</w:t>
-      </w:r>
-      <w:r>
-        <w:rPr>
-          <w:rFonts w:ascii="Times New Roman" w:hAnsi="Times New Roman" w:cs="Times New Roman"/>
-          <w:b/>
-          <w:bCs/>
-          <w:sz w:val="28"/>
-          <w:szCs w:val="28"/>
-        </w:rPr>
-        <w:t xml:space="preserve"> </w:t>
-      </w:r>
-      <w:r>
-        <w:rPr>
-          <w:rFonts w:ascii="Times New Roman" w:hAnsi="Times New Roman" w:cs="Times New Roman"/>
-          <w:b/>
-          <w:bCs/>
-          <w:sz w:val="28"/>
-          <w:szCs w:val="28"/>
-        </w:rPr>
-        <w:t xml:space="preserve">движения </w:t>
-      </w:r>
-      <w:r>
-        <w:rPr>
-          <w:rFonts w:ascii="Times New Roman" w:hAnsi="Times New Roman" w:cs="Times New Roman"/>
-          <w:b/>
-          <w:bCs/>
-          <w:sz w:val="28"/>
-          <w:szCs w:val="28"/>
-        </w:rPr>
-        <w:t>автомобиля</w:t>
+        <w:t>ДВИЖЕНИЯ АВТОМОБИЛЯ</w:t>
       </w:r>
     </w:p>
     <w:p>
@@ -236,27 +176,11 @@
       </w:pPr>
       <w:r>
         <w:rPr>
-          <w:sz w:val="28"/>
-        </w:rPr>
-        <w:t xml:space="preserve">Аннотация. </w:t>
-      </w:r>
-      <w:r>
-        <w:rPr>
-          <w:sz w:val="28"/>
-        </w:rPr>
-        <w:t>В статье освещено решение проблем имитационного</w:t>
-      </w:r>
-      <w:r>
-        <w:rPr>
-          <w:sz w:val="28"/>
-        </w:rPr>
-        <w:t xml:space="preserve"> моделировани</w:t>
-      </w:r>
-      <w:r>
-        <w:rPr>
-          <w:sz w:val="28"/>
-        </w:rPr>
-        <w:t>я:</w:t>
+          <w:b/>
+          <w:bCs/>
+          <w:sz w:val="28"/>
+        </w:rPr>
+        <w:t>Аннотация.</w:t>
       </w:r>
       <w:r>
         <w:rPr>
@@ -268,7 +192,7 @@
         <w:rPr>
           <w:sz w:val="28"/>
         </w:rPr>
-        <w:t xml:space="preserve">вычислительная </w:t>
+        <w:t xml:space="preserve">В статье освещено решение проблем имитационного моделирования: вычислительная </w:t>
       </w:r>
       <w:proofErr w:type="spellStart"/>
       <w:r>
@@ -282,21 +206,7 @@
         <w:rPr>
           <w:sz w:val="28"/>
         </w:rPr>
-        <w:t xml:space="preserve"> и открытый код путем замены имитационной модели обученной </w:t>
-      </w:r>
-      <w:proofErr w:type="spellStart"/>
-      <w:r>
-        <w:rPr>
-          <w:sz w:val="28"/>
-        </w:rPr>
-        <w:t>нейросетью</w:t>
-      </w:r>
-      <w:proofErr w:type="spellEnd"/>
-      <w:r>
-        <w:rPr>
-          <w:sz w:val="28"/>
-        </w:rPr>
-        <w:t>.</w:t>
+        <w:t xml:space="preserve"> и открытый код путем замены имитационной модели обученной нейросетью.</w:t>
       </w:r>
     </w:p>
     <w:p>
@@ -322,8 +232,6 @@
         </w:rPr>
         <w:t>получить наибольшую</w:t>
       </w:r>
-      <w:bookmarkStart w:id="0" w:name="_GoBack"/>
-      <w:bookmarkEnd w:id="0"/>
       <w:r>
         <w:rPr>
           <w:sz w:val="28"/>
@@ -366,25 +274,7 @@
           <w:sz w:val="28"/>
           <w:szCs w:val="28"/>
         </w:rPr>
-        <w:t xml:space="preserve"> </w:t>
-      </w:r>
-      <w:proofErr w:type="spellStart"/>
-      <w:r>
-        <w:rPr>
-          <w:rFonts w:ascii="Times New Roman" w:hAnsi="Times New Roman" w:cs="Times New Roman"/>
-          <w:sz w:val="28"/>
-          <w:szCs w:val="28"/>
-        </w:rPr>
-        <w:t>нейросети</w:t>
-      </w:r>
-      <w:proofErr w:type="spellEnd"/>
-      <w:r>
-        <w:rPr>
-          <w:rFonts w:ascii="Times New Roman" w:hAnsi="Times New Roman" w:cs="Times New Roman"/>
-          <w:sz w:val="28"/>
-          <w:szCs w:val="28"/>
-        </w:rPr>
-        <w:t>, метод однофакторного анализа – при сравнении производительности моделей.</w:t>
+        <w:t xml:space="preserve"> нейросети, метод однофакторного анализа – при сравнении производительности моделей.</w:t>
       </w:r>
     </w:p>
     <w:p>
@@ -404,7 +294,7 @@
           <w:sz w:val="28"/>
           <w:szCs w:val="28"/>
         </w:rPr>
-        <w:t xml:space="preserve">В результате исследования получена наиболее выгодная с точки зрения </w:t>
+        <w:t>В результате исследования получена наиболее выгодная с точки зрения производительности архитектура</w:t>
       </w:r>
       <w:r>
         <w:rPr>
@@ -412,59 +302,7 @@
           <w:sz w:val="28"/>
           <w:szCs w:val="28"/>
         </w:rPr>
-        <w:t xml:space="preserve">производительности </w:t>
-      </w:r>
-      <w:r>
-        <w:rPr>
-          <w:rFonts w:ascii="Times New Roman" w:hAnsi="Times New Roman" w:cs="Times New Roman"/>
-          <w:sz w:val="28"/>
-          <w:szCs w:val="28"/>
-        </w:rPr>
-        <w:t>архитектура</w:t>
-      </w:r>
-      <w:r>
-        <w:rPr>
-          <w:rFonts w:ascii="Times New Roman" w:hAnsi="Times New Roman" w:cs="Times New Roman"/>
-          <w:sz w:val="28"/>
-          <w:szCs w:val="28"/>
-        </w:rPr>
-        <w:t xml:space="preserve">. Научную новизну составляет методический подход, представляющий собой конвейер «подстановка архитектуры из множества – обучение </w:t>
-      </w:r>
-      <w:proofErr w:type="spellStart"/>
-      <w:r>
-        <w:rPr>
-          <w:rFonts w:ascii="Times New Roman" w:hAnsi="Times New Roman" w:cs="Times New Roman"/>
-          <w:sz w:val="28"/>
-          <w:szCs w:val="28"/>
-        </w:rPr>
-        <w:t>нейросети</w:t>
-      </w:r>
-      <w:proofErr w:type="spellEnd"/>
-      <w:r>
-        <w:rPr>
-          <w:rFonts w:ascii="Times New Roman" w:hAnsi="Times New Roman" w:cs="Times New Roman"/>
-          <w:sz w:val="28"/>
-          <w:szCs w:val="28"/>
-        </w:rPr>
-        <w:t xml:space="preserve"> – </w:t>
-      </w:r>
-      <w:proofErr w:type="spellStart"/>
-      <w:r>
-        <w:rPr>
-          <w:rFonts w:ascii="Times New Roman" w:hAnsi="Times New Roman" w:cs="Times New Roman"/>
-          <w:sz w:val="28"/>
-          <w:szCs w:val="28"/>
-        </w:rPr>
-        <w:t>валидация</w:t>
-      </w:r>
-      <w:proofErr w:type="spellEnd"/>
-      <w:r>
-        <w:rPr>
-          <w:rFonts w:ascii="Times New Roman" w:hAnsi="Times New Roman" w:cs="Times New Roman"/>
-          <w:sz w:val="28"/>
-          <w:szCs w:val="28"/>
-        </w:rPr>
-        <w:t xml:space="preserve">: оценка метрик модели по критерию </w:t>
+        <w:t xml:space="preserve">. Научную новизну составляет методический подход, представляющий собой конвейер «подстановка архитектуры из множества – обучение нейросети – валидация: оценка метрик модели по критерию </w:t>
       </w:r>
       <w:proofErr w:type="spellStart"/>
       <w:r>
@@ -502,25 +340,7 @@
           <w:sz w:val="28"/>
           <w:szCs w:val="28"/>
         </w:rPr>
-        <w:t xml:space="preserve">Практическую значимость составляет полученная в результате исследования наиболее оптимальная архитектура суррогатной </w:t>
-      </w:r>
-      <w:proofErr w:type="spellStart"/>
-      <w:r>
-        <w:rPr>
-          <w:rFonts w:ascii="Times New Roman" w:hAnsi="Times New Roman" w:cs="Times New Roman"/>
-          <w:sz w:val="28"/>
-          <w:szCs w:val="28"/>
-        </w:rPr>
-        <w:t>нейросети</w:t>
-      </w:r>
-      <w:proofErr w:type="spellEnd"/>
-      <w:r>
-        <w:rPr>
-          <w:rFonts w:ascii="Times New Roman" w:hAnsi="Times New Roman" w:cs="Times New Roman"/>
-          <w:sz w:val="28"/>
-          <w:szCs w:val="28"/>
-        </w:rPr>
-        <w:t>.</w:t>
+        <w:t>Практическую значимость составляет полученная в результате исследования наиболее оптимальная архитектура суррогатной нейросети.</w:t>
       </w:r>
     </w:p>
     <w:p>
@@ -639,6 +459,36 @@
         <w:rPr>
           <w:sz w:val="28"/>
         </w:rPr>
+        <w:fldChar w:fldCharType="begin"/>
+      </w:r>
+      <w:r>
+        <w:rPr>
+          <w:sz w:val="28"/>
+        </w:rPr>
+        <w:instrText xml:space="preserve"> ADDIN ZOTERO_ITEM CSL_CITATION {"citationID":"nJjXMqGu","properties":{"formattedCitation":"[1]","plainCitation":"[1]","noteIndex":0},"citationItems":[{"id":2,"uris":["http://zotero.org/users/13235738/items/UZ729NVF"],"itemData":{"id":2,"type":"book","abstract":"Рассмотрены вопросы математического планирования и обработки\nрезультатов инженерного эксперимента. Изложение материала отличается простотой и наглядностью; приводится много примеров из различных областей современной металлургии.\nУчебное пособие предназначено для студентов, обучающихся\nпо специальностям металлургического профиля, может быть полезно\nстудентам других специальностей политехнических вузов.\nБиблиогр.: 32 назв. Табл. 38. Рис. 65. Прил.1.","edition":"Издание 2-е переработанное и дополненное","event-place":"Екатеринбург","ISBN":"ISBN 978-5-9904848-4-9","language":"русский","number-of-pages":"290","number-of-volumes":"1","publisher":"ООО «УИНЦ»","publisher-place":"Екатеринбург","title":"Методы планирования и обработки результатов инженерного эксперимента","URL":"https://elar.urfu.ru/bitstream/10995/39965/1/978-5-9904848-4-9_2015.pdf","author":[{"family":"Спирин","given":"Н.А."},{"family":"Лавров","given":"В.В."},{"family":"Зайнуллин","given":"Л.А."},{"family":"Бондин","given":"А.Р."},{"family":"Бурыкин","given":"А.А."}],"issued":{"date-parts":[["2015"]]}}}],"schema":"https://github.com/citation-style-language/schema/raw/master/csl-citation.json"} </w:instrText>
+      </w:r>
+      <w:r>
+        <w:rPr>
+          <w:sz w:val="28"/>
+        </w:rPr>
+        <w:fldChar w:fldCharType="separate"/>
+      </w:r>
+      <w:r>
+        <w:rPr>
+          <w:sz w:val="28"/>
+        </w:rPr>
+        <w:t>[1]</w:t>
+      </w:r>
+      <w:r>
+        <w:rPr>
+          <w:sz w:val="28"/>
+        </w:rPr>
+        <w:fldChar w:fldCharType="end"/>
+      </w:r>
+      <w:r>
+        <w:rPr>
+          <w:sz w:val="28"/>
+        </w:rPr>
         <w:t xml:space="preserve">. </w:t>
       </w:r>
     </w:p>
@@ -695,6 +545,36 @@
         <w:rPr>
           <w:sz w:val="28"/>
         </w:rPr>
+        <w:fldChar w:fldCharType="begin"/>
+      </w:r>
+      <w:r>
+        <w:rPr>
+          <w:sz w:val="28"/>
+        </w:rPr>
+        <w:instrText xml:space="preserve"> ADDIN ZOTERO_ITEM CSL_CITATION {"citationID":"vcQErfax","properties":{"formattedCitation":"[2]","plainCitation":"[2]","noteIndex":0},"citationItems":[{"id":35,"uris":["http://zotero.org/users/13235738/items/AX3S8BEM"],"itemData":{"id":35,"type":"book","event-place":"М.","number-of-pages":"288","publisher":"Наука","publisher-place":"М.","title":"Введение в теорию планирования экспериментов.","author":[{"family":"Финни","given":"Д.И."}],"issued":{"date-parts":[["1970"]]}}}],"schema":"https://github.com/citation-style-language/schema/raw/master/csl-citation.json"} </w:instrText>
+      </w:r>
+      <w:r>
+        <w:rPr>
+          <w:sz w:val="28"/>
+        </w:rPr>
+        <w:fldChar w:fldCharType="separate"/>
+      </w:r>
+      <w:r>
+        <w:rPr>
+          <w:sz w:val="28"/>
+        </w:rPr>
+        <w:t>[2]</w:t>
+      </w:r>
+      <w:r>
+        <w:rPr>
+          <w:sz w:val="28"/>
+        </w:rPr>
+        <w:fldChar w:fldCharType="end"/>
+      </w:r>
+      <w:r>
+        <w:rPr>
+          <w:sz w:val="28"/>
+        </w:rPr>
         <w:t>.</w:t>
       </w:r>
       <w:r>
@@ -818,114 +698,128 @@
         <w:rPr>
           <w:sz w:val="28"/>
         </w:rPr>
+        <w:t xml:space="preserve"> нейросет</w:t>
+      </w:r>
+      <w:r>
+        <w:rPr>
+          <w:sz w:val="28"/>
+        </w:rPr>
+        <w:t>и</w:t>
+      </w:r>
+      <w:r>
+        <w:rPr>
+          <w:sz w:val="28"/>
+        </w:rPr>
+        <w:t>, принимающей на вход те же параметры и имеющ</w:t>
+      </w:r>
+      <w:r>
+        <w:rPr>
+          <w:sz w:val="28"/>
+        </w:rPr>
+        <w:t>ей</w:t>
+      </w:r>
+      <w:r>
+        <w:rPr>
+          <w:sz w:val="28"/>
+        </w:rPr>
+        <w:t xml:space="preserve"> те же целевые выходы, что и </w:t>
+      </w:r>
+      <w:r>
+        <w:rPr>
+          <w:sz w:val="28"/>
+        </w:rPr>
+        <w:t xml:space="preserve">существующая </w:t>
+      </w:r>
+      <w:r>
+        <w:rPr>
+          <w:sz w:val="28"/>
+        </w:rPr>
+        <w:t>имитационная модель</w:t>
+      </w:r>
+      <w:r>
+        <w:rPr>
+          <w:sz w:val="28"/>
+        </w:rPr>
+        <w:fldChar w:fldCharType="begin"/>
+      </w:r>
+      <w:r>
+        <w:rPr>
+          <w:sz w:val="28"/>
+        </w:rPr>
+        <w:instrText xml:space="preserve"> ADDIN ZOTERO_ITEM CSL_CITATION {"citationID":"rc5pYlpc","properties":{"formattedCitation":"[3]","plainCitation":"[3]","noteIndex":0},"citationItems":[{"id":106,"uris":["http://zotero.org/users/13235738/items/M4EFQC3N"],"itemData":{"id":106,"type":"article-journal","language":"ru","source":"Zotero","title":"Создание моделей и анализ динамики гусеничных машин"}}],"schema":"https://github.com/citation-style-language/schema/raw/master/csl-citation.json"} </w:instrText>
+      </w:r>
+      <w:r>
+        <w:rPr>
+          <w:sz w:val="28"/>
+        </w:rPr>
+        <w:fldChar w:fldCharType="separate"/>
+      </w:r>
+      <w:r>
+        <w:rPr>
+          <w:sz w:val="28"/>
+        </w:rPr>
+        <w:t>[3]</w:t>
+      </w:r>
+      <w:r>
+        <w:rPr>
+          <w:sz w:val="28"/>
+        </w:rPr>
+        <w:fldChar w:fldCharType="end"/>
+      </w:r>
+      <w:r>
+        <w:rPr>
+          <w:sz w:val="28"/>
+        </w:rPr>
+        <w:t xml:space="preserve">. Кроме того, </w:t>
+      </w:r>
+      <w:r>
+        <w:rPr>
+          <w:sz w:val="28"/>
+        </w:rPr>
+        <w:t xml:space="preserve">в случаях, когда необходимо из модели сгенерировать код для микроконтроллера, </w:t>
+      </w:r>
+      <w:r>
+        <w:rPr>
+          <w:sz w:val="28"/>
+        </w:rPr>
+        <w:t xml:space="preserve">преобразование в суррогатную нейросеть позволит </w:t>
+      </w:r>
+      <w:r>
+        <w:rPr>
+          <w:sz w:val="28"/>
+        </w:rPr>
+        <w:t xml:space="preserve">значительно его </w:t>
+      </w:r>
+      <w:r>
+        <w:rPr>
+          <w:sz w:val="28"/>
+        </w:rPr>
+        <w:t>упростить, заменив сложные вычисления и связи на простые арифметические действия</w:t>
+      </w:r>
+      <w:r>
+        <w:rPr>
+          <w:sz w:val="28"/>
+        </w:rPr>
+        <w:t xml:space="preserve"> с фиксированной точкой</w:t>
+      </w:r>
+      <w:r>
+        <w:rPr>
+          <w:sz w:val="28"/>
+        </w:rPr>
+        <w:t xml:space="preserve">. </w:t>
+      </w:r>
+      <w:r>
+        <w:rPr>
+          <w:sz w:val="28"/>
+        </w:rPr>
+        <w:t>Иногда,</w:t>
+      </w:r>
+      <w:r>
+        <w:rPr>
+          <w:sz w:val="28"/>
+        </w:rPr>
         <w:t xml:space="preserve"> </w:t>
       </w:r>
-      <w:proofErr w:type="spellStart"/>
-      <w:r>
-        <w:rPr>
-          <w:sz w:val="28"/>
-        </w:rPr>
-        <w:t>нейросет</w:t>
-      </w:r>
-      <w:r>
-        <w:rPr>
-          <w:sz w:val="28"/>
-        </w:rPr>
-        <w:t>и</w:t>
-      </w:r>
-      <w:proofErr w:type="spellEnd"/>
-      <w:r>
-        <w:rPr>
-          <w:sz w:val="28"/>
-        </w:rPr>
-        <w:t>, принимающей на вход те же параметры и имеющ</w:t>
-      </w:r>
-      <w:r>
-        <w:rPr>
-          <w:sz w:val="28"/>
-        </w:rPr>
-        <w:t>ей</w:t>
-      </w:r>
-      <w:r>
-        <w:rPr>
-          <w:sz w:val="28"/>
-        </w:rPr>
-        <w:t xml:space="preserve"> те же целевые выходы, что и </w:t>
-      </w:r>
-      <w:r>
-        <w:rPr>
-          <w:sz w:val="28"/>
-        </w:rPr>
-        <w:t xml:space="preserve">существующая </w:t>
-      </w:r>
-      <w:r>
-        <w:rPr>
-          <w:sz w:val="28"/>
-        </w:rPr>
-        <w:t xml:space="preserve">имитационная модель. Кроме того, </w:t>
-      </w:r>
-      <w:r>
-        <w:rPr>
-          <w:sz w:val="28"/>
-        </w:rPr>
-        <w:t xml:space="preserve">в случаях, когда необходимо из модели сгенерировать код для микроконтроллера, </w:t>
-      </w:r>
-      <w:r>
-        <w:rPr>
-          <w:sz w:val="28"/>
-        </w:rPr>
-        <w:t xml:space="preserve">преобразование в суррогатную </w:t>
-      </w:r>
-      <w:proofErr w:type="spellStart"/>
-      <w:r>
-        <w:rPr>
-          <w:sz w:val="28"/>
-        </w:rPr>
-        <w:t>нейросеть</w:t>
-      </w:r>
-      <w:proofErr w:type="spellEnd"/>
-      <w:r>
-        <w:rPr>
-          <w:sz w:val="28"/>
-        </w:rPr>
-        <w:t xml:space="preserve"> позволит </w:t>
-      </w:r>
-      <w:r>
-        <w:rPr>
-          <w:sz w:val="28"/>
-        </w:rPr>
-        <w:t xml:space="preserve">значительно его </w:t>
-      </w:r>
-      <w:r>
-        <w:rPr>
-          <w:sz w:val="28"/>
-        </w:rPr>
-        <w:t>упростить, заменив сложные вычисления и связи на простые арифметические действия</w:t>
-      </w:r>
-      <w:r>
-        <w:rPr>
-          <w:sz w:val="28"/>
-        </w:rPr>
-        <w:t xml:space="preserve"> с фиксированной точкой</w:t>
-      </w:r>
-      <w:r>
-        <w:rPr>
-          <w:sz w:val="28"/>
-        </w:rPr>
-        <w:t xml:space="preserve">. </w:t>
-      </w:r>
-      <w:r>
-        <w:rPr>
-          <w:sz w:val="28"/>
-        </w:rPr>
-        <w:t>Иногда,</w:t>
-      </w:r>
-      <w:r>
-        <w:rPr>
-          <w:sz w:val="28"/>
-        </w:rPr>
-        <w:t xml:space="preserve"> </w:t>
-      </w:r>
       <w:r>
         <w:rPr>
           <w:sz w:val="28"/>
@@ -954,21 +848,7 @@
         <w:rPr>
           <w:sz w:val="28"/>
         </w:rPr>
-        <w:t xml:space="preserve">применение суррогатной </w:t>
-      </w:r>
-      <w:proofErr w:type="spellStart"/>
-      <w:r>
-        <w:rPr>
-          <w:sz w:val="28"/>
-        </w:rPr>
-        <w:t>нейросети</w:t>
-      </w:r>
-      <w:proofErr w:type="spellEnd"/>
-      <w:r>
-        <w:rPr>
-          <w:sz w:val="28"/>
-        </w:rPr>
-        <w:t xml:space="preserve"> позволит скрыть от пользователя детали функционирования системы, </w:t>
+        <w:t xml:space="preserve">применение суррогатной нейросети позволит скрыть от пользователя детали функционирования системы, </w:t>
       </w:r>
       <w:r>
         <w:rPr>
@@ -1091,40 +971,775 @@
         <w:rPr>
           <w:sz w:val="28"/>
         </w:rPr>
-        <w:t xml:space="preserve"> </w:t>
+        <w:t xml:space="preserve">, построенную в среде </w:t>
       </w:r>
       <w:r>
         <w:rPr>
           <w:sz w:val="28"/>
           <w:lang w:val="en-US"/>
         </w:rPr>
-        <w:t>R</w:t>
-      </w:r>
-      <w:r>
-        <w:rPr>
-          <w:sz w:val="28"/>
-        </w:rPr>
-        <w:t>2025</w:t>
+        <w:t>Simulink</w:t>
       </w:r>
       <w:r>
         <w:rPr>
           <w:sz w:val="28"/>
           <w:lang w:val="en-US"/>
         </w:rPr>
-        <w:t>a</w:t>
-      </w:r>
-      <w:r>
-        <w:rPr>
-          <w:sz w:val="28"/>
-        </w:rPr>
-        <w:t xml:space="preserve">, построенную в среде </w:t>
+        <w:fldChar w:fldCharType="begin"/>
+      </w:r>
+      <w:r>
+        <w:rPr>
+          <w:sz w:val="28"/>
+        </w:rPr>
+        <w:instrText xml:space="preserve"> </w:instrText>
       </w:r>
       <w:r>
         <w:rPr>
           <w:sz w:val="28"/>
           <w:lang w:val="en-US"/>
         </w:rPr>
-        <w:t>Simulink</w:t>
+        <w:instrText>ADDIN</w:instrText>
+      </w:r>
+      <w:r>
+        <w:rPr>
+          <w:sz w:val="28"/>
+        </w:rPr>
+        <w:instrText xml:space="preserve"> </w:instrText>
+      </w:r>
+      <w:r>
+        <w:rPr>
+          <w:sz w:val="28"/>
+          <w:lang w:val="en-US"/>
+        </w:rPr>
+        <w:instrText>ZOTERO</w:instrText>
+      </w:r>
+      <w:r>
+        <w:rPr>
+          <w:sz w:val="28"/>
+        </w:rPr>
+        <w:instrText>_</w:instrText>
+      </w:r>
+      <w:r>
+        <w:rPr>
+          <w:sz w:val="28"/>
+          <w:lang w:val="en-US"/>
+        </w:rPr>
+        <w:instrText>ITEM</w:instrText>
+      </w:r>
+      <w:r>
+        <w:rPr>
+          <w:sz w:val="28"/>
+        </w:rPr>
+        <w:instrText xml:space="preserve"> </w:instrText>
+      </w:r>
+      <w:r>
+        <w:rPr>
+          <w:sz w:val="28"/>
+          <w:lang w:val="en-US"/>
+        </w:rPr>
+        <w:instrText>CSL</w:instrText>
+      </w:r>
+      <w:r>
+        <w:rPr>
+          <w:sz w:val="28"/>
+        </w:rPr>
+        <w:instrText>_</w:instrText>
+      </w:r>
+      <w:r>
+        <w:rPr>
+          <w:sz w:val="28"/>
+          <w:lang w:val="en-US"/>
+        </w:rPr>
+        <w:instrText>CITATION</w:instrText>
+      </w:r>
+      <w:r>
+        <w:rPr>
+          <w:sz w:val="28"/>
+        </w:rPr>
+        <w:instrText xml:space="preserve"> {"</w:instrText>
+      </w:r>
+      <w:r>
+        <w:rPr>
+          <w:sz w:val="28"/>
+          <w:lang w:val="en-US"/>
+        </w:rPr>
+        <w:instrText>citationID</w:instrText>
+      </w:r>
+      <w:r>
+        <w:rPr>
+          <w:sz w:val="28"/>
+        </w:rPr>
+        <w:instrText>":"</w:instrText>
+      </w:r>
+      <w:r>
+        <w:rPr>
+          <w:sz w:val="28"/>
+          <w:lang w:val="en-US"/>
+        </w:rPr>
+        <w:instrText>nuIAGG</w:instrText>
+      </w:r>
+      <w:r>
+        <w:rPr>
+          <w:sz w:val="28"/>
+        </w:rPr>
+        <w:instrText>8</w:instrText>
+      </w:r>
+      <w:r>
+        <w:rPr>
+          <w:sz w:val="28"/>
+          <w:lang w:val="en-US"/>
+        </w:rPr>
+        <w:instrText>x</w:instrText>
+      </w:r>
+      <w:r>
+        <w:rPr>
+          <w:sz w:val="28"/>
+        </w:rPr>
+        <w:instrText>","</w:instrText>
+      </w:r>
+      <w:r>
+        <w:rPr>
+          <w:sz w:val="28"/>
+          <w:lang w:val="en-US"/>
+        </w:rPr>
+        <w:instrText>properties</w:instrText>
+      </w:r>
+      <w:r>
+        <w:rPr>
+          <w:sz w:val="28"/>
+        </w:rPr>
+        <w:instrText>":{"</w:instrText>
+      </w:r>
+      <w:r>
+        <w:rPr>
+          <w:sz w:val="28"/>
+          <w:lang w:val="en-US"/>
+        </w:rPr>
+        <w:instrText>formattedCitation</w:instrText>
+      </w:r>
+      <w:r>
+        <w:rPr>
+          <w:sz w:val="28"/>
+        </w:rPr>
+        <w:instrText>":"[4]","</w:instrText>
+      </w:r>
+      <w:r>
+        <w:rPr>
+          <w:sz w:val="28"/>
+          <w:lang w:val="en-US"/>
+        </w:rPr>
+        <w:instrText>plainCitation</w:instrText>
+      </w:r>
+      <w:r>
+        <w:rPr>
+          <w:sz w:val="28"/>
+        </w:rPr>
+        <w:instrText>":"[4]","</w:instrText>
+      </w:r>
+      <w:r>
+        <w:rPr>
+          <w:sz w:val="28"/>
+          <w:lang w:val="en-US"/>
+        </w:rPr>
+        <w:instrText>noteIndex</w:instrText>
+      </w:r>
+      <w:r>
+        <w:rPr>
+          <w:sz w:val="28"/>
+        </w:rPr>
+        <w:instrText>":0},"</w:instrText>
+      </w:r>
+      <w:r>
+        <w:rPr>
+          <w:sz w:val="28"/>
+          <w:lang w:val="en-US"/>
+        </w:rPr>
+        <w:instrText>citationItems</w:instrText>
+      </w:r>
+      <w:r>
+        <w:rPr>
+          <w:sz w:val="28"/>
+        </w:rPr>
+        <w:instrText>":[{"</w:instrText>
+      </w:r>
+      <w:r>
+        <w:rPr>
+          <w:sz w:val="28"/>
+          <w:lang w:val="en-US"/>
+        </w:rPr>
+        <w:instrText>id</w:instrText>
+      </w:r>
+      <w:r>
+        <w:rPr>
+          <w:sz w:val="28"/>
+        </w:rPr>
+        <w:instrText>":32,"</w:instrText>
+      </w:r>
+      <w:r>
+        <w:rPr>
+          <w:sz w:val="28"/>
+          <w:lang w:val="en-US"/>
+        </w:rPr>
+        <w:instrText>uris</w:instrText>
+      </w:r>
+      <w:r>
+        <w:rPr>
+          <w:sz w:val="28"/>
+        </w:rPr>
+        <w:instrText>":["</w:instrText>
+      </w:r>
+      <w:r>
+        <w:rPr>
+          <w:sz w:val="28"/>
+          <w:lang w:val="en-US"/>
+        </w:rPr>
+        <w:instrText>http</w:instrText>
+      </w:r>
+      <w:r>
+        <w:rPr>
+          <w:sz w:val="28"/>
+        </w:rPr>
+        <w:instrText>://</w:instrText>
+      </w:r>
+      <w:r>
+        <w:rPr>
+          <w:sz w:val="28"/>
+          <w:lang w:val="en-US"/>
+        </w:rPr>
+        <w:instrText>zotero</w:instrText>
+      </w:r>
+      <w:r>
+        <w:rPr>
+          <w:sz w:val="28"/>
+        </w:rPr>
+        <w:instrText>.</w:instrText>
+      </w:r>
+      <w:r>
+        <w:rPr>
+          <w:sz w:val="28"/>
+          <w:lang w:val="en-US"/>
+        </w:rPr>
+        <w:instrText>org</w:instrText>
+      </w:r>
+      <w:r>
+        <w:rPr>
+          <w:sz w:val="28"/>
+        </w:rPr>
+        <w:instrText>/</w:instrText>
+      </w:r>
+      <w:r>
+        <w:rPr>
+          <w:sz w:val="28"/>
+          <w:lang w:val="en-US"/>
+        </w:rPr>
+        <w:instrText>users</w:instrText>
+      </w:r>
+      <w:r>
+        <w:rPr>
+          <w:sz w:val="28"/>
+        </w:rPr>
+        <w:instrText>/13235738/</w:instrText>
+      </w:r>
+      <w:r>
+        <w:rPr>
+          <w:sz w:val="28"/>
+          <w:lang w:val="en-US"/>
+        </w:rPr>
+        <w:instrText>items</w:instrText>
+      </w:r>
+      <w:r>
+        <w:rPr>
+          <w:sz w:val="28"/>
+        </w:rPr>
+        <w:instrText>/</w:instrText>
+      </w:r>
+      <w:r>
+        <w:rPr>
+          <w:sz w:val="28"/>
+          <w:lang w:val="en-US"/>
+        </w:rPr>
+        <w:instrText>X</w:instrText>
+      </w:r>
+      <w:r>
+        <w:rPr>
+          <w:sz w:val="28"/>
+        </w:rPr>
+        <w:instrText>3</w:instrText>
+      </w:r>
+      <w:r>
+        <w:rPr>
+          <w:sz w:val="28"/>
+          <w:lang w:val="en-US"/>
+        </w:rPr>
+        <w:instrText>H</w:instrText>
+      </w:r>
+      <w:r>
+        <w:rPr>
+          <w:sz w:val="28"/>
+        </w:rPr>
+        <w:instrText>93</w:instrText>
+      </w:r>
+      <w:r>
+        <w:rPr>
+          <w:sz w:val="28"/>
+          <w:lang w:val="en-US"/>
+        </w:rPr>
+        <w:instrText>GNW</w:instrText>
+      </w:r>
+      <w:r>
+        <w:rPr>
+          <w:sz w:val="28"/>
+        </w:rPr>
+        <w:instrText>"],"</w:instrText>
+      </w:r>
+      <w:r>
+        <w:rPr>
+          <w:sz w:val="28"/>
+          <w:lang w:val="en-US"/>
+        </w:rPr>
+        <w:instrText>itemData</w:instrText>
+      </w:r>
+      <w:r>
+        <w:rPr>
+          <w:sz w:val="28"/>
+        </w:rPr>
+        <w:instrText>":{"</w:instrText>
+      </w:r>
+      <w:r>
+        <w:rPr>
+          <w:sz w:val="28"/>
+          <w:lang w:val="en-US"/>
+        </w:rPr>
+        <w:instrText>id</w:instrText>
+      </w:r>
+      <w:r>
+        <w:rPr>
+          <w:sz w:val="28"/>
+        </w:rPr>
+        <w:instrText>":32,"</w:instrText>
+      </w:r>
+      <w:r>
+        <w:rPr>
+          <w:sz w:val="28"/>
+          <w:lang w:val="en-US"/>
+        </w:rPr>
+        <w:instrText>type</w:instrText>
+      </w:r>
+      <w:r>
+        <w:rPr>
+          <w:sz w:val="28"/>
+        </w:rPr>
+        <w:instrText>":"</w:instrText>
+      </w:r>
+      <w:r>
+        <w:rPr>
+          <w:sz w:val="28"/>
+          <w:lang w:val="en-US"/>
+        </w:rPr>
+        <w:instrText>webpage</w:instrText>
+      </w:r>
+      <w:r>
+        <w:rPr>
+          <w:sz w:val="28"/>
+        </w:rPr>
+        <w:instrText>","</w:instrText>
+      </w:r>
+      <w:r>
+        <w:rPr>
+          <w:sz w:val="28"/>
+          <w:lang w:val="en-US"/>
+        </w:rPr>
+        <w:instrText>container</w:instrText>
+      </w:r>
+      <w:r>
+        <w:rPr>
+          <w:sz w:val="28"/>
+        </w:rPr>
+        <w:instrText>-</w:instrText>
+      </w:r>
+      <w:r>
+        <w:rPr>
+          <w:sz w:val="28"/>
+          <w:lang w:val="en-US"/>
+        </w:rPr>
+        <w:instrText>title</w:instrText>
+      </w:r>
+      <w:r>
+        <w:rPr>
+          <w:sz w:val="28"/>
+        </w:rPr>
+        <w:instrText>":"</w:instrText>
+      </w:r>
+      <w:r>
+        <w:rPr>
+          <w:sz w:val="28"/>
+          <w:lang w:val="en-US"/>
+        </w:rPr>
+        <w:instrText>CodeTown</w:instrText>
+      </w:r>
+      <w:r>
+        <w:rPr>
+          <w:sz w:val="28"/>
+        </w:rPr>
+        <w:instrText>.</w:instrText>
+      </w:r>
+      <w:r>
+        <w:rPr>
+          <w:sz w:val="28"/>
+          <w:lang w:val="en-US"/>
+        </w:rPr>
+        <w:instrText>ru</w:instrText>
+      </w:r>
+      <w:r>
+        <w:rPr>
+          <w:sz w:val="28"/>
+        </w:rPr>
+        <w:instrText>","</w:instrText>
+      </w:r>
+      <w:r>
+        <w:rPr>
+          <w:sz w:val="28"/>
+          <w:lang w:val="en-US"/>
+        </w:rPr>
+        <w:instrText>genre</w:instrText>
+      </w:r>
+      <w:r>
+        <w:rPr>
+          <w:sz w:val="28"/>
+        </w:rPr>
+        <w:instrText>":"Электронный ресурс","</w:instrText>
+      </w:r>
+      <w:r>
+        <w:rPr>
+          <w:sz w:val="28"/>
+          <w:lang w:val="en-US"/>
+        </w:rPr>
+        <w:instrText>title</w:instrText>
+      </w:r>
+      <w:r>
+        <w:rPr>
+          <w:sz w:val="28"/>
+        </w:rPr>
+        <w:instrText xml:space="preserve">":"Численная оптимизация в </w:instrText>
+      </w:r>
+      <w:r>
+        <w:rPr>
+          <w:sz w:val="28"/>
+          <w:lang w:val="en-US"/>
+        </w:rPr>
+        <w:instrText>Matlab</w:instrText>
+      </w:r>
+      <w:r>
+        <w:rPr>
+          <w:sz w:val="28"/>
+        </w:rPr>
+        <w:instrText>","</w:instrText>
+      </w:r>
+      <w:r>
+        <w:rPr>
+          <w:sz w:val="28"/>
+          <w:lang w:val="en-US"/>
+        </w:rPr>
+        <w:instrText>URL</w:instrText>
+      </w:r>
+      <w:r>
+        <w:rPr>
+          <w:sz w:val="28"/>
+        </w:rPr>
+        <w:instrText>":"</w:instrText>
+      </w:r>
+      <w:r>
+        <w:rPr>
+          <w:sz w:val="28"/>
+          <w:lang w:val="en-US"/>
+        </w:rPr>
+        <w:instrText>https</w:instrText>
+      </w:r>
+      <w:r>
+        <w:rPr>
+          <w:sz w:val="28"/>
+        </w:rPr>
+        <w:instrText>://</w:instrText>
+      </w:r>
+      <w:r>
+        <w:rPr>
+          <w:sz w:val="28"/>
+          <w:lang w:val="en-US"/>
+        </w:rPr>
+        <w:instrText>codetown</w:instrText>
+      </w:r>
+      <w:r>
+        <w:rPr>
+          <w:sz w:val="28"/>
+        </w:rPr>
+        <w:instrText>.</w:instrText>
+      </w:r>
+      <w:r>
+        <w:rPr>
+          <w:sz w:val="28"/>
+          <w:lang w:val="en-US"/>
+        </w:rPr>
+        <w:instrText>ru</w:instrText>
+      </w:r>
+      <w:r>
+        <w:rPr>
+          <w:sz w:val="28"/>
+        </w:rPr>
+        <w:instrText>/</w:instrText>
+      </w:r>
+      <w:r>
+        <w:rPr>
+          <w:sz w:val="28"/>
+          <w:lang w:val="en-US"/>
+        </w:rPr>
+        <w:instrText>matlab</w:instrText>
+      </w:r>
+      <w:r>
+        <w:rPr>
+          <w:sz w:val="28"/>
+        </w:rPr>
+        <w:instrText>/</w:instrText>
+      </w:r>
+      <w:r>
+        <w:rPr>
+          <w:sz w:val="28"/>
+          <w:lang w:val="en-US"/>
+        </w:rPr>
+        <w:instrText>optimizaciya</w:instrText>
+      </w:r>
+      <w:r>
+        <w:rPr>
+          <w:sz w:val="28"/>
+        </w:rPr>
+        <w:instrText>","</w:instrText>
+      </w:r>
+      <w:r>
+        <w:rPr>
+          <w:sz w:val="28"/>
+          <w:lang w:val="en-US"/>
+        </w:rPr>
+        <w:instrText>accessed</w:instrText>
+      </w:r>
+      <w:r>
+        <w:rPr>
+          <w:sz w:val="28"/>
+        </w:rPr>
+        <w:instrText>":{"</w:instrText>
+      </w:r>
+      <w:r>
+        <w:rPr>
+          <w:sz w:val="28"/>
+          <w:lang w:val="en-US"/>
+        </w:rPr>
+        <w:instrText>date</w:instrText>
+      </w:r>
+      <w:r>
+        <w:rPr>
+          <w:sz w:val="28"/>
+        </w:rPr>
+        <w:instrText>-</w:instrText>
+      </w:r>
+      <w:r>
+        <w:rPr>
+          <w:sz w:val="28"/>
+          <w:lang w:val="en-US"/>
+        </w:rPr>
+        <w:instrText>parts</w:instrText>
+      </w:r>
+      <w:r>
+        <w:rPr>
+          <w:sz w:val="28"/>
+        </w:rPr>
+        <w:instrText>":[["2024",8,22]]}}}],"</w:instrText>
+      </w:r>
+      <w:r>
+        <w:rPr>
+          <w:sz w:val="28"/>
+          <w:lang w:val="en-US"/>
+        </w:rPr>
+        <w:instrText>schema</w:instrText>
+      </w:r>
+      <w:r>
+        <w:rPr>
+          <w:sz w:val="28"/>
+        </w:rPr>
+        <w:instrText>":"</w:instrText>
+      </w:r>
+      <w:r>
+        <w:rPr>
+          <w:sz w:val="28"/>
+          <w:lang w:val="en-US"/>
+        </w:rPr>
+        <w:instrText>https</w:instrText>
+      </w:r>
+      <w:r>
+        <w:rPr>
+          <w:sz w:val="28"/>
+        </w:rPr>
+        <w:instrText>://</w:instrText>
+      </w:r>
+      <w:r>
+        <w:rPr>
+          <w:sz w:val="28"/>
+          <w:lang w:val="en-US"/>
+        </w:rPr>
+        <w:instrText>github</w:instrText>
+      </w:r>
+      <w:r>
+        <w:rPr>
+          <w:sz w:val="28"/>
+        </w:rPr>
+        <w:instrText>.</w:instrText>
+      </w:r>
+      <w:r>
+        <w:rPr>
+          <w:sz w:val="28"/>
+          <w:lang w:val="en-US"/>
+        </w:rPr>
+        <w:instrText>com</w:instrText>
+      </w:r>
+      <w:r>
+        <w:rPr>
+          <w:sz w:val="28"/>
+        </w:rPr>
+        <w:instrText>/</w:instrText>
+      </w:r>
+      <w:r>
+        <w:rPr>
+          <w:sz w:val="28"/>
+          <w:lang w:val="en-US"/>
+        </w:rPr>
+        <w:instrText>citation</w:instrText>
+      </w:r>
+      <w:r>
+        <w:rPr>
+          <w:sz w:val="28"/>
+        </w:rPr>
+        <w:instrText>-</w:instrText>
+      </w:r>
+      <w:r>
+        <w:rPr>
+          <w:sz w:val="28"/>
+          <w:lang w:val="en-US"/>
+        </w:rPr>
+        <w:instrText>style</w:instrText>
+      </w:r>
+      <w:r>
+        <w:rPr>
+          <w:sz w:val="28"/>
+        </w:rPr>
+        <w:instrText>-</w:instrText>
+      </w:r>
+      <w:r>
+        <w:rPr>
+          <w:sz w:val="28"/>
+          <w:lang w:val="en-US"/>
+        </w:rPr>
+        <w:instrText>language</w:instrText>
+      </w:r>
+      <w:r>
+        <w:rPr>
+          <w:sz w:val="28"/>
+        </w:rPr>
+        <w:instrText>/</w:instrText>
+      </w:r>
+      <w:r>
+        <w:rPr>
+          <w:sz w:val="28"/>
+          <w:lang w:val="en-US"/>
+        </w:rPr>
+        <w:instrText>schema</w:instrText>
+      </w:r>
+      <w:r>
+        <w:rPr>
+          <w:sz w:val="28"/>
+        </w:rPr>
+        <w:instrText>/</w:instrText>
+      </w:r>
+      <w:r>
+        <w:rPr>
+          <w:sz w:val="28"/>
+          <w:lang w:val="en-US"/>
+        </w:rPr>
+        <w:instrText>raw</w:instrText>
+      </w:r>
+      <w:r>
+        <w:rPr>
+          <w:sz w:val="28"/>
+        </w:rPr>
+        <w:instrText>/</w:instrText>
+      </w:r>
+      <w:r>
+        <w:rPr>
+          <w:sz w:val="28"/>
+          <w:lang w:val="en-US"/>
+        </w:rPr>
+        <w:instrText>master</w:instrText>
+      </w:r>
+      <w:r>
+        <w:rPr>
+          <w:sz w:val="28"/>
+        </w:rPr>
+        <w:instrText>/</w:instrText>
+      </w:r>
+      <w:r>
+        <w:rPr>
+          <w:sz w:val="28"/>
+          <w:lang w:val="en-US"/>
+        </w:rPr>
+        <w:instrText>csl</w:instrText>
+      </w:r>
+      <w:r>
+        <w:rPr>
+          <w:sz w:val="28"/>
+        </w:rPr>
+        <w:instrText>-</w:instrText>
+      </w:r>
+      <w:r>
+        <w:rPr>
+          <w:sz w:val="28"/>
+          <w:lang w:val="en-US"/>
+        </w:rPr>
+        <w:instrText>citation</w:instrText>
+      </w:r>
+      <w:r>
+        <w:rPr>
+          <w:sz w:val="28"/>
+        </w:rPr>
+        <w:instrText>.</w:instrText>
+      </w:r>
+      <w:r>
+        <w:rPr>
+          <w:sz w:val="28"/>
+          <w:lang w:val="en-US"/>
+        </w:rPr>
+        <w:instrText>json</w:instrText>
+      </w:r>
+      <w:r>
+        <w:rPr>
+          <w:sz w:val="28"/>
+        </w:rPr>
+        <w:instrText xml:space="preserve">"} </w:instrText>
+      </w:r>
+      <w:r>
+        <w:rPr>
+          <w:sz w:val="28"/>
+          <w:lang w:val="en-US"/>
+        </w:rPr>
+        <w:fldChar w:fldCharType="separate"/>
+      </w:r>
+      <w:r>
+        <w:rPr>
+          <w:sz w:val="28"/>
+        </w:rPr>
+        <w:t>[4]</w:t>
+      </w:r>
+      <w:r>
+        <w:rPr>
+          <w:sz w:val="28"/>
+          <w:lang w:val="en-US"/>
+        </w:rPr>
+        <w:fldChar w:fldCharType="end"/>
       </w:r>
       <w:r>
         <w:rPr>
@@ -1210,21 +1825,7 @@
         <w:rPr>
           <w:sz w:val="28"/>
         </w:rPr>
-        <w:t xml:space="preserve">Рисунок 1 – Имитационная модель движения </w:t>
-      </w:r>
-      <w:proofErr w:type="spellStart"/>
-      <w:r>
-        <w:rPr>
-          <w:sz w:val="28"/>
-        </w:rPr>
-        <w:t>полноприводного</w:t>
-      </w:r>
-      <w:proofErr w:type="spellEnd"/>
-      <w:r>
-        <w:rPr>
-          <w:sz w:val="28"/>
-        </w:rPr>
-        <w:t xml:space="preserve"> автомобиля в среде </w:t>
+        <w:t xml:space="preserve">Рисунок 1 – Имитационная модель движения полноприводного автомобиля в среде </w:t>
       </w:r>
       <w:r>
         <w:rPr>
@@ -1438,72 +2039,126 @@
           <w:color w:val="212121"/>
           <w:sz w:val="21"/>
           <w:szCs w:val="21"/>
-          <w:lang w:val="en-US" w:eastAsia="ru-RU"/>
-        </w:rPr>
-      </w:pPr>
-      <w:proofErr w:type="spellStart"/>
-      <w:r>
-        <w:rPr>
-          <w:rFonts w:ascii="Consolas" w:eastAsia="Times New Roman" w:hAnsi="Consolas" w:cs="Times New Roman"/>
-          <w:color w:val="212121"/>
-          <w:sz w:val="21"/>
-          <w:szCs w:val="21"/>
-          <w:lang w:val="en-US" w:eastAsia="ru-RU"/>
-        </w:rPr>
-        <w:t>theta_min</w:t>
-      </w:r>
-      <w:proofErr w:type="spellEnd"/>
-      <w:r>
-        <w:rPr>
-          <w:rFonts w:ascii="Consolas" w:eastAsia="Times New Roman" w:hAnsi="Consolas" w:cs="Times New Roman"/>
-          <w:color w:val="212121"/>
-          <w:sz w:val="21"/>
-          <w:szCs w:val="21"/>
-          <w:lang w:val="en-US" w:eastAsia="ru-RU"/>
+          <w:lang w:eastAsia="ru-RU"/>
+        </w:rPr>
+      </w:pPr>
+      <w:r>
+        <w:rPr>
+          <w:rFonts w:ascii="Consolas" w:eastAsia="Times New Roman" w:hAnsi="Consolas" w:cs="Times New Roman"/>
+          <w:color w:val="212121"/>
+          <w:sz w:val="21"/>
+          <w:szCs w:val="21"/>
+          <w:lang w:val="en-US" w:eastAsia="ru-RU"/>
+        </w:rPr>
+        <w:t>theta</w:t>
+      </w:r>
+      <w:r>
+        <w:rPr>
+          <w:rFonts w:ascii="Consolas" w:eastAsia="Times New Roman" w:hAnsi="Consolas" w:cs="Times New Roman"/>
+          <w:color w:val="212121"/>
+          <w:sz w:val="21"/>
+          <w:szCs w:val="21"/>
+          <w:lang w:eastAsia="ru-RU"/>
+        </w:rPr>
+        <w:t>_</w:t>
+      </w:r>
+      <w:r>
+        <w:rPr>
+          <w:rFonts w:ascii="Consolas" w:eastAsia="Times New Roman" w:hAnsi="Consolas" w:cs="Times New Roman"/>
+          <w:color w:val="212121"/>
+          <w:sz w:val="21"/>
+          <w:szCs w:val="21"/>
+          <w:lang w:val="en-US" w:eastAsia="ru-RU"/>
+        </w:rPr>
+        <w:t>min</w:t>
+      </w:r>
+      <w:r>
+        <w:rPr>
+          <w:rFonts w:ascii="Consolas" w:eastAsia="Times New Roman" w:hAnsi="Consolas" w:cs="Times New Roman"/>
+          <w:color w:val="212121"/>
+          <w:sz w:val="21"/>
+          <w:szCs w:val="21"/>
+          <w:lang w:eastAsia="ru-RU"/>
         </w:rPr>
         <w:t xml:space="preserve"> = -5;   </w:t>
       </w:r>
-      <w:proofErr w:type="spellStart"/>
-      <w:r>
-        <w:rPr>
-          <w:rFonts w:ascii="Consolas" w:eastAsia="Times New Roman" w:hAnsi="Consolas" w:cs="Times New Roman"/>
-          <w:color w:val="212121"/>
-          <w:sz w:val="21"/>
-          <w:szCs w:val="21"/>
-          <w:lang w:val="en-US" w:eastAsia="ru-RU"/>
-        </w:rPr>
-        <w:t>theta_max</w:t>
-      </w:r>
-      <w:proofErr w:type="spellEnd"/>
-      <w:r>
-        <w:rPr>
-          <w:rFonts w:ascii="Consolas" w:eastAsia="Times New Roman" w:hAnsi="Consolas" w:cs="Times New Roman"/>
-          <w:color w:val="212121"/>
-          <w:sz w:val="21"/>
-          <w:szCs w:val="21"/>
-          <w:lang w:val="en-US" w:eastAsia="ru-RU"/>
+      <w:r>
+        <w:rPr>
+          <w:rFonts w:ascii="Consolas" w:eastAsia="Times New Roman" w:hAnsi="Consolas" w:cs="Times New Roman"/>
+          <w:color w:val="212121"/>
+          <w:sz w:val="21"/>
+          <w:szCs w:val="21"/>
+          <w:lang w:val="en-US" w:eastAsia="ru-RU"/>
+        </w:rPr>
+        <w:t>theta</w:t>
+      </w:r>
+      <w:r>
+        <w:rPr>
+          <w:rFonts w:ascii="Consolas" w:eastAsia="Times New Roman" w:hAnsi="Consolas" w:cs="Times New Roman"/>
+          <w:color w:val="212121"/>
+          <w:sz w:val="21"/>
+          <w:szCs w:val="21"/>
+          <w:lang w:eastAsia="ru-RU"/>
+        </w:rPr>
+        <w:t>_</w:t>
+      </w:r>
+      <w:r>
+        <w:rPr>
+          <w:rFonts w:ascii="Consolas" w:eastAsia="Times New Roman" w:hAnsi="Consolas" w:cs="Times New Roman"/>
+          <w:color w:val="212121"/>
+          <w:sz w:val="21"/>
+          <w:szCs w:val="21"/>
+          <w:lang w:val="en-US" w:eastAsia="ru-RU"/>
+        </w:rPr>
+        <w:t>max</w:t>
+      </w:r>
+      <w:r>
+        <w:rPr>
+          <w:rFonts w:ascii="Consolas" w:eastAsia="Times New Roman" w:hAnsi="Consolas" w:cs="Times New Roman"/>
+          <w:color w:val="212121"/>
+          <w:sz w:val="21"/>
+          <w:szCs w:val="21"/>
+          <w:lang w:eastAsia="ru-RU"/>
         </w:rPr>
         <w:t xml:space="preserve"> = 15;   </w:t>
       </w:r>
-      <w:proofErr w:type="spellStart"/>
-      <w:r>
-        <w:rPr>
-          <w:rFonts w:ascii="Consolas" w:eastAsia="Times New Roman" w:hAnsi="Consolas" w:cs="Times New Roman"/>
-          <w:color w:val="212121"/>
-          <w:sz w:val="21"/>
-          <w:szCs w:val="21"/>
-          <w:lang w:val="en-US" w:eastAsia="ru-RU"/>
-        </w:rPr>
-        <w:t>theta_n</w:t>
-      </w:r>
-      <w:proofErr w:type="spellEnd"/>
-      <w:r>
-        <w:rPr>
-          <w:rFonts w:ascii="Consolas" w:eastAsia="Times New Roman" w:hAnsi="Consolas" w:cs="Times New Roman"/>
-          <w:color w:val="212121"/>
-          <w:sz w:val="21"/>
-          <w:szCs w:val="21"/>
-          <w:lang w:val="en-US" w:eastAsia="ru-RU"/>
+      <w:r>
+        <w:rPr>
+          <w:rFonts w:ascii="Consolas" w:eastAsia="Times New Roman" w:hAnsi="Consolas" w:cs="Times New Roman"/>
+          <w:color w:val="212121"/>
+          <w:sz w:val="21"/>
+          <w:szCs w:val="21"/>
+          <w:lang w:val="en-US" w:eastAsia="ru-RU"/>
+        </w:rPr>
+        <w:t>theta</w:t>
+      </w:r>
+      <w:r>
+        <w:rPr>
+          <w:rFonts w:ascii="Consolas" w:eastAsia="Times New Roman" w:hAnsi="Consolas" w:cs="Times New Roman"/>
+          <w:color w:val="212121"/>
+          <w:sz w:val="21"/>
+          <w:szCs w:val="21"/>
+          <w:lang w:eastAsia="ru-RU"/>
+        </w:rPr>
+        <w:t>_</w:t>
+      </w:r>
+      <w:r>
+        <w:rPr>
+          <w:rFonts w:ascii="Consolas" w:eastAsia="Times New Roman" w:hAnsi="Consolas" w:cs="Times New Roman"/>
+          <w:color w:val="212121"/>
+          <w:sz w:val="21"/>
+          <w:szCs w:val="21"/>
+          <w:lang w:val="en-US" w:eastAsia="ru-RU"/>
+        </w:rPr>
+        <w:t>n</w:t>
+      </w:r>
+      <w:r>
+        <w:rPr>
+          <w:rFonts w:ascii="Consolas" w:eastAsia="Times New Roman" w:hAnsi="Consolas" w:cs="Times New Roman"/>
+          <w:color w:val="212121"/>
+          <w:sz w:val="21"/>
+          <w:szCs w:val="21"/>
+          <w:lang w:eastAsia="ru-RU"/>
         </w:rPr>
         <w:t xml:space="preserve"> = 5;</w:t>
       </w:r>
@@ -1540,26 +2195,96 @@
           <w:color w:val="212121"/>
           <w:sz w:val="21"/>
           <w:szCs w:val="21"/>
-          <w:lang w:val="en-US" w:eastAsia="ru-RU"/>
-        </w:rPr>
-      </w:pPr>
-      <w:r>
-        <w:rPr>
-          <w:rFonts w:ascii="Consolas" w:eastAsia="Times New Roman" w:hAnsi="Consolas" w:cs="Times New Roman"/>
-          <w:color w:val="212121"/>
-          <w:sz w:val="21"/>
-          <w:szCs w:val="21"/>
-          <w:lang w:val="en-US" w:eastAsia="ru-RU"/>
-        </w:rPr>
-        <w:t xml:space="preserve">v0_min     = 1;   v0_max     = </w:t>
-      </w:r>
-      <w:r>
-        <w:rPr>
-          <w:rFonts w:ascii="Consolas" w:eastAsia="Times New Roman" w:hAnsi="Consolas" w:cs="Times New Roman"/>
-          <w:color w:val="212121"/>
-          <w:sz w:val="21"/>
-          <w:szCs w:val="21"/>
-          <w:lang w:val="en-US" w:eastAsia="ru-RU"/>
+          <w:lang w:eastAsia="ru-RU"/>
+        </w:rPr>
+      </w:pPr>
+      <w:r>
+        <w:rPr>
+          <w:rFonts w:ascii="Consolas" w:eastAsia="Times New Roman" w:hAnsi="Consolas" w:cs="Times New Roman"/>
+          <w:color w:val="212121"/>
+          <w:sz w:val="21"/>
+          <w:szCs w:val="21"/>
+          <w:lang w:val="en-US" w:eastAsia="ru-RU"/>
+        </w:rPr>
+        <w:t>v</w:t>
+      </w:r>
+      <w:r>
+        <w:rPr>
+          <w:rFonts w:ascii="Consolas" w:eastAsia="Times New Roman" w:hAnsi="Consolas" w:cs="Times New Roman"/>
+          <w:color w:val="212121"/>
+          <w:sz w:val="21"/>
+          <w:szCs w:val="21"/>
+          <w:lang w:eastAsia="ru-RU"/>
+        </w:rPr>
+        <w:t>0_</w:t>
+      </w:r>
+      <w:r>
+        <w:rPr>
+          <w:rFonts w:ascii="Consolas" w:eastAsia="Times New Roman" w:hAnsi="Consolas" w:cs="Times New Roman"/>
+          <w:color w:val="212121"/>
+          <w:sz w:val="21"/>
+          <w:szCs w:val="21"/>
+          <w:lang w:val="en-US" w:eastAsia="ru-RU"/>
+        </w:rPr>
+        <w:t>min</w:t>
+      </w:r>
+      <w:r>
+        <w:rPr>
+          <w:rFonts w:ascii="Consolas" w:eastAsia="Times New Roman" w:hAnsi="Consolas" w:cs="Times New Roman"/>
+          <w:color w:val="212121"/>
+          <w:sz w:val="21"/>
+          <w:szCs w:val="21"/>
+          <w:lang w:eastAsia="ru-RU"/>
+        </w:rPr>
+        <w:t xml:space="preserve">     = 1;   </w:t>
+      </w:r>
+      <w:r>
+        <w:rPr>
+          <w:rFonts w:ascii="Consolas" w:eastAsia="Times New Roman" w:hAnsi="Consolas" w:cs="Times New Roman"/>
+          <w:color w:val="212121"/>
+          <w:sz w:val="21"/>
+          <w:szCs w:val="21"/>
+          <w:lang w:val="en-US" w:eastAsia="ru-RU"/>
+        </w:rPr>
+        <w:t>v</w:t>
+      </w:r>
+      <w:r>
+        <w:rPr>
+          <w:rFonts w:ascii="Consolas" w:eastAsia="Times New Roman" w:hAnsi="Consolas" w:cs="Times New Roman"/>
+          <w:color w:val="212121"/>
+          <w:sz w:val="21"/>
+          <w:szCs w:val="21"/>
+          <w:lang w:eastAsia="ru-RU"/>
+        </w:rPr>
+        <w:t>0_</w:t>
+      </w:r>
+      <w:r>
+        <w:rPr>
+          <w:rFonts w:ascii="Consolas" w:eastAsia="Times New Roman" w:hAnsi="Consolas" w:cs="Times New Roman"/>
+          <w:color w:val="212121"/>
+          <w:sz w:val="21"/>
+          <w:szCs w:val="21"/>
+          <w:lang w:val="en-US" w:eastAsia="ru-RU"/>
+        </w:rPr>
+        <w:t>max</w:t>
+      </w:r>
+      <w:r>
+        <w:rPr>
+          <w:rFonts w:ascii="Consolas" w:eastAsia="Times New Roman" w:hAnsi="Consolas" w:cs="Times New Roman"/>
+          <w:color w:val="212121"/>
+          <w:sz w:val="21"/>
+          <w:szCs w:val="21"/>
+          <w:lang w:eastAsia="ru-RU"/>
+        </w:rPr>
+        <w:t xml:space="preserve">     = </w:t>
+      </w:r>
+      <w:r>
+        <w:rPr>
+          <w:rFonts w:ascii="Consolas" w:eastAsia="Times New Roman" w:hAnsi="Consolas" w:cs="Times New Roman"/>
+          <w:color w:val="212121"/>
+          <w:sz w:val="21"/>
+          <w:szCs w:val="21"/>
+          <w:lang w:eastAsia="ru-RU"/>
         </w:rPr>
         <w:t>20</w:t>
       </w:r>
@@ -1569,9 +2294,49 @@
           <w:color w:val="212121"/>
           <w:sz w:val="21"/>
           <w:szCs w:val="21"/>
-          <w:lang w:val="en-US" w:eastAsia="ru-RU"/>
-        </w:rPr>
-        <w:t>;   v0_n     = 5;</w:t>
+          <w:lang w:eastAsia="ru-RU"/>
+        </w:rPr>
+        <w:t xml:space="preserve">;   </w:t>
+      </w:r>
+      <w:r>
+        <w:rPr>
+          <w:rFonts w:ascii="Consolas" w:eastAsia="Times New Roman" w:hAnsi="Consolas" w:cs="Times New Roman"/>
+          <w:color w:val="212121"/>
+          <w:sz w:val="21"/>
+          <w:szCs w:val="21"/>
+          <w:lang w:val="en-US" w:eastAsia="ru-RU"/>
+        </w:rPr>
+        <w:t>v</w:t>
+      </w:r>
+      <w:r>
+        <w:rPr>
+          <w:rFonts w:ascii="Consolas" w:eastAsia="Times New Roman" w:hAnsi="Consolas" w:cs="Times New Roman"/>
+          <w:color w:val="212121"/>
+          <w:sz w:val="21"/>
+          <w:szCs w:val="21"/>
+          <w:lang w:eastAsia="ru-RU"/>
+        </w:rPr>
+        <w:t>0_</w:t>
+      </w:r>
+      <w:r>
+        <w:rPr>
+          <w:rFonts w:ascii="Consolas" w:eastAsia="Times New Roman" w:hAnsi="Consolas" w:cs="Times New Roman"/>
+          <w:color w:val="212121"/>
+          <w:sz w:val="21"/>
+          <w:szCs w:val="21"/>
+          <w:lang w:val="en-US" w:eastAsia="ru-RU"/>
+        </w:rPr>
+        <w:t>n</w:t>
+      </w:r>
+      <w:r>
+        <w:rPr>
+          <w:rFonts w:ascii="Consolas" w:eastAsia="Times New Roman" w:hAnsi="Consolas" w:cs="Times New Roman"/>
+          <w:color w:val="212121"/>
+          <w:sz w:val="21"/>
+          <w:szCs w:val="21"/>
+          <w:lang w:eastAsia="ru-RU"/>
+        </w:rPr>
+        <w:t xml:space="preserve">     = 5;</w:t>
       </w:r>
     </w:p>
     <w:p>
@@ -1606,50 +2371,86 @@
           <w:color w:val="212121"/>
           <w:sz w:val="21"/>
           <w:szCs w:val="21"/>
-          <w:lang w:val="en-US" w:eastAsia="ru-RU"/>
-        </w:rPr>
-      </w:pPr>
-      <w:proofErr w:type="spellStart"/>
-      <w:r>
-        <w:rPr>
-          <w:rFonts w:ascii="Consolas" w:eastAsia="Times New Roman" w:hAnsi="Consolas" w:cs="Times New Roman"/>
-          <w:color w:val="212121"/>
-          <w:sz w:val="21"/>
-          <w:szCs w:val="21"/>
-          <w:lang w:val="en-US" w:eastAsia="ru-RU"/>
-        </w:rPr>
-        <w:t>throttle_min</w:t>
-      </w:r>
-      <w:proofErr w:type="spellEnd"/>
-      <w:r>
-        <w:rPr>
-          <w:rFonts w:ascii="Consolas" w:eastAsia="Times New Roman" w:hAnsi="Consolas" w:cs="Times New Roman"/>
-          <w:color w:val="212121"/>
-          <w:sz w:val="21"/>
-          <w:szCs w:val="21"/>
-          <w:lang w:val="en-US" w:eastAsia="ru-RU"/>
+          <w:lang w:eastAsia="ru-RU"/>
+        </w:rPr>
+      </w:pPr>
+      <w:r>
+        <w:rPr>
+          <w:rFonts w:ascii="Consolas" w:eastAsia="Times New Roman" w:hAnsi="Consolas" w:cs="Times New Roman"/>
+          <w:color w:val="212121"/>
+          <w:sz w:val="21"/>
+          <w:szCs w:val="21"/>
+          <w:lang w:val="en-US" w:eastAsia="ru-RU"/>
+        </w:rPr>
+        <w:t>throttle</w:t>
+      </w:r>
+      <w:r>
+        <w:rPr>
+          <w:rFonts w:ascii="Consolas" w:eastAsia="Times New Roman" w:hAnsi="Consolas" w:cs="Times New Roman"/>
+          <w:color w:val="212121"/>
+          <w:sz w:val="21"/>
+          <w:szCs w:val="21"/>
+          <w:lang w:eastAsia="ru-RU"/>
+        </w:rPr>
+        <w:t>_</w:t>
+      </w:r>
+      <w:r>
+        <w:rPr>
+          <w:rFonts w:ascii="Consolas" w:eastAsia="Times New Roman" w:hAnsi="Consolas" w:cs="Times New Roman"/>
+          <w:color w:val="212121"/>
+          <w:sz w:val="21"/>
+          <w:szCs w:val="21"/>
+          <w:lang w:val="en-US" w:eastAsia="ru-RU"/>
+        </w:rPr>
+        <w:t>min</w:t>
+      </w:r>
+      <w:r>
+        <w:rPr>
+          <w:rFonts w:ascii="Consolas" w:eastAsia="Times New Roman" w:hAnsi="Consolas" w:cs="Times New Roman"/>
+          <w:color w:val="212121"/>
+          <w:sz w:val="21"/>
+          <w:szCs w:val="21"/>
+          <w:lang w:eastAsia="ru-RU"/>
         </w:rPr>
         <w:t xml:space="preserve"> = 10;   </w:t>
       </w:r>
-      <w:proofErr w:type="spellStart"/>
-      <w:r>
-        <w:rPr>
-          <w:rFonts w:ascii="Consolas" w:eastAsia="Times New Roman" w:hAnsi="Consolas" w:cs="Times New Roman"/>
-          <w:color w:val="212121"/>
-          <w:sz w:val="21"/>
-          <w:szCs w:val="21"/>
-          <w:lang w:val="en-US" w:eastAsia="ru-RU"/>
-        </w:rPr>
-        <w:t>throttle_max</w:t>
-      </w:r>
-      <w:proofErr w:type="spellEnd"/>
-      <w:r>
-        <w:rPr>
-          <w:rFonts w:ascii="Consolas" w:eastAsia="Times New Roman" w:hAnsi="Consolas" w:cs="Times New Roman"/>
-          <w:color w:val="212121"/>
-          <w:sz w:val="21"/>
-          <w:szCs w:val="21"/>
-          <w:lang w:val="en-US" w:eastAsia="ru-RU"/>
+      <w:r>
+        <w:rPr>
+          <w:rFonts w:ascii="Consolas" w:eastAsia="Times New Roman" w:hAnsi="Consolas" w:cs="Times New Roman"/>
+          <w:color w:val="212121"/>
+          <w:sz w:val="21"/>
+          <w:szCs w:val="21"/>
+          <w:lang w:val="en-US" w:eastAsia="ru-RU"/>
+        </w:rPr>
+        <w:t>throttle</w:t>
+      </w:r>
+      <w:r>
+        <w:rPr>
+          <w:rFonts w:ascii="Consolas" w:eastAsia="Times New Roman" w:hAnsi="Consolas" w:cs="Times New Roman"/>
+          <w:color w:val="212121"/>
+          <w:sz w:val="21"/>
+          <w:szCs w:val="21"/>
+          <w:lang w:eastAsia="ru-RU"/>
+        </w:rPr>
+        <w:t>_</w:t>
+      </w:r>
+      <w:r>
+        <w:rPr>
+          <w:rFonts w:ascii="Consolas" w:eastAsia="Times New Roman" w:hAnsi="Consolas" w:cs="Times New Roman"/>
+          <w:color w:val="212121"/>
+          <w:sz w:val="21"/>
+          <w:szCs w:val="21"/>
+          <w:lang w:val="en-US" w:eastAsia="ru-RU"/>
+        </w:rPr>
+        <w:t>max</w:t>
+      </w:r>
+      <w:r>
+        <w:rPr>
+          <w:rFonts w:ascii="Consolas" w:eastAsia="Times New Roman" w:hAnsi="Consolas" w:cs="Times New Roman"/>
+          <w:color w:val="212121"/>
+          <w:sz w:val="21"/>
+          <w:szCs w:val="21"/>
+          <w:lang w:eastAsia="ru-RU"/>
         </w:rPr>
         <w:t xml:space="preserve"> = </w:t>
       </w:r>
@@ -1659,7 +2460,7 @@
           <w:color w:val="212121"/>
           <w:sz w:val="21"/>
           <w:szCs w:val="21"/>
-          <w:lang w:val="en-US" w:eastAsia="ru-RU"/>
+          <w:lang w:eastAsia="ru-RU"/>
         </w:rPr>
         <w:t>8</w:t>
       </w:r>
@@ -1669,29 +2470,47 @@
           <w:color w:val="212121"/>
           <w:sz w:val="21"/>
           <w:szCs w:val="21"/>
-          <w:lang w:val="en-US" w:eastAsia="ru-RU"/>
+          <w:lang w:eastAsia="ru-RU"/>
         </w:rPr>
         <w:t xml:space="preserve">0;   </w:t>
       </w:r>
-      <w:proofErr w:type="spellStart"/>
-      <w:r>
-        <w:rPr>
-          <w:rFonts w:ascii="Consolas" w:eastAsia="Times New Roman" w:hAnsi="Consolas" w:cs="Times New Roman"/>
-          <w:color w:val="212121"/>
-          <w:sz w:val="21"/>
-          <w:szCs w:val="21"/>
-          <w:lang w:val="en-US" w:eastAsia="ru-RU"/>
-        </w:rPr>
-        <w:t>throttle_n</w:t>
-      </w:r>
-      <w:proofErr w:type="spellEnd"/>
-      <w:r>
-        <w:rPr>
-          <w:rFonts w:ascii="Consolas" w:eastAsia="Times New Roman" w:hAnsi="Consolas" w:cs="Times New Roman"/>
-          <w:color w:val="212121"/>
-          <w:sz w:val="21"/>
-          <w:szCs w:val="21"/>
-          <w:lang w:val="en-US" w:eastAsia="ru-RU"/>
+      <w:r>
+        <w:rPr>
+          <w:rFonts w:ascii="Consolas" w:eastAsia="Times New Roman" w:hAnsi="Consolas" w:cs="Times New Roman"/>
+          <w:color w:val="212121"/>
+          <w:sz w:val="21"/>
+          <w:szCs w:val="21"/>
+          <w:lang w:val="en-US" w:eastAsia="ru-RU"/>
+        </w:rPr>
+        <w:t>throttle</w:t>
+      </w:r>
+      <w:r>
+        <w:rPr>
+          <w:rFonts w:ascii="Consolas" w:eastAsia="Times New Roman" w:hAnsi="Consolas" w:cs="Times New Roman"/>
+          <w:color w:val="212121"/>
+          <w:sz w:val="21"/>
+          <w:szCs w:val="21"/>
+          <w:lang w:eastAsia="ru-RU"/>
+        </w:rPr>
+        <w:t>_</w:t>
+      </w:r>
+      <w:r>
+        <w:rPr>
+          <w:rFonts w:ascii="Consolas" w:eastAsia="Times New Roman" w:hAnsi="Consolas" w:cs="Times New Roman"/>
+          <w:color w:val="212121"/>
+          <w:sz w:val="21"/>
+          <w:szCs w:val="21"/>
+          <w:lang w:val="en-US" w:eastAsia="ru-RU"/>
+        </w:rPr>
+        <w:t>n</w:t>
+      </w:r>
+      <w:r>
+        <w:rPr>
+          <w:rFonts w:ascii="Consolas" w:eastAsia="Times New Roman" w:hAnsi="Consolas" w:cs="Times New Roman"/>
+          <w:color w:val="212121"/>
+          <w:sz w:val="21"/>
+          <w:szCs w:val="21"/>
+          <w:lang w:eastAsia="ru-RU"/>
         </w:rPr>
         <w:t xml:space="preserve"> = 5;</w:t>
       </w:r>
@@ -1731,27 +2550,15 @@
           <w:lang w:val="en-US" w:eastAsia="ru-RU"/>
         </w:rPr>
       </w:pPr>
-      <w:proofErr w:type="gramStart"/>
-      <w:r>
-        <w:rPr>
-          <w:rFonts w:ascii="Consolas" w:eastAsia="Times New Roman" w:hAnsi="Consolas" w:cs="Times New Roman"/>
-          <w:color w:val="212121"/>
-          <w:sz w:val="21"/>
-          <w:szCs w:val="21"/>
-          <w:lang w:val="en-US" w:eastAsia="ru-RU"/>
-        </w:rPr>
-        <w:t>theta  =</w:t>
-      </w:r>
-      <w:proofErr w:type="gramEnd"/>
-      <w:r>
-        <w:rPr>
-          <w:rFonts w:ascii="Consolas" w:eastAsia="Times New Roman" w:hAnsi="Consolas" w:cs="Times New Roman"/>
-          <w:color w:val="212121"/>
-          <w:sz w:val="21"/>
-          <w:szCs w:val="21"/>
-          <w:lang w:val="en-US" w:eastAsia="ru-RU"/>
-        </w:rPr>
-        <w:t xml:space="preserve"> </w:t>
+      <w:r>
+        <w:rPr>
+          <w:rFonts w:ascii="Consolas" w:eastAsia="Times New Roman" w:hAnsi="Consolas" w:cs="Times New Roman"/>
+          <w:color w:val="212121"/>
+          <w:sz w:val="21"/>
+          <w:szCs w:val="21"/>
+          <w:lang w:val="en-US" w:eastAsia="ru-RU"/>
+        </w:rPr>
+        <w:t xml:space="preserve">theta  = </w:t>
       </w:r>
       <w:proofErr w:type="spellStart"/>
       <w:r>
@@ -1865,7 +2672,6 @@
         <w:t xml:space="preserve">v0     = </w:t>
       </w:r>
       <w:proofErr w:type="spellStart"/>
-      <w:proofErr w:type="gramStart"/>
       <w:r>
         <w:rPr>
           <w:rFonts w:ascii="Consolas" w:eastAsia="Times New Roman" w:hAnsi="Consolas" w:cs="Times New Roman"/>
@@ -1885,18 +2691,7 @@
           <w:szCs w:val="21"/>
           <w:lang w:val="en-US" w:eastAsia="ru-RU"/>
         </w:rPr>
-        <w:t>(</w:t>
-      </w:r>
-      <w:proofErr w:type="gramEnd"/>
-      <w:r>
-        <w:rPr>
-          <w:rFonts w:ascii="Consolas" w:eastAsia="Times New Roman" w:hAnsi="Consolas" w:cs="Times New Roman"/>
-          <w:color w:val="212121"/>
-          <w:sz w:val="21"/>
-          <w:szCs w:val="21"/>
-          <w:lang w:val="en-US" w:eastAsia="ru-RU"/>
-        </w:rPr>
-        <w:t>v0_min,      v0_max,     v0_n);</w:t>
+        <w:t>(v0_min,      v0_max,     v0_n);</w:t>
       </w:r>
     </w:p>
     <w:p>
@@ -1911,27 +2706,15 @@
           <w:lang w:val="en-US" w:eastAsia="ru-RU"/>
         </w:rPr>
       </w:pPr>
-      <w:proofErr w:type="gramStart"/>
-      <w:r>
-        <w:rPr>
-          <w:rFonts w:ascii="Consolas" w:eastAsia="Times New Roman" w:hAnsi="Consolas" w:cs="Times New Roman"/>
-          <w:color w:val="212121"/>
-          <w:sz w:val="21"/>
-          <w:szCs w:val="21"/>
-          <w:lang w:val="en-US" w:eastAsia="ru-RU"/>
-        </w:rPr>
-        <w:t>throttle</w:t>
-      </w:r>
-      <w:proofErr w:type="gramEnd"/>
-      <w:r>
-        <w:rPr>
-          <w:rFonts w:ascii="Consolas" w:eastAsia="Times New Roman" w:hAnsi="Consolas" w:cs="Times New Roman"/>
-          <w:color w:val="212121"/>
-          <w:sz w:val="21"/>
-          <w:szCs w:val="21"/>
-          <w:lang w:val="en-US" w:eastAsia="ru-RU"/>
-        </w:rPr>
-        <w:t xml:space="preserve">    = </w:t>
+      <w:r>
+        <w:rPr>
+          <w:rFonts w:ascii="Consolas" w:eastAsia="Times New Roman" w:hAnsi="Consolas" w:cs="Times New Roman"/>
+          <w:color w:val="212121"/>
+          <w:sz w:val="21"/>
+          <w:szCs w:val="21"/>
+          <w:lang w:val="en-US" w:eastAsia="ru-RU"/>
+        </w:rPr>
+        <w:t xml:space="preserve">throttle    = </w:t>
       </w:r>
       <w:proofErr w:type="spellStart"/>
       <w:r>
@@ -2046,7 +2829,6 @@
         <w:t xml:space="preserve">] = </w:t>
       </w:r>
       <w:proofErr w:type="spellStart"/>
-      <w:proofErr w:type="gramStart"/>
       <w:r>
         <w:rPr>
           <w:rFonts w:ascii="Consolas" w:eastAsia="Times New Roman" w:hAnsi="Consolas" w:cs="Times New Roman"/>
@@ -2066,18 +2848,7 @@
           <w:szCs w:val="21"/>
           <w:lang w:val="en-US" w:eastAsia="ru-RU"/>
         </w:rPr>
-        <w:t>(</w:t>
-      </w:r>
-      <w:proofErr w:type="gramEnd"/>
-      <w:r>
-        <w:rPr>
-          <w:rFonts w:ascii="Consolas" w:eastAsia="Times New Roman" w:hAnsi="Consolas" w:cs="Times New Roman"/>
-          <w:color w:val="212121"/>
-          <w:sz w:val="21"/>
-          <w:szCs w:val="21"/>
-          <w:lang w:val="en-US" w:eastAsia="ru-RU"/>
-        </w:rPr>
-        <w:t>theta, v0, throttle);</w:t>
+        <w:t>(theta, v0, throttle);</w:t>
       </w:r>
     </w:p>
     <w:p>
@@ -2103,7 +2874,6 @@
         <w:t>X = [</w:t>
       </w:r>
       <w:proofErr w:type="spellStart"/>
-      <w:proofErr w:type="gramStart"/>
       <w:r>
         <w:rPr>
           <w:rFonts w:ascii="Consolas" w:eastAsia="Times New Roman" w:hAnsi="Consolas" w:cs="Times New Roman"/>
@@ -2123,18 +2893,7 @@
           <w:szCs w:val="21"/>
           <w:lang w:eastAsia="ru-RU"/>
         </w:rPr>
-        <w:t>(</w:t>
-      </w:r>
-      <w:proofErr w:type="gramEnd"/>
-      <w:r>
-        <w:rPr>
-          <w:rFonts w:ascii="Consolas" w:eastAsia="Times New Roman" w:hAnsi="Consolas" w:cs="Times New Roman"/>
-          <w:color w:val="212121"/>
-          <w:sz w:val="21"/>
-          <w:szCs w:val="21"/>
-          <w:lang w:eastAsia="ru-RU"/>
-        </w:rPr>
-        <w:t xml:space="preserve">:), V0(:), </w:t>
+        <w:t xml:space="preserve">(:), V0(:), </w:t>
       </w:r>
       <w:proofErr w:type="spellStart"/>
       <w:r>
@@ -2254,18 +3013,7 @@
           <w:szCs w:val="21"/>
           <w:lang w:eastAsia="ru-RU"/>
         </w:rPr>
-        <w:t>y_</w:t>
-      </w:r>
-      <w:proofErr w:type="gramStart"/>
-      <w:r>
-        <w:rPr>
-          <w:rFonts w:ascii="Consolas" w:eastAsia="Times New Roman" w:hAnsi="Consolas" w:cs="Times New Roman"/>
-          <w:color w:val="A709F5"/>
-          <w:sz w:val="21"/>
-          <w:szCs w:val="21"/>
-          <w:lang w:eastAsia="ru-RU"/>
-        </w:rPr>
-        <w:t>results</w:t>
+        <w:t>y_results</w:t>
       </w:r>
       <w:proofErr w:type="spellEnd"/>
       <w:r>
@@ -2286,18 +3034,7 @@
           <w:szCs w:val="21"/>
           <w:lang w:eastAsia="ru-RU"/>
         </w:rPr>
-        <w:t>%</w:t>
-      </w:r>
-      <w:proofErr w:type="gramEnd"/>
-      <w:r>
-        <w:rPr>
-          <w:rFonts w:ascii="Consolas" w:eastAsia="Times New Roman" w:hAnsi="Consolas" w:cs="Times New Roman"/>
-          <w:color w:val="008013"/>
-          <w:sz w:val="21"/>
-          <w:szCs w:val="21"/>
-          <w:lang w:eastAsia="ru-RU"/>
-        </w:rPr>
-        <w:t xml:space="preserve"> Результаты: [</w:t>
+        <w:t>% Результаты: [</w:t>
       </w:r>
       <w:proofErr w:type="spellStart"/>
       <w:r>
@@ -2453,7 +3190,6 @@
         </w:rPr>
       </w:pPr>
       <w:proofErr w:type="spellStart"/>
-      <w:proofErr w:type="gramStart"/>
       <w:r>
         <w:rPr>
           <w:rFonts w:ascii="Consolas" w:eastAsia="Times New Roman" w:hAnsi="Consolas" w:cs="Times New Roman"/>
@@ -2465,7 +3201,6 @@
         <w:t>simTime</w:t>
       </w:r>
       <w:proofErr w:type="spellEnd"/>
-      <w:proofErr w:type="gramEnd"/>
       <w:r>
         <w:rPr>
           <w:rFonts w:ascii="Consolas" w:eastAsia="Times New Roman" w:hAnsi="Consolas" w:cs="Times New Roman"/>
@@ -2509,29 +3244,7 @@
           <w:szCs w:val="21"/>
           <w:lang w:val="en-US" w:eastAsia="ru-RU"/>
         </w:rPr>
-        <w:t xml:space="preserve"> = </w:t>
-      </w:r>
-      <w:proofErr w:type="gramStart"/>
-      <w:r>
-        <w:rPr>
-          <w:rFonts w:ascii="Consolas" w:eastAsia="Times New Roman" w:hAnsi="Consolas" w:cs="Times New Roman"/>
-          <w:color w:val="212121"/>
-          <w:sz w:val="21"/>
-          <w:szCs w:val="21"/>
-          <w:lang w:val="en-US" w:eastAsia="ru-RU"/>
-        </w:rPr>
-        <w:t>zeros(</w:t>
-      </w:r>
-      <w:proofErr w:type="gramEnd"/>
-      <w:r>
-        <w:rPr>
-          <w:rFonts w:ascii="Consolas" w:eastAsia="Times New Roman" w:hAnsi="Consolas" w:cs="Times New Roman"/>
-          <w:color w:val="212121"/>
-          <w:sz w:val="21"/>
-          <w:szCs w:val="21"/>
-          <w:lang w:val="en-US" w:eastAsia="ru-RU"/>
-        </w:rPr>
-        <w:t xml:space="preserve">N, 2);  </w:t>
+        <w:t xml:space="preserve"> = zeros(N, 2);  </w:t>
       </w:r>
       <w:r>
         <w:rPr>
@@ -2661,7 +3374,6 @@
           <w:lang w:val="en-US" w:eastAsia="ru-RU"/>
         </w:rPr>
       </w:pPr>
-      <w:proofErr w:type="gramStart"/>
       <w:r>
         <w:rPr>
           <w:rFonts w:ascii="Consolas" w:eastAsia="Times New Roman" w:hAnsi="Consolas" w:cs="Times New Roman"/>
@@ -2670,18 +3382,7 @@
           <w:szCs w:val="21"/>
           <w:lang w:val="en-US" w:eastAsia="ru-RU"/>
         </w:rPr>
-        <w:t>for</w:t>
-      </w:r>
-      <w:proofErr w:type="gramEnd"/>
-      <w:r>
-        <w:rPr>
-          <w:rFonts w:ascii="Consolas" w:eastAsia="Times New Roman" w:hAnsi="Consolas" w:cs="Times New Roman"/>
-          <w:color w:val="0E00FF"/>
-          <w:sz w:val="21"/>
-          <w:szCs w:val="21"/>
-          <w:lang w:val="en-US" w:eastAsia="ru-RU"/>
-        </w:rPr>
-        <w:t xml:space="preserve"> </w:t>
+        <w:t xml:space="preserve">for </w:t>
       </w:r>
       <w:proofErr w:type="spellStart"/>
       <w:r>
@@ -2729,7 +3430,6 @@
         <w:t xml:space="preserve">    </w:t>
       </w:r>
       <w:proofErr w:type="spellStart"/>
-      <w:proofErr w:type="gramStart"/>
       <w:r>
         <w:rPr>
           <w:rFonts w:ascii="Consolas" w:eastAsia="Times New Roman" w:hAnsi="Consolas" w:cs="Times New Roman"/>
@@ -2751,7 +3451,6 @@
         </w:rPr>
         <w:t>(</w:t>
       </w:r>
-      <w:proofErr w:type="gramEnd"/>
       <w:r>
         <w:rPr>
           <w:rFonts w:ascii="Consolas" w:eastAsia="Times New Roman" w:hAnsi="Consolas" w:cs="Times New Roman"/>
@@ -2946,18 +3645,7 @@
           <w:szCs w:val="21"/>
           <w:lang w:val="en-US" w:eastAsia="ru-RU"/>
         </w:rPr>
-        <w:t>set_</w:t>
-      </w:r>
-      <w:proofErr w:type="gramStart"/>
-      <w:r>
-        <w:rPr>
-          <w:rFonts w:ascii="Consolas" w:eastAsia="Times New Roman" w:hAnsi="Consolas" w:cs="Times New Roman"/>
-          <w:color w:val="212121"/>
-          <w:sz w:val="21"/>
-          <w:szCs w:val="21"/>
-          <w:lang w:val="en-US" w:eastAsia="ru-RU"/>
-        </w:rPr>
-        <w:t>param</w:t>
+        <w:t>set_param</w:t>
       </w:r>
       <w:proofErr w:type="spellEnd"/>
       <w:r>
@@ -2970,7 +3658,6 @@
         </w:rPr>
         <w:t>(</w:t>
       </w:r>
-      <w:proofErr w:type="gramEnd"/>
       <w:r>
         <w:rPr>
           <w:rFonts w:ascii="Consolas" w:eastAsia="Times New Roman" w:hAnsi="Consolas" w:cs="Times New Roman"/>
@@ -3099,7 +3786,6 @@
         </w:rPr>
         <w:t xml:space="preserve">    </w:t>
       </w:r>
-      <w:proofErr w:type="gramStart"/>
       <w:r>
         <w:rPr>
           <w:rFonts w:ascii="Consolas" w:eastAsia="Times New Roman" w:hAnsi="Consolas" w:cs="Times New Roman"/>
@@ -3108,18 +3794,7 @@
           <w:szCs w:val="21"/>
           <w:lang w:val="en-US" w:eastAsia="ru-RU"/>
         </w:rPr>
-        <w:t>%</w:t>
-      </w:r>
-      <w:proofErr w:type="gramEnd"/>
-      <w:r>
-        <w:rPr>
-          <w:rFonts w:ascii="Consolas" w:eastAsia="Times New Roman" w:hAnsi="Consolas" w:cs="Times New Roman"/>
-          <w:color w:val="008013"/>
-          <w:sz w:val="21"/>
-          <w:szCs w:val="21"/>
-          <w:lang w:val="en-US" w:eastAsia="ru-RU"/>
-        </w:rPr>
-        <w:t xml:space="preserve"> theta </w:t>
+        <w:t xml:space="preserve">% theta </w:t>
       </w:r>
       <w:r>
         <w:rPr>
@@ -3173,18 +3848,7 @@
           <w:szCs w:val="21"/>
           <w:lang w:val="en-US" w:eastAsia="ru-RU"/>
         </w:rPr>
-        <w:t>set_</w:t>
-      </w:r>
-      <w:proofErr w:type="gramStart"/>
-      <w:r>
-        <w:rPr>
-          <w:rFonts w:ascii="Consolas" w:eastAsia="Times New Roman" w:hAnsi="Consolas" w:cs="Times New Roman"/>
-          <w:color w:val="212121"/>
-          <w:sz w:val="21"/>
-          <w:szCs w:val="21"/>
-          <w:lang w:val="en-US" w:eastAsia="ru-RU"/>
-        </w:rPr>
-        <w:t>param</w:t>
+        <w:t>set_param</w:t>
       </w:r>
       <w:proofErr w:type="spellEnd"/>
       <w:r>
@@ -3197,7 +3861,6 @@
         </w:rPr>
         <w:t>(</w:t>
       </w:r>
-      <w:proofErr w:type="gramEnd"/>
       <w:r>
         <w:rPr>
           <w:rFonts w:ascii="Consolas" w:eastAsia="Times New Roman" w:hAnsi="Consolas" w:cs="Times New Roman"/>
@@ -3280,18 +3943,7 @@
           <w:szCs w:val="21"/>
           <w:lang w:val="en-US" w:eastAsia="ru-RU"/>
         </w:rPr>
-        <w:t>set_</w:t>
-      </w:r>
-      <w:proofErr w:type="gramStart"/>
-      <w:r>
-        <w:rPr>
-          <w:rFonts w:ascii="Consolas" w:eastAsia="Times New Roman" w:hAnsi="Consolas" w:cs="Times New Roman"/>
-          <w:color w:val="212121"/>
-          <w:sz w:val="21"/>
-          <w:szCs w:val="21"/>
-          <w:lang w:val="en-US" w:eastAsia="ru-RU"/>
-        </w:rPr>
-        <w:t>param</w:t>
+        <w:t>set_param</w:t>
       </w:r>
       <w:proofErr w:type="spellEnd"/>
       <w:r>
@@ -3304,7 +3956,6 @@
         </w:rPr>
         <w:t>(</w:t>
       </w:r>
-      <w:proofErr w:type="gramEnd"/>
       <w:r>
         <w:rPr>
           <w:rFonts w:ascii="Consolas" w:eastAsia="Times New Roman" w:hAnsi="Consolas" w:cs="Times New Roman"/>
@@ -3423,7 +4074,6 @@
         </w:rPr>
         <w:t xml:space="preserve">    </w:t>
       </w:r>
-      <w:proofErr w:type="gramStart"/>
       <w:r>
         <w:rPr>
           <w:rFonts w:ascii="Consolas" w:eastAsia="Times New Roman" w:hAnsi="Consolas" w:cs="Times New Roman"/>
@@ -3432,18 +4082,7 @@
           <w:szCs w:val="21"/>
           <w:lang w:val="en-US" w:eastAsia="ru-RU"/>
         </w:rPr>
-        <w:t>%</w:t>
-      </w:r>
-      <w:proofErr w:type="gramEnd"/>
-      <w:r>
-        <w:rPr>
-          <w:rFonts w:ascii="Consolas" w:eastAsia="Times New Roman" w:hAnsi="Consolas" w:cs="Times New Roman"/>
-          <w:color w:val="008013"/>
-          <w:sz w:val="21"/>
-          <w:szCs w:val="21"/>
-          <w:lang w:val="en-US" w:eastAsia="ru-RU"/>
-        </w:rPr>
-        <w:t xml:space="preserve"> </w:t>
+        <w:t xml:space="preserve">% </w:t>
       </w:r>
       <w:r>
         <w:rPr>
@@ -3476,29 +4115,7 @@
           <w:szCs w:val="21"/>
           <w:lang w:val="en-US" w:eastAsia="ru-RU"/>
         </w:rPr>
-        <w:t xml:space="preserve">    </w:t>
-      </w:r>
-      <w:proofErr w:type="gramStart"/>
-      <w:r>
-        <w:rPr>
-          <w:rFonts w:ascii="Consolas" w:eastAsia="Times New Roman" w:hAnsi="Consolas" w:cs="Times New Roman"/>
-          <w:color w:val="212121"/>
-          <w:sz w:val="21"/>
-          <w:szCs w:val="21"/>
-          <w:lang w:val="en-US" w:eastAsia="ru-RU"/>
-        </w:rPr>
-        <w:t>out</w:t>
-      </w:r>
-      <w:proofErr w:type="gramEnd"/>
-      <w:r>
-        <w:rPr>
-          <w:rFonts w:ascii="Consolas" w:eastAsia="Times New Roman" w:hAnsi="Consolas" w:cs="Times New Roman"/>
-          <w:color w:val="212121"/>
-          <w:sz w:val="21"/>
-          <w:szCs w:val="21"/>
-          <w:lang w:val="en-US" w:eastAsia="ru-RU"/>
-        </w:rPr>
-        <w:t xml:space="preserve"> = sim(</w:t>
+        <w:t xml:space="preserve">    out = sim(</w:t>
       </w:r>
       <w:r>
         <w:rPr>
@@ -3703,27 +4320,15 @@
         </w:rPr>
         <w:t xml:space="preserve">    </w:t>
       </w:r>
-      <w:proofErr w:type="gramStart"/>
-      <w:r>
-        <w:rPr>
-          <w:rFonts w:ascii="Consolas" w:eastAsia="Times New Roman" w:hAnsi="Consolas" w:cs="Times New Roman"/>
-          <w:color w:val="212121"/>
-          <w:sz w:val="21"/>
-          <w:szCs w:val="21"/>
-          <w:lang w:val="en-US" w:eastAsia="ru-RU"/>
-        </w:rPr>
-        <w:t>clear</w:t>
-      </w:r>
-      <w:proofErr w:type="gramEnd"/>
-      <w:r>
-        <w:rPr>
-          <w:rFonts w:ascii="Consolas" w:eastAsia="Times New Roman" w:hAnsi="Consolas" w:cs="Times New Roman"/>
-          <w:color w:val="212121"/>
-          <w:sz w:val="21"/>
-          <w:szCs w:val="21"/>
-          <w:lang w:val="en-US" w:eastAsia="ru-RU"/>
-        </w:rPr>
-        <w:t xml:space="preserve"> </w:t>
+      <w:r>
+        <w:rPr>
+          <w:rFonts w:ascii="Consolas" w:eastAsia="Times New Roman" w:hAnsi="Consolas" w:cs="Times New Roman"/>
+          <w:color w:val="212121"/>
+          <w:sz w:val="21"/>
+          <w:szCs w:val="21"/>
+          <w:lang w:val="en-US" w:eastAsia="ru-RU"/>
+        </w:rPr>
+        <w:t xml:space="preserve">clear </w:t>
       </w:r>
       <w:r>
         <w:rPr>
@@ -3801,21 +4406,9 @@
           <w:szCs w:val="21"/>
           <w:lang w:val="en-US" w:eastAsia="ru-RU"/>
         </w:rPr>
-        <w:t xml:space="preserve">    t = </w:t>
-      </w:r>
-      <w:proofErr w:type="gramStart"/>
-      <w:r>
-        <w:rPr>
-          <w:rFonts w:ascii="Consolas" w:eastAsia="Times New Roman" w:hAnsi="Consolas" w:cs="Times New Roman"/>
-          <w:color w:val="212121"/>
-          <w:sz w:val="21"/>
-          <w:szCs w:val="21"/>
-          <w:lang w:val="en-US" w:eastAsia="ru-RU"/>
-        </w:rPr>
-        <w:t>time(</w:t>
-      </w:r>
-      <w:proofErr w:type="spellStart"/>
-      <w:proofErr w:type="gramEnd"/>
+        <w:t xml:space="preserve">    t = time(</w:t>
+      </w:r>
+      <w:proofErr w:type="spellStart"/>
       <w:r>
         <w:rPr>
           <w:rFonts w:ascii="Consolas" w:eastAsia="Times New Roman" w:hAnsi="Consolas" w:cs="Times New Roman"/>
@@ -3858,21 +4451,9 @@
           <w:szCs w:val="21"/>
           <w:lang w:val="en-US" w:eastAsia="ru-RU"/>
         </w:rPr>
-        <w:t xml:space="preserve">    v = </w:t>
-      </w:r>
-      <w:proofErr w:type="gramStart"/>
-      <w:r>
-        <w:rPr>
-          <w:rFonts w:ascii="Consolas" w:eastAsia="Times New Roman" w:hAnsi="Consolas" w:cs="Times New Roman"/>
-          <w:color w:val="212121"/>
-          <w:sz w:val="21"/>
-          <w:szCs w:val="21"/>
-          <w:lang w:val="en-US" w:eastAsia="ru-RU"/>
-        </w:rPr>
-        <w:t>values(</w:t>
-      </w:r>
-      <w:proofErr w:type="spellStart"/>
-      <w:proofErr w:type="gramEnd"/>
+        <w:t xml:space="preserve">    v = values(</w:t>
+      </w:r>
+      <w:proofErr w:type="spellStart"/>
       <w:r>
         <w:rPr>
           <w:rFonts w:ascii="Consolas" w:eastAsia="Times New Roman" w:hAnsi="Consolas" w:cs="Times New Roman"/>
@@ -3915,21 +4496,9 @@
           <w:szCs w:val="21"/>
           <w:lang w:val="en-US" w:eastAsia="ru-RU"/>
         </w:rPr>
-        <w:t xml:space="preserve">    </w:t>
-      </w:r>
-      <w:proofErr w:type="gramStart"/>
-      <w:r>
-        <w:rPr>
-          <w:rFonts w:ascii="Consolas" w:eastAsia="Times New Roman" w:hAnsi="Consolas" w:cs="Times New Roman"/>
-          <w:color w:val="212121"/>
-          <w:sz w:val="21"/>
-          <w:szCs w:val="21"/>
-          <w:lang w:val="en-US" w:eastAsia="ru-RU"/>
-        </w:rPr>
-        <w:t>y(</w:t>
-      </w:r>
-      <w:proofErr w:type="spellStart"/>
-      <w:proofErr w:type="gramEnd"/>
+        <w:t xml:space="preserve">    y(</w:t>
+      </w:r>
+      <w:proofErr w:type="spellStart"/>
       <w:r>
         <w:rPr>
           <w:rFonts w:ascii="Consolas" w:eastAsia="Times New Roman" w:hAnsi="Consolas" w:cs="Times New Roman"/>
@@ -4149,29 +4718,7 @@
           <w:szCs w:val="21"/>
           <w:lang w:val="en-US" w:eastAsia="ru-RU"/>
         </w:rPr>
-        <w:t xml:space="preserve"> = </w:t>
-      </w:r>
-      <w:proofErr w:type="gramStart"/>
-      <w:r>
-        <w:rPr>
-          <w:rFonts w:ascii="Consolas" w:eastAsia="Times New Roman" w:hAnsi="Consolas" w:cs="Times New Roman"/>
-          <w:color w:val="212121"/>
-          <w:sz w:val="21"/>
-          <w:szCs w:val="21"/>
-          <w:lang w:val="en-US" w:eastAsia="ru-RU"/>
-        </w:rPr>
-        <w:t>v(</w:t>
-      </w:r>
-      <w:proofErr w:type="gramEnd"/>
-      <w:r>
-        <w:rPr>
-          <w:rFonts w:ascii="Consolas" w:eastAsia="Times New Roman" w:hAnsi="Consolas" w:cs="Times New Roman"/>
-          <w:color w:val="212121"/>
-          <w:sz w:val="21"/>
-          <w:szCs w:val="21"/>
-          <w:lang w:val="en-US" w:eastAsia="ru-RU"/>
-        </w:rPr>
-        <w:t>end);</w:t>
+        <w:t xml:space="preserve"> = v(end);</w:t>
       </w:r>
     </w:p>
     <w:p>
@@ -4228,18 +4775,7 @@
           <w:szCs w:val="21"/>
           <w:lang w:val="en-US" w:eastAsia="ru-RU"/>
         </w:rPr>
-        <w:t>y_</w:t>
-      </w:r>
-      <w:proofErr w:type="gramStart"/>
-      <w:r>
-        <w:rPr>
-          <w:rFonts w:ascii="Consolas" w:eastAsia="Times New Roman" w:hAnsi="Consolas" w:cs="Times New Roman"/>
-          <w:color w:val="212121"/>
-          <w:sz w:val="21"/>
-          <w:szCs w:val="21"/>
-          <w:lang w:val="en-US" w:eastAsia="ru-RU"/>
-        </w:rPr>
-        <w:t>results</w:t>
+        <w:t>y_results</w:t>
       </w:r>
       <w:proofErr w:type="spellEnd"/>
       <w:r>
@@ -4253,7 +4789,6 @@
         <w:t>(</w:t>
       </w:r>
       <w:proofErr w:type="spellStart"/>
-      <w:proofErr w:type="gramEnd"/>
       <w:r>
         <w:rPr>
           <w:rFonts w:ascii="Consolas" w:eastAsia="Times New Roman" w:hAnsi="Consolas" w:cs="Times New Roman"/>
@@ -4344,7 +4879,6 @@
         <w:t xml:space="preserve">    </w:t>
       </w:r>
       <w:proofErr w:type="spellStart"/>
-      <w:proofErr w:type="gramStart"/>
       <w:r>
         <w:rPr>
           <w:rFonts w:ascii="Consolas" w:eastAsia="Times New Roman" w:hAnsi="Consolas" w:cs="Times New Roman"/>
@@ -4366,7 +4900,6 @@
         </w:rPr>
         <w:t>(</w:t>
       </w:r>
-      <w:proofErr w:type="gramEnd"/>
       <w:r>
         <w:rPr>
           <w:rFonts w:ascii="Consolas" w:eastAsia="Times New Roman" w:hAnsi="Consolas" w:cs="Times New Roman"/>
@@ -4575,7 +5108,6 @@
         </w:rPr>
       </w:pPr>
       <w:proofErr w:type="spellStart"/>
-      <w:proofErr w:type="gramStart"/>
       <w:r>
         <w:rPr>
           <w:rFonts w:ascii="Consolas" w:eastAsia="Times New Roman" w:hAnsi="Consolas" w:cs="Times New Roman"/>
@@ -4597,7 +5129,6 @@
         </w:rPr>
         <w:t>(</w:t>
       </w:r>
-      <w:proofErr w:type="gramEnd"/>
       <w:r>
         <w:rPr>
           <w:rFonts w:ascii="Consolas" w:eastAsia="Times New Roman" w:hAnsi="Consolas" w:cs="Times New Roman"/>
@@ -4721,10 +5252,9 @@
           <w:color w:val="212121"/>
           <w:sz w:val="21"/>
           <w:szCs w:val="21"/>
-          <w:lang w:val="en-US" w:eastAsia="ru-RU"/>
-        </w:rPr>
-      </w:pPr>
-      <w:proofErr w:type="gramStart"/>
+          <w:lang w:eastAsia="ru-RU"/>
+        </w:rPr>
+      </w:pPr>
       <w:r>
         <w:rPr>
           <w:rFonts w:ascii="Consolas" w:eastAsia="Times New Roman" w:hAnsi="Consolas" w:cs="Times New Roman"/>
@@ -4741,11 +5271,10 @@
           <w:color w:val="212121"/>
           <w:sz w:val="21"/>
           <w:szCs w:val="21"/>
-          <w:lang w:val="en-US" w:eastAsia="ru-RU"/>
+          <w:lang w:eastAsia="ru-RU"/>
         </w:rPr>
         <w:t>(</w:t>
       </w:r>
-      <w:proofErr w:type="gramEnd"/>
       <w:r>
         <w:rPr>
           <w:rFonts w:ascii="Consolas" w:eastAsia="Times New Roman" w:hAnsi="Consolas" w:cs="Times New Roman"/>
@@ -4762,7 +5291,7 @@
           <w:color w:val="212121"/>
           <w:sz w:val="21"/>
           <w:szCs w:val="21"/>
-          <w:lang w:val="en-US" w:eastAsia="ru-RU"/>
+          <w:lang w:eastAsia="ru-RU"/>
         </w:rPr>
         <w:t>(</w:t>
       </w:r>
@@ -4782,10 +5311,11 @@
           <w:color w:val="212121"/>
           <w:sz w:val="21"/>
           <w:szCs w:val="21"/>
-          <w:lang w:val="en-US" w:eastAsia="ru-RU"/>
+          <w:lang w:eastAsia="ru-RU"/>
         </w:rPr>
         <w:t>.</w:t>
       </w:r>
+      <w:proofErr w:type="spellStart"/>
       <w:r>
         <w:rPr>
           <w:rFonts w:ascii="Consolas" w:eastAsia="Times New Roman" w:hAnsi="Consolas" w:cs="Times New Roman"/>
@@ -4796,13 +5326,14 @@
         </w:rPr>
         <w:t>simlog</w:t>
       </w:r>
-      <w:r>
-        <w:rPr>
-          <w:rFonts w:ascii="Consolas" w:eastAsia="Times New Roman" w:hAnsi="Consolas" w:cs="Times New Roman"/>
-          <w:color w:val="212121"/>
-          <w:sz w:val="21"/>
-          <w:szCs w:val="21"/>
-          <w:lang w:val="en-US" w:eastAsia="ru-RU"/>
+      <w:proofErr w:type="spellEnd"/>
+      <w:r>
+        <w:rPr>
+          <w:rFonts w:ascii="Consolas" w:eastAsia="Times New Roman" w:hAnsi="Consolas" w:cs="Times New Roman"/>
+          <w:color w:val="212121"/>
+          <w:sz w:val="21"/>
+          <w:szCs w:val="21"/>
+          <w:lang w:eastAsia="ru-RU"/>
         </w:rPr>
         <w:t>_</w:t>
       </w:r>
@@ -4822,7 +5353,7 @@
           <w:color w:val="212121"/>
           <w:sz w:val="21"/>
           <w:szCs w:val="21"/>
-          <w:lang w:val="en-US" w:eastAsia="ru-RU"/>
+          <w:lang w:eastAsia="ru-RU"/>
         </w:rPr>
         <w:t>_4</w:t>
       </w:r>
@@ -4842,7 +5373,7 @@
           <w:color w:val="212121"/>
           <w:sz w:val="21"/>
           <w:szCs w:val="21"/>
-          <w:lang w:val="en-US" w:eastAsia="ru-RU"/>
+          <w:lang w:eastAsia="ru-RU"/>
         </w:rPr>
         <w:t>.</w:t>
       </w:r>
@@ -4862,7 +5393,7 @@
           <w:color w:val="212121"/>
           <w:sz w:val="21"/>
           <w:szCs w:val="21"/>
-          <w:lang w:val="en-US" w:eastAsia="ru-RU"/>
+          <w:lang w:eastAsia="ru-RU"/>
         </w:rPr>
         <w:t>_</w:t>
       </w:r>
@@ -4882,7 +5413,7 @@
           <w:color w:val="212121"/>
           <w:sz w:val="21"/>
           <w:szCs w:val="21"/>
-          <w:lang w:val="en-US" w:eastAsia="ru-RU"/>
+          <w:lang w:eastAsia="ru-RU"/>
         </w:rPr>
         <w:t>.</w:t>
       </w:r>
@@ -4902,7 +5433,7 @@
           <w:color w:val="212121"/>
           <w:sz w:val="21"/>
           <w:szCs w:val="21"/>
-          <w:lang w:val="en-US" w:eastAsia="ru-RU"/>
+          <w:lang w:eastAsia="ru-RU"/>
         </w:rPr>
         <w:t>.</w:t>
       </w:r>
@@ -4922,7 +5453,7 @@
           <w:color w:val="212121"/>
           <w:sz w:val="21"/>
           <w:szCs w:val="21"/>
-          <w:lang w:val="en-US" w:eastAsia="ru-RU"/>
+          <w:lang w:eastAsia="ru-RU"/>
         </w:rPr>
         <w:t xml:space="preserve">), </w:t>
       </w:r>
@@ -4932,7 +5463,7 @@
           <w:color w:val="0E00FF"/>
           <w:sz w:val="21"/>
           <w:szCs w:val="21"/>
-          <w:lang w:val="en-US" w:eastAsia="ru-RU"/>
+          <w:lang w:eastAsia="ru-RU"/>
         </w:rPr>
         <w:t>...</w:t>
       </w:r>
@@ -4955,31 +5486,19 @@
           <w:color w:val="212121"/>
           <w:sz w:val="21"/>
           <w:szCs w:val="21"/>
-          <w:lang w:val="en-US" w:eastAsia="ru-RU"/>
+          <w:lang w:eastAsia="ru-RU"/>
         </w:rPr>
         <w:t xml:space="preserve">     </w:t>
       </w:r>
-      <w:proofErr w:type="gramStart"/>
-      <w:r>
-        <w:rPr>
-          <w:rFonts w:ascii="Consolas" w:eastAsia="Times New Roman" w:hAnsi="Consolas" w:cs="Times New Roman"/>
-          <w:color w:val="212121"/>
-          <w:sz w:val="21"/>
-          <w:szCs w:val="21"/>
-          <w:lang w:val="en-US" w:eastAsia="ru-RU"/>
-        </w:rPr>
-        <w:t>values(</w:t>
-      </w:r>
-      <w:proofErr w:type="gramEnd"/>
-      <w:r>
-        <w:rPr>
-          <w:rFonts w:ascii="Consolas" w:eastAsia="Times New Roman" w:hAnsi="Consolas" w:cs="Times New Roman"/>
-          <w:color w:val="212121"/>
-          <w:sz w:val="21"/>
-          <w:szCs w:val="21"/>
-          <w:lang w:val="en-US" w:eastAsia="ru-RU"/>
-        </w:rPr>
-        <w:t>out.simlog_Vehicle_4WD.Vehicle_Body.v.series));</w:t>
+      <w:r>
+        <w:rPr>
+          <w:rFonts w:ascii="Consolas" w:eastAsia="Times New Roman" w:hAnsi="Consolas" w:cs="Times New Roman"/>
+          <w:color w:val="212121"/>
+          <w:sz w:val="21"/>
+          <w:szCs w:val="21"/>
+          <w:lang w:val="en-US" w:eastAsia="ru-RU"/>
+        </w:rPr>
+        <w:t>values(out.simlog_Vehicle_4WD.Vehicle_Body.v.series));</w:t>
       </w:r>
     </w:p>
     <w:p>
@@ -5226,19 +5745,11 @@
         </w:rPr>
         <w:t xml:space="preserve">как </w:t>
       </w:r>
-      <w:proofErr w:type="spellStart"/>
-      <w:r>
-        <w:rPr>
-          <w:sz w:val="28"/>
-        </w:rPr>
-        <w:t>нейросеть</w:t>
-      </w:r>
-      <w:proofErr w:type="spellEnd"/>
-      <w:r>
-        <w:rPr>
-          <w:sz w:val="28"/>
-        </w:rPr>
-        <w:t xml:space="preserve"> при обучении неадекватно воспринимает значения </w:t>
+      <w:r>
+        <w:rPr>
+          <w:sz w:val="28"/>
+        </w:rPr>
+        <w:t xml:space="preserve">нейросеть при обучении неадекватно воспринимает значения </w:t>
       </w:r>
       <w:proofErr w:type="spellStart"/>
       <w:r>
@@ -5248,6 +5759,36 @@
         <w:t>NaN</w:t>
       </w:r>
       <w:proofErr w:type="spellEnd"/>
+      <w:r>
+        <w:rPr>
+          <w:sz w:val="28"/>
+        </w:rPr>
+        <w:fldChar w:fldCharType="begin"/>
+      </w:r>
+      <w:r>
+        <w:rPr>
+          <w:sz w:val="28"/>
+        </w:rPr>
+        <w:instrText xml:space="preserve"> ADDIN ZOTERO_ITEM CSL_CITATION {"citationID":"lOxZarAG","properties":{"formattedCitation":"[5]","plainCitation":"[5]","noteIndex":0},"citationItems":[{"id":78,"uris":["http://zotero.org/users/13235738/items/IALFFHUU"],"itemData":{"id":78,"type":"post-weblog","language":"ru-RU","title":"Комбинированный метод трекинга транспортных средств на основе глубокой нейронной сети Yolo — Recog.ru","URL":"https://recog.ru/%d0%ba%d0%be%d0%bc%d0%b1%d0%b8%d0%bd%d0%b8%d1%80%d0%be%d0%b2%d0%b0%d0%bd%d0%bd%d1%8b%d0%b9-%d0%bc%d0%b5%d1%82%d0%be%d0%b4-%d1%82%d1%80%d0%b5%d0%ba%d0%b8%d0%bd%d0%b3%d0%b0-%d1%82%d1%80%d0%b0%d0%bd/","accessed":{"date-parts":[["2024",1,7]]},"issued":{"date-parts":[["2020",5,5]]}}}],"schema":"https://github.com/citation-style-language/schema/raw/master/csl-citation.json"} </w:instrText>
+      </w:r>
+      <w:r>
+        <w:rPr>
+          <w:sz w:val="28"/>
+        </w:rPr>
+        <w:fldChar w:fldCharType="separate"/>
+      </w:r>
+      <w:r>
+        <w:rPr>
+          <w:sz w:val="28"/>
+        </w:rPr>
+        <w:t>[5]</w:t>
+      </w:r>
+      <w:r>
+        <w:rPr>
+          <w:sz w:val="28"/>
+        </w:rPr>
+        <w:fldChar w:fldCharType="end"/>
+      </w:r>
       <w:r>
         <w:rPr>
           <w:sz w:val="28"/>
@@ -5267,27 +5808,15 @@
           <w:lang w:val="en-US" w:eastAsia="ru-RU"/>
         </w:rPr>
       </w:pPr>
-      <w:proofErr w:type="gramStart"/>
-      <w:r>
-        <w:rPr>
-          <w:rFonts w:ascii="Consolas" w:eastAsia="Times New Roman" w:hAnsi="Consolas" w:cs="Times New Roman"/>
-          <w:color w:val="212121"/>
-          <w:sz w:val="21"/>
-          <w:szCs w:val="21"/>
-          <w:lang w:val="en-US" w:eastAsia="ru-RU"/>
-        </w:rPr>
-        <w:t>clear</w:t>
-      </w:r>
-      <w:proofErr w:type="gramEnd"/>
-      <w:r>
-        <w:rPr>
-          <w:rFonts w:ascii="Consolas" w:eastAsia="Times New Roman" w:hAnsi="Consolas" w:cs="Times New Roman"/>
-          <w:color w:val="212121"/>
-          <w:sz w:val="21"/>
-          <w:szCs w:val="21"/>
-          <w:lang w:val="en-US" w:eastAsia="ru-RU"/>
-        </w:rPr>
-        <w:t xml:space="preserve"> </w:t>
+      <w:r>
+        <w:rPr>
+          <w:rFonts w:ascii="Consolas" w:eastAsia="Times New Roman" w:hAnsi="Consolas" w:cs="Times New Roman"/>
+          <w:color w:val="212121"/>
+          <w:sz w:val="21"/>
+          <w:szCs w:val="21"/>
+          <w:lang w:val="en-US" w:eastAsia="ru-RU"/>
+        </w:rPr>
+        <w:t xml:space="preserve">clear </w:t>
       </w:r>
       <w:r>
         <w:rPr>
@@ -5407,29 +5936,7 @@
           <w:szCs w:val="21"/>
           <w:lang w:val="en-US" w:eastAsia="ru-RU"/>
         </w:rPr>
-        <w:t xml:space="preserve"> = </w:t>
-      </w:r>
-      <w:proofErr w:type="gramStart"/>
-      <w:r>
-        <w:rPr>
-          <w:rFonts w:ascii="Consolas" w:eastAsia="Times New Roman" w:hAnsi="Consolas" w:cs="Times New Roman"/>
-          <w:color w:val="212121"/>
-          <w:sz w:val="21"/>
-          <w:szCs w:val="21"/>
-          <w:lang w:val="en-US" w:eastAsia="ru-RU"/>
-        </w:rPr>
-        <w:t>all(</w:t>
-      </w:r>
-      <w:proofErr w:type="gramEnd"/>
-      <w:r>
-        <w:rPr>
-          <w:rFonts w:ascii="Consolas" w:eastAsia="Times New Roman" w:hAnsi="Consolas" w:cs="Times New Roman"/>
-          <w:color w:val="212121"/>
-          <w:sz w:val="21"/>
-          <w:szCs w:val="21"/>
-          <w:lang w:val="en-US" w:eastAsia="ru-RU"/>
-        </w:rPr>
-        <w:t>~</w:t>
+        <w:t xml:space="preserve"> = all(~</w:t>
       </w:r>
       <w:proofErr w:type="spellStart"/>
       <w:r>
@@ -5538,29 +6045,7 @@
           <w:szCs w:val="21"/>
           <w:lang w:val="en-US" w:eastAsia="ru-RU"/>
         </w:rPr>
-        <w:t>(</w:t>
-      </w:r>
-      <w:proofErr w:type="gramStart"/>
-      <w:r>
-        <w:rPr>
-          <w:rFonts w:ascii="Consolas" w:eastAsia="Times New Roman" w:hAnsi="Consolas" w:cs="Times New Roman"/>
-          <w:color w:val="212121"/>
-          <w:sz w:val="21"/>
-          <w:szCs w:val="21"/>
-          <w:lang w:val="en-US" w:eastAsia="ru-RU"/>
-        </w:rPr>
-        <w:t>y(</w:t>
-      </w:r>
-      <w:proofErr w:type="gramEnd"/>
-      <w:r>
-        <w:rPr>
-          <w:rFonts w:ascii="Consolas" w:eastAsia="Times New Roman" w:hAnsi="Consolas" w:cs="Times New Roman"/>
-          <w:color w:val="212121"/>
-          <w:sz w:val="21"/>
-          <w:szCs w:val="21"/>
-          <w:lang w:val="en-US" w:eastAsia="ru-RU"/>
-        </w:rPr>
-        <w:t xml:space="preserve">:));               </w:t>
+        <w:t xml:space="preserve">(y(:));               </w:t>
       </w:r>
       <w:r>
         <w:rPr>
@@ -5605,27 +6090,15 @@
           <w:lang w:val="en-US" w:eastAsia="ru-RU"/>
         </w:rPr>
       </w:pPr>
-      <w:proofErr w:type="gramStart"/>
-      <w:r>
-        <w:rPr>
-          <w:rFonts w:ascii="Consolas" w:eastAsia="Times New Roman" w:hAnsi="Consolas" w:cs="Times New Roman"/>
-          <w:color w:val="212121"/>
-          <w:sz w:val="21"/>
-          <w:szCs w:val="21"/>
-          <w:lang w:val="en-US" w:eastAsia="ru-RU"/>
-        </w:rPr>
-        <w:t>valid</w:t>
-      </w:r>
-      <w:proofErr w:type="gramEnd"/>
-      <w:r>
-        <w:rPr>
-          <w:rFonts w:ascii="Consolas" w:eastAsia="Times New Roman" w:hAnsi="Consolas" w:cs="Times New Roman"/>
-          <w:color w:val="212121"/>
-          <w:sz w:val="21"/>
-          <w:szCs w:val="21"/>
-          <w:lang w:val="en-US" w:eastAsia="ru-RU"/>
-        </w:rPr>
-        <w:t xml:space="preserve"> = </w:t>
+      <w:r>
+        <w:rPr>
+          <w:rFonts w:ascii="Consolas" w:eastAsia="Times New Roman" w:hAnsi="Consolas" w:cs="Times New Roman"/>
+          <w:color w:val="212121"/>
+          <w:sz w:val="21"/>
+          <w:szCs w:val="21"/>
+          <w:lang w:val="en-US" w:eastAsia="ru-RU"/>
+        </w:rPr>
+        <w:t xml:space="preserve">valid = </w:t>
       </w:r>
       <w:proofErr w:type="spellStart"/>
       <w:r>
@@ -5715,7 +6188,6 @@
         </w:rPr>
       </w:pPr>
       <w:proofErr w:type="spellStart"/>
-      <w:proofErr w:type="gramStart"/>
       <w:r>
         <w:rPr>
           <w:rFonts w:ascii="Consolas" w:eastAsia="Times New Roman" w:hAnsi="Consolas" w:cs="Times New Roman"/>
@@ -5737,7 +6209,6 @@
         </w:rPr>
         <w:t>(</w:t>
       </w:r>
-      <w:proofErr w:type="gramEnd"/>
       <w:r>
         <w:rPr>
           <w:rFonts w:ascii="Consolas" w:eastAsia="Times New Roman" w:hAnsi="Consolas" w:cs="Times New Roman"/>
@@ -5916,7 +6387,6 @@
           <w:lang w:val="en-US" w:eastAsia="ru-RU"/>
         </w:rPr>
       </w:pPr>
-      <w:proofErr w:type="spellStart"/>
       <w:r>
         <w:rPr>
           <w:rFonts w:ascii="Consolas" w:eastAsia="Times New Roman" w:hAnsi="Consolas" w:cs="Times New Roman"/>
@@ -5933,7 +6403,7 @@
           <w:color w:val="212121"/>
           <w:sz w:val="21"/>
           <w:szCs w:val="21"/>
-          <w:lang w:val="en-US" w:eastAsia="ru-RU"/>
+          <w:lang w:eastAsia="ru-RU"/>
         </w:rPr>
         <w:t>_</w:t>
       </w:r>
@@ -5947,18 +6417,16 @@
         </w:rPr>
         <w:t>norm</w:t>
       </w:r>
-      <w:proofErr w:type="spellEnd"/>
-      <w:r>
-        <w:rPr>
-          <w:rFonts w:ascii="Consolas" w:eastAsia="Times New Roman" w:hAnsi="Consolas" w:cs="Times New Roman"/>
-          <w:color w:val="212121"/>
-          <w:sz w:val="21"/>
-          <w:szCs w:val="21"/>
-          <w:lang w:val="en-US" w:eastAsia="ru-RU"/>
+      <w:r>
+        <w:rPr>
+          <w:rFonts w:ascii="Consolas" w:eastAsia="Times New Roman" w:hAnsi="Consolas" w:cs="Times New Roman"/>
+          <w:color w:val="212121"/>
+          <w:sz w:val="21"/>
+          <w:szCs w:val="21"/>
+          <w:lang w:eastAsia="ru-RU"/>
         </w:rPr>
         <w:t xml:space="preserve"> = (</w:t>
       </w:r>
-      <w:proofErr w:type="spellStart"/>
       <w:r>
         <w:rPr>
           <w:rFonts w:ascii="Consolas" w:eastAsia="Times New Roman" w:hAnsi="Consolas" w:cs="Times New Roman"/>
@@ -5975,7 +6443,7 @@
           <w:color w:val="212121"/>
           <w:sz w:val="21"/>
           <w:szCs w:val="21"/>
-          <w:lang w:val="en-US" w:eastAsia="ru-RU"/>
+          <w:lang w:eastAsia="ru-RU"/>
         </w:rPr>
         <w:t>_</w:t>
       </w:r>
@@ -5989,18 +6457,16 @@
         </w:rPr>
         <w:t>clean</w:t>
       </w:r>
-      <w:proofErr w:type="spellEnd"/>
-      <w:r>
-        <w:rPr>
-          <w:rFonts w:ascii="Consolas" w:eastAsia="Times New Roman" w:hAnsi="Consolas" w:cs="Times New Roman"/>
-          <w:color w:val="212121"/>
-          <w:sz w:val="21"/>
-          <w:szCs w:val="21"/>
-          <w:lang w:val="en-US" w:eastAsia="ru-RU"/>
+      <w:r>
+        <w:rPr>
+          <w:rFonts w:ascii="Consolas" w:eastAsia="Times New Roman" w:hAnsi="Consolas" w:cs="Times New Roman"/>
+          <w:color w:val="212121"/>
+          <w:sz w:val="21"/>
+          <w:szCs w:val="21"/>
+          <w:lang w:eastAsia="ru-RU"/>
         </w:rPr>
         <w:t xml:space="preserve"> - </w:t>
       </w:r>
-      <w:proofErr w:type="gramStart"/>
       <w:r>
         <w:rPr>
           <w:rFonts w:ascii="Consolas" w:eastAsia="Times New Roman" w:hAnsi="Consolas" w:cs="Times New Roman"/>
@@ -6017,12 +6483,10 @@
           <w:color w:val="212121"/>
           <w:sz w:val="21"/>
           <w:szCs w:val="21"/>
-          <w:lang w:val="en-US" w:eastAsia="ru-RU"/>
+          <w:lang w:eastAsia="ru-RU"/>
         </w:rPr>
         <w:t>(</w:t>
       </w:r>
-      <w:proofErr w:type="spellStart"/>
-      <w:proofErr w:type="gramEnd"/>
       <w:r>
         <w:rPr>
           <w:rFonts w:ascii="Consolas" w:eastAsia="Times New Roman" w:hAnsi="Consolas" w:cs="Times New Roman"/>
@@ -6039,7 +6503,7 @@
           <w:color w:val="212121"/>
           <w:sz w:val="21"/>
           <w:szCs w:val="21"/>
-          <w:lang w:val="en-US" w:eastAsia="ru-RU"/>
+          <w:lang w:eastAsia="ru-RU"/>
         </w:rPr>
         <w:t>_</w:t>
       </w:r>
@@ -6053,14 +6517,13 @@
         </w:rPr>
         <w:t>clean</w:t>
       </w:r>
-      <w:proofErr w:type="spellEnd"/>
-      <w:r>
-        <w:rPr>
-          <w:rFonts w:ascii="Consolas" w:eastAsia="Times New Roman" w:hAnsi="Consolas" w:cs="Times New Roman"/>
-          <w:color w:val="212121"/>
-          <w:sz w:val="21"/>
-          <w:szCs w:val="21"/>
-          <w:lang w:val="en-US" w:eastAsia="ru-RU"/>
+      <w:r>
+        <w:rPr>
+          <w:rFonts w:ascii="Consolas" w:eastAsia="Times New Roman" w:hAnsi="Consolas" w:cs="Times New Roman"/>
+          <w:color w:val="212121"/>
+          <w:sz w:val="21"/>
+          <w:szCs w:val="21"/>
+          <w:lang w:eastAsia="ru-RU"/>
         </w:rPr>
         <w:t xml:space="preserve">)) ./ </w:t>
       </w:r>
@@ -6173,21 +6636,9 @@
           <w:szCs w:val="21"/>
           <w:lang w:val="en-US" w:eastAsia="ru-RU"/>
         </w:rPr>
-        <w:t xml:space="preserve"> - </w:t>
-      </w:r>
-      <w:proofErr w:type="gramStart"/>
-      <w:r>
-        <w:rPr>
-          <w:rFonts w:ascii="Consolas" w:eastAsia="Times New Roman" w:hAnsi="Consolas" w:cs="Times New Roman"/>
-          <w:color w:val="212121"/>
-          <w:sz w:val="21"/>
-          <w:szCs w:val="21"/>
-          <w:lang w:val="en-US" w:eastAsia="ru-RU"/>
-        </w:rPr>
-        <w:t>min(</w:t>
-      </w:r>
-      <w:proofErr w:type="spellStart"/>
-      <w:proofErr w:type="gramEnd"/>
+        <w:t xml:space="preserve"> - min(</w:t>
+      </w:r>
+      <w:proofErr w:type="spellStart"/>
       <w:r>
         <w:rPr>
           <w:rFonts w:ascii="Consolas" w:eastAsia="Times New Roman" w:hAnsi="Consolas" w:cs="Times New Roman"/>
@@ -6267,7 +6718,6 @@
         </w:rPr>
       </w:pPr>
       <w:proofErr w:type="spellStart"/>
-      <w:proofErr w:type="gramStart"/>
       <w:r>
         <w:rPr>
           <w:rFonts w:ascii="Consolas" w:eastAsia="Times New Roman" w:hAnsi="Consolas" w:cs="Times New Roman"/>
@@ -6289,7 +6739,6 @@
         </w:rPr>
         <w:t>(</w:t>
       </w:r>
-      <w:proofErr w:type="gramEnd"/>
       <w:r>
         <w:rPr>
           <w:rFonts w:ascii="Consolas" w:eastAsia="Times New Roman" w:hAnsi="Consolas" w:cs="Times New Roman"/>
@@ -6415,19 +6864,11 @@
         </w:rPr>
         <w:t xml:space="preserve">Создадим </w:t>
       </w:r>
-      <w:proofErr w:type="spellStart"/>
-      <w:r>
-        <w:rPr>
-          <w:sz w:val="28"/>
-        </w:rPr>
-        <w:t>нейросеть</w:t>
-      </w:r>
-      <w:proofErr w:type="spellEnd"/>
-      <w:r>
-        <w:rPr>
-          <w:sz w:val="28"/>
-        </w:rPr>
-        <w:t xml:space="preserve"> </w:t>
+      <w:r>
+        <w:rPr>
+          <w:sz w:val="28"/>
+        </w:rPr>
+        <w:t xml:space="preserve">нейросеть </w:t>
       </w:r>
       <w:r>
         <w:rPr>
@@ -6478,7 +6919,6 @@
         </w:rPr>
         <w:t xml:space="preserve"> </w:t>
       </w:r>
-      <w:proofErr w:type="spellStart"/>
       <w:r>
         <w:rPr>
           <w:rFonts w:ascii="Consolas" w:eastAsia="Times New Roman" w:hAnsi="Consolas" w:cs="Consolas"/>
@@ -6489,7 +6929,6 @@
         </w:rPr>
         <w:t>нейросеть</w:t>
       </w:r>
-      <w:proofErr w:type="spellEnd"/>
       <w:r>
         <w:rPr>
           <w:rFonts w:ascii="Consolas" w:eastAsia="Times New Roman" w:hAnsi="Consolas" w:cs="Times New Roman"/>
@@ -6554,7 +6993,6 @@
         </w:rPr>
       </w:pPr>
       <w:proofErr w:type="spellStart"/>
-      <w:proofErr w:type="gramStart"/>
       <w:r>
         <w:rPr>
           <w:rFonts w:ascii="Consolas" w:eastAsia="Times New Roman" w:hAnsi="Consolas" w:cs="Times New Roman"/>
@@ -6566,7 +7004,6 @@
         <w:t>numObs</w:t>
       </w:r>
       <w:proofErr w:type="spellEnd"/>
-      <w:proofErr w:type="gramEnd"/>
       <w:r>
         <w:rPr>
           <w:rFonts w:ascii="Consolas" w:eastAsia="Times New Roman" w:hAnsi="Consolas" w:cs="Times New Roman"/>
@@ -6653,7 +7090,6 @@
         </w:rPr>
       </w:pPr>
       <w:proofErr w:type="spellStart"/>
-      <w:proofErr w:type="gramStart"/>
       <w:r>
         <w:rPr>
           <w:rFonts w:ascii="Consolas" w:eastAsia="Times New Roman" w:hAnsi="Consolas" w:cs="Times New Roman"/>
@@ -6665,7 +7101,6 @@
         <w:t>inputSize</w:t>
       </w:r>
       <w:proofErr w:type="spellEnd"/>
-      <w:proofErr w:type="gramEnd"/>
       <w:r>
         <w:rPr>
           <w:rFonts w:ascii="Consolas" w:eastAsia="Times New Roman" w:hAnsi="Consolas" w:cs="Times New Roman"/>
@@ -6731,27 +7166,15 @@
           <w:lang w:val="en-US" w:eastAsia="ru-RU"/>
         </w:rPr>
       </w:pPr>
-      <w:proofErr w:type="gramStart"/>
-      <w:r>
-        <w:rPr>
-          <w:rFonts w:ascii="Consolas" w:eastAsia="Times New Roman" w:hAnsi="Consolas" w:cs="Times New Roman"/>
-          <w:color w:val="212121"/>
-          <w:sz w:val="21"/>
-          <w:szCs w:val="21"/>
-          <w:lang w:val="en-US" w:eastAsia="ru-RU"/>
-        </w:rPr>
-        <w:t>layers</w:t>
-      </w:r>
-      <w:proofErr w:type="gramEnd"/>
-      <w:r>
-        <w:rPr>
-          <w:rFonts w:ascii="Consolas" w:eastAsia="Times New Roman" w:hAnsi="Consolas" w:cs="Times New Roman"/>
-          <w:color w:val="212121"/>
-          <w:sz w:val="21"/>
-          <w:szCs w:val="21"/>
-          <w:lang w:val="en-US" w:eastAsia="ru-RU"/>
-        </w:rPr>
-        <w:t xml:space="preserve"> = [</w:t>
+      <w:r>
+        <w:rPr>
+          <w:rFonts w:ascii="Consolas" w:eastAsia="Times New Roman" w:hAnsi="Consolas" w:cs="Times New Roman"/>
+          <w:color w:val="212121"/>
+          <w:sz w:val="21"/>
+          <w:szCs w:val="21"/>
+          <w:lang w:val="en-US" w:eastAsia="ru-RU"/>
+        </w:rPr>
+        <w:t>layers = [</w:t>
       </w:r>
     </w:p>
     <w:p>
@@ -6777,7 +7200,6 @@
         <w:t xml:space="preserve">    </w:t>
       </w:r>
       <w:proofErr w:type="spellStart"/>
-      <w:proofErr w:type="gramStart"/>
       <w:r>
         <w:rPr>
           <w:rFonts w:ascii="Consolas" w:eastAsia="Times New Roman" w:hAnsi="Consolas" w:cs="Times New Roman"/>
@@ -6800,7 +7222,6 @@
         <w:t>(</w:t>
       </w:r>
       <w:proofErr w:type="spellStart"/>
-      <w:proofErr w:type="gramEnd"/>
       <w:r>
         <w:rPr>
           <w:rFonts w:ascii="Consolas" w:eastAsia="Times New Roman" w:hAnsi="Consolas" w:cs="Times New Roman"/>
@@ -6846,7 +7267,6 @@
         <w:t xml:space="preserve">    </w:t>
       </w:r>
       <w:proofErr w:type="spellStart"/>
-      <w:proofErr w:type="gramStart"/>
       <w:r>
         <w:rPr>
           <w:rFonts w:ascii="Consolas" w:eastAsia="Times New Roman" w:hAnsi="Consolas" w:cs="Times New Roman"/>
@@ -6866,18 +7286,7 @@
           <w:szCs w:val="21"/>
           <w:lang w:val="en-US" w:eastAsia="ru-RU"/>
         </w:rPr>
-        <w:t>(</w:t>
-      </w:r>
-      <w:proofErr w:type="gramEnd"/>
-      <w:r>
-        <w:rPr>
-          <w:rFonts w:ascii="Consolas" w:eastAsia="Times New Roman" w:hAnsi="Consolas" w:cs="Times New Roman"/>
-          <w:color w:val="212121"/>
-          <w:sz w:val="21"/>
-          <w:szCs w:val="21"/>
-          <w:lang w:val="en-US" w:eastAsia="ru-RU"/>
-        </w:rPr>
-        <w:t>64)</w:t>
+        <w:t>(64)</w:t>
       </w:r>
     </w:p>
     <w:p>
@@ -6903,7 +7312,6 @@
         <w:t xml:space="preserve">    </w:t>
       </w:r>
       <w:proofErr w:type="spellStart"/>
-      <w:proofErr w:type="gramStart"/>
       <w:r>
         <w:rPr>
           <w:rFonts w:ascii="Consolas" w:eastAsia="Times New Roman" w:hAnsi="Consolas" w:cs="Times New Roman"/>
@@ -6915,7 +7323,6 @@
         <w:t>reluLayer</w:t>
       </w:r>
       <w:proofErr w:type="spellEnd"/>
-      <w:proofErr w:type="gramEnd"/>
     </w:p>
     <w:p>
       <w:pPr>
@@ -6940,7 +7347,6 @@
         <w:t xml:space="preserve">    </w:t>
       </w:r>
       <w:proofErr w:type="spellStart"/>
-      <w:proofErr w:type="gramStart"/>
       <w:r>
         <w:rPr>
           <w:rFonts w:ascii="Consolas" w:eastAsia="Times New Roman" w:hAnsi="Consolas" w:cs="Times New Roman"/>
@@ -6960,18 +7366,7 @@
           <w:szCs w:val="21"/>
           <w:lang w:val="en-US" w:eastAsia="ru-RU"/>
         </w:rPr>
-        <w:t>(</w:t>
-      </w:r>
-      <w:proofErr w:type="gramEnd"/>
-      <w:r>
-        <w:rPr>
-          <w:rFonts w:ascii="Consolas" w:eastAsia="Times New Roman" w:hAnsi="Consolas" w:cs="Times New Roman"/>
-          <w:color w:val="212121"/>
-          <w:sz w:val="21"/>
-          <w:szCs w:val="21"/>
-          <w:lang w:val="en-US" w:eastAsia="ru-RU"/>
-        </w:rPr>
-        <w:t>0.2)</w:t>
+        <w:t>(0.2)</w:t>
       </w:r>
     </w:p>
     <w:p>
@@ -6997,7 +7392,6 @@
         <w:t xml:space="preserve">    </w:t>
       </w:r>
       <w:proofErr w:type="spellStart"/>
-      <w:proofErr w:type="gramStart"/>
       <w:r>
         <w:rPr>
           <w:rFonts w:ascii="Consolas" w:eastAsia="Times New Roman" w:hAnsi="Consolas" w:cs="Times New Roman"/>
@@ -7017,18 +7411,7 @@
           <w:szCs w:val="21"/>
           <w:lang w:val="en-US" w:eastAsia="ru-RU"/>
         </w:rPr>
-        <w:t>(</w:t>
-      </w:r>
-      <w:proofErr w:type="gramEnd"/>
-      <w:r>
-        <w:rPr>
-          <w:rFonts w:ascii="Consolas" w:eastAsia="Times New Roman" w:hAnsi="Consolas" w:cs="Times New Roman"/>
-          <w:color w:val="212121"/>
-          <w:sz w:val="21"/>
-          <w:szCs w:val="21"/>
-          <w:lang w:val="en-US" w:eastAsia="ru-RU"/>
-        </w:rPr>
-        <w:t>32)</w:t>
+        <w:t>(32)</w:t>
       </w:r>
     </w:p>
     <w:p>
@@ -7054,7 +7437,6 @@
         <w:t xml:space="preserve">    </w:t>
       </w:r>
       <w:proofErr w:type="spellStart"/>
-      <w:proofErr w:type="gramStart"/>
       <w:r>
         <w:rPr>
           <w:rFonts w:ascii="Consolas" w:eastAsia="Times New Roman" w:hAnsi="Consolas" w:cs="Times New Roman"/>
@@ -7066,7 +7448,6 @@
         <w:t>reluLayer</w:t>
       </w:r>
       <w:proofErr w:type="spellEnd"/>
-      <w:proofErr w:type="gramEnd"/>
     </w:p>
     <w:p>
       <w:pPr>
@@ -7091,7 +7472,6 @@
         <w:t xml:space="preserve">    </w:t>
       </w:r>
       <w:proofErr w:type="spellStart"/>
-      <w:proofErr w:type="gramStart"/>
       <w:r>
         <w:rPr>
           <w:rFonts w:ascii="Consolas" w:eastAsia="Times New Roman" w:hAnsi="Consolas" w:cs="Times New Roman"/>
@@ -7111,18 +7491,7 @@
           <w:szCs w:val="21"/>
           <w:lang w:val="en-US" w:eastAsia="ru-RU"/>
         </w:rPr>
-        <w:t>(</w:t>
-      </w:r>
-      <w:proofErr w:type="gramEnd"/>
-      <w:r>
-        <w:rPr>
-          <w:rFonts w:ascii="Consolas" w:eastAsia="Times New Roman" w:hAnsi="Consolas" w:cs="Times New Roman"/>
-          <w:color w:val="212121"/>
-          <w:sz w:val="21"/>
-          <w:szCs w:val="21"/>
-          <w:lang w:val="en-US" w:eastAsia="ru-RU"/>
-        </w:rPr>
-        <w:t xml:space="preserve">2)  </w:t>
+        <w:t xml:space="preserve">(2)  </w:t>
       </w:r>
       <w:r>
         <w:rPr>
@@ -7168,7 +7537,6 @@
         <w:t xml:space="preserve">    </w:t>
       </w:r>
       <w:proofErr w:type="spellStart"/>
-      <w:proofErr w:type="gramStart"/>
       <w:r>
         <w:rPr>
           <w:rFonts w:ascii="Consolas" w:eastAsia="Times New Roman" w:hAnsi="Consolas" w:cs="Times New Roman"/>
@@ -7180,7 +7548,6 @@
         <w:t>regressionLayer</w:t>
       </w:r>
       <w:proofErr w:type="spellEnd"/>
-      <w:proofErr w:type="gramEnd"/>
     </w:p>
     <w:p>
       <w:pPr>
@@ -7217,27 +7584,15 @@
           <w:lang w:val="en-US" w:eastAsia="ru-RU"/>
         </w:rPr>
       </w:pPr>
-      <w:proofErr w:type="gramStart"/>
-      <w:r>
-        <w:rPr>
-          <w:rFonts w:ascii="Consolas" w:eastAsia="Times New Roman" w:hAnsi="Consolas" w:cs="Times New Roman"/>
-          <w:color w:val="212121"/>
-          <w:sz w:val="21"/>
-          <w:szCs w:val="21"/>
-          <w:lang w:val="en-US" w:eastAsia="ru-RU"/>
-        </w:rPr>
-        <w:t>options</w:t>
-      </w:r>
-      <w:proofErr w:type="gramEnd"/>
-      <w:r>
-        <w:rPr>
-          <w:rFonts w:ascii="Consolas" w:eastAsia="Times New Roman" w:hAnsi="Consolas" w:cs="Times New Roman"/>
-          <w:color w:val="212121"/>
-          <w:sz w:val="21"/>
-          <w:szCs w:val="21"/>
-          <w:lang w:val="en-US" w:eastAsia="ru-RU"/>
-        </w:rPr>
-        <w:t xml:space="preserve"> = </w:t>
+      <w:r>
+        <w:rPr>
+          <w:rFonts w:ascii="Consolas" w:eastAsia="Times New Roman" w:hAnsi="Consolas" w:cs="Times New Roman"/>
+          <w:color w:val="212121"/>
+          <w:sz w:val="21"/>
+          <w:szCs w:val="21"/>
+          <w:lang w:val="en-US" w:eastAsia="ru-RU"/>
+        </w:rPr>
+        <w:t xml:space="preserve">options = </w:t>
       </w:r>
       <w:proofErr w:type="spellStart"/>
       <w:r>
@@ -7376,18 +7731,7 @@
           <w:szCs w:val="21"/>
           <w:lang w:val="en-US" w:eastAsia="ru-RU"/>
         </w:rPr>
-        <w:t>, 200</w:t>
-      </w:r>
-      <w:proofErr w:type="gramStart"/>
-      <w:r>
-        <w:rPr>
-          <w:rFonts w:ascii="Consolas" w:eastAsia="Times New Roman" w:hAnsi="Consolas" w:cs="Times New Roman"/>
-          <w:color w:val="212121"/>
-          <w:sz w:val="21"/>
-          <w:szCs w:val="21"/>
-          <w:lang w:val="en-US" w:eastAsia="ru-RU"/>
-        </w:rPr>
-        <w:t xml:space="preserve">, </w:t>
+        <w:t xml:space="preserve">, 200, </w:t>
       </w:r>
       <w:r>
         <w:rPr>
@@ -7399,7 +7743,6 @@
         </w:rPr>
         <w:t>...</w:t>
       </w:r>
-      <w:proofErr w:type="gramEnd"/>
     </w:p>
     <w:p>
       <w:pPr>
@@ -7463,18 +7806,7 @@
           <w:szCs w:val="21"/>
           <w:lang w:val="en-US" w:eastAsia="ru-RU"/>
         </w:rPr>
-        <w:t>, 16</w:t>
-      </w:r>
-      <w:proofErr w:type="gramStart"/>
-      <w:r>
-        <w:rPr>
-          <w:rFonts w:ascii="Consolas" w:eastAsia="Times New Roman" w:hAnsi="Consolas" w:cs="Times New Roman"/>
-          <w:color w:val="212121"/>
-          <w:sz w:val="21"/>
-          <w:szCs w:val="21"/>
-          <w:lang w:val="en-US" w:eastAsia="ru-RU"/>
-        </w:rPr>
-        <w:t xml:space="preserve">, </w:t>
+        <w:t xml:space="preserve">, 16, </w:t>
       </w:r>
       <w:r>
         <w:rPr>
@@ -7486,7 +7818,6 @@
         </w:rPr>
         <w:t>...</w:t>
       </w:r>
-      <w:proofErr w:type="gramEnd"/>
     </w:p>
     <w:p>
       <w:pPr>
@@ -7563,27 +7894,15 @@
           <w:lang w:val="en-US" w:eastAsia="ru-RU"/>
         </w:rPr>
       </w:pPr>
-      <w:proofErr w:type="gramStart"/>
-      <w:r>
-        <w:rPr>
-          <w:rFonts w:ascii="Consolas" w:eastAsia="Times New Roman" w:hAnsi="Consolas" w:cs="Times New Roman"/>
-          <w:color w:val="212121"/>
-          <w:sz w:val="21"/>
-          <w:szCs w:val="21"/>
-          <w:lang w:val="en-US" w:eastAsia="ru-RU"/>
-        </w:rPr>
-        <w:t>net</w:t>
-      </w:r>
-      <w:proofErr w:type="gramEnd"/>
-      <w:r>
-        <w:rPr>
-          <w:rFonts w:ascii="Consolas" w:eastAsia="Times New Roman" w:hAnsi="Consolas" w:cs="Times New Roman"/>
-          <w:color w:val="212121"/>
-          <w:sz w:val="21"/>
-          <w:szCs w:val="21"/>
-          <w:lang w:val="en-US" w:eastAsia="ru-RU"/>
-        </w:rPr>
-        <w:t xml:space="preserve"> = </w:t>
+      <w:r>
+        <w:rPr>
+          <w:rFonts w:ascii="Consolas" w:eastAsia="Times New Roman" w:hAnsi="Consolas" w:cs="Times New Roman"/>
+          <w:color w:val="212121"/>
+          <w:sz w:val="21"/>
+          <w:szCs w:val="21"/>
+          <w:lang w:val="en-US" w:eastAsia="ru-RU"/>
+        </w:rPr>
+        <w:t xml:space="preserve">net = </w:t>
       </w:r>
       <w:proofErr w:type="spellStart"/>
       <w:r>
@@ -7830,7 +8149,43 @@
           <w:sz w:val="28"/>
         </w:rPr>
         <w:lastRenderedPageBreak/>
-        <w:t>Как видно из рисунка 3, уже к 400 итерации величина ошибки и потерь стабилизируется и характеризуется лишь необъясненной выбранными параметрами дисперсией.</w:t>
+        <w:t>Как видно из рисунка 3, уже к 400 итерации величина ошибки и потерь стабилизируется и характеризуется лишь необъясненной выбранными параметрами дисперсией</w:t>
+      </w:r>
+      <w:r>
+        <w:rPr>
+          <w:sz w:val="28"/>
+        </w:rPr>
+        <w:fldChar w:fldCharType="begin"/>
+      </w:r>
+      <w:r>
+        <w:rPr>
+          <w:sz w:val="28"/>
+        </w:rPr>
+        <w:instrText xml:space="preserve"> ADDIN ZOTERO_ITEM CSL_CITATION {"citationID":"KiZX49MC","properties":{"formattedCitation":"[6]","plainCitation":"[6]","noteIndex":0},"citationItems":[{"id":70,"uris":["http://zotero.org/users/13235738/items/FZTBDY95"],"itemData":{"id":70,"type":"software","title":"Модель распознавания тепловизионного изображения объектов дорожной обстановки. https://github.com/SergTa/VKR_25_YOLOv7.git","URL":"https://github.com/SergTa/VKR_25_YOLOv7.git","author":[{"family":"Табакарь","given":"С.И."}],"accessed":{"date-parts":[["2025",3,10]]},"issued":{"date-parts":[["2025"]]}}}],"schema":"https://github.com/citation-style-language/schema/raw/master/csl-citation.json"} </w:instrText>
+      </w:r>
+      <w:r>
+        <w:rPr>
+          <w:sz w:val="28"/>
+        </w:rPr>
+        <w:fldChar w:fldCharType="separate"/>
+      </w:r>
+      <w:r>
+        <w:rPr>
+          <w:sz w:val="28"/>
+        </w:rPr>
+        <w:t>[6]</w:t>
+      </w:r>
+      <w:r>
+        <w:rPr>
+          <w:sz w:val="28"/>
+        </w:rPr>
+        <w:fldChar w:fldCharType="end"/>
+      </w:r>
+      <w:r>
+        <w:rPr>
+          <w:sz w:val="28"/>
+        </w:rPr>
+        <w:t>.</w:t>
       </w:r>
     </w:p>
     <w:p>
@@ -7849,21 +8204,7 @@
         <w:rPr>
           <w:sz w:val="28"/>
         </w:rPr>
-        <w:t xml:space="preserve">Результаты сравнительной оценки выходных параметров, полученных по имитационной модели и с помощью </w:t>
-      </w:r>
-      <w:proofErr w:type="spellStart"/>
-      <w:r>
-        <w:rPr>
-          <w:sz w:val="28"/>
-        </w:rPr>
-        <w:t>нейросети</w:t>
-      </w:r>
-      <w:proofErr w:type="spellEnd"/>
-      <w:r>
-        <w:rPr>
-          <w:sz w:val="28"/>
-        </w:rPr>
-        <w:t>, взятых случайно из плана эксперимента, показаны на рис</w:t>
+        <w:t>Результаты сравнительной оценки выходных параметров, полученных по имитационной модели и с помощью нейросети, взятых случайно из плана эксперимента, показаны на рис</w:t>
       </w:r>
       <w:r>
         <w:rPr>
@@ -7962,21 +8303,7 @@
         <w:rPr>
           <w:sz w:val="28"/>
         </w:rPr>
-        <w:t xml:space="preserve">Рисунок 4 – Результаты оценки предсказаний </w:t>
-      </w:r>
-      <w:proofErr w:type="spellStart"/>
-      <w:r>
-        <w:rPr>
-          <w:sz w:val="28"/>
-        </w:rPr>
-        <w:t>нейросетью</w:t>
-      </w:r>
-      <w:proofErr w:type="spellEnd"/>
-      <w:r>
-        <w:rPr>
-          <w:sz w:val="28"/>
-        </w:rPr>
-        <w:t xml:space="preserve"> в сравнении с результатами имитационного моделирования</w:t>
+        <w:t>Рисунок 4 – Результаты оценки предсказаний нейросетью в сравнении с результатами имитационного моделирования</w:t>
       </w:r>
     </w:p>
     <w:p>
@@ -8008,21 +8335,7 @@
         <w:rPr>
           <w:sz w:val="28"/>
         </w:rPr>
-        <w:t xml:space="preserve">Как видно из рисунка 4, результаты, предсказанные </w:t>
-      </w:r>
-      <w:proofErr w:type="spellStart"/>
-      <w:r>
-        <w:rPr>
-          <w:sz w:val="28"/>
-        </w:rPr>
-        <w:t>нейросетью</w:t>
-      </w:r>
-      <w:proofErr w:type="spellEnd"/>
-      <w:r>
-        <w:rPr>
-          <w:sz w:val="28"/>
-        </w:rPr>
-        <w:t xml:space="preserve">, имеют высокую сходимость с результатами имитационного моделирования, что может говорить </w:t>
+        <w:t xml:space="preserve">Как видно из рисунка 4, результаты, предсказанные нейросетью, имеют высокую сходимость с результатами имитационного моделирования, что может говорить </w:t>
       </w:r>
       <w:r>
         <w:rPr>
@@ -8034,21 +8347,7 @@
         <w:rPr>
           <w:sz w:val="28"/>
         </w:rPr>
-        <w:t xml:space="preserve"> обученной </w:t>
-      </w:r>
-      <w:proofErr w:type="spellStart"/>
-      <w:r>
-        <w:rPr>
-          <w:sz w:val="28"/>
-        </w:rPr>
-        <w:t>нейросети</w:t>
-      </w:r>
-      <w:proofErr w:type="spellEnd"/>
-      <w:r>
-        <w:rPr>
-          <w:sz w:val="28"/>
-        </w:rPr>
-        <w:t>.</w:t>
+        <w:t xml:space="preserve"> обученной нейросети.</w:t>
       </w:r>
     </w:p>
     <w:p>
@@ -8157,7 +8456,6 @@
           <w:lang w:val="en-US" w:eastAsia="ru-RU"/>
         </w:rPr>
       </w:pPr>
-      <w:proofErr w:type="gramStart"/>
       <w:r>
         <w:rPr>
           <w:rFonts w:ascii="Consolas" w:eastAsia="Times New Roman" w:hAnsi="Consolas" w:cs="Times New Roman"/>
@@ -8166,18 +8464,7 @@
           <w:szCs w:val="21"/>
           <w:lang w:val="en-US" w:eastAsia="ru-RU"/>
         </w:rPr>
-        <w:t>%</w:t>
-      </w:r>
-      <w:proofErr w:type="gramEnd"/>
-      <w:r>
-        <w:rPr>
-          <w:rFonts w:ascii="Consolas" w:eastAsia="Times New Roman" w:hAnsi="Consolas" w:cs="Times New Roman"/>
-          <w:color w:val="008013"/>
-          <w:sz w:val="21"/>
-          <w:szCs w:val="21"/>
-          <w:lang w:val="en-US" w:eastAsia="ru-RU"/>
-        </w:rPr>
-        <w:t xml:space="preserve"> </w:t>
+        <w:t xml:space="preserve">% </w:t>
       </w:r>
       <w:r>
         <w:rPr>
@@ -8222,41 +8509,7 @@
           <w:szCs w:val="21"/>
           <w:lang w:val="en-US" w:eastAsia="ru-RU"/>
         </w:rPr>
-        <w:t xml:space="preserve"> = </w:t>
-      </w:r>
-      <w:proofErr w:type="spellStart"/>
-      <w:proofErr w:type="gramStart"/>
-      <w:r>
-        <w:rPr>
-          <w:rFonts w:ascii="Consolas" w:eastAsia="Times New Roman" w:hAnsi="Consolas" w:cs="Times New Roman"/>
-          <w:color w:val="212121"/>
-          <w:sz w:val="21"/>
-          <w:szCs w:val="21"/>
-          <w:lang w:val="en-US" w:eastAsia="ru-RU"/>
-        </w:rPr>
-        <w:t>sqrt</w:t>
-      </w:r>
-      <w:proofErr w:type="spellEnd"/>
-      <w:r>
-        <w:rPr>
-          <w:rFonts w:ascii="Consolas" w:eastAsia="Times New Roman" w:hAnsi="Consolas" w:cs="Times New Roman"/>
-          <w:color w:val="212121"/>
-          <w:sz w:val="21"/>
-          <w:szCs w:val="21"/>
-          <w:lang w:val="en-US" w:eastAsia="ru-RU"/>
-        </w:rPr>
-        <w:t>(</w:t>
-      </w:r>
-      <w:proofErr w:type="gramEnd"/>
-      <w:r>
-        <w:rPr>
-          <w:rFonts w:ascii="Consolas" w:eastAsia="Times New Roman" w:hAnsi="Consolas" w:cs="Times New Roman"/>
-          <w:color w:val="212121"/>
-          <w:sz w:val="21"/>
-          <w:szCs w:val="21"/>
-          <w:lang w:val="en-US" w:eastAsia="ru-RU"/>
-        </w:rPr>
-        <w:t>mean((</w:t>
+        <w:t xml:space="preserve"> = sqrt(mean((</w:t>
       </w:r>
       <w:proofErr w:type="spellStart"/>
       <w:r>
@@ -8335,41 +8588,7 @@
           <w:szCs w:val="21"/>
           <w:lang w:val="en-US" w:eastAsia="ru-RU"/>
         </w:rPr>
-        <w:t xml:space="preserve"> = </w:t>
-      </w:r>
-      <w:proofErr w:type="spellStart"/>
-      <w:proofErr w:type="gramStart"/>
-      <w:r>
-        <w:rPr>
-          <w:rFonts w:ascii="Consolas" w:eastAsia="Times New Roman" w:hAnsi="Consolas" w:cs="Times New Roman"/>
-          <w:color w:val="212121"/>
-          <w:sz w:val="21"/>
-          <w:szCs w:val="21"/>
-          <w:lang w:val="en-US" w:eastAsia="ru-RU"/>
-        </w:rPr>
-        <w:t>sqrt</w:t>
-      </w:r>
-      <w:proofErr w:type="spellEnd"/>
-      <w:r>
-        <w:rPr>
-          <w:rFonts w:ascii="Consolas" w:eastAsia="Times New Roman" w:hAnsi="Consolas" w:cs="Times New Roman"/>
-          <w:color w:val="212121"/>
-          <w:sz w:val="21"/>
-          <w:szCs w:val="21"/>
-          <w:lang w:val="en-US" w:eastAsia="ru-RU"/>
-        </w:rPr>
-        <w:t>(</w:t>
-      </w:r>
-      <w:proofErr w:type="gramEnd"/>
-      <w:r>
-        <w:rPr>
-          <w:rFonts w:ascii="Consolas" w:eastAsia="Times New Roman" w:hAnsi="Consolas" w:cs="Times New Roman"/>
-          <w:color w:val="212121"/>
-          <w:sz w:val="21"/>
-          <w:szCs w:val="21"/>
-          <w:lang w:val="en-US" w:eastAsia="ru-RU"/>
-        </w:rPr>
-        <w:t>mean((</w:t>
+        <w:t xml:space="preserve"> = sqrt(mean((</w:t>
       </w:r>
       <w:proofErr w:type="spellStart"/>
       <w:r>
@@ -8429,7 +8648,6 @@
         </w:rPr>
       </w:pPr>
       <w:proofErr w:type="spellStart"/>
-      <w:proofErr w:type="gramStart"/>
       <w:r>
         <w:rPr>
           <w:rFonts w:ascii="Consolas" w:eastAsia="Times New Roman" w:hAnsi="Consolas" w:cs="Times New Roman"/>
@@ -8451,7 +8669,6 @@
         </w:rPr>
         <w:t>(</w:t>
       </w:r>
-      <w:proofErr w:type="gramEnd"/>
       <w:r>
         <w:rPr>
           <w:rFonts w:ascii="Consolas" w:eastAsia="Times New Roman" w:hAnsi="Consolas" w:cs="Times New Roman"/>
@@ -8641,7 +8858,6 @@
         </w:rPr>
       </w:pPr>
       <w:proofErr w:type="spellStart"/>
-      <w:proofErr w:type="gramStart"/>
       <w:r>
         <w:rPr>
           <w:rFonts w:ascii="Consolas" w:eastAsia="Times New Roman" w:hAnsi="Consolas" w:cs="Times New Roman"/>
@@ -8663,7 +8879,6 @@
         </w:rPr>
         <w:t>(</w:t>
       </w:r>
-      <w:proofErr w:type="gramEnd"/>
       <w:r>
         <w:rPr>
           <w:rFonts w:ascii="Consolas" w:eastAsia="Times New Roman" w:hAnsi="Consolas" w:cs="Times New Roman"/>
@@ -8877,7 +9092,6 @@
         </w:rPr>
       </w:pPr>
       <w:proofErr w:type="spellStart"/>
-      <w:proofErr w:type="gramStart"/>
       <w:r>
         <w:rPr>
           <w:rFonts w:ascii="Consolas" w:eastAsia="Times New Roman" w:hAnsi="Consolas" w:cs="Times New Roman"/>
@@ -8899,7 +9113,6 @@
         </w:rPr>
         <w:t>(</w:t>
       </w:r>
-      <w:proofErr w:type="gramEnd"/>
       <w:r>
         <w:rPr>
           <w:rFonts w:ascii="Consolas" w:eastAsia="Times New Roman" w:hAnsi="Consolas" w:cs="Times New Roman"/>
@@ -8962,29 +9175,7 @@
           <w:szCs w:val="21"/>
           <w:lang w:val="en-US" w:eastAsia="ru-RU"/>
         </w:rPr>
-        <w:t>(:,1)).^2)/</w:t>
-      </w:r>
-      <w:proofErr w:type="spellStart"/>
-      <w:r>
-        <w:rPr>
-          <w:rFonts w:ascii="Consolas" w:eastAsia="Times New Roman" w:hAnsi="Consolas" w:cs="Times New Roman"/>
-          <w:color w:val="212121"/>
-          <w:sz w:val="21"/>
-          <w:szCs w:val="21"/>
-          <w:lang w:val="en-US" w:eastAsia="ru-RU"/>
-        </w:rPr>
-        <w:t>var</w:t>
-      </w:r>
-      <w:proofErr w:type="spellEnd"/>
-      <w:r>
-        <w:rPr>
-          <w:rFonts w:ascii="Consolas" w:eastAsia="Times New Roman" w:hAnsi="Consolas" w:cs="Times New Roman"/>
-          <w:color w:val="212121"/>
-          <w:sz w:val="21"/>
-          <w:szCs w:val="21"/>
-          <w:lang w:val="en-US" w:eastAsia="ru-RU"/>
-        </w:rPr>
-        <w:t>(</w:t>
+        <w:t>(:,1)).^2)/var(</w:t>
       </w:r>
       <w:proofErr w:type="spellStart"/>
       <w:r>
@@ -9055,16 +9246,8 @@
           <w:sz w:val="28"/>
         </w:rPr>
         <w:lastRenderedPageBreak/>
-        <w:t xml:space="preserve">регуляризации и об отсутствии переобучения </w:t>
-      </w:r>
-      <w:proofErr w:type="spellStart"/>
-      <w:r>
-        <w:rPr>
-          <w:sz w:val="28"/>
-        </w:rPr>
-        <w:t>нейросети</w:t>
-      </w:r>
-      <w:proofErr w:type="spellEnd"/>
+        <w:t>регуляризации и об отсутствии переобучения нейросети</w:t>
+      </w:r>
       <w:r>
         <w:rPr>
           <w:sz w:val="28"/>
@@ -9088,21 +9271,7 @@
         <w:rPr>
           <w:sz w:val="28"/>
         </w:rPr>
-        <w:t xml:space="preserve">Архитектура полученной </w:t>
-      </w:r>
-      <w:proofErr w:type="spellStart"/>
-      <w:r>
-        <w:rPr>
-          <w:sz w:val="28"/>
-        </w:rPr>
-        <w:t>нейросети</w:t>
-      </w:r>
-      <w:proofErr w:type="spellEnd"/>
-      <w:r>
-        <w:rPr>
-          <w:sz w:val="28"/>
-        </w:rPr>
-        <w:t xml:space="preserve"> </w:t>
+        <w:t xml:space="preserve">Архитектура полученной нейросети </w:t>
       </w:r>
       <w:r>
         <w:rPr>
@@ -9274,16 +9443,8 @@
         <w:rPr>
           <w:sz w:val="28"/>
         </w:rPr>
-        <w:t xml:space="preserve"> </w:t>
-      </w:r>
-      <w:proofErr w:type="spellStart"/>
-      <w:r>
-        <w:rPr>
-          <w:sz w:val="28"/>
-        </w:rPr>
-        <w:t>нейросети</w:t>
-      </w:r>
-      <w:proofErr w:type="spellEnd"/>
+        <w:t xml:space="preserve"> нейросети</w:t>
+      </w:r>
     </w:p>
     <w:p>
       <w:pPr>
@@ -9313,21 +9474,7 @@
         <w:rPr>
           <w:sz w:val="28"/>
         </w:rPr>
-        <w:t xml:space="preserve">На заключительном этапе проведем сравнительную оценку производительности имитационной модели и суррогатной </w:t>
-      </w:r>
-      <w:proofErr w:type="spellStart"/>
-      <w:r>
-        <w:rPr>
-          <w:sz w:val="28"/>
-        </w:rPr>
-        <w:t>нейросети</w:t>
-      </w:r>
-      <w:proofErr w:type="spellEnd"/>
-      <w:r>
-        <w:rPr>
-          <w:sz w:val="28"/>
-        </w:rPr>
-        <w:t>.</w:t>
+        <w:t>На заключительном этапе проведем сравнительную оценку производительности имитационной модели и суррогатной нейросети.</w:t>
       </w:r>
     </w:p>
     <w:p>
@@ -9410,7 +9557,6 @@
           <w:lang w:val="en-US" w:eastAsia="ru-RU"/>
         </w:rPr>
       </w:pPr>
-      <w:proofErr w:type="gramStart"/>
       <w:r>
         <w:rPr>
           <w:rFonts w:ascii="Consolas" w:eastAsia="Times New Roman" w:hAnsi="Consolas" w:cs="Times New Roman"/>
@@ -9421,7 +9567,6 @@
         </w:rPr>
         <w:t>sim(</w:t>
       </w:r>
-      <w:proofErr w:type="gramEnd"/>
       <w:r>
         <w:rPr>
           <w:rFonts w:ascii="Consolas" w:eastAsia="Times New Roman" w:hAnsi="Consolas" w:cs="Times New Roman"/>
@@ -9607,20 +9752,8 @@
           <w:szCs w:val="21"/>
           <w:lang w:eastAsia="ru-RU"/>
         </w:rPr>
-        <w:t xml:space="preserve">%Время </w:t>
-      </w:r>
-      <w:proofErr w:type="spellStart"/>
-      <w:r>
-        <w:rPr>
-          <w:rFonts w:ascii="Consolas" w:eastAsia="Times New Roman" w:hAnsi="Consolas" w:cs="Times New Roman"/>
-          <w:color w:val="008013"/>
-          <w:sz w:val="21"/>
-          <w:szCs w:val="21"/>
-          <w:lang w:eastAsia="ru-RU"/>
-        </w:rPr>
-        <w:t>нейросети</w:t>
-      </w:r>
-      <w:proofErr w:type="spellEnd"/>
+        <w:t>%Время нейросети</w:t>
+      </w:r>
     </w:p>
     <w:p>
       <w:pPr>
@@ -9692,7 +9825,6 @@
         <w:t xml:space="preserve"> = </w:t>
       </w:r>
       <w:proofErr w:type="spellStart"/>
-      <w:proofErr w:type="gramStart"/>
       <w:r>
         <w:rPr>
           <w:rFonts w:ascii="Consolas" w:eastAsia="Times New Roman" w:hAnsi="Consolas" w:cs="Times New Roman"/>
@@ -9715,7 +9847,6 @@
         <w:t>(</w:t>
       </w:r>
       <w:proofErr w:type="spellStart"/>
-      <w:proofErr w:type="gramEnd"/>
       <w:r>
         <w:rPr>
           <w:rFonts w:ascii="Consolas" w:eastAsia="Times New Roman" w:hAnsi="Consolas" w:cs="Times New Roman"/>
@@ -9875,7 +10006,6 @@
         </w:rPr>
       </w:pPr>
       <w:proofErr w:type="spellStart"/>
-      <w:proofErr w:type="gramStart"/>
       <w:r>
         <w:rPr>
           <w:rFonts w:ascii="Consolas" w:eastAsia="Times New Roman" w:hAnsi="Consolas" w:cs="Times New Roman"/>
@@ -9897,7 +10027,6 @@
         </w:rPr>
         <w:t>(</w:t>
       </w:r>
-      <w:proofErr w:type="gramEnd"/>
       <w:r>
         <w:rPr>
           <w:rFonts w:ascii="Consolas" w:eastAsia="Times New Roman" w:hAnsi="Consolas" w:cs="Times New Roman"/>
@@ -10022,7 +10151,6 @@
         </w:rPr>
       </w:pPr>
       <w:proofErr w:type="spellStart"/>
-      <w:proofErr w:type="gramStart"/>
       <w:r>
         <w:rPr>
           <w:rFonts w:ascii="Consolas" w:eastAsia="Times New Roman" w:hAnsi="Consolas" w:cs="Times New Roman"/>
@@ -10044,7 +10172,6 @@
         </w:rPr>
         <w:t>(</w:t>
       </w:r>
-      <w:proofErr w:type="gramEnd"/>
       <w:r>
         <w:rPr>
           <w:rFonts w:ascii="Consolas" w:eastAsia="Times New Roman" w:hAnsi="Consolas" w:cs="Times New Roman"/>
@@ -10053,29 +10180,7 @@
           <w:szCs w:val="21"/>
           <w:lang w:eastAsia="ru-RU"/>
         </w:rPr>
-        <w:t xml:space="preserve">'   Суррогатная </w:t>
-      </w:r>
-      <w:proofErr w:type="spellStart"/>
-      <w:r>
-        <w:rPr>
-          <w:rFonts w:ascii="Consolas" w:eastAsia="Times New Roman" w:hAnsi="Consolas" w:cs="Times New Roman"/>
-          <w:color w:val="A709F5"/>
-          <w:sz w:val="21"/>
-          <w:szCs w:val="21"/>
-          <w:lang w:eastAsia="ru-RU"/>
-        </w:rPr>
-        <w:t>нейросеть</w:t>
-      </w:r>
-      <w:proofErr w:type="spellEnd"/>
-      <w:r>
-        <w:rPr>
-          <w:rFonts w:ascii="Consolas" w:eastAsia="Times New Roman" w:hAnsi="Consolas" w:cs="Times New Roman"/>
-          <w:color w:val="A709F5"/>
-          <w:sz w:val="21"/>
-          <w:szCs w:val="21"/>
-          <w:lang w:eastAsia="ru-RU"/>
-        </w:rPr>
-        <w:t xml:space="preserve">:\n  Время: %g </w:t>
+        <w:t xml:space="preserve">'   Суррогатная нейросеть:\n  Время: %g </w:t>
       </w:r>
       <w:proofErr w:type="spellStart"/>
       <w:r>
@@ -10152,9 +10257,8 @@
           <w:szCs w:val="18"/>
           <w:lang w:eastAsia="ru-RU"/>
         </w:rPr>
-        <w:t xml:space="preserve">   Суррогатная </w:t>
-      </w:r>
-      <w:proofErr w:type="spellStart"/>
+        <w:t xml:space="preserve">   Суррогатная нейросеть:</w:t>
+      </w:r>
       <w:r>
         <w:rPr>
           <w:rFonts w:ascii="Consolas" w:eastAsia="Times New Roman" w:hAnsi="Consolas" w:cs="Times New Roman"/>
@@ -10163,9 +10267,10 @@
           <w:szCs w:val="18"/>
           <w:lang w:eastAsia="ru-RU"/>
         </w:rPr>
-        <w:t>нейросеть</w:t>
-      </w:r>
-      <w:proofErr w:type="spellEnd"/>
+        <w:br/>
+        <w:t xml:space="preserve">  Время: 60.481 </w:t>
+      </w:r>
+      <w:proofErr w:type="spellStart"/>
       <w:r>
         <w:rPr>
           <w:rFonts w:ascii="Consolas" w:eastAsia="Times New Roman" w:hAnsi="Consolas" w:cs="Times New Roman"/>
@@ -10174,28 +10279,6 @@
           <w:szCs w:val="18"/>
           <w:lang w:eastAsia="ru-RU"/>
         </w:rPr>
-        <w:t>:</w:t>
-      </w:r>
-      <w:r>
-        <w:rPr>
-          <w:rFonts w:ascii="Consolas" w:eastAsia="Times New Roman" w:hAnsi="Consolas" w:cs="Times New Roman"/>
-          <w:color w:val="212121"/>
-          <w:sz w:val="18"/>
-          <w:szCs w:val="18"/>
-          <w:lang w:eastAsia="ru-RU"/>
-        </w:rPr>
-        <w:br/>
-        <w:t xml:space="preserve">  Время: 60.481 </w:t>
-      </w:r>
-      <w:proofErr w:type="spellStart"/>
-      <w:r>
-        <w:rPr>
-          <w:rFonts w:ascii="Consolas" w:eastAsia="Times New Roman" w:hAnsi="Consolas" w:cs="Times New Roman"/>
-          <w:color w:val="212121"/>
-          <w:sz w:val="18"/>
-          <w:szCs w:val="18"/>
-          <w:lang w:eastAsia="ru-RU"/>
-        </w:rPr>
         <w:t>мс</w:t>
       </w:r>
       <w:proofErr w:type="spellEnd"/>
@@ -10213,7 +10296,6 @@
         </w:rPr>
       </w:pPr>
       <w:proofErr w:type="spellStart"/>
-      <w:proofErr w:type="gramStart"/>
       <w:r>
         <w:rPr>
           <w:rFonts w:ascii="Consolas" w:eastAsia="Times New Roman" w:hAnsi="Consolas" w:cs="Times New Roman"/>
@@ -10235,7 +10317,6 @@
         </w:rPr>
         <w:t>(</w:t>
       </w:r>
-      <w:proofErr w:type="gramEnd"/>
       <w:r>
         <w:rPr>
           <w:rFonts w:ascii="Consolas" w:eastAsia="Times New Roman" w:hAnsi="Consolas" w:cs="Times New Roman"/>
@@ -10415,21 +10496,7 @@
         <w:rPr>
           <w:sz w:val="28"/>
         </w:rPr>
-        <w:t xml:space="preserve">Таким образом, можно сделать вывод, что использование </w:t>
-      </w:r>
-      <w:proofErr w:type="spellStart"/>
-      <w:r>
-        <w:rPr>
-          <w:sz w:val="28"/>
-        </w:rPr>
-        <w:t>нейросетей</w:t>
-      </w:r>
-      <w:proofErr w:type="spellEnd"/>
-      <w:r>
-        <w:rPr>
-          <w:sz w:val="28"/>
-        </w:rPr>
-        <w:t xml:space="preserve"> вместо имитационных моделей имеет достаточно высокую эффективность по критерию производительности при высокой сходимости результатов </w:t>
+        <w:t xml:space="preserve">Таким образом, можно сделать вывод, что использование нейросетей вместо имитационных моделей имеет достаточно высокую эффективность по критерию производительности при высокой сходимости результатов </w:t>
       </w:r>
       <w:r>
         <w:rPr>
@@ -10451,6 +10518,216 @@
           <w:sz w:val="28"/>
         </w:rPr>
       </w:pPr>
+    </w:p>
+    <w:p>
+      <w:pPr>
+        <w:pStyle w:val="ab"/>
+        <w:jc w:val="both"/>
+        <w:rPr>
+          <w:sz w:val="28"/>
+        </w:rPr>
+      </w:pPr>
+      <w:r>
+        <w:rPr>
+          <w:sz w:val="28"/>
+        </w:rPr>
+        <w:fldChar w:fldCharType="begin"/>
+      </w:r>
+      <w:r>
+        <w:rPr>
+          <w:sz w:val="28"/>
+        </w:rPr>
+        <w:instrText xml:space="preserve"> ADDIN ZOTERO_BIBL {"uncited":[],"omitted":[],"custom":[]} CSL_BIBLIOGRAPHY </w:instrText>
+      </w:r>
+      <w:r>
+        <w:rPr>
+          <w:sz w:val="28"/>
+        </w:rPr>
+        <w:fldChar w:fldCharType="separate"/>
+      </w:r>
+      <w:r>
+        <w:rPr>
+          <w:sz w:val="28"/>
+        </w:rPr>
+        <w:t>1.</w:t>
+      </w:r>
+      <w:r>
+        <w:rPr>
+          <w:sz w:val="28"/>
+        </w:rPr>
+        <w:tab/>
+        <w:t>Спирин Н. А. и др. Методы планирования и обработки результатов инженерного эксперимента. Издание 2-е переработанное и дополненное. Екатеринбург: ООО «УИНЦ», 2015. 290 с.</w:t>
+      </w:r>
+    </w:p>
+    <w:p>
+      <w:pPr>
+        <w:pStyle w:val="ab"/>
+        <w:jc w:val="both"/>
+        <w:rPr>
+          <w:sz w:val="28"/>
+        </w:rPr>
+      </w:pPr>
+      <w:r>
+        <w:rPr>
+          <w:sz w:val="28"/>
+        </w:rPr>
+        <w:t>2.</w:t>
+      </w:r>
+      <w:r>
+        <w:rPr>
+          <w:sz w:val="28"/>
+        </w:rPr>
+        <w:tab/>
+      </w:r>
+      <w:proofErr w:type="spellStart"/>
+      <w:r>
+        <w:rPr>
+          <w:sz w:val="28"/>
+        </w:rPr>
+        <w:t>Финни</w:t>
+      </w:r>
+      <w:proofErr w:type="spellEnd"/>
+      <w:r>
+        <w:rPr>
+          <w:sz w:val="28"/>
+        </w:rPr>
+        <w:t xml:space="preserve"> Д. И. Введение в теорию планирования экспериментов. М.: Наука, 1970. 288 с.</w:t>
+      </w:r>
+    </w:p>
+    <w:p>
+      <w:pPr>
+        <w:pStyle w:val="ab"/>
+        <w:jc w:val="both"/>
+        <w:rPr>
+          <w:sz w:val="28"/>
+        </w:rPr>
+      </w:pPr>
+      <w:r>
+        <w:rPr>
+          <w:sz w:val="28"/>
+        </w:rPr>
+        <w:t>3.</w:t>
+      </w:r>
+      <w:r>
+        <w:rPr>
+          <w:sz w:val="28"/>
+        </w:rPr>
+        <w:tab/>
+        <w:t>Создание моделей и анализ динамики гусеничных машин.</w:t>
+      </w:r>
+    </w:p>
+    <w:p>
+      <w:pPr>
+        <w:pStyle w:val="ab"/>
+        <w:jc w:val="both"/>
+        <w:rPr>
+          <w:sz w:val="28"/>
+        </w:rPr>
+      </w:pPr>
+      <w:r>
+        <w:rPr>
+          <w:sz w:val="28"/>
+        </w:rPr>
+        <w:t>4.</w:t>
+      </w:r>
+      <w:r>
+        <w:rPr>
+          <w:sz w:val="28"/>
+        </w:rPr>
+        <w:tab/>
+        <w:t xml:space="preserve">Численная оптимизация в </w:t>
+      </w:r>
+      <w:proofErr w:type="spellStart"/>
+      <w:r>
+        <w:rPr>
+          <w:sz w:val="28"/>
+        </w:rPr>
+        <w:t>Matlab</w:t>
+      </w:r>
+      <w:proofErr w:type="spellEnd"/>
+      <w:r>
+        <w:rPr>
+          <w:sz w:val="28"/>
+        </w:rPr>
+        <w:t xml:space="preserve"> [Электронный ресурс]: Электронный ресурс // CodeTown.ru. URL: https://codetown.ru/matlab/optimizaciya (дата обращения: 22.08.2024).</w:t>
+      </w:r>
+    </w:p>
+    <w:p>
+      <w:pPr>
+        <w:pStyle w:val="ab"/>
+        <w:jc w:val="both"/>
+        <w:rPr>
+          <w:sz w:val="28"/>
+        </w:rPr>
+      </w:pPr>
+      <w:r>
+        <w:rPr>
+          <w:sz w:val="28"/>
+        </w:rPr>
+        <w:t>5.</w:t>
+      </w:r>
+      <w:r>
+        <w:rPr>
+          <w:sz w:val="28"/>
+        </w:rPr>
+        <w:tab/>
+        <w:t xml:space="preserve">Комбинированный метод трекинга транспортных средств на основе глубокой нейронной сети </w:t>
+      </w:r>
+      <w:proofErr w:type="spellStart"/>
+      <w:r>
+        <w:rPr>
+          <w:sz w:val="28"/>
+        </w:rPr>
+        <w:t>Yolo</w:t>
+      </w:r>
+      <w:proofErr w:type="spellEnd"/>
+      <w:r>
+        <w:rPr>
+          <w:sz w:val="28"/>
+        </w:rPr>
+        <w:t xml:space="preserve"> — Recog.ru [Электронный ресурс]. 2020. URL: https://recog.ru/%d0%ba%d0%be%d0%bc%d0%b1%d0%b8%d0%bd%d0%b8%d1%80%d0%be%d0%b2%d0%b0%d0%bd%d0%bd%d1%8b%d0%b9-%d0%bc%d0%b5%d1%82%d0%be%d0%b4-%d1%82%d1%80%d0%b5%d0%ba%d0%b8%d0%bd%d0%b3%d0%b0-%d1%82%d1%80%d0%b0%d0%bd/ (дата обращения: 07.01.2024).</w:t>
+      </w:r>
+    </w:p>
+    <w:p>
+      <w:pPr>
+        <w:pStyle w:val="ab"/>
+        <w:jc w:val="both"/>
+        <w:rPr>
+          <w:sz w:val="28"/>
+        </w:rPr>
+      </w:pPr>
+      <w:r>
+        <w:rPr>
+          <w:sz w:val="28"/>
+        </w:rPr>
+        <w:t>6.</w:t>
+      </w:r>
+      <w:r>
+        <w:rPr>
+          <w:sz w:val="28"/>
+        </w:rPr>
+        <w:tab/>
+        <w:t>Табакарь С. И. Модель распознавания тепловизионного изображения объектов дорожной обстановки. https://github.com/SergTa/VKR_25_YOLOv7.git. 2025.</w:t>
+      </w:r>
+    </w:p>
+    <w:p>
+      <w:pPr>
+        <w:pStyle w:val="a0"/>
+        <w:tabs>
+          <w:tab w:val="left" w:pos="540"/>
+        </w:tabs>
+        <w:spacing w:line="360" w:lineRule="auto"/>
+        <w:ind w:firstLine="0"/>
+        <w:rPr>
+          <w:sz w:val="28"/>
+        </w:rPr>
+      </w:pPr>
+      <w:r>
+        <w:rPr>
+          <w:sz w:val="28"/>
+        </w:rPr>
+        <w:fldChar w:fldCharType="end"/>
+      </w:r>
     </w:p>
     <w:sectPr>
       <w:headerReference w:type="default" r:id="rId15"/>
@@ -10465,7 +10742,7 @@
 </file>
 
 <file path=word/endnotes.xml><?xml version="1.0" encoding="utf-8"?>
-<w:endnotes xmlns:wpc="http://schemas.microsoft.com/office/word/2010/wordprocessingCanvas" xmlns:cx="http://schemas.microsoft.com/office/drawing/2014/chartex" xmlns:cx1="http://schemas.microsoft.com/office/drawing/2015/9/8/chartex" xmlns:mc="http://schemas.openxmlformats.org/markup-compatibility/2006" xmlns:o="urn:schemas-microsoft-com:office:office" xmlns:r="http://schemas.openxmlformats.org/officeDocument/2006/relationships" xmlns:m="http://schemas.openxmlformats.org/officeDocument/2006/math" xmlns:v="urn:schemas-microsoft-com:vml" xmlns:wp14="http://schemas.microsoft.com/office/word/2010/wordprocessingDrawing" xmlns:wp="http://schemas.openxmlformats.org/drawingml/2006/wordprocessingDrawing" xmlns:w10="urn:schemas-microsoft-com:office:word" xmlns:w="http://schemas.openxmlformats.org/wordprocessingml/2006/main" xmlns:w14="http://schemas.microsoft.com/office/word/2010/wordml" xmlns:w15="http://schemas.microsoft.com/office/word/2012/wordml" xmlns:w16se="http://schemas.microsoft.com/office/word/2015/wordml/symex" xmlns:wpg="http://schemas.microsoft.com/office/word/2010/wordprocessingGroup" xmlns:wpi="http://schemas.microsoft.com/office/word/2010/wordprocessingInk" xmlns:wne="http://schemas.microsoft.com/office/word/2006/wordml" xmlns:wps="http://schemas.microsoft.com/office/word/2010/wordprocessingShape" mc:Ignorable="w14 w15 w16se wp14">
+<w:endnotes xmlns:wpc="http://schemas.microsoft.com/office/word/2010/wordprocessingCanvas" xmlns:cx="http://schemas.microsoft.com/office/drawing/2014/chartex" xmlns:cx1="http://schemas.microsoft.com/office/drawing/2015/9/8/chartex" xmlns:cx2="http://schemas.microsoft.com/office/drawing/2015/10/21/chartex" xmlns:cx3="http://schemas.microsoft.com/office/drawing/2016/5/9/chartex" xmlns:cx4="http://schemas.microsoft.com/office/drawing/2016/5/10/chartex" xmlns:cx5="http://schemas.microsoft.com/office/drawing/2016/5/11/chartex" xmlns:cx6="http://schemas.microsoft.com/office/drawing/2016/5/12/chartex" xmlns:cx7="http://schemas.microsoft.com/office/drawing/2016/5/13/chartex" xmlns:cx8="http://schemas.microsoft.com/office/drawing/2016/5/14/chartex" xmlns:mc="http://schemas.openxmlformats.org/markup-compatibility/2006" xmlns:aink="http://schemas.microsoft.com/office/drawing/2016/ink" xmlns:am3d="http://schemas.microsoft.com/office/drawing/2017/model3d" xmlns:o="urn:schemas-microsoft-com:office:office" xmlns:r="http://schemas.openxmlformats.org/officeDocument/2006/relationships" xmlns:m="http://schemas.openxmlformats.org/officeDocument/2006/math" xmlns:v="urn:schemas-microsoft-com:vml" xmlns:wp14="http://schemas.microsoft.com/office/word/2010/wordprocessingDrawing" xmlns:wp="http://schemas.openxmlformats.org/drawingml/2006/wordprocessingDrawing" xmlns:w10="urn:schemas-microsoft-com:office:word" xmlns:w="http://schemas.openxmlformats.org/wordprocessingml/2006/main" xmlns:w14="http://schemas.microsoft.com/office/word/2010/wordml" xmlns:w15="http://schemas.microsoft.com/office/word/2012/wordml" xmlns:w16cex="http://schemas.microsoft.com/office/word/2018/wordml/cex" xmlns:w16cid="http://schemas.microsoft.com/office/word/2016/wordml/cid" xmlns:w16="http://schemas.microsoft.com/office/word/2018/wordml" xmlns:w16sdtdh="http://schemas.microsoft.com/office/word/2020/wordml/sdtdatahash" xmlns:w16se="http://schemas.microsoft.com/office/word/2015/wordml/symex" xmlns:wpg="http://schemas.microsoft.com/office/word/2010/wordprocessingGroup" xmlns:wpi="http://schemas.microsoft.com/office/word/2010/wordprocessingInk" xmlns:wne="http://schemas.microsoft.com/office/word/2006/wordml" xmlns:wps="http://schemas.microsoft.com/office/word/2010/wordprocessingShape" mc:Ignorable="w14 w15 w16se w16cid w16 w16cex w16sdtdh wp14">
   <w:endnote w:type="separator" w:id="-1">
     <w:p>
       <w:pPr>
@@ -10490,7 +10767,7 @@
 </file>
 
 <file path=word/footer1.xml><?xml version="1.0" encoding="utf-8"?>
-<w:ftr xmlns:wpc="http://schemas.microsoft.com/office/word/2010/wordprocessingCanvas" xmlns:cx="http://schemas.microsoft.com/office/drawing/2014/chartex" xmlns:cx1="http://schemas.microsoft.com/office/drawing/2015/9/8/chartex" xmlns:mc="http://schemas.openxmlformats.org/markup-compatibility/2006" xmlns:o="urn:schemas-microsoft-com:office:office" xmlns:r="http://schemas.openxmlformats.org/officeDocument/2006/relationships" xmlns:m="http://schemas.openxmlformats.org/officeDocument/2006/math" xmlns:v="urn:schemas-microsoft-com:vml" xmlns:wp14="http://schemas.microsoft.com/office/word/2010/wordprocessingDrawing" xmlns:wp="http://schemas.openxmlformats.org/drawingml/2006/wordprocessingDrawing" xmlns:w10="urn:schemas-microsoft-com:office:word" xmlns:w="http://schemas.openxmlformats.org/wordprocessingml/2006/main" xmlns:w14="http://schemas.microsoft.com/office/word/2010/wordml" xmlns:w15="http://schemas.microsoft.com/office/word/2012/wordml" xmlns:w16se="http://schemas.microsoft.com/office/word/2015/wordml/symex" xmlns:wpg="http://schemas.microsoft.com/office/word/2010/wordprocessingGroup" xmlns:wpi="http://schemas.microsoft.com/office/word/2010/wordprocessingInk" xmlns:wne="http://schemas.microsoft.com/office/word/2006/wordml" xmlns:wps="http://schemas.microsoft.com/office/word/2010/wordprocessingShape" mc:Ignorable="w14 w15 w16se wp14">
+<w:ftr xmlns:wpc="http://schemas.microsoft.com/office/word/2010/wordprocessingCanvas" xmlns:cx="http://schemas.microsoft.com/office/drawing/2014/chartex" xmlns:cx1="http://schemas.microsoft.com/office/drawing/2015/9/8/chartex" xmlns:cx2="http://schemas.microsoft.com/office/drawing/2015/10/21/chartex" xmlns:cx3="http://schemas.microsoft.com/office/drawing/2016/5/9/chartex" xmlns:cx4="http://schemas.microsoft.com/office/drawing/2016/5/10/chartex" xmlns:cx5="http://schemas.microsoft.com/office/drawing/2016/5/11/chartex" xmlns:cx6="http://schemas.microsoft.com/office/drawing/2016/5/12/chartex" xmlns:cx7="http://schemas.microsoft.com/office/drawing/2016/5/13/chartex" xmlns:cx8="http://schemas.microsoft.com/office/drawing/2016/5/14/chartex" xmlns:mc="http://schemas.openxmlformats.org/markup-compatibility/2006" xmlns:aink="http://schemas.microsoft.com/office/drawing/2016/ink" xmlns:am3d="http://schemas.microsoft.com/office/drawing/2017/model3d" xmlns:o="urn:schemas-microsoft-com:office:office" xmlns:r="http://schemas.openxmlformats.org/officeDocument/2006/relationships" xmlns:m="http://schemas.openxmlformats.org/officeDocument/2006/math" xmlns:v="urn:schemas-microsoft-com:vml" xmlns:wp14="http://schemas.microsoft.com/office/word/2010/wordprocessingDrawing" xmlns:wp="http://schemas.openxmlformats.org/drawingml/2006/wordprocessingDrawing" xmlns:w10="urn:schemas-microsoft-com:office:word" xmlns:w="http://schemas.openxmlformats.org/wordprocessingml/2006/main" xmlns:w14="http://schemas.microsoft.com/office/word/2010/wordml" xmlns:w15="http://schemas.microsoft.com/office/word/2012/wordml" xmlns:w16cex="http://schemas.microsoft.com/office/word/2018/wordml/cex" xmlns:w16cid="http://schemas.microsoft.com/office/word/2016/wordml/cid" xmlns:w16="http://schemas.microsoft.com/office/word/2018/wordml" xmlns:w16sdtdh="http://schemas.microsoft.com/office/word/2020/wordml/sdtdatahash" xmlns:w16se="http://schemas.microsoft.com/office/word/2015/wordml/symex" xmlns:wpg="http://schemas.microsoft.com/office/word/2010/wordprocessingGroup" xmlns:wpi="http://schemas.microsoft.com/office/word/2010/wordprocessingInk" xmlns:wne="http://schemas.microsoft.com/office/word/2006/wordml" xmlns:wps="http://schemas.microsoft.com/office/word/2010/wordprocessingShape" mc:Ignorable="w14 w15 w16se w16cid w16 w16cex w16sdtdh wp14">
   <w:p>
     <w:pPr>
       <w:pStyle w:val="a7"/>
@@ -10527,7 +10804,7 @@
 </file>
 
 <file path=word/footnotes.xml><?xml version="1.0" encoding="utf-8"?>
-<w:footnotes xmlns:wpc="http://schemas.microsoft.com/office/word/2010/wordprocessingCanvas" xmlns:cx="http://schemas.microsoft.com/office/drawing/2014/chartex" xmlns:cx1="http://schemas.microsoft.com/office/drawing/2015/9/8/chartex" xmlns:mc="http://schemas.openxmlformats.org/markup-compatibility/2006" xmlns:o="urn:schemas-microsoft-com:office:office" xmlns:r="http://schemas.openxmlformats.org/officeDocument/2006/relationships" xmlns:m="http://schemas.openxmlformats.org/officeDocument/2006/math" xmlns:v="urn:schemas-microsoft-com:vml" xmlns:wp14="http://schemas.microsoft.com/office/word/2010/wordprocessingDrawing" xmlns:wp="http://schemas.openxmlformats.org/drawingml/2006/wordprocessingDrawing" xmlns:w10="urn:schemas-microsoft-com:office:word" xmlns:w="http://schemas.openxmlformats.org/wordprocessingml/2006/main" xmlns:w14="http://schemas.microsoft.com/office/word/2010/wordml" xmlns:w15="http://schemas.microsoft.com/office/word/2012/wordml" xmlns:w16se="http://schemas.microsoft.com/office/word/2015/wordml/symex" xmlns:wpg="http://schemas.microsoft.com/office/word/2010/wordprocessingGroup" xmlns:wpi="http://schemas.microsoft.com/office/word/2010/wordprocessingInk" xmlns:wne="http://schemas.microsoft.com/office/word/2006/wordml" xmlns:wps="http://schemas.microsoft.com/office/word/2010/wordprocessingShape" mc:Ignorable="w14 w15 w16se wp14">
+<w:footnotes xmlns:wpc="http://schemas.microsoft.com/office/word/2010/wordprocessingCanvas" xmlns:cx="http://schemas.microsoft.com/office/drawing/2014/chartex" xmlns:cx1="http://schemas.microsoft.com/office/drawing/2015/9/8/chartex" xmlns:cx2="http://schemas.microsoft.com/office/drawing/2015/10/21/chartex" xmlns:cx3="http://schemas.microsoft.com/office/drawing/2016/5/9/chartex" xmlns:cx4="http://schemas.microsoft.com/office/drawing/2016/5/10/chartex" xmlns:cx5="http://schemas.microsoft.com/office/drawing/2016/5/11/chartex" xmlns:cx6="http://schemas.microsoft.com/office/drawing/2016/5/12/chartex" xmlns:cx7="http://schemas.microsoft.com/office/drawing/2016/5/13/chartex" xmlns:cx8="http://schemas.microsoft.com/office/drawing/2016/5/14/chartex" xmlns:mc="http://schemas.openxmlformats.org/markup-compatibility/2006" xmlns:aink="http://schemas.microsoft.com/office/drawing/2016/ink" xmlns:am3d="http://schemas.microsoft.com/office/drawing/2017/model3d" xmlns:o="urn:schemas-microsoft-com:office:office" xmlns:r="http://schemas.openxmlformats.org/officeDocument/2006/relationships" xmlns:m="http://schemas.openxmlformats.org/officeDocument/2006/math" xmlns:v="urn:schemas-microsoft-com:vml" xmlns:wp14="http://schemas.microsoft.com/office/word/2010/wordprocessingDrawing" xmlns:wp="http://schemas.openxmlformats.org/drawingml/2006/wordprocessingDrawing" xmlns:w10="urn:schemas-microsoft-com:office:word" xmlns:w="http://schemas.openxmlformats.org/wordprocessingml/2006/main" xmlns:w14="http://schemas.microsoft.com/office/word/2010/wordml" xmlns:w15="http://schemas.microsoft.com/office/word/2012/wordml" xmlns:w16cex="http://schemas.microsoft.com/office/word/2018/wordml/cex" xmlns:w16cid="http://schemas.microsoft.com/office/word/2016/wordml/cid" xmlns:w16="http://schemas.microsoft.com/office/word/2018/wordml" xmlns:w16sdtdh="http://schemas.microsoft.com/office/word/2020/wordml/sdtdatahash" xmlns:w16se="http://schemas.microsoft.com/office/word/2015/wordml/symex" xmlns:wpg="http://schemas.microsoft.com/office/word/2010/wordprocessingGroup" xmlns:wpi="http://schemas.microsoft.com/office/word/2010/wordprocessingInk" xmlns:wne="http://schemas.microsoft.com/office/word/2006/wordml" xmlns:wps="http://schemas.microsoft.com/office/word/2010/wordprocessingShape" mc:Ignorable="w14 w15 w16se w16cid w16 w16cex w16sdtdh wp14">
   <w:footnote w:type="separator" w:id="-1">
     <w:p>
       <w:pPr>
@@ -10552,7 +10829,7 @@
 </file>
 
 <file path=word/header1.xml><?xml version="1.0" encoding="utf-8"?>
-<w:hdr xmlns:wpc="http://schemas.microsoft.com/office/word/2010/wordprocessingCanvas" xmlns:cx="http://schemas.microsoft.com/office/drawing/2014/chartex" xmlns:cx1="http://schemas.microsoft.com/office/drawing/2015/9/8/chartex" xmlns:mc="http://schemas.openxmlformats.org/markup-compatibility/2006" xmlns:o="urn:schemas-microsoft-com:office:office" xmlns:r="http://schemas.openxmlformats.org/officeDocument/2006/relationships" xmlns:m="http://schemas.openxmlformats.org/officeDocument/2006/math" xmlns:v="urn:schemas-microsoft-com:vml" xmlns:wp14="http://schemas.microsoft.com/office/word/2010/wordprocessingDrawing" xmlns:wp="http://schemas.openxmlformats.org/drawingml/2006/wordprocessingDrawing" xmlns:w10="urn:schemas-microsoft-com:office:word" xmlns:w="http://schemas.openxmlformats.org/wordprocessingml/2006/main" xmlns:w14="http://schemas.microsoft.com/office/word/2010/wordml" xmlns:w15="http://schemas.microsoft.com/office/word/2012/wordml" xmlns:w16se="http://schemas.microsoft.com/office/word/2015/wordml/symex" xmlns:wpg="http://schemas.microsoft.com/office/word/2010/wordprocessingGroup" xmlns:wpi="http://schemas.microsoft.com/office/word/2010/wordprocessingInk" xmlns:wne="http://schemas.microsoft.com/office/word/2006/wordml" xmlns:wps="http://schemas.microsoft.com/office/word/2010/wordprocessingShape" mc:Ignorable="w14 w15 w16se wp14">
+<w:hdr xmlns:wpc="http://schemas.microsoft.com/office/word/2010/wordprocessingCanvas" xmlns:cx="http://schemas.microsoft.com/office/drawing/2014/chartex" xmlns:cx1="http://schemas.microsoft.com/office/drawing/2015/9/8/chartex" xmlns:cx2="http://schemas.microsoft.com/office/drawing/2015/10/21/chartex" xmlns:cx3="http://schemas.microsoft.com/office/drawing/2016/5/9/chartex" xmlns:cx4="http://schemas.microsoft.com/office/drawing/2016/5/10/chartex" xmlns:cx5="http://schemas.microsoft.com/office/drawing/2016/5/11/chartex" xmlns:cx6="http://schemas.microsoft.com/office/drawing/2016/5/12/chartex" xmlns:cx7="http://schemas.microsoft.com/office/drawing/2016/5/13/chartex" xmlns:cx8="http://schemas.microsoft.com/office/drawing/2016/5/14/chartex" xmlns:mc="http://schemas.openxmlformats.org/markup-compatibility/2006" xmlns:aink="http://schemas.microsoft.com/office/drawing/2016/ink" xmlns:am3d="http://schemas.microsoft.com/office/drawing/2017/model3d" xmlns:o="urn:schemas-microsoft-com:office:office" xmlns:r="http://schemas.openxmlformats.org/officeDocument/2006/relationships" xmlns:m="http://schemas.openxmlformats.org/officeDocument/2006/math" xmlns:v="urn:schemas-microsoft-com:vml" xmlns:wp14="http://schemas.microsoft.com/office/word/2010/wordprocessingDrawing" xmlns:wp="http://schemas.openxmlformats.org/drawingml/2006/wordprocessingDrawing" xmlns:w10="urn:schemas-microsoft-com:office:word" xmlns:w="http://schemas.openxmlformats.org/wordprocessingml/2006/main" xmlns:w14="http://schemas.microsoft.com/office/word/2010/wordml" xmlns:w15="http://schemas.microsoft.com/office/word/2012/wordml" xmlns:w16cex="http://schemas.microsoft.com/office/word/2018/wordml/cex" xmlns:w16cid="http://schemas.microsoft.com/office/word/2016/wordml/cid" xmlns:w16="http://schemas.microsoft.com/office/word/2018/wordml" xmlns:w16sdtdh="http://schemas.microsoft.com/office/word/2020/wordml/sdtdatahash" xmlns:w16se="http://schemas.microsoft.com/office/word/2015/wordml/symex" xmlns:wpg="http://schemas.microsoft.com/office/word/2010/wordprocessingGroup" xmlns:wpi="http://schemas.microsoft.com/office/word/2010/wordprocessingInk" xmlns:wne="http://schemas.microsoft.com/office/word/2006/wordml" xmlns:wps="http://schemas.microsoft.com/office/word/2010/wordprocessingShape" mc:Ignorable="w14 w15 w16se w16cid w16 w16cex w16sdtdh wp14">
   <w:sdt>
     <w:sdtPr>
       <w:id w:val="-1612199473"/>
@@ -10620,7 +10897,7 @@
 </file>
 
 <file path=word/numbering.xml><?xml version="1.0" encoding="utf-8"?>
-<w:numbering xmlns:wpc="http://schemas.microsoft.com/office/word/2010/wordprocessingCanvas" xmlns:cx="http://schemas.microsoft.com/office/drawing/2014/chartex" xmlns:cx1="http://schemas.microsoft.com/office/drawing/2015/9/8/chartex" xmlns:mc="http://schemas.openxmlformats.org/markup-compatibility/2006" xmlns:o="urn:schemas-microsoft-com:office:office" xmlns:r="http://schemas.openxmlformats.org/officeDocument/2006/relationships" xmlns:m="http://schemas.openxmlformats.org/officeDocument/2006/math" xmlns:v="urn:schemas-microsoft-com:vml" xmlns:wp14="http://schemas.microsoft.com/office/word/2010/wordprocessingDrawing" xmlns:wp="http://schemas.openxmlformats.org/drawingml/2006/wordprocessingDrawing" xmlns:w10="urn:schemas-microsoft-com:office:word" xmlns:w="http://schemas.openxmlformats.org/wordprocessingml/2006/main" xmlns:w14="http://schemas.microsoft.com/office/word/2010/wordml" xmlns:w15="http://schemas.microsoft.com/office/word/2012/wordml" xmlns:w16se="http://schemas.microsoft.com/office/word/2015/wordml/symex" xmlns:wpg="http://schemas.microsoft.com/office/word/2010/wordprocessingGroup" xmlns:wpi="http://schemas.microsoft.com/office/word/2010/wordprocessingInk" xmlns:wne="http://schemas.microsoft.com/office/word/2006/wordml" xmlns:wps="http://schemas.microsoft.com/office/word/2010/wordprocessingShape" mc:Ignorable="w14 w15 w16se wp14">
+<w:numbering xmlns:wpc="http://schemas.microsoft.com/office/word/2010/wordprocessingCanvas" xmlns:cx="http://schemas.microsoft.com/office/drawing/2014/chartex" xmlns:cx1="http://schemas.microsoft.com/office/drawing/2015/9/8/chartex" xmlns:cx2="http://schemas.microsoft.com/office/drawing/2015/10/21/chartex" xmlns:cx3="http://schemas.microsoft.com/office/drawing/2016/5/9/chartex" xmlns:cx4="http://schemas.microsoft.com/office/drawing/2016/5/10/chartex" xmlns:cx5="http://schemas.microsoft.com/office/drawing/2016/5/11/chartex" xmlns:cx6="http://schemas.microsoft.com/office/drawing/2016/5/12/chartex" xmlns:cx7="http://schemas.microsoft.com/office/drawing/2016/5/13/chartex" xmlns:cx8="http://schemas.microsoft.com/office/drawing/2016/5/14/chartex" xmlns:mc="http://schemas.openxmlformats.org/markup-compatibility/2006" xmlns:aink="http://schemas.microsoft.com/office/drawing/2016/ink" xmlns:am3d="http://schemas.microsoft.com/office/drawing/2017/model3d" xmlns:o="urn:schemas-microsoft-com:office:office" xmlns:r="http://schemas.openxmlformats.org/officeDocument/2006/relationships" xmlns:m="http://schemas.openxmlformats.org/officeDocument/2006/math" xmlns:v="urn:schemas-microsoft-com:vml" xmlns:wp14="http://schemas.microsoft.com/office/word/2010/wordprocessingDrawing" xmlns:wp="http://schemas.openxmlformats.org/drawingml/2006/wordprocessingDrawing" xmlns:w10="urn:schemas-microsoft-com:office:word" xmlns:w="http://schemas.openxmlformats.org/wordprocessingml/2006/main" xmlns:w14="http://schemas.microsoft.com/office/word/2010/wordml" xmlns:w15="http://schemas.microsoft.com/office/word/2012/wordml" xmlns:w16cex="http://schemas.microsoft.com/office/word/2018/wordml/cex" xmlns:w16cid="http://schemas.microsoft.com/office/word/2016/wordml/cid" xmlns:w16="http://schemas.microsoft.com/office/word/2018/wordml" xmlns:w16sdtdh="http://schemas.microsoft.com/office/word/2020/wordml/sdtdatahash" xmlns:w16se="http://schemas.microsoft.com/office/word/2015/wordml/symex" xmlns:wpg="http://schemas.microsoft.com/office/word/2010/wordprocessingGroup" xmlns:wpi="http://schemas.microsoft.com/office/word/2010/wordprocessingInk" xmlns:wne="http://schemas.microsoft.com/office/word/2006/wordml" xmlns:wps="http://schemas.microsoft.com/office/word/2010/wordprocessingShape" mc:Ignorable="w14 w15 w16se w16cid w16 w16cex w16sdtdh wp14">
   <w:abstractNum w:abstractNumId="0" w15:restartNumberingAfterBreak="0">
     <w:nsid w:val="1AB679DF"/>
     <w:multiLevelType w:val="hybridMultilevel"/>
@@ -10803,7 +11080,7 @@
 </file>
 
 <file path=word/styles.xml><?xml version="1.0" encoding="utf-8"?>
-<w:styles xmlns:mc="http://schemas.openxmlformats.org/markup-compatibility/2006" xmlns:r="http://schemas.openxmlformats.org/officeDocument/2006/relationships" xmlns:w="http://schemas.openxmlformats.org/wordprocessingml/2006/main" xmlns:w14="http://schemas.microsoft.com/office/word/2010/wordml" xmlns:w15="http://schemas.microsoft.com/office/word/2012/wordml" xmlns:w16se="http://schemas.microsoft.com/office/word/2015/wordml/symex" mc:Ignorable="w14 w15 w16se">
+<w:styles xmlns:mc="http://schemas.openxmlformats.org/markup-compatibility/2006" xmlns:r="http://schemas.openxmlformats.org/officeDocument/2006/relationships" xmlns:w="http://schemas.openxmlformats.org/wordprocessingml/2006/main" xmlns:w14="http://schemas.microsoft.com/office/word/2010/wordml" xmlns:w15="http://schemas.microsoft.com/office/word/2012/wordml" xmlns:w16cex="http://schemas.microsoft.com/office/word/2018/wordml/cex" xmlns:w16cid="http://schemas.microsoft.com/office/word/2016/wordml/cid" xmlns:w16="http://schemas.microsoft.com/office/word/2018/wordml" xmlns:w16sdtdh="http://schemas.microsoft.com/office/word/2020/wordml/sdtdatahash" xmlns:w16se="http://schemas.microsoft.com/office/word/2015/wordml/symex" mc:Ignorable="w14 w15 w16se w16cid w16 w16cex w16sdtdh">
   <w:docDefaults>
     <w:rPrDefault>
       <w:rPr>
@@ -10819,7 +11096,7 @@
       </w:pPr>
     </w:pPrDefault>
   </w:docDefaults>
-  <w:latentStyles w:defLockedState="0" w:defUIPriority="99" w:defSemiHidden="0" w:defUnhideWhenUsed="0" w:defQFormat="0" w:count="371">
+  <w:latentStyles w:defLockedState="0" w:defUIPriority="99" w:defSemiHidden="0" w:defUnhideWhenUsed="0" w:defQFormat="0" w:count="376">
     <w:lsdException w:name="Normal" w:uiPriority="0" w:qFormat="1"/>
     <w:lsdException w:name="heading 1" w:uiPriority="9" w:qFormat="1"/>
     <w:lsdException w:name="heading 2" w:semiHidden="1" w:uiPriority="9" w:unhideWhenUsed="1" w:qFormat="1"/>
@@ -10925,7 +11202,6 @@
     <w:lsdException w:name="HTML Sample" w:semiHidden="1" w:unhideWhenUsed="1"/>
     <w:lsdException w:name="HTML Typewriter" w:semiHidden="1" w:unhideWhenUsed="1"/>
     <w:lsdException w:name="HTML Variable" w:semiHidden="1" w:unhideWhenUsed="1"/>
-    <w:lsdException w:name="Normal Table" w:semiHidden="1" w:unhideWhenUsed="1"/>
     <w:lsdException w:name="annotation subject" w:semiHidden="1" w:unhideWhenUsed="1"/>
     <w:lsdException w:name="No List" w:semiHidden="1" w:unhideWhenUsed="1"/>
     <w:lsdException w:name="Outline List 1" w:semiHidden="1" w:unhideWhenUsed="1"/>
@@ -10968,11 +11244,8 @@
     <w:lsdException w:name="Table Contemporary" w:semiHidden="1" w:unhideWhenUsed="1"/>
     <w:lsdException w:name="Table Elegant" w:semiHidden="1" w:unhideWhenUsed="1"/>
     <w:lsdException w:name="Table Professional" w:semiHidden="1" w:unhideWhenUsed="1"/>
-    <w:lsdException w:name="Table Subtle 1" w:semiHidden="1" w:unhideWhenUsed="1"/>
     <w:lsdException w:name="Table Subtle 2" w:semiHidden="1" w:unhideWhenUsed="1"/>
     <w:lsdException w:name="Table Web 1" w:semiHidden="1" w:unhideWhenUsed="1"/>
-    <w:lsdException w:name="Table Web 2" w:semiHidden="1" w:unhideWhenUsed="1"/>
-    <w:lsdException w:name="Table Web 3" w:semiHidden="1" w:unhideWhenUsed="1"/>
     <w:lsdException w:name="Balloon Text" w:semiHidden="1" w:unhideWhenUsed="1"/>
     <w:lsdException w:name="Table Grid" w:uiPriority="39"/>
     <w:lsdException w:name="Table Theme" w:semiHidden="1" w:unhideWhenUsed="1"/>
@@ -11191,6 +11464,11 @@
     <w:lsdException w:name="List Table 5 Dark Accent 6" w:uiPriority="50"/>
     <w:lsdException w:name="List Table 6 Colorful Accent 6" w:uiPriority="51"/>
     <w:lsdException w:name="List Table 7 Colorful Accent 6" w:uiPriority="52"/>
+    <w:lsdException w:name="Mention" w:semiHidden="1" w:unhideWhenUsed="1"/>
+    <w:lsdException w:name="Smart Hyperlink" w:semiHidden="1" w:unhideWhenUsed="1"/>
+    <w:lsdException w:name="Hashtag" w:semiHidden="1" w:unhideWhenUsed="1"/>
+    <w:lsdException w:name="Unresolved Mention" w:semiHidden="1" w:unhideWhenUsed="1"/>
+    <w:lsdException w:name="Smart Link" w:semiHidden="1" w:unhideWhenUsed="1"/>
   </w:latentStyles>
   <w:style w:type="paragraph" w:default="1" w:styleId="a">
     <w:name w:val="Normal"/>
@@ -11261,7 +11539,6 @@
   <w:style w:type="character" w:default="1" w:styleId="a1">
     <w:name w:val="Default Paragraph Font"/>
     <w:uiPriority w:val="1"/>
-    <w:semiHidden/>
     <w:unhideWhenUsed/>
   </w:style>
   <w:style w:type="table" w:default="1" w:styleId="a2">
@@ -11442,7 +11719,11 @@
     <w:unhideWhenUsed/>
     <w:rsid w:val="00F6649B"/>
     <w:pPr>
+      <w:tabs>
+        <w:tab w:val="left" w:pos="264"/>
+      </w:tabs>
       <w:spacing w:after="0" w:line="240" w:lineRule="auto"/>
+      <w:ind w:left="264" w:hanging="264"/>
     </w:pPr>
     <w:rPr>
       <w:rFonts w:ascii="Times New Roman" w:hAnsi="Times New Roman" w:cs="Times New Roman"/>
@@ -11598,8 +11879,8 @@
       <w:u w:val="single"/>
     </w:rPr>
   </w:style>
-  <w:style w:type="character" w:customStyle="1" w:styleId="UnresolvedMention">
-    <w:name w:val="Unresolved Mention"/>
+  <w:style w:type="character" w:customStyle="1" w:styleId="11">
+    <w:name w:val="Неразрешенное упоминание1"/>
     <w:basedOn w:val="a1"/>
     <w:uiPriority w:val="99"/>
     <w:semiHidden/>

--- a/Суррогатная нейросеть.docx
+++ b/Суррогатная нейросеть.docx
@@ -465,7 +465,7 @@
         <w:rPr>
           <w:sz w:val="28"/>
         </w:rPr>
-        <w:instrText xml:space="preserve"> ADDIN ZOTERO_ITEM CSL_CITATION {"citationID":"nJjXMqGu","properties":{"formattedCitation":"[1]","plainCitation":"[1]","noteIndex":0},"citationItems":[{"id":2,"uris":["http://zotero.org/users/13235738/items/UZ729NVF"],"itemData":{"id":2,"type":"book","abstract":"Рассмотрены вопросы математического планирования и обработки\nрезультатов инженерного эксперимента. Изложение материала отличается простотой и наглядностью; приводится много примеров из различных областей современной металлургии.\nУчебное пособие предназначено для студентов, обучающихся\nпо специальностям металлургического профиля, может быть полезно\nстудентам других специальностей политехнических вузов.\nБиблиогр.: 32 назв. Табл. 38. Рис. 65. Прил.1.","edition":"Издание 2-е переработанное и дополненное","event-place":"Екатеринбург","ISBN":"ISBN 978-5-9904848-4-9","language":"русский","number-of-pages":"290","number-of-volumes":"1","publisher":"ООО «УИНЦ»","publisher-place":"Екатеринбург","title":"Методы планирования и обработки результатов инженерного эксперимента","URL":"https://elar.urfu.ru/bitstream/10995/39965/1/978-5-9904848-4-9_2015.pdf","author":[{"family":"Спирин","given":"Н.А."},{"family":"Лавров","given":"В.В."},{"family":"Зайнуллин","given":"Л.А."},{"family":"Бондин","given":"А.Р."},{"family":"Бурыкин","given":"А.А."}],"issued":{"date-parts":[["2015"]]}}}],"schema":"https://github.com/citation-style-language/schema/raw/master/csl-citation.json"} </w:instrText>
+        <w:instrText xml:space="preserve"> ADDIN ZOTERO_ITEM CSL_CITATION {"citationID":"nJjXMqGu","properties":{"formattedCitation":"[1]","plainCitation":"[1]","noteIndex":0},"citationItems":[{"id":2,"uris":["http://zotero.org/users/13235738/items/UZ729NVF"],"itemData":{"id":2,"type":"book","abstract":"Рассмотрены вопросы математического планирования и обработки\nрезультатов инженерного эксперимента. Изложение материала отличается простотой и наглядностью; приводится много примеров из различных областей современной металлургии.\nУчебное пособие предназначено для студентов, обучающихся\nпо специальностям металлургического профиля, может быть полезно\nстудентам других специальностей политехнических вузов.\nБиблиогр.: 32 назв. Табл. 38. Рис. 65. Прил.1.","edition":"Издание 2-е переработанное и дополненное","ISBN":"ISBN 978-5-9904848-4-9","language":"русский","number-of-pages":"290","number-of-volumes":"1","publisher":"ООО «УИНЦ»","publisher-place":"Екатеринбург","title":"Методы планирования и обработки результатов инженерного эксперимента","URL":"https://elar.urfu.ru/bitstream/10995/39965/1/978-5-9904848-4-9_2015.pdf","author":[{"family":"Спирин","given":"Н.А."},{"family":"Лавров","given":"В.В."},{"family":"Зайнуллин","given":"Л.А."},{"family":"Бондин","given":"А.Р."},{"family":"Бурыкин","given":"А.А."}],"issued":{"date-parts":[["2015"]]}}}],"schema":"https://github.com/citation-style-language/schema/raw/master/csl-citation.json"} </w:instrText>
       </w:r>
       <w:r>
         <w:rPr>
@@ -551,7 +551,7 @@
         <w:rPr>
           <w:sz w:val="28"/>
         </w:rPr>
-        <w:instrText xml:space="preserve"> ADDIN ZOTERO_ITEM CSL_CITATION {"citationID":"vcQErfax","properties":{"formattedCitation":"[2]","plainCitation":"[2]","noteIndex":0},"citationItems":[{"id":35,"uris":["http://zotero.org/users/13235738/items/AX3S8BEM"],"itemData":{"id":35,"type":"book","event-place":"М.","number-of-pages":"288","publisher":"Наука","publisher-place":"М.","title":"Введение в теорию планирования экспериментов.","author":[{"family":"Финни","given":"Д.И."}],"issued":{"date-parts":[["1970"]]}}}],"schema":"https://github.com/citation-style-language/schema/raw/master/csl-citation.json"} </w:instrText>
+        <w:instrText xml:space="preserve"> ADDIN ZOTERO_ITEM CSL_CITATION {"citationID":"vcQErfax","properties":{"formattedCitation":"[2]","plainCitation":"[2]","noteIndex":0},"citationItems":[{"id":35,"uris":["http://zotero.org/users/13235738/items/AX3S8BEM"],"itemData":{"id":35,"type":"book","number-of-pages":"288","publisher":"Наука","publisher-place":"М.","title":"Введение в теорию планирования экспериментов.","author":[{"family":"Финни","given":"Д.И."}],"issued":{"date-parts":[["1970"]]}}}],"schema":"https://github.com/citation-style-language/schema/raw/master/csl-citation.json"} </w:instrText>
       </w:r>
       <w:r>
         <w:rPr>
@@ -806,6 +806,36 @@
         <w:rPr>
           <w:sz w:val="28"/>
         </w:rPr>
+        <w:fldChar w:fldCharType="begin"/>
+      </w:r>
+      <w:r>
+        <w:rPr>
+          <w:sz w:val="28"/>
+        </w:rPr>
+        <w:instrText xml:space="preserve"> ADDIN ZOTERO_ITEM CSL_CITATION {"citationID":"TZxTTJnp","properties":{"formattedCitation":"[4]","plainCitation":"[4]","noteIndex":0},"citationItems":[{"id":168,"uris":["http://zotero.org/users/13235738/items/TEU2NXY8"],"itemData":{"id":168,"type":"article-magazine","abstract":"В статье кратко сформулированы основные особенности математического моделирования динамики активного автопоезда современного технического уровня. Рассмотрена математическая модель блочного типа, которая позволяет проводить интерактивное моделирование динамики автопоезда. Приведены примеры интерактивного моделирования связанных систем: трансмиссии, системы подрессоривания и рулевого управления при криволинейном движении автопоезда. В результате проведенной работы предложена математическая модель продольной и поперечной динамики активного автопоезда, которая позволит обосновать основные принципы построения системы тягово-энергетического оборудования активного автопоезда и позволит выявить основные закономерности функционирования и взаимосвязи конструктивных решений схем моторно-трансмиссионной установки, системы подрессоривания колес и рулевого управления для создания системы автоматического управления этими системами, измерительные системы, разрабатываемые на базе достижений современной мехатроники.","container-title":"статья в журнале - научная статья","DOI":"10.36652/1684-1298-2023-3-3-9","ISSN":"1684-1298","issue":"3","page":"3-9","publisher":"Журнал Грузовик ООО \"Издательство \"Инновационное машиностроение\"","publisher-place":"Москва","title":"Особенности математического моделирования при создании активного автопоезда","author":[{"family":"Белоусов","given":"Борис Николаевич"},{"family":"Лапенков","given":"Роман Алексеевич"},{"family":"Стариков","given":"Александр Федоровчи"},{"family":"Щербин","given":"Алексей Михайлович"}],"issued":{"date-parts":[["2023"]]}}}],"schema":"https://github.com/citation-style-language/schema/raw/master/csl-citation.json"} </w:instrText>
+      </w:r>
+      <w:r>
+        <w:rPr>
+          <w:sz w:val="28"/>
+        </w:rPr>
+        <w:fldChar w:fldCharType="separate"/>
+      </w:r>
+      <w:r>
+        <w:rPr>
+          <w:sz w:val="28"/>
+        </w:rPr>
+        <w:t>[4]</w:t>
+      </w:r>
+      <w:r>
+        <w:rPr>
+          <w:sz w:val="28"/>
+        </w:rPr>
+        <w:fldChar w:fldCharType="end"/>
+      </w:r>
+      <w:r>
+        <w:rPr>
+          <w:sz w:val="28"/>
+        </w:rPr>
         <w:t xml:space="preserve">. </w:t>
       </w:r>
       <w:r>
@@ -991,748 +1021,20 @@
         <w:rPr>
           <w:sz w:val="28"/>
         </w:rPr>
-        <w:instrText xml:space="preserve"> </w:instrText>
+        <w:instrText xml:space="preserve"> ADDIN ZOTERO_ITEM CSL_CITATION {"citationID":"nuIAGG8x","properties":{"formattedCitation":"[5]","plainCitation":"[5]","noteIndex":0},"citationItems":[{"id":32,"uris":["http://zotero.org/users/13235738/items/X3H93GNW"],"itemData":{"id":32,"type":"webpage","container-title":"CodeTown.ru","genre":"Электронный ресурс","title":"Численная оптимизация в Matlab","URL":"https://codetown.ru/matlab/optimizaciya","accessed":{"date-parts":[["2024",8,22]]}}}],"schema":"https://github.com/citation-style-language/schema/raw/master/csl-citation.json"} </w:instrText>
       </w:r>
       <w:r>
         <w:rPr>
           <w:sz w:val="28"/>
           <w:lang w:val="en-US"/>
         </w:rPr>
-        <w:instrText>ADDIN</w:instrText>
-      </w:r>
-      <w:r>
-        <w:rPr>
-          <w:sz w:val="28"/>
-        </w:rPr>
-        <w:instrText xml:space="preserve"> </w:instrText>
-      </w:r>
-      <w:r>
-        <w:rPr>
-          <w:sz w:val="28"/>
-          <w:lang w:val="en-US"/>
-        </w:rPr>
-        <w:instrText>ZOTERO</w:instrText>
-      </w:r>
-      <w:r>
-        <w:rPr>
-          <w:sz w:val="28"/>
-        </w:rPr>
-        <w:instrText>_</w:instrText>
-      </w:r>
-      <w:r>
-        <w:rPr>
-          <w:sz w:val="28"/>
-          <w:lang w:val="en-US"/>
-        </w:rPr>
-        <w:instrText>ITEM</w:instrText>
-      </w:r>
-      <w:r>
-        <w:rPr>
-          <w:sz w:val="28"/>
-        </w:rPr>
-        <w:instrText xml:space="preserve"> </w:instrText>
-      </w:r>
-      <w:r>
-        <w:rPr>
-          <w:sz w:val="28"/>
-          <w:lang w:val="en-US"/>
-        </w:rPr>
-        <w:instrText>CSL</w:instrText>
-      </w:r>
-      <w:r>
-        <w:rPr>
-          <w:sz w:val="28"/>
-        </w:rPr>
-        <w:instrText>_</w:instrText>
-      </w:r>
-      <w:r>
-        <w:rPr>
-          <w:sz w:val="28"/>
-          <w:lang w:val="en-US"/>
-        </w:rPr>
-        <w:instrText>CITATION</w:instrText>
-      </w:r>
-      <w:r>
-        <w:rPr>
-          <w:sz w:val="28"/>
-        </w:rPr>
-        <w:instrText xml:space="preserve"> {"</w:instrText>
-      </w:r>
-      <w:r>
-        <w:rPr>
-          <w:sz w:val="28"/>
-          <w:lang w:val="en-US"/>
-        </w:rPr>
-        <w:instrText>citationID</w:instrText>
-      </w:r>
-      <w:r>
-        <w:rPr>
-          <w:sz w:val="28"/>
-        </w:rPr>
-        <w:instrText>":"</w:instrText>
-      </w:r>
-      <w:r>
-        <w:rPr>
-          <w:sz w:val="28"/>
-          <w:lang w:val="en-US"/>
-        </w:rPr>
-        <w:instrText>nuIAGG</w:instrText>
-      </w:r>
-      <w:r>
-        <w:rPr>
-          <w:sz w:val="28"/>
-        </w:rPr>
-        <w:instrText>8</w:instrText>
-      </w:r>
-      <w:r>
-        <w:rPr>
-          <w:sz w:val="28"/>
-          <w:lang w:val="en-US"/>
-        </w:rPr>
-        <w:instrText>x</w:instrText>
-      </w:r>
-      <w:r>
-        <w:rPr>
-          <w:sz w:val="28"/>
-        </w:rPr>
-        <w:instrText>","</w:instrText>
-      </w:r>
-      <w:r>
-        <w:rPr>
-          <w:sz w:val="28"/>
-          <w:lang w:val="en-US"/>
-        </w:rPr>
-        <w:instrText>properties</w:instrText>
-      </w:r>
-      <w:r>
-        <w:rPr>
-          <w:sz w:val="28"/>
-        </w:rPr>
-        <w:instrText>":{"</w:instrText>
-      </w:r>
-      <w:r>
-        <w:rPr>
-          <w:sz w:val="28"/>
-          <w:lang w:val="en-US"/>
-        </w:rPr>
-        <w:instrText>formattedCitation</w:instrText>
-      </w:r>
-      <w:r>
-        <w:rPr>
-          <w:sz w:val="28"/>
-        </w:rPr>
-        <w:instrText>":"[4]","</w:instrText>
-      </w:r>
-      <w:r>
-        <w:rPr>
-          <w:sz w:val="28"/>
-          <w:lang w:val="en-US"/>
-        </w:rPr>
-        <w:instrText>plainCitation</w:instrText>
-      </w:r>
-      <w:r>
-        <w:rPr>
-          <w:sz w:val="28"/>
-        </w:rPr>
-        <w:instrText>":"[4]","</w:instrText>
-      </w:r>
-      <w:r>
-        <w:rPr>
-          <w:sz w:val="28"/>
-          <w:lang w:val="en-US"/>
-        </w:rPr>
-        <w:instrText>noteIndex</w:instrText>
-      </w:r>
-      <w:r>
-        <w:rPr>
-          <w:sz w:val="28"/>
-        </w:rPr>
-        <w:instrText>":0},"</w:instrText>
-      </w:r>
-      <w:r>
-        <w:rPr>
-          <w:sz w:val="28"/>
-          <w:lang w:val="en-US"/>
-        </w:rPr>
-        <w:instrText>citationItems</w:instrText>
-      </w:r>
-      <w:r>
-        <w:rPr>
-          <w:sz w:val="28"/>
-        </w:rPr>
-        <w:instrText>":[{"</w:instrText>
-      </w:r>
-      <w:r>
-        <w:rPr>
-          <w:sz w:val="28"/>
-          <w:lang w:val="en-US"/>
-        </w:rPr>
-        <w:instrText>id</w:instrText>
-      </w:r>
-      <w:r>
-        <w:rPr>
-          <w:sz w:val="28"/>
-        </w:rPr>
-        <w:instrText>":32,"</w:instrText>
-      </w:r>
-      <w:r>
-        <w:rPr>
-          <w:sz w:val="28"/>
-          <w:lang w:val="en-US"/>
-        </w:rPr>
-        <w:instrText>uris</w:instrText>
-      </w:r>
-      <w:r>
-        <w:rPr>
-          <w:sz w:val="28"/>
-        </w:rPr>
-        <w:instrText>":["</w:instrText>
-      </w:r>
-      <w:r>
-        <w:rPr>
-          <w:sz w:val="28"/>
-          <w:lang w:val="en-US"/>
-        </w:rPr>
-        <w:instrText>http</w:instrText>
-      </w:r>
-      <w:r>
-        <w:rPr>
-          <w:sz w:val="28"/>
-        </w:rPr>
-        <w:instrText>://</w:instrText>
-      </w:r>
-      <w:r>
-        <w:rPr>
-          <w:sz w:val="28"/>
-          <w:lang w:val="en-US"/>
-        </w:rPr>
-        <w:instrText>zotero</w:instrText>
-      </w:r>
-      <w:r>
-        <w:rPr>
-          <w:sz w:val="28"/>
-        </w:rPr>
-        <w:instrText>.</w:instrText>
-      </w:r>
-      <w:r>
-        <w:rPr>
-          <w:sz w:val="28"/>
-          <w:lang w:val="en-US"/>
-        </w:rPr>
-        <w:instrText>org</w:instrText>
-      </w:r>
-      <w:r>
-        <w:rPr>
-          <w:sz w:val="28"/>
-        </w:rPr>
-        <w:instrText>/</w:instrText>
-      </w:r>
-      <w:r>
-        <w:rPr>
-          <w:sz w:val="28"/>
-          <w:lang w:val="en-US"/>
-        </w:rPr>
-        <w:instrText>users</w:instrText>
-      </w:r>
-      <w:r>
-        <w:rPr>
-          <w:sz w:val="28"/>
-        </w:rPr>
-        <w:instrText>/13235738/</w:instrText>
-      </w:r>
-      <w:r>
-        <w:rPr>
-          <w:sz w:val="28"/>
-          <w:lang w:val="en-US"/>
-        </w:rPr>
-        <w:instrText>items</w:instrText>
-      </w:r>
-      <w:r>
-        <w:rPr>
-          <w:sz w:val="28"/>
-        </w:rPr>
-        <w:instrText>/</w:instrText>
-      </w:r>
-      <w:r>
-        <w:rPr>
-          <w:sz w:val="28"/>
-          <w:lang w:val="en-US"/>
-        </w:rPr>
-        <w:instrText>X</w:instrText>
-      </w:r>
-      <w:r>
-        <w:rPr>
-          <w:sz w:val="28"/>
-        </w:rPr>
-        <w:instrText>3</w:instrText>
-      </w:r>
-      <w:r>
-        <w:rPr>
-          <w:sz w:val="28"/>
-          <w:lang w:val="en-US"/>
-        </w:rPr>
-        <w:instrText>H</w:instrText>
-      </w:r>
-      <w:r>
-        <w:rPr>
-          <w:sz w:val="28"/>
-        </w:rPr>
-        <w:instrText>93</w:instrText>
-      </w:r>
-      <w:r>
-        <w:rPr>
-          <w:sz w:val="28"/>
-          <w:lang w:val="en-US"/>
-        </w:rPr>
-        <w:instrText>GNW</w:instrText>
-      </w:r>
-      <w:r>
-        <w:rPr>
-          <w:sz w:val="28"/>
-        </w:rPr>
-        <w:instrText>"],"</w:instrText>
-      </w:r>
-      <w:r>
-        <w:rPr>
-          <w:sz w:val="28"/>
-          <w:lang w:val="en-US"/>
-        </w:rPr>
-        <w:instrText>itemData</w:instrText>
-      </w:r>
-      <w:r>
-        <w:rPr>
-          <w:sz w:val="28"/>
-        </w:rPr>
-        <w:instrText>":{"</w:instrText>
-      </w:r>
-      <w:r>
-        <w:rPr>
-          <w:sz w:val="28"/>
-          <w:lang w:val="en-US"/>
-        </w:rPr>
-        <w:instrText>id</w:instrText>
-      </w:r>
-      <w:r>
-        <w:rPr>
-          <w:sz w:val="28"/>
-        </w:rPr>
-        <w:instrText>":32,"</w:instrText>
-      </w:r>
-      <w:r>
-        <w:rPr>
-          <w:sz w:val="28"/>
-          <w:lang w:val="en-US"/>
-        </w:rPr>
-        <w:instrText>type</w:instrText>
-      </w:r>
-      <w:r>
-        <w:rPr>
-          <w:sz w:val="28"/>
-        </w:rPr>
-        <w:instrText>":"</w:instrText>
-      </w:r>
-      <w:r>
-        <w:rPr>
-          <w:sz w:val="28"/>
-          <w:lang w:val="en-US"/>
-        </w:rPr>
-        <w:instrText>webpage</w:instrText>
-      </w:r>
-      <w:r>
-        <w:rPr>
-          <w:sz w:val="28"/>
-        </w:rPr>
-        <w:instrText>","</w:instrText>
-      </w:r>
-      <w:r>
-        <w:rPr>
-          <w:sz w:val="28"/>
-          <w:lang w:val="en-US"/>
-        </w:rPr>
-        <w:instrText>container</w:instrText>
-      </w:r>
-      <w:r>
-        <w:rPr>
-          <w:sz w:val="28"/>
-        </w:rPr>
-        <w:instrText>-</w:instrText>
-      </w:r>
-      <w:r>
-        <w:rPr>
-          <w:sz w:val="28"/>
-          <w:lang w:val="en-US"/>
-        </w:rPr>
-        <w:instrText>title</w:instrText>
-      </w:r>
-      <w:r>
-        <w:rPr>
-          <w:sz w:val="28"/>
-        </w:rPr>
-        <w:instrText>":"</w:instrText>
-      </w:r>
-      <w:r>
-        <w:rPr>
-          <w:sz w:val="28"/>
-          <w:lang w:val="en-US"/>
-        </w:rPr>
-        <w:instrText>CodeTown</w:instrText>
-      </w:r>
-      <w:r>
-        <w:rPr>
-          <w:sz w:val="28"/>
-        </w:rPr>
-        <w:instrText>.</w:instrText>
-      </w:r>
-      <w:r>
-        <w:rPr>
-          <w:sz w:val="28"/>
-          <w:lang w:val="en-US"/>
-        </w:rPr>
-        <w:instrText>ru</w:instrText>
-      </w:r>
-      <w:r>
-        <w:rPr>
-          <w:sz w:val="28"/>
-        </w:rPr>
-        <w:instrText>","</w:instrText>
-      </w:r>
-      <w:r>
-        <w:rPr>
-          <w:sz w:val="28"/>
-          <w:lang w:val="en-US"/>
-        </w:rPr>
-        <w:instrText>genre</w:instrText>
-      </w:r>
-      <w:r>
-        <w:rPr>
-          <w:sz w:val="28"/>
-        </w:rPr>
-        <w:instrText>":"Электронный ресурс","</w:instrText>
-      </w:r>
-      <w:r>
-        <w:rPr>
-          <w:sz w:val="28"/>
-          <w:lang w:val="en-US"/>
-        </w:rPr>
-        <w:instrText>title</w:instrText>
-      </w:r>
-      <w:r>
-        <w:rPr>
-          <w:sz w:val="28"/>
-        </w:rPr>
-        <w:instrText xml:space="preserve">":"Численная оптимизация в </w:instrText>
-      </w:r>
-      <w:r>
-        <w:rPr>
-          <w:sz w:val="28"/>
-          <w:lang w:val="en-US"/>
-        </w:rPr>
-        <w:instrText>Matlab</w:instrText>
-      </w:r>
-      <w:r>
-        <w:rPr>
-          <w:sz w:val="28"/>
-        </w:rPr>
-        <w:instrText>","</w:instrText>
-      </w:r>
-      <w:r>
-        <w:rPr>
-          <w:sz w:val="28"/>
-          <w:lang w:val="en-US"/>
-        </w:rPr>
-        <w:instrText>URL</w:instrText>
-      </w:r>
-      <w:r>
-        <w:rPr>
-          <w:sz w:val="28"/>
-        </w:rPr>
-        <w:instrText>":"</w:instrText>
-      </w:r>
-      <w:r>
-        <w:rPr>
-          <w:sz w:val="28"/>
-          <w:lang w:val="en-US"/>
-        </w:rPr>
-        <w:instrText>https</w:instrText>
-      </w:r>
-      <w:r>
-        <w:rPr>
-          <w:sz w:val="28"/>
-        </w:rPr>
-        <w:instrText>://</w:instrText>
-      </w:r>
-      <w:r>
-        <w:rPr>
-          <w:sz w:val="28"/>
-          <w:lang w:val="en-US"/>
-        </w:rPr>
-        <w:instrText>codetown</w:instrText>
-      </w:r>
-      <w:r>
-        <w:rPr>
-          <w:sz w:val="28"/>
-        </w:rPr>
-        <w:instrText>.</w:instrText>
-      </w:r>
-      <w:r>
-        <w:rPr>
-          <w:sz w:val="28"/>
-          <w:lang w:val="en-US"/>
-        </w:rPr>
-        <w:instrText>ru</w:instrText>
-      </w:r>
-      <w:r>
-        <w:rPr>
-          <w:sz w:val="28"/>
-        </w:rPr>
-        <w:instrText>/</w:instrText>
-      </w:r>
-      <w:r>
-        <w:rPr>
-          <w:sz w:val="28"/>
-          <w:lang w:val="en-US"/>
-        </w:rPr>
-        <w:instrText>matlab</w:instrText>
-      </w:r>
-      <w:r>
-        <w:rPr>
-          <w:sz w:val="28"/>
-        </w:rPr>
-        <w:instrText>/</w:instrText>
-      </w:r>
-      <w:r>
-        <w:rPr>
-          <w:sz w:val="28"/>
-          <w:lang w:val="en-US"/>
-        </w:rPr>
-        <w:instrText>optimizaciya</w:instrText>
-      </w:r>
-      <w:r>
-        <w:rPr>
-          <w:sz w:val="28"/>
-        </w:rPr>
-        <w:instrText>","</w:instrText>
-      </w:r>
-      <w:r>
-        <w:rPr>
-          <w:sz w:val="28"/>
-          <w:lang w:val="en-US"/>
-        </w:rPr>
-        <w:instrText>accessed</w:instrText>
-      </w:r>
-      <w:r>
-        <w:rPr>
-          <w:sz w:val="28"/>
-        </w:rPr>
-        <w:instrText>":{"</w:instrText>
-      </w:r>
-      <w:r>
-        <w:rPr>
-          <w:sz w:val="28"/>
-          <w:lang w:val="en-US"/>
-        </w:rPr>
-        <w:instrText>date</w:instrText>
-      </w:r>
-      <w:r>
-        <w:rPr>
-          <w:sz w:val="28"/>
-        </w:rPr>
-        <w:instrText>-</w:instrText>
-      </w:r>
-      <w:r>
-        <w:rPr>
-          <w:sz w:val="28"/>
-          <w:lang w:val="en-US"/>
-        </w:rPr>
-        <w:instrText>parts</w:instrText>
-      </w:r>
-      <w:r>
-        <w:rPr>
-          <w:sz w:val="28"/>
-        </w:rPr>
-        <w:instrText>":[["2024",8,22]]}}}],"</w:instrText>
-      </w:r>
-      <w:r>
-        <w:rPr>
-          <w:sz w:val="28"/>
-          <w:lang w:val="en-US"/>
-        </w:rPr>
-        <w:instrText>schema</w:instrText>
-      </w:r>
-      <w:r>
-        <w:rPr>
-          <w:sz w:val="28"/>
-        </w:rPr>
-        <w:instrText>":"</w:instrText>
-      </w:r>
-      <w:r>
-        <w:rPr>
-          <w:sz w:val="28"/>
-          <w:lang w:val="en-US"/>
-        </w:rPr>
-        <w:instrText>https</w:instrText>
-      </w:r>
-      <w:r>
-        <w:rPr>
-          <w:sz w:val="28"/>
-        </w:rPr>
-        <w:instrText>://</w:instrText>
-      </w:r>
-      <w:r>
-        <w:rPr>
-          <w:sz w:val="28"/>
-          <w:lang w:val="en-US"/>
-        </w:rPr>
-        <w:instrText>github</w:instrText>
-      </w:r>
-      <w:r>
-        <w:rPr>
-          <w:sz w:val="28"/>
-        </w:rPr>
-        <w:instrText>.</w:instrText>
-      </w:r>
-      <w:r>
-        <w:rPr>
-          <w:sz w:val="28"/>
-          <w:lang w:val="en-US"/>
-        </w:rPr>
-        <w:instrText>com</w:instrText>
-      </w:r>
-      <w:r>
-        <w:rPr>
-          <w:sz w:val="28"/>
-        </w:rPr>
-        <w:instrText>/</w:instrText>
-      </w:r>
-      <w:r>
-        <w:rPr>
-          <w:sz w:val="28"/>
-          <w:lang w:val="en-US"/>
-        </w:rPr>
-        <w:instrText>citation</w:instrText>
-      </w:r>
-      <w:r>
-        <w:rPr>
-          <w:sz w:val="28"/>
-        </w:rPr>
-        <w:instrText>-</w:instrText>
-      </w:r>
-      <w:r>
-        <w:rPr>
-          <w:sz w:val="28"/>
-          <w:lang w:val="en-US"/>
-        </w:rPr>
-        <w:instrText>style</w:instrText>
-      </w:r>
-      <w:r>
-        <w:rPr>
-          <w:sz w:val="28"/>
-        </w:rPr>
-        <w:instrText>-</w:instrText>
-      </w:r>
-      <w:r>
-        <w:rPr>
-          <w:sz w:val="28"/>
-          <w:lang w:val="en-US"/>
-        </w:rPr>
-        <w:instrText>language</w:instrText>
-      </w:r>
-      <w:r>
-        <w:rPr>
-          <w:sz w:val="28"/>
-        </w:rPr>
-        <w:instrText>/</w:instrText>
-      </w:r>
-      <w:r>
-        <w:rPr>
-          <w:sz w:val="28"/>
-          <w:lang w:val="en-US"/>
-        </w:rPr>
-        <w:instrText>schema</w:instrText>
-      </w:r>
-      <w:r>
-        <w:rPr>
-          <w:sz w:val="28"/>
-        </w:rPr>
-        <w:instrText>/</w:instrText>
-      </w:r>
-      <w:r>
-        <w:rPr>
-          <w:sz w:val="28"/>
-          <w:lang w:val="en-US"/>
-        </w:rPr>
-        <w:instrText>raw</w:instrText>
-      </w:r>
-      <w:r>
-        <w:rPr>
-          <w:sz w:val="28"/>
-        </w:rPr>
-        <w:instrText>/</w:instrText>
-      </w:r>
-      <w:r>
-        <w:rPr>
-          <w:sz w:val="28"/>
-          <w:lang w:val="en-US"/>
-        </w:rPr>
-        <w:instrText>master</w:instrText>
-      </w:r>
-      <w:r>
-        <w:rPr>
-          <w:sz w:val="28"/>
-        </w:rPr>
-        <w:instrText>/</w:instrText>
-      </w:r>
-      <w:r>
-        <w:rPr>
-          <w:sz w:val="28"/>
-          <w:lang w:val="en-US"/>
-        </w:rPr>
-        <w:instrText>csl</w:instrText>
-      </w:r>
-      <w:r>
-        <w:rPr>
-          <w:sz w:val="28"/>
-        </w:rPr>
-        <w:instrText>-</w:instrText>
-      </w:r>
-      <w:r>
-        <w:rPr>
-          <w:sz w:val="28"/>
-          <w:lang w:val="en-US"/>
-        </w:rPr>
-        <w:instrText>citation</w:instrText>
-      </w:r>
-      <w:r>
-        <w:rPr>
-          <w:sz w:val="28"/>
-        </w:rPr>
-        <w:instrText>.</w:instrText>
-      </w:r>
-      <w:r>
-        <w:rPr>
-          <w:sz w:val="28"/>
-          <w:lang w:val="en-US"/>
-        </w:rPr>
-        <w:instrText>json</w:instrText>
-      </w:r>
-      <w:r>
-        <w:rPr>
-          <w:sz w:val="28"/>
-        </w:rPr>
-        <w:instrText xml:space="preserve">"} </w:instrText>
-      </w:r>
-      <w:r>
-        <w:rPr>
-          <w:sz w:val="28"/>
-          <w:lang w:val="en-US"/>
-        </w:rPr>
         <w:fldChar w:fldCharType="separate"/>
       </w:r>
       <w:r>
         <w:rPr>
           <w:sz w:val="28"/>
         </w:rPr>
-        <w:t>[4]</w:t>
+        <w:t>[5]</w:t>
       </w:r>
       <w:r>
         <w:rPr>
@@ -1924,7 +1226,43 @@
         <w:rPr>
           <w:sz w:val="28"/>
         </w:rPr>
-        <w:t>Определим варьируемые и выходные параметры. Пусть целью моделирования будет определить среднюю скорость автомобиля на единичном участке маршрута с заданным уклоном и при заданном положении дроссельной заслонки. Разбив протяженный маршрут на такие единичные участки, станет возможным определить среднюю скорость и на всей протяженности маршрута. Однако на среднюю скорость на единичном уча</w:t>
+        <w:t>Определим варьируемые и выходные параметры. Пусть целью моделирования будет определить среднюю скорость автомобиля на единичном участке маршрута с заданным уклоном и при заданном положении дроссельной заслонки</w:t>
+      </w:r>
+      <w:r>
+        <w:rPr>
+          <w:sz w:val="28"/>
+        </w:rPr>
+        <w:fldChar w:fldCharType="begin"/>
+      </w:r>
+      <w:r>
+        <w:rPr>
+          <w:sz w:val="28"/>
+        </w:rPr>
+        <w:instrText xml:space="preserve"> ADDIN ZOTERO_ITEM CSL_CITATION {"citationID":"rZ45hQhC","properties":{"formattedCitation":"[6]","plainCitation":"[6]","noteIndex":0},"citationItems":[{"id":171,"uris":["http://zotero.org/users/13235738/items/CF5SS87A"],"itemData":{"id":171,"type":"article-magazine","abstract":"Введение (постановка задачи и актуальность). Для автомобилей высокого уровня автоматизации возможности движения по дорогам общего пользования ограничены действием законодательных актов, в частности, постановлением Правительства Российской Федерации «Об установлении экспериментального правового режима в сфере цифровых инноваций и утверждении Программы экспериментального правового режима в сфере цифровых инноваций по эксплуатации высокоавтоматизированных транспортных средств в отношении реализации инициативы «Беспилотные логистические коридоры». Территориальные ограничения связаны не только с правовыми основами, но и с техническими сложностями, заключающимися, в том числе, в большой трудоёмкости процесса построения необходимых для передвижения высокоточных цифровых карт, поддержания их актуальности в масштабах крупных городов, областей, страны в целом, а также в большом объёме занимаемой ими памяти. Цель исследования сформировать способ организации системы управления высокоавтоматизированными автомобилями (высокого уровня автоматизации, применяющих высокоточные цифровые карты) для обеспечения возможности их движения по дорогам, имеющим и не имеющим высокоточные карты. Методология и методы. В статье проводится аналитическое исследование различий между электронными системами помощи водителю и системами высокоавтоматизированного управления в контексте их применения на дорогах различного назначения, перспектив их дальнейшего развития, а также предлагается подход по реализации систем управления, применимых на широком спектре участков дорог. Результаты и научная новизна. Сформирован способ организации системы управления высокоавтоматизированным автомобилем, позволяющий реализовать его непрерывное движение не только по участкам дорог, для которых построены высокоточные цифровые карты, но и там, где таких карт нет, с помощью переключения режимов управления с учётом необходимости реализации возможности перехода в состояние минимального риска. При этом происходит автоматический переход автоматизированного автомобиля из одной среды штатной эксплуатации в другую. Практическая значимость. Результаты исследования могут быть применены для разработки систем автоматического управления автомобилями с высокой степенью автоматизации, включая беспилотные транспортные средства.","citation-key":"ТРАНСПОРТНОЕ СРЕДСТВО, АВТОМОБИЛЬ, СИСТЕМА УПРАВЛЕНИЯ ДВИЖЕНИЕМ, СИСТЕМА ПОМОЩИ ВОДИТЕЛЮ, АЛГОРИТМЫ УПРАВЛЕНИЯ, СРЕДА ШТАТНОЙ ЭКСПЛУАТАЦИИ","container-title":"статья в журнале - научная статья","ISSN":"0135-3152","issue":"4","page":"46-56","publisher":"ТРУДЫ НАМИ Учредители: Центральный научно-исследовательский автомобильный и автомоторный институт","publisher-place":"Москва","title":"Принцип расширения области функционирования высокоавтоматизированных транспортных средств","author":[{"family":"Евграфов","given":"Владимир Владимирович"},{"family":"Кондратьев","given":"К.Л."},{"family":"Ендачев","given":"Д.В."}],"issued":{"date-parts":[["2025"]]}}}],"schema":"https://github.com/citation-style-language/schema/raw/master/csl-citation.json"} </w:instrText>
+      </w:r>
+      <w:r>
+        <w:rPr>
+          <w:sz w:val="28"/>
+        </w:rPr>
+        <w:fldChar w:fldCharType="separate"/>
+      </w:r>
+      <w:r>
+        <w:rPr>
+          <w:sz w:val="28"/>
+        </w:rPr>
+        <w:t>[6]</w:t>
+      </w:r>
+      <w:r>
+        <w:rPr>
+          <w:sz w:val="28"/>
+        </w:rPr>
+        <w:fldChar w:fldCharType="end"/>
+      </w:r>
+      <w:r>
+        <w:rPr>
+          <w:sz w:val="28"/>
+        </w:rPr>
+        <w:t>. Разбив протяженный маршрут на такие единичные участки, станет возможным определить среднюю скорость и на всей протяженности маршрута. Однако на среднюю скорость на единичном уча</w:t>
       </w:r>
       <w:r>
         <w:rPr>
@@ -1943,6 +1281,36 @@
           <w:sz w:val="28"/>
         </w:rPr>
         <w:t xml:space="preserve"> А выходными параметрами станут средняя скорость на единичном участке, и конечная скорость выхода автомобиля к концу единичного участка</w:t>
+      </w:r>
+      <w:r>
+        <w:rPr>
+          <w:sz w:val="28"/>
+        </w:rPr>
+        <w:fldChar w:fldCharType="begin"/>
+      </w:r>
+      <w:r>
+        <w:rPr>
+          <w:sz w:val="28"/>
+        </w:rPr>
+        <w:instrText xml:space="preserve"> ADDIN ZOTERO_ITEM CSL_CITATION {"citationID":"S5SsYtQU","properties":{"formattedCitation":"[7]","plainCitation":"[7]","noteIndex":0},"citationItems":[{"id":169,"uris":["http://zotero.org/users/13235738/items/ZSQ3Z9AC"],"itemData":{"id":169,"type":"article-magazine","abstract":"В статье приведены результаты моделирования движения автомобиля на внутренней дополнительной опоре при повреждении пневматической шины, а также результаты проведенных натурных испытаний боестойких колес в различных условиях движения. Применение боестойких колес транспортного средства позволяет повысить надежность, курсовую устойчивость, проходимость и, что особенно важно, подвижность автомобиля, своевременный его выход из-под обстрела и поражающего воздействия противника. Предлагаемая модель движения колеса с пневматической шиной и внутренней дополнительной опорой по деформируемому грунту позволяет расчетным путем определять основные показатели опорной проходимости военной автомобильной техники, оценивать и прогнозировать ее уровень подвижности уже на стадии проектирования образцов.","container-title":"статья в журнале - научная статья","ISSN":"1684-2561","issue":"12","page":"24-28","publisher":"РЕМОНТ. ВОССТАНОВЛЕНИЕ. МОДЕРНИЗАЦИЯ Учредители: ООО \"Наука и технологии\"","publisher-place":"Москва","title":"Модель расчетной оценки параметров проходимости автомобиля при повреждении колесного движителя","author":[{"family":"Аипов","given":"Тимур Адильевич"}],"issued":{"date-parts":[["2011"]]}}}],"schema":"https://github.com/citation-style-language/schema/raw/master/csl-citation.json"} </w:instrText>
+      </w:r>
+      <w:r>
+        <w:rPr>
+          <w:sz w:val="28"/>
+        </w:rPr>
+        <w:fldChar w:fldCharType="separate"/>
+      </w:r>
+      <w:r>
+        <w:rPr>
+          <w:sz w:val="28"/>
+        </w:rPr>
+        <w:t>[7]</w:t>
+      </w:r>
+      <w:r>
+        <w:rPr>
+          <w:sz w:val="28"/>
+        </w:rPr>
+        <w:fldChar w:fldCharType="end"/>
       </w:r>
       <w:r>
         <w:rPr>
@@ -1973,7 +1341,43 @@
         <w:rPr>
           <w:sz w:val="28"/>
         </w:rPr>
-        <w:t xml:space="preserve">В соответствии с принятыми варьируемыми параметрами выберем пределы и число уровней варьирования, построим план модельного эксперимента. Воспользуемся средой </w:t>
+        <w:t>В соответствии с принятыми варьируемыми параметрами выберем пределы и число уровней варьирования, построим план модельного эксперимента</w:t>
+      </w:r>
+      <w:r>
+        <w:rPr>
+          <w:sz w:val="28"/>
+        </w:rPr>
+        <w:fldChar w:fldCharType="begin"/>
+      </w:r>
+      <w:r>
+        <w:rPr>
+          <w:sz w:val="28"/>
+        </w:rPr>
+        <w:instrText xml:space="preserve"> ADDIN ZOTERO_ITEM CSL_CITATION {"citationID":"j9W31faS","properties":{"formattedCitation":"[8]","plainCitation":"[8]","noteIndex":0},"citationItems":[{"id":73,"uris":["http://zotero.org/users/13235738/items/VY5ZFD9K"],"itemData":{"id":73,"type":"article-journal","issue":"1(7)","journalAbbreviation":"Известия МГТУ МАМИ","page":"46-56","title":"Повышение точности математической модели движения колесной машины на основании использования результатов ее испытаний","author":[{"family":"Курмаев","given":"Р.Х."},{"family":"Лепешкин","given":"А.В."}],"issued":{"date-parts":[["2009"]]}}}],"schema":"https://github.com/citation-style-language/schema/raw/master/csl-citation.json"} </w:instrText>
+      </w:r>
+      <w:r>
+        <w:rPr>
+          <w:sz w:val="28"/>
+        </w:rPr>
+        <w:fldChar w:fldCharType="separate"/>
+      </w:r>
+      <w:r>
+        <w:rPr>
+          <w:sz w:val="28"/>
+        </w:rPr>
+        <w:t>[8]</w:t>
+      </w:r>
+      <w:r>
+        <w:rPr>
+          <w:sz w:val="28"/>
+        </w:rPr>
+        <w:fldChar w:fldCharType="end"/>
+      </w:r>
+      <w:r>
+        <w:rPr>
+          <w:sz w:val="28"/>
+        </w:rPr>
+        <w:t xml:space="preserve">. Воспользуемся средой </w:t>
       </w:r>
       <w:proofErr w:type="spellStart"/>
       <w:r>
@@ -1999,6 +1403,40 @@
         <w:t>Matlab</w:t>
       </w:r>
       <w:proofErr w:type="spellEnd"/>
+      <w:r>
+        <w:rPr>
+          <w:sz w:val="28"/>
+          <w:lang w:val="en-US"/>
+        </w:rPr>
+        <w:fldChar w:fldCharType="begin"/>
+      </w:r>
+      <w:r>
+        <w:rPr>
+          <w:sz w:val="28"/>
+          <w:lang w:val="en-US"/>
+        </w:rPr>
+        <w:instrText xml:space="preserve"> ADDIN ZOTERO_ITEM CSL_CITATION {"citationID":"TvzVhbTt","properties":{"formattedCitation":"[9]","plainCitation":"[9]","noteIndex":0},"citationItems":[{"id":172,"uris":["http://zotero.org/users/13235738/items/R62K8K5X"],"itemData":{"id":172,"type":"software","license":"Без ограничений","medium":"MATLAB","publisher-place":"Москва","title":"Суррогатная нейросеть","URL":"https://github.com/SergTa/surrogate_neural_net.git","version":"1.0","author":[{"family":"Табакарь","given":"Сергей Ильич"}],"accessed":{"date-parts":[["2026",4,21]]},"issued":{"date-parts":[["2026"]]}}}],"schema":"https://github.com/citation-style-language/schema/raw/master/csl-citation.json"} </w:instrText>
+      </w:r>
+      <w:r>
+        <w:rPr>
+          <w:sz w:val="28"/>
+          <w:lang w:val="en-US"/>
+        </w:rPr>
+        <w:fldChar w:fldCharType="separate"/>
+      </w:r>
+      <w:r>
+        <w:rPr>
+          <w:sz w:val="28"/>
+        </w:rPr>
+        <w:t>[9]</w:t>
+      </w:r>
+      <w:r>
+        <w:rPr>
+          <w:sz w:val="28"/>
+          <w:lang w:val="en-US"/>
+        </w:rPr>
+        <w:fldChar w:fldCharType="end"/>
+      </w:r>
       <w:r>
         <w:rPr>
           <w:sz w:val="28"/>
@@ -2524,7 +1962,7 @@
           <w:color w:val="212121"/>
           <w:sz w:val="21"/>
           <w:szCs w:val="21"/>
-          <w:lang w:eastAsia="ru-RU"/>
+          <w:lang w:val="en-US" w:eastAsia="ru-RU"/>
         </w:rPr>
       </w:pPr>
       <w:r>
@@ -2533,9 +1971,79 @@
           <w:color w:val="008013"/>
           <w:sz w:val="21"/>
           <w:szCs w:val="21"/>
-          <w:lang w:eastAsia="ru-RU"/>
-        </w:rPr>
-        <w:t>% Разбиваем диапазоны на сетку</w:t>
+          <w:lang w:val="en-US" w:eastAsia="ru-RU"/>
+        </w:rPr>
+        <w:t xml:space="preserve">% </w:t>
+      </w:r>
+      <w:r>
+        <w:rPr>
+          <w:rFonts w:ascii="Consolas" w:eastAsia="Times New Roman" w:hAnsi="Consolas" w:cs="Times New Roman"/>
+          <w:color w:val="008013"/>
+          <w:sz w:val="21"/>
+          <w:szCs w:val="21"/>
+          <w:lang w:eastAsia="ru-RU"/>
+        </w:rPr>
+        <w:t>Разбиваем</w:t>
+      </w:r>
+      <w:r>
+        <w:rPr>
+          <w:rFonts w:ascii="Consolas" w:eastAsia="Times New Roman" w:hAnsi="Consolas" w:cs="Times New Roman"/>
+          <w:color w:val="008013"/>
+          <w:sz w:val="21"/>
+          <w:szCs w:val="21"/>
+          <w:lang w:val="en-US" w:eastAsia="ru-RU"/>
+        </w:rPr>
+        <w:t xml:space="preserve"> </w:t>
+      </w:r>
+      <w:r>
+        <w:rPr>
+          <w:rFonts w:ascii="Consolas" w:eastAsia="Times New Roman" w:hAnsi="Consolas" w:cs="Times New Roman"/>
+          <w:color w:val="008013"/>
+          <w:sz w:val="21"/>
+          <w:szCs w:val="21"/>
+          <w:lang w:eastAsia="ru-RU"/>
+        </w:rPr>
+        <w:t>диапазоны</w:t>
+      </w:r>
+      <w:r>
+        <w:rPr>
+          <w:rFonts w:ascii="Consolas" w:eastAsia="Times New Roman" w:hAnsi="Consolas" w:cs="Times New Roman"/>
+          <w:color w:val="008013"/>
+          <w:sz w:val="21"/>
+          <w:szCs w:val="21"/>
+          <w:lang w:val="en-US" w:eastAsia="ru-RU"/>
+        </w:rPr>
+        <w:t xml:space="preserve"> </w:t>
+      </w:r>
+      <w:r>
+        <w:rPr>
+          <w:rFonts w:ascii="Consolas" w:eastAsia="Times New Roman" w:hAnsi="Consolas" w:cs="Times New Roman"/>
+          <w:color w:val="008013"/>
+          <w:sz w:val="21"/>
+          <w:szCs w:val="21"/>
+          <w:lang w:eastAsia="ru-RU"/>
+        </w:rPr>
+        <w:t>на</w:t>
+      </w:r>
+      <w:r>
+        <w:rPr>
+          <w:rFonts w:ascii="Consolas" w:eastAsia="Times New Roman" w:hAnsi="Consolas" w:cs="Times New Roman"/>
+          <w:color w:val="008013"/>
+          <w:sz w:val="21"/>
+          <w:szCs w:val="21"/>
+          <w:lang w:val="en-US" w:eastAsia="ru-RU"/>
+        </w:rPr>
+        <w:t xml:space="preserve"> </w:t>
+      </w:r>
+      <w:r>
+        <w:rPr>
+          <w:rFonts w:ascii="Consolas" w:eastAsia="Times New Roman" w:hAnsi="Consolas" w:cs="Times New Roman"/>
+          <w:color w:val="008013"/>
+          <w:sz w:val="21"/>
+          <w:szCs w:val="21"/>
+          <w:lang w:eastAsia="ru-RU"/>
+        </w:rPr>
+        <w:t>сетку</w:t>
       </w:r>
     </w:p>
     <w:p>
@@ -3186,7 +2694,7 @@
           <w:color w:val="212121"/>
           <w:sz w:val="21"/>
           <w:szCs w:val="21"/>
-          <w:lang w:val="en-US" w:eastAsia="ru-RU"/>
+          <w:lang w:eastAsia="ru-RU"/>
         </w:rPr>
       </w:pPr>
       <w:proofErr w:type="spellStart"/>
@@ -3207,7 +2715,7 @@
           <w:color w:val="212121"/>
           <w:sz w:val="21"/>
           <w:szCs w:val="21"/>
-          <w:lang w:val="en-US" w:eastAsia="ru-RU"/>
+          <w:lang w:eastAsia="ru-RU"/>
         </w:rPr>
         <w:t xml:space="preserve"> = 5;</w:t>
       </w:r>
@@ -3511,7 +3019,7 @@
           <w:color w:val="212121"/>
           <w:sz w:val="21"/>
           <w:szCs w:val="21"/>
-          <w:lang w:eastAsia="ru-RU"/>
+          <w:lang w:val="en-US" w:eastAsia="ru-RU"/>
         </w:rPr>
       </w:pPr>
       <w:r>
@@ -3524,15 +3032,27 @@
         </w:rPr>
         <w:t xml:space="preserve">        </w:t>
       </w:r>
-      <w:r>
-        <w:rPr>
-          <w:rFonts w:ascii="Consolas" w:eastAsia="Times New Roman" w:hAnsi="Consolas" w:cs="Times New Roman"/>
-          <w:color w:val="212121"/>
-          <w:sz w:val="21"/>
-          <w:szCs w:val="21"/>
-          <w:lang w:eastAsia="ru-RU"/>
-        </w:rPr>
-        <w:t>i, N, X(i,1), X(i,2), X(i,3));</w:t>
+      <w:proofErr w:type="spellStart"/>
+      <w:r>
+        <w:rPr>
+          <w:rFonts w:ascii="Consolas" w:eastAsia="Times New Roman" w:hAnsi="Consolas" w:cs="Times New Roman"/>
+          <w:color w:val="212121"/>
+          <w:sz w:val="21"/>
+          <w:szCs w:val="21"/>
+          <w:lang w:val="en-US" w:eastAsia="ru-RU"/>
+        </w:rPr>
+        <w:t>i</w:t>
+      </w:r>
+      <w:proofErr w:type="spellEnd"/>
+      <w:r>
+        <w:rPr>
+          <w:rFonts w:ascii="Consolas" w:eastAsia="Times New Roman" w:hAnsi="Consolas" w:cs="Times New Roman"/>
+          <w:color w:val="212121"/>
+          <w:sz w:val="21"/>
+          <w:szCs w:val="21"/>
+          <w:lang w:val="en-US" w:eastAsia="ru-RU"/>
+        </w:rPr>
+        <w:t>, N, X(i,1), X(i,2), X(i,3));</w:t>
       </w:r>
     </w:p>
     <w:p>
@@ -3544,16 +3064,16 @@
           <w:color w:val="212121"/>
           <w:sz w:val="21"/>
           <w:szCs w:val="21"/>
-          <w:lang w:eastAsia="ru-RU"/>
-        </w:rPr>
-      </w:pPr>
-      <w:r>
-        <w:rPr>
-          <w:rFonts w:ascii="Consolas" w:eastAsia="Times New Roman" w:hAnsi="Consolas" w:cs="Times New Roman"/>
-          <w:color w:val="212121"/>
-          <w:sz w:val="21"/>
-          <w:szCs w:val="21"/>
-          <w:lang w:eastAsia="ru-RU"/>
+          <w:lang w:val="en-US" w:eastAsia="ru-RU"/>
+        </w:rPr>
+      </w:pPr>
+      <w:r>
+        <w:rPr>
+          <w:rFonts w:ascii="Consolas" w:eastAsia="Times New Roman" w:hAnsi="Consolas" w:cs="Times New Roman"/>
+          <w:color w:val="212121"/>
+          <w:sz w:val="21"/>
+          <w:szCs w:val="21"/>
+          <w:lang w:val="en-US" w:eastAsia="ru-RU"/>
         </w:rPr>
         <w:t xml:space="preserve">    </w:t>
       </w:r>
@@ -3567,16 +3087,16 @@
           <w:color w:val="212121"/>
           <w:sz w:val="21"/>
           <w:szCs w:val="21"/>
-          <w:lang w:eastAsia="ru-RU"/>
-        </w:rPr>
-      </w:pPr>
-      <w:r>
-        <w:rPr>
-          <w:rFonts w:ascii="Consolas" w:eastAsia="Times New Roman" w:hAnsi="Consolas" w:cs="Times New Roman"/>
-          <w:color w:val="212121"/>
-          <w:sz w:val="21"/>
-          <w:szCs w:val="21"/>
-          <w:lang w:eastAsia="ru-RU"/>
+          <w:lang w:val="en-US" w:eastAsia="ru-RU"/>
+        </w:rPr>
+      </w:pPr>
+      <w:r>
+        <w:rPr>
+          <w:rFonts w:ascii="Consolas" w:eastAsia="Times New Roman" w:hAnsi="Consolas" w:cs="Times New Roman"/>
+          <w:color w:val="212121"/>
+          <w:sz w:val="21"/>
+          <w:szCs w:val="21"/>
+          <w:lang w:val="en-US" w:eastAsia="ru-RU"/>
         </w:rPr>
         <w:t xml:space="preserve">    </w:t>
       </w:r>
@@ -3586,9 +3106,39 @@
           <w:color w:val="008013"/>
           <w:sz w:val="21"/>
           <w:szCs w:val="21"/>
-          <w:lang w:eastAsia="ru-RU"/>
-        </w:rPr>
-        <w:t>% УСТАНОВКА ПАРАМЕТРОВ</w:t>
+          <w:lang w:val="en-US" w:eastAsia="ru-RU"/>
+        </w:rPr>
+        <w:t xml:space="preserve">% </w:t>
+      </w:r>
+      <w:r>
+        <w:rPr>
+          <w:rFonts w:ascii="Consolas" w:eastAsia="Times New Roman" w:hAnsi="Consolas" w:cs="Times New Roman"/>
+          <w:color w:val="008013"/>
+          <w:sz w:val="21"/>
+          <w:szCs w:val="21"/>
+          <w:lang w:eastAsia="ru-RU"/>
+        </w:rPr>
+        <w:t>УСТАНОВКА</w:t>
+      </w:r>
+      <w:r>
+        <w:rPr>
+          <w:rFonts w:ascii="Consolas" w:eastAsia="Times New Roman" w:hAnsi="Consolas" w:cs="Times New Roman"/>
+          <w:color w:val="008013"/>
+          <w:sz w:val="21"/>
+          <w:szCs w:val="21"/>
+          <w:lang w:val="en-US" w:eastAsia="ru-RU"/>
+        </w:rPr>
+        <w:t xml:space="preserve"> </w:t>
+      </w:r>
+      <w:r>
+        <w:rPr>
+          <w:rFonts w:ascii="Consolas" w:eastAsia="Times New Roman" w:hAnsi="Consolas" w:cs="Times New Roman"/>
+          <w:color w:val="008013"/>
+          <w:sz w:val="21"/>
+          <w:szCs w:val="21"/>
+          <w:lang w:eastAsia="ru-RU"/>
+        </w:rPr>
+        <w:t>ПАРАМЕТРОВ</w:t>
       </w:r>
     </w:p>
     <w:p>
@@ -3600,16 +3150,16 @@
           <w:color w:val="212121"/>
           <w:sz w:val="21"/>
           <w:szCs w:val="21"/>
-          <w:lang w:eastAsia="ru-RU"/>
-        </w:rPr>
-      </w:pPr>
-      <w:r>
-        <w:rPr>
-          <w:rFonts w:ascii="Consolas" w:eastAsia="Times New Roman" w:hAnsi="Consolas" w:cs="Times New Roman"/>
-          <w:color w:val="212121"/>
-          <w:sz w:val="21"/>
-          <w:szCs w:val="21"/>
-          <w:lang w:eastAsia="ru-RU"/>
+          <w:lang w:val="en-US" w:eastAsia="ru-RU"/>
+        </w:rPr>
+      </w:pPr>
+      <w:r>
+        <w:rPr>
+          <w:rFonts w:ascii="Consolas" w:eastAsia="Times New Roman" w:hAnsi="Consolas" w:cs="Times New Roman"/>
+          <w:color w:val="212121"/>
+          <w:sz w:val="21"/>
+          <w:szCs w:val="21"/>
+          <w:lang w:val="en-US" w:eastAsia="ru-RU"/>
         </w:rPr>
         <w:t xml:space="preserve">    </w:t>
       </w:r>
@@ -3632,7 +3182,7 @@
           <w:color w:val="212121"/>
           <w:sz w:val="21"/>
           <w:szCs w:val="21"/>
-          <w:lang w:eastAsia="ru-RU"/>
+          <w:lang w:val="en-US" w:eastAsia="ru-RU"/>
         </w:rPr>
         <w:t xml:space="preserve">    </w:t>
       </w:r>
@@ -5252,7 +4802,7 @@
           <w:color w:val="212121"/>
           <w:sz w:val="21"/>
           <w:szCs w:val="21"/>
-          <w:lang w:eastAsia="ru-RU"/>
+          <w:lang w:val="en-US" w:eastAsia="ru-RU"/>
         </w:rPr>
       </w:pPr>
       <w:r>
@@ -5271,7 +4821,7 @@
           <w:color w:val="212121"/>
           <w:sz w:val="21"/>
           <w:szCs w:val="21"/>
-          <w:lang w:eastAsia="ru-RU"/>
+          <w:lang w:val="en-US" w:eastAsia="ru-RU"/>
         </w:rPr>
         <w:t>(</w:t>
       </w:r>
@@ -5291,7 +4841,7 @@
           <w:color w:val="212121"/>
           <w:sz w:val="21"/>
           <w:szCs w:val="21"/>
-          <w:lang w:eastAsia="ru-RU"/>
+          <w:lang w:val="en-US" w:eastAsia="ru-RU"/>
         </w:rPr>
         <w:t>(</w:t>
       </w:r>
@@ -5311,11 +4861,10 @@
           <w:color w:val="212121"/>
           <w:sz w:val="21"/>
           <w:szCs w:val="21"/>
-          <w:lang w:eastAsia="ru-RU"/>
+          <w:lang w:val="en-US" w:eastAsia="ru-RU"/>
         </w:rPr>
         <w:t>.</w:t>
       </w:r>
-      <w:proofErr w:type="spellStart"/>
       <w:r>
         <w:rPr>
           <w:rFonts w:ascii="Consolas" w:eastAsia="Times New Roman" w:hAnsi="Consolas" w:cs="Times New Roman"/>
@@ -5326,14 +4875,13 @@
         </w:rPr>
         <w:t>simlog</w:t>
       </w:r>
-      <w:proofErr w:type="spellEnd"/>
-      <w:r>
-        <w:rPr>
-          <w:rFonts w:ascii="Consolas" w:eastAsia="Times New Roman" w:hAnsi="Consolas" w:cs="Times New Roman"/>
-          <w:color w:val="212121"/>
-          <w:sz w:val="21"/>
-          <w:szCs w:val="21"/>
-          <w:lang w:eastAsia="ru-RU"/>
+      <w:r>
+        <w:rPr>
+          <w:rFonts w:ascii="Consolas" w:eastAsia="Times New Roman" w:hAnsi="Consolas" w:cs="Times New Roman"/>
+          <w:color w:val="212121"/>
+          <w:sz w:val="21"/>
+          <w:szCs w:val="21"/>
+          <w:lang w:val="en-US" w:eastAsia="ru-RU"/>
         </w:rPr>
         <w:t>_</w:t>
       </w:r>
@@ -5353,7 +4901,7 @@
           <w:color w:val="212121"/>
           <w:sz w:val="21"/>
           <w:szCs w:val="21"/>
-          <w:lang w:eastAsia="ru-RU"/>
+          <w:lang w:val="en-US" w:eastAsia="ru-RU"/>
         </w:rPr>
         <w:t>_4</w:t>
       </w:r>
@@ -5373,7 +4921,7 @@
           <w:color w:val="212121"/>
           <w:sz w:val="21"/>
           <w:szCs w:val="21"/>
-          <w:lang w:eastAsia="ru-RU"/>
+          <w:lang w:val="en-US" w:eastAsia="ru-RU"/>
         </w:rPr>
         <w:t>.</w:t>
       </w:r>
@@ -5393,7 +4941,7 @@
           <w:color w:val="212121"/>
           <w:sz w:val="21"/>
           <w:szCs w:val="21"/>
-          <w:lang w:eastAsia="ru-RU"/>
+          <w:lang w:val="en-US" w:eastAsia="ru-RU"/>
         </w:rPr>
         <w:t>_</w:t>
       </w:r>
@@ -5413,7 +4961,7 @@
           <w:color w:val="212121"/>
           <w:sz w:val="21"/>
           <w:szCs w:val="21"/>
-          <w:lang w:eastAsia="ru-RU"/>
+          <w:lang w:val="en-US" w:eastAsia="ru-RU"/>
         </w:rPr>
         <w:t>.</w:t>
       </w:r>
@@ -5433,7 +4981,7 @@
           <w:color w:val="212121"/>
           <w:sz w:val="21"/>
           <w:szCs w:val="21"/>
-          <w:lang w:eastAsia="ru-RU"/>
+          <w:lang w:val="en-US" w:eastAsia="ru-RU"/>
         </w:rPr>
         <w:t>.</w:t>
       </w:r>
@@ -5453,7 +5001,7 @@
           <w:color w:val="212121"/>
           <w:sz w:val="21"/>
           <w:szCs w:val="21"/>
-          <w:lang w:eastAsia="ru-RU"/>
+          <w:lang w:val="en-US" w:eastAsia="ru-RU"/>
         </w:rPr>
         <w:t xml:space="preserve">), </w:t>
       </w:r>
@@ -5463,7 +5011,7 @@
           <w:color w:val="0E00FF"/>
           <w:sz w:val="21"/>
           <w:szCs w:val="21"/>
-          <w:lang w:eastAsia="ru-RU"/>
+          <w:lang w:val="en-US" w:eastAsia="ru-RU"/>
         </w:rPr>
         <w:t>...</w:t>
       </w:r>
@@ -5486,7 +5034,7 @@
           <w:color w:val="212121"/>
           <w:sz w:val="21"/>
           <w:szCs w:val="21"/>
-          <w:lang w:eastAsia="ru-RU"/>
+          <w:lang w:val="en-US" w:eastAsia="ru-RU"/>
         </w:rPr>
         <w:t xml:space="preserve">     </w:t>
       </w:r>
@@ -5769,7 +5317,7 @@
         <w:rPr>
           <w:sz w:val="28"/>
         </w:rPr>
-        <w:instrText xml:space="preserve"> ADDIN ZOTERO_ITEM CSL_CITATION {"citationID":"lOxZarAG","properties":{"formattedCitation":"[5]","plainCitation":"[5]","noteIndex":0},"citationItems":[{"id":78,"uris":["http://zotero.org/users/13235738/items/IALFFHUU"],"itemData":{"id":78,"type":"post-weblog","language":"ru-RU","title":"Комбинированный метод трекинга транспортных средств на основе глубокой нейронной сети Yolo — Recog.ru","URL":"https://recog.ru/%d0%ba%d0%be%d0%bc%d0%b1%d0%b8%d0%bd%d0%b8%d1%80%d0%be%d0%b2%d0%b0%d0%bd%d0%bd%d1%8b%d0%b9-%d0%bc%d0%b5%d1%82%d0%be%d0%b4-%d1%82%d1%80%d0%b5%d0%ba%d0%b8%d0%bd%d0%b3%d0%b0-%d1%82%d1%80%d0%b0%d0%bd/","accessed":{"date-parts":[["2024",1,7]]},"issued":{"date-parts":[["2020",5,5]]}}}],"schema":"https://github.com/citation-style-language/schema/raw/master/csl-citation.json"} </w:instrText>
+        <w:instrText xml:space="preserve"> ADDIN ZOTERO_ITEM CSL_CITATION {"citationID":"lOxZarAG","properties":{"formattedCitation":"[10]","plainCitation":"[10]","noteIndex":0},"citationItems":[{"id":78,"uris":["http://zotero.org/users/13235738/items/IALFFHUU"],"itemData":{"id":78,"type":"post-weblog","language":"ru-RU","title":"Комбинированный метод трекинга транспортных средств на основе глубокой нейронной сети Yolo — Recog.ru","URL":"https://recog.ru/","accessed":{"date-parts":[["2024",1,7]]},"issued":{"date-parts":[["2020",5,5]]}}}],"schema":"https://github.com/citation-style-language/schema/raw/master/csl-citation.json"} </w:instrText>
       </w:r>
       <w:r>
         <w:rPr>
@@ -5781,7 +5329,7 @@
         <w:rPr>
           <w:sz w:val="28"/>
         </w:rPr>
-        <w:t>[5]</w:t>
+        <w:t>[10]</w:t>
       </w:r>
       <w:r>
         <w:rPr>
@@ -8161,7 +7709,7 @@
         <w:rPr>
           <w:sz w:val="28"/>
         </w:rPr>
-        <w:instrText xml:space="preserve"> ADDIN ZOTERO_ITEM CSL_CITATION {"citationID":"KiZX49MC","properties":{"formattedCitation":"[6]","plainCitation":"[6]","noteIndex":0},"citationItems":[{"id":70,"uris":["http://zotero.org/users/13235738/items/FZTBDY95"],"itemData":{"id":70,"type":"software","title":"Модель распознавания тепловизионного изображения объектов дорожной обстановки. https://github.com/SergTa/VKR_25_YOLOv7.git","URL":"https://github.com/SergTa/VKR_25_YOLOv7.git","author":[{"family":"Табакарь","given":"С.И."}],"accessed":{"date-parts":[["2025",3,10]]},"issued":{"date-parts":[["2025"]]}}}],"schema":"https://github.com/citation-style-language/schema/raw/master/csl-citation.json"} </w:instrText>
+        <w:instrText xml:space="preserve"> ADDIN ZOTERO_ITEM CSL_CITATION {"citationID":"KiZX49MC","properties":{"formattedCitation":"[11]","plainCitation":"[11]","noteIndex":0},"citationItems":[{"id":70,"uris":["http://zotero.org/users/13235738/items/FZTBDY95"],"itemData":{"id":70,"type":"software","title":"Модель распознавания тепловизионного изображения объектов дорожной обстановки. https://github.com/SergTa/VKR_25_YOLOv7.git","URL":"https://github.com/SergTa/VKR_25_YOLOv7.git","author":[{"family":"Табакарь","given":"С.И."}],"accessed":{"date-parts":[["2025",3,10]]},"issued":{"date-parts":[["2025"]]}}}],"schema":"https://github.com/citation-style-language/schema/raw/master/csl-citation.json"} </w:instrText>
       </w:r>
       <w:r>
         <w:rPr>
@@ -8173,7 +7721,7 @@
         <w:rPr>
           <w:sz w:val="28"/>
         </w:rPr>
-        <w:t>[6]</w:t>
+        <w:t>[11]</w:t>
       </w:r>
       <w:r>
         <w:rPr>
@@ -8347,7 +7895,43 @@
         <w:rPr>
           <w:sz w:val="28"/>
         </w:rPr>
-        <w:t xml:space="preserve"> обученной нейросети.</w:t>
+        <w:t xml:space="preserve"> обученной нейросети</w:t>
+      </w:r>
+      <w:r>
+        <w:rPr>
+          <w:sz w:val="28"/>
+        </w:rPr>
+        <w:fldChar w:fldCharType="begin"/>
+      </w:r>
+      <w:r>
+        <w:rPr>
+          <w:sz w:val="28"/>
+        </w:rPr>
+        <w:instrText xml:space="preserve"> ADDIN ZOTERO_ITEM CSL_CITATION {"citationID":"uqOyWlTV","properties":{"formattedCitation":"[12]","plainCitation":"[12]","noteIndex":0},"citationItems":[{"id":88,"uris":["http://zotero.org/users/13235738/items/NNQUUY2R"],"itemData":{"id":88,"type":"article-journal","abstract":"The article shows the relevance of research work in the field of creating control systems for unmanned vehicles based on computer vision technologies. Computer vision tools are used to solve a large number of different tasks, including to determine the location of the car, detect obstacles, determine a suitable parking space. These tasks are resource intensive and have to be performed in real time. Therefore, it is important to develop effective models, methods and tools that ensure the achievement of the required time and accuracy for use in unmanned vehicle control systems. In this case, the choice of the image representation model is important. In this paper, we consider a model based on the wavelet transform, which makes it possible to form features characterizing the energy estimates of the image points and reflecting their significance from the point of view of the contribution to the overall image energy. To form a model of energy characteristics, a procedure is performed based on taking into account the dependencies between the wavelet coefficients of various levels and the application of heuristic adjustment factors for strengthening or weakening the influence of boundary and interior points. On the basis of the proposed model, it is possible to construct descriptions of images their characteristic features for isolating and analyzing, including for isolating contours, regions, and singular points. The effectiveness of the proposed approach to image analysis is due to the fact that the objects in question, such as road signs, road markings or car numbers that need to be detected and identified, are characterized by the relevant features. In addition, the use of wavelet transforms allows to perform the same basic operations to solve a set of tasks in onboard unmanned vehicle systems, including for tasks of primary processing, segmentation, description, recognition and compression of images. The such unified approach application will allow to reduce the time for performing all procedures and to reduce the requirements for computing resources of the on-board system of an unmanned vehicle.","container-title":"Computer Research and Modeling","DOI":"10.20537/2076-7633-2018-10-3-369-376","ISSN":"20767633, 20776853","issue":"3","journalAbbreviation":"CRM","language":"ru","page":"369-376","source":"DOI.org (Crossref)","title":"The analysis of images in control systems of unmanned automobiles on the base of energy features model","volume":"10","author":[{"family":"Shleymovich","given":"Mikhail P."},{"family":"Dagaeva","given":"Maria V."},{"family":"Katasev","given":"Alexey S."},{"family":"Lyasheva","given":"Stella A."},{"family":"Medvedev","given":"Mikhail V."}],"issued":{"date-parts":[["2018",6]]}}}],"schema":"https://github.com/citation-style-language/schema/raw/master/csl-citation.json"} </w:instrText>
+      </w:r>
+      <w:r>
+        <w:rPr>
+          <w:sz w:val="28"/>
+        </w:rPr>
+        <w:fldChar w:fldCharType="separate"/>
+      </w:r>
+      <w:r>
+        <w:rPr>
+          <w:sz w:val="28"/>
+        </w:rPr>
+        <w:t>[12]</w:t>
+      </w:r>
+      <w:r>
+        <w:rPr>
+          <w:sz w:val="28"/>
+        </w:rPr>
+        <w:fldChar w:fldCharType="end"/>
+      </w:r>
+      <w:r>
+        <w:rPr>
+          <w:sz w:val="28"/>
+        </w:rPr>
+        <w:t>.</w:t>
       </w:r>
     </w:p>
     <w:p>
@@ -9554,18 +9138,28 @@
           <w:color w:val="212121"/>
           <w:sz w:val="21"/>
           <w:szCs w:val="21"/>
-          <w:lang w:val="en-US" w:eastAsia="ru-RU"/>
-        </w:rPr>
-      </w:pPr>
-      <w:r>
-        <w:rPr>
-          <w:rFonts w:ascii="Consolas" w:eastAsia="Times New Roman" w:hAnsi="Consolas" w:cs="Times New Roman"/>
-          <w:color w:val="212121"/>
-          <w:sz w:val="21"/>
-          <w:szCs w:val="21"/>
-          <w:lang w:val="en-US" w:eastAsia="ru-RU"/>
-        </w:rPr>
-        <w:t>sim(</w:t>
+          <w:lang w:eastAsia="ru-RU"/>
+        </w:rPr>
+      </w:pPr>
+      <w:r>
+        <w:rPr>
+          <w:rFonts w:ascii="Consolas" w:eastAsia="Times New Roman" w:hAnsi="Consolas" w:cs="Times New Roman"/>
+          <w:color w:val="212121"/>
+          <w:sz w:val="21"/>
+          <w:szCs w:val="21"/>
+          <w:lang w:val="en-US" w:eastAsia="ru-RU"/>
+        </w:rPr>
+        <w:t>sim</w:t>
+      </w:r>
+      <w:r>
+        <w:rPr>
+          <w:rFonts w:ascii="Consolas" w:eastAsia="Times New Roman" w:hAnsi="Consolas" w:cs="Times New Roman"/>
+          <w:color w:val="212121"/>
+          <w:sz w:val="21"/>
+          <w:szCs w:val="21"/>
+          <w:lang w:eastAsia="ru-RU"/>
+        </w:rPr>
+        <w:t>(</w:t>
       </w:r>
       <w:r>
         <w:rPr>
@@ -9573,17 +9167,57 @@
           <w:color w:val="A709F5"/>
           <w:sz w:val="21"/>
           <w:szCs w:val="21"/>
-          <w:lang w:val="en-US" w:eastAsia="ru-RU"/>
-        </w:rPr>
-        <w:t>'Vehicle_4WD'</w:t>
-      </w:r>
-      <w:r>
-        <w:rPr>
-          <w:rFonts w:ascii="Consolas" w:eastAsia="Times New Roman" w:hAnsi="Consolas" w:cs="Times New Roman"/>
-          <w:color w:val="212121"/>
-          <w:sz w:val="21"/>
-          <w:szCs w:val="21"/>
-          <w:lang w:val="en-US" w:eastAsia="ru-RU"/>
+          <w:lang w:eastAsia="ru-RU"/>
+        </w:rPr>
+        <w:t>'</w:t>
+      </w:r>
+      <w:r>
+        <w:rPr>
+          <w:rFonts w:ascii="Consolas" w:eastAsia="Times New Roman" w:hAnsi="Consolas" w:cs="Times New Roman"/>
+          <w:color w:val="A709F5"/>
+          <w:sz w:val="21"/>
+          <w:szCs w:val="21"/>
+          <w:lang w:val="en-US" w:eastAsia="ru-RU"/>
+        </w:rPr>
+        <w:t>Vehicle</w:t>
+      </w:r>
+      <w:r>
+        <w:rPr>
+          <w:rFonts w:ascii="Consolas" w:eastAsia="Times New Roman" w:hAnsi="Consolas" w:cs="Times New Roman"/>
+          <w:color w:val="A709F5"/>
+          <w:sz w:val="21"/>
+          <w:szCs w:val="21"/>
+          <w:lang w:eastAsia="ru-RU"/>
+        </w:rPr>
+        <w:t>_4</w:t>
+      </w:r>
+      <w:r>
+        <w:rPr>
+          <w:rFonts w:ascii="Consolas" w:eastAsia="Times New Roman" w:hAnsi="Consolas" w:cs="Times New Roman"/>
+          <w:color w:val="A709F5"/>
+          <w:sz w:val="21"/>
+          <w:szCs w:val="21"/>
+          <w:lang w:val="en-US" w:eastAsia="ru-RU"/>
+        </w:rPr>
+        <w:t>WD</w:t>
+      </w:r>
+      <w:r>
+        <w:rPr>
+          <w:rFonts w:ascii="Consolas" w:eastAsia="Times New Roman" w:hAnsi="Consolas" w:cs="Times New Roman"/>
+          <w:color w:val="A709F5"/>
+          <w:sz w:val="21"/>
+          <w:szCs w:val="21"/>
+          <w:lang w:eastAsia="ru-RU"/>
+        </w:rPr>
+        <w:t>'</w:t>
+      </w:r>
+      <w:r>
+        <w:rPr>
+          <w:rFonts w:ascii="Consolas" w:eastAsia="Times New Roman" w:hAnsi="Consolas" w:cs="Times New Roman"/>
+          <w:color w:val="212121"/>
+          <w:sz w:val="21"/>
+          <w:szCs w:val="21"/>
+          <w:lang w:eastAsia="ru-RU"/>
         </w:rPr>
         <w:t xml:space="preserve">, </w:t>
       </w:r>
@@ -9593,7 +9227,7 @@
           <w:color w:val="A709F5"/>
           <w:sz w:val="21"/>
           <w:szCs w:val="21"/>
-          <w:lang w:val="en-US" w:eastAsia="ru-RU"/>
+          <w:lang w:eastAsia="ru-RU"/>
         </w:rPr>
         <w:t>'</w:t>
       </w:r>
@@ -9615,7 +9249,7 @@
           <w:color w:val="A709F5"/>
           <w:sz w:val="21"/>
           <w:szCs w:val="21"/>
-          <w:lang w:val="en-US" w:eastAsia="ru-RU"/>
+          <w:lang w:eastAsia="ru-RU"/>
         </w:rPr>
         <w:t>'</w:t>
       </w:r>
@@ -9625,9 +9259,49 @@
           <w:color w:val="212121"/>
           <w:sz w:val="21"/>
           <w:szCs w:val="21"/>
-          <w:lang w:val="en-US" w:eastAsia="ru-RU"/>
-        </w:rPr>
-        <w:t>, num2str(</w:t>
+          <w:lang w:eastAsia="ru-RU"/>
+        </w:rPr>
+        <w:t xml:space="preserve">, </w:t>
+      </w:r>
+      <w:r>
+        <w:rPr>
+          <w:rFonts w:ascii="Consolas" w:eastAsia="Times New Roman" w:hAnsi="Consolas" w:cs="Times New Roman"/>
+          <w:color w:val="212121"/>
+          <w:sz w:val="21"/>
+          <w:szCs w:val="21"/>
+          <w:lang w:val="en-US" w:eastAsia="ru-RU"/>
+        </w:rPr>
+        <w:t>num</w:t>
+      </w:r>
+      <w:r>
+        <w:rPr>
+          <w:rFonts w:ascii="Consolas" w:eastAsia="Times New Roman" w:hAnsi="Consolas" w:cs="Times New Roman"/>
+          <w:color w:val="212121"/>
+          <w:sz w:val="21"/>
+          <w:szCs w:val="21"/>
+          <w:lang w:eastAsia="ru-RU"/>
+        </w:rPr>
+        <w:t>2</w:t>
+      </w:r>
+      <w:r>
+        <w:rPr>
+          <w:rFonts w:ascii="Consolas" w:eastAsia="Times New Roman" w:hAnsi="Consolas" w:cs="Times New Roman"/>
+          <w:color w:val="212121"/>
+          <w:sz w:val="21"/>
+          <w:szCs w:val="21"/>
+          <w:lang w:val="en-US" w:eastAsia="ru-RU"/>
+        </w:rPr>
+        <w:t>str</w:t>
+      </w:r>
+      <w:r>
+        <w:rPr>
+          <w:rFonts w:ascii="Consolas" w:eastAsia="Times New Roman" w:hAnsi="Consolas" w:cs="Times New Roman"/>
+          <w:color w:val="212121"/>
+          <w:sz w:val="21"/>
+          <w:szCs w:val="21"/>
+          <w:lang w:eastAsia="ru-RU"/>
+        </w:rPr>
+        <w:t>(</w:t>
       </w:r>
       <w:proofErr w:type="spellStart"/>
       <w:r>
@@ -9647,7 +9321,7 @@
           <w:color w:val="212121"/>
           <w:sz w:val="21"/>
           <w:szCs w:val="21"/>
-          <w:lang w:val="en-US" w:eastAsia="ru-RU"/>
+          <w:lang w:eastAsia="ru-RU"/>
         </w:rPr>
         <w:t>));</w:t>
       </w:r>
@@ -9764,30 +9438,18 @@
           <w:color w:val="212121"/>
           <w:sz w:val="21"/>
           <w:szCs w:val="21"/>
-          <w:lang w:eastAsia="ru-RU"/>
-        </w:rPr>
-      </w:pPr>
-      <w:proofErr w:type="spellStart"/>
-      <w:r>
-        <w:rPr>
-          <w:rFonts w:ascii="Consolas" w:eastAsia="Times New Roman" w:hAnsi="Consolas" w:cs="Times New Roman"/>
-          <w:color w:val="212121"/>
-          <w:sz w:val="21"/>
-          <w:szCs w:val="21"/>
-          <w:lang w:eastAsia="ru-RU"/>
-        </w:rPr>
-        <w:t>tic</w:t>
-      </w:r>
-      <w:proofErr w:type="spellEnd"/>
-      <w:r>
-        <w:rPr>
-          <w:rFonts w:ascii="Consolas" w:eastAsia="Times New Roman" w:hAnsi="Consolas" w:cs="Times New Roman"/>
-          <w:color w:val="212121"/>
-          <w:sz w:val="21"/>
-          <w:szCs w:val="21"/>
-          <w:lang w:eastAsia="ru-RU"/>
-        </w:rPr>
-        <w:t>;</w:t>
+          <w:lang w:val="en-US" w:eastAsia="ru-RU"/>
+        </w:rPr>
+      </w:pPr>
+      <w:r>
+        <w:rPr>
+          <w:rFonts w:ascii="Consolas" w:eastAsia="Times New Roman" w:hAnsi="Consolas" w:cs="Times New Roman"/>
+          <w:color w:val="212121"/>
+          <w:sz w:val="21"/>
+          <w:szCs w:val="21"/>
+          <w:lang w:val="en-US" w:eastAsia="ru-RU"/>
+        </w:rPr>
+        <w:t>tic;</w:t>
       </w:r>
     </w:p>
     <w:p>
@@ -9799,17 +9461,17 @@
           <w:color w:val="212121"/>
           <w:sz w:val="21"/>
           <w:szCs w:val="21"/>
-          <w:lang w:eastAsia="ru-RU"/>
-        </w:rPr>
-      </w:pPr>
-      <w:proofErr w:type="spellStart"/>
-      <w:r>
-        <w:rPr>
-          <w:rFonts w:ascii="Consolas" w:eastAsia="Times New Roman" w:hAnsi="Consolas" w:cs="Times New Roman"/>
-          <w:color w:val="212121"/>
-          <w:sz w:val="21"/>
-          <w:szCs w:val="21"/>
-          <w:lang w:eastAsia="ru-RU"/>
+          <w:lang w:val="en-US" w:eastAsia="ru-RU"/>
+        </w:rPr>
+      </w:pPr>
+      <w:proofErr w:type="spellStart"/>
+      <w:r>
+        <w:rPr>
+          <w:rFonts w:ascii="Consolas" w:eastAsia="Times New Roman" w:hAnsi="Consolas" w:cs="Times New Roman"/>
+          <w:color w:val="212121"/>
+          <w:sz w:val="21"/>
+          <w:szCs w:val="21"/>
+          <w:lang w:val="en-US" w:eastAsia="ru-RU"/>
         </w:rPr>
         <w:t>y_pred_norm</w:t>
       </w:r>
@@ -9820,62 +9482,18 @@
           <w:color w:val="212121"/>
           <w:sz w:val="21"/>
           <w:szCs w:val="21"/>
-          <w:lang w:eastAsia="ru-RU"/>
-        </w:rPr>
-        <w:t xml:space="preserve"> = </w:t>
-      </w:r>
-      <w:proofErr w:type="spellStart"/>
-      <w:r>
-        <w:rPr>
-          <w:rFonts w:ascii="Consolas" w:eastAsia="Times New Roman" w:hAnsi="Consolas" w:cs="Times New Roman"/>
-          <w:color w:val="212121"/>
-          <w:sz w:val="21"/>
-          <w:szCs w:val="21"/>
-          <w:lang w:eastAsia="ru-RU"/>
-        </w:rPr>
-        <w:t>predict</w:t>
-      </w:r>
-      <w:proofErr w:type="spellEnd"/>
-      <w:r>
-        <w:rPr>
-          <w:rFonts w:ascii="Consolas" w:eastAsia="Times New Roman" w:hAnsi="Consolas" w:cs="Times New Roman"/>
-          <w:color w:val="212121"/>
-          <w:sz w:val="21"/>
-          <w:szCs w:val="21"/>
-          <w:lang w:eastAsia="ru-RU"/>
-        </w:rPr>
-        <w:t>(</w:t>
-      </w:r>
-      <w:proofErr w:type="spellStart"/>
-      <w:r>
-        <w:rPr>
-          <w:rFonts w:ascii="Consolas" w:eastAsia="Times New Roman" w:hAnsi="Consolas" w:cs="Times New Roman"/>
-          <w:color w:val="212121"/>
-          <w:sz w:val="21"/>
-          <w:szCs w:val="21"/>
-          <w:lang w:eastAsia="ru-RU"/>
-        </w:rPr>
-        <w:t>net</w:t>
-      </w:r>
-      <w:proofErr w:type="spellEnd"/>
-      <w:r>
-        <w:rPr>
-          <w:rFonts w:ascii="Consolas" w:eastAsia="Times New Roman" w:hAnsi="Consolas" w:cs="Times New Roman"/>
-          <w:color w:val="212121"/>
-          <w:sz w:val="21"/>
-          <w:szCs w:val="21"/>
-          <w:lang w:eastAsia="ru-RU"/>
-        </w:rPr>
-        <w:t xml:space="preserve">, </w:t>
-      </w:r>
-      <w:proofErr w:type="spellStart"/>
-      <w:r>
-        <w:rPr>
-          <w:rFonts w:ascii="Consolas" w:eastAsia="Times New Roman" w:hAnsi="Consolas" w:cs="Times New Roman"/>
-          <w:color w:val="212121"/>
-          <w:sz w:val="21"/>
-          <w:szCs w:val="21"/>
-          <w:lang w:eastAsia="ru-RU"/>
+          <w:lang w:val="en-US" w:eastAsia="ru-RU"/>
+        </w:rPr>
+        <w:t xml:space="preserve"> = predict(net, </w:t>
+      </w:r>
+      <w:proofErr w:type="spellStart"/>
+      <w:r>
+        <w:rPr>
+          <w:rFonts w:ascii="Consolas" w:eastAsia="Times New Roman" w:hAnsi="Consolas" w:cs="Times New Roman"/>
+          <w:color w:val="212121"/>
+          <w:sz w:val="21"/>
+          <w:szCs w:val="21"/>
+          <w:lang w:val="en-US" w:eastAsia="ru-RU"/>
         </w:rPr>
         <w:t>X_norm</w:t>
       </w:r>
@@ -9886,31 +9504,9 @@
           <w:color w:val="212121"/>
           <w:sz w:val="21"/>
           <w:szCs w:val="21"/>
-          <w:lang w:eastAsia="ru-RU"/>
-        </w:rPr>
-        <w:t>(</w:t>
-      </w:r>
-      <w:proofErr w:type="spellStart"/>
-      <w:r>
-        <w:rPr>
-          <w:rFonts w:ascii="Consolas" w:eastAsia="Times New Roman" w:hAnsi="Consolas" w:cs="Times New Roman"/>
-          <w:color w:val="212121"/>
-          <w:sz w:val="21"/>
-          <w:szCs w:val="21"/>
-          <w:lang w:eastAsia="ru-RU"/>
-        </w:rPr>
-        <w:t>end</w:t>
-      </w:r>
-      <w:proofErr w:type="spellEnd"/>
-      <w:r>
-        <w:rPr>
-          <w:rFonts w:ascii="Consolas" w:eastAsia="Times New Roman" w:hAnsi="Consolas" w:cs="Times New Roman"/>
-          <w:color w:val="212121"/>
-          <w:sz w:val="21"/>
-          <w:szCs w:val="21"/>
-          <w:lang w:eastAsia="ru-RU"/>
-        </w:rPr>
-        <w:t xml:space="preserve">,:)); </w:t>
+          <w:lang w:val="en-US" w:eastAsia="ru-RU"/>
+        </w:rPr>
+        <w:t xml:space="preserve">(end,:)); </w:t>
       </w:r>
       <w:r>
         <w:rPr>
@@ -9918,9 +9514,109 @@
           <w:color w:val="008013"/>
           <w:sz w:val="21"/>
           <w:szCs w:val="21"/>
-          <w:lang w:eastAsia="ru-RU"/>
-        </w:rPr>
-        <w:t xml:space="preserve">%на примере последней точки плана </w:t>
+          <w:lang w:val="en-US" w:eastAsia="ru-RU"/>
+        </w:rPr>
+        <w:t>%</w:t>
+      </w:r>
+      <w:r>
+        <w:rPr>
+          <w:rFonts w:ascii="Consolas" w:eastAsia="Times New Roman" w:hAnsi="Consolas" w:cs="Times New Roman"/>
+          <w:color w:val="008013"/>
+          <w:sz w:val="21"/>
+          <w:szCs w:val="21"/>
+          <w:lang w:eastAsia="ru-RU"/>
+        </w:rPr>
+        <w:t>на</w:t>
+      </w:r>
+      <w:r>
+        <w:rPr>
+          <w:rFonts w:ascii="Consolas" w:eastAsia="Times New Roman" w:hAnsi="Consolas" w:cs="Times New Roman"/>
+          <w:color w:val="008013"/>
+          <w:sz w:val="21"/>
+          <w:szCs w:val="21"/>
+          <w:lang w:val="en-US" w:eastAsia="ru-RU"/>
+        </w:rPr>
+        <w:t xml:space="preserve"> </w:t>
+      </w:r>
+      <w:r>
+        <w:rPr>
+          <w:rFonts w:ascii="Consolas" w:eastAsia="Times New Roman" w:hAnsi="Consolas" w:cs="Times New Roman"/>
+          <w:color w:val="008013"/>
+          <w:sz w:val="21"/>
+          <w:szCs w:val="21"/>
+          <w:lang w:eastAsia="ru-RU"/>
+        </w:rPr>
+        <w:t>примере</w:t>
+      </w:r>
+      <w:r>
+        <w:rPr>
+          <w:rFonts w:ascii="Consolas" w:eastAsia="Times New Roman" w:hAnsi="Consolas" w:cs="Times New Roman"/>
+          <w:color w:val="008013"/>
+          <w:sz w:val="21"/>
+          <w:szCs w:val="21"/>
+          <w:lang w:val="en-US" w:eastAsia="ru-RU"/>
+        </w:rPr>
+        <w:t xml:space="preserve"> </w:t>
+      </w:r>
+      <w:r>
+        <w:rPr>
+          <w:rFonts w:ascii="Consolas" w:eastAsia="Times New Roman" w:hAnsi="Consolas" w:cs="Times New Roman"/>
+          <w:color w:val="008013"/>
+          <w:sz w:val="21"/>
+          <w:szCs w:val="21"/>
+          <w:lang w:eastAsia="ru-RU"/>
+        </w:rPr>
+        <w:t>последней</w:t>
+      </w:r>
+      <w:r>
+        <w:rPr>
+          <w:rFonts w:ascii="Consolas" w:eastAsia="Times New Roman" w:hAnsi="Consolas" w:cs="Times New Roman"/>
+          <w:color w:val="008013"/>
+          <w:sz w:val="21"/>
+          <w:szCs w:val="21"/>
+          <w:lang w:val="en-US" w:eastAsia="ru-RU"/>
+        </w:rPr>
+        <w:t xml:space="preserve"> </w:t>
+      </w:r>
+      <w:r>
+        <w:rPr>
+          <w:rFonts w:ascii="Consolas" w:eastAsia="Times New Roman" w:hAnsi="Consolas" w:cs="Times New Roman"/>
+          <w:color w:val="008013"/>
+          <w:sz w:val="21"/>
+          <w:szCs w:val="21"/>
+          <w:lang w:eastAsia="ru-RU"/>
+        </w:rPr>
+        <w:t>точки</w:t>
+      </w:r>
+      <w:r>
+        <w:rPr>
+          <w:rFonts w:ascii="Consolas" w:eastAsia="Times New Roman" w:hAnsi="Consolas" w:cs="Times New Roman"/>
+          <w:color w:val="008013"/>
+          <w:sz w:val="21"/>
+          <w:szCs w:val="21"/>
+          <w:lang w:val="en-US" w:eastAsia="ru-RU"/>
+        </w:rPr>
+        <w:t xml:space="preserve"> </w:t>
+      </w:r>
+      <w:r>
+        <w:rPr>
+          <w:rFonts w:ascii="Consolas" w:eastAsia="Times New Roman" w:hAnsi="Consolas" w:cs="Times New Roman"/>
+          <w:color w:val="008013"/>
+          <w:sz w:val="21"/>
+          <w:szCs w:val="21"/>
+          <w:lang w:eastAsia="ru-RU"/>
+        </w:rPr>
+        <w:t>плана</w:t>
+      </w:r>
+      <w:r>
+        <w:rPr>
+          <w:rFonts w:ascii="Consolas" w:eastAsia="Times New Roman" w:hAnsi="Consolas" w:cs="Times New Roman"/>
+          <w:color w:val="008013"/>
+          <w:sz w:val="21"/>
+          <w:szCs w:val="21"/>
+          <w:lang w:val="en-US" w:eastAsia="ru-RU"/>
+        </w:rPr>
+        <w:t xml:space="preserve"> </w:t>
       </w:r>
     </w:p>
     <w:p>
@@ -9932,17 +9628,17 @@
           <w:color w:val="212121"/>
           <w:sz w:val="21"/>
           <w:szCs w:val="21"/>
-          <w:lang w:eastAsia="ru-RU"/>
-        </w:rPr>
-      </w:pPr>
-      <w:proofErr w:type="spellStart"/>
-      <w:r>
-        <w:rPr>
-          <w:rFonts w:ascii="Consolas" w:eastAsia="Times New Roman" w:hAnsi="Consolas" w:cs="Times New Roman"/>
-          <w:color w:val="212121"/>
-          <w:sz w:val="21"/>
-          <w:szCs w:val="21"/>
-          <w:lang w:eastAsia="ru-RU"/>
+          <w:lang w:val="en-US" w:eastAsia="ru-RU"/>
+        </w:rPr>
+      </w:pPr>
+      <w:proofErr w:type="spellStart"/>
+      <w:r>
+        <w:rPr>
+          <w:rFonts w:ascii="Consolas" w:eastAsia="Times New Roman" w:hAnsi="Consolas" w:cs="Times New Roman"/>
+          <w:color w:val="212121"/>
+          <w:sz w:val="21"/>
+          <w:szCs w:val="21"/>
+          <w:lang w:val="en-US" w:eastAsia="ru-RU"/>
         </w:rPr>
         <w:t>T_pred</w:t>
       </w:r>
@@ -9953,31 +9649,9 @@
           <w:color w:val="212121"/>
           <w:sz w:val="21"/>
           <w:szCs w:val="21"/>
-          <w:lang w:eastAsia="ru-RU"/>
-        </w:rPr>
-        <w:t xml:space="preserve"> = </w:t>
-      </w:r>
-      <w:proofErr w:type="spellStart"/>
-      <w:r>
-        <w:rPr>
-          <w:rFonts w:ascii="Consolas" w:eastAsia="Times New Roman" w:hAnsi="Consolas" w:cs="Times New Roman"/>
-          <w:color w:val="212121"/>
-          <w:sz w:val="21"/>
-          <w:szCs w:val="21"/>
-          <w:lang w:eastAsia="ru-RU"/>
-        </w:rPr>
-        <w:t>toc</w:t>
-      </w:r>
-      <w:proofErr w:type="spellEnd"/>
-      <w:r>
-        <w:rPr>
-          <w:rFonts w:ascii="Consolas" w:eastAsia="Times New Roman" w:hAnsi="Consolas" w:cs="Times New Roman"/>
-          <w:color w:val="212121"/>
-          <w:sz w:val="21"/>
-          <w:szCs w:val="21"/>
-          <w:lang w:eastAsia="ru-RU"/>
-        </w:rPr>
-        <w:t>;</w:t>
+          <w:lang w:val="en-US" w:eastAsia="ru-RU"/>
+        </w:rPr>
+        <w:t xml:space="preserve"> = toc;</w:t>
       </w:r>
     </w:p>
     <w:p>
@@ -9989,7 +9663,7 @@
           <w:color w:val="212121"/>
           <w:sz w:val="21"/>
           <w:szCs w:val="21"/>
-          <w:lang w:eastAsia="ru-RU"/>
+          <w:lang w:val="en-US" w:eastAsia="ru-RU"/>
         </w:rPr>
       </w:pPr>
     </w:p>
@@ -10477,7 +10151,43 @@
         <w:rPr>
           <w:sz w:val="28"/>
         </w:rPr>
-        <w:t xml:space="preserve"> 60 раз производительней, чем имитационная модель при достаточно высоком уровне сходимости результатов моделирования.</w:t>
+        <w:t xml:space="preserve"> 60 раз производительней, чем имитационная модель при достаточно высоком уровне сходимости результатов моделирования</w:t>
+      </w:r>
+      <w:r>
+        <w:rPr>
+          <w:sz w:val="28"/>
+        </w:rPr>
+        <w:fldChar w:fldCharType="begin"/>
+      </w:r>
+      <w:r>
+        <w:rPr>
+          <w:sz w:val="28"/>
+        </w:rPr>
+        <w:instrText xml:space="preserve"> ADDIN ZOTERO_ITEM CSL_CITATION {"citationID":"BAM2FYAR","properties":{"formattedCitation":"[13]","plainCitation":"[13]","noteIndex":0},"citationItems":[{"id":170,"uris":["http://zotero.org/users/13235738/items/86GLF5RH"],"itemData":{"id":170,"type":"article-magazine","abstract":"Введение (постановка задачи и актуальность). В настоящее время наблюдается тенденция по постепенному увеличению числа эксплуатируемых электромобилей, и это поддерживается на государственном уровне. Одновременно остро стоит вопрос повышения энергоэффективности и безопасности электромобилей, и поиск путей решения данной проблемы является весьма актуальным. Цель исследования - повышение энергоэффективности и безопасности электромобилей путём использования мехатронных приводов в системах рулевого и тормозного управления. Методология и методы. В данном исследовании использовался метод поиска информации в области повышения энергоэффективности и безопасности транспортных средств с её последующим анализом и синтезом. Результаты и научная новизна. Научная новизна исследования заключается в формулировке актуальной проблемы и предложенных путях её решения. В исследовании на основе собранной и обобщённой информации по направлениям развития электромобилей в части систем рулевого и тормозного управления сформулирована актуальная проблема повышения их энергоэффективности и безопасности. В исследовании впервые установлена обоснованная взаимосвязь повышения энергоэффективности и безопасности электромобилей с использованием мехатронных приводов в системах управления движением, являющихся частным случаем концепции полностью электрифицированного автомобиля. Практическая значимость. Исследование направлено на повышение энергоэффективности и безопасности электромобилей. Практические и подтверждённые результаты будут получены в рамках продолжения исследований и решения поставленных в данном исследовании задач.","citation-key":"ЭНЕРГОЭФФЕКТИВНОСТЬ, БЕЗОПАСНОСТЬ, ЭЛЕКТРОМОБИЛЬ, МЕХАТРОННЫЙ ПРИВОД","container-title":"статья в журнале - обзорная статья","ISSN":"0135-3152","issue":"1","page":"138-148","publisher":"ТРУДЫ НАМИ Учредители: Центральный научно-исследовательский автомобильный и автомоторный институт","publisher-place":"Москва","title":"Повышение энергоэффективности и безопасности движения электромобилей путем использования мехатронных приводов в системах рулевого и тормозного управления","author":[{"family":"Щербин,","given":"Алексей Михайлович"}],"issued":{"date-parts":[["2026"]]}}}],"schema":"https://github.com/citation-style-language/schema/raw/master/csl-citation.json"} </w:instrText>
+      </w:r>
+      <w:r>
+        <w:rPr>
+          <w:sz w:val="28"/>
+        </w:rPr>
+        <w:fldChar w:fldCharType="separate"/>
+      </w:r>
+      <w:r>
+        <w:rPr>
+          <w:sz w:val="28"/>
+        </w:rPr>
+        <w:t>[13]</w:t>
+      </w:r>
+      <w:r>
+        <w:rPr>
+          <w:sz w:val="28"/>
+        </w:rPr>
+        <w:fldChar w:fldCharType="end"/>
+      </w:r>
+      <w:r>
+        <w:rPr>
+          <w:sz w:val="28"/>
+        </w:rPr>
+        <w:t>.</w:t>
       </w:r>
     </w:p>
     <w:p>
@@ -10522,6 +10232,8 @@
     <w:p>
       <w:pPr>
         <w:pStyle w:val="ab"/>
+        <w:spacing w:line="360" w:lineRule="auto"/>
+        <w:ind w:left="0" w:firstLine="680"/>
         <w:jc w:val="both"/>
         <w:rPr>
           <w:sz w:val="28"/>
@@ -10562,6 +10274,8 @@
     <w:p>
       <w:pPr>
         <w:pStyle w:val="ab"/>
+        <w:spacing w:line="360" w:lineRule="auto"/>
+        <w:ind w:left="0" w:firstLine="680"/>
         <w:jc w:val="both"/>
         <w:rPr>
           <w:sz w:val="28"/>
@@ -10597,6 +10311,8 @@
     <w:p>
       <w:pPr>
         <w:pStyle w:val="ab"/>
+        <w:spacing w:line="360" w:lineRule="auto"/>
+        <w:ind w:left="0" w:firstLine="680"/>
         <w:jc w:val="both"/>
         <w:rPr>
           <w:sz w:val="28"/>
@@ -10619,6 +10335,8 @@
     <w:p>
       <w:pPr>
         <w:pStyle w:val="ab"/>
+        <w:spacing w:line="360" w:lineRule="auto"/>
+        <w:ind w:left="0" w:firstLine="680"/>
         <w:jc w:val="both"/>
         <w:rPr>
           <w:sz w:val="28"/>
@@ -10629,6 +10347,30 @@
           <w:sz w:val="28"/>
         </w:rPr>
         <w:t>4.</w:t>
+      </w:r>
+      <w:r>
+        <w:rPr>
+          <w:sz w:val="28"/>
+        </w:rPr>
+        <w:tab/>
+        <w:t>Белоусов Б. Н. и др. Особенности математического моделирования при создании активного автопоезда // статья в журнале - научная статья. Москва: Журнал Грузовик ООО "Издательство «Инновационное машиностроение», 2023. № 3. С. 3–9.</w:t>
+      </w:r>
+    </w:p>
+    <w:p>
+      <w:pPr>
+        <w:pStyle w:val="ab"/>
+        <w:spacing w:line="360" w:lineRule="auto"/>
+        <w:ind w:left="0" w:firstLine="680"/>
+        <w:jc w:val="both"/>
+        <w:rPr>
+          <w:sz w:val="28"/>
+        </w:rPr>
+      </w:pPr>
+      <w:r>
+        <w:rPr>
+          <w:sz w:val="28"/>
+        </w:rPr>
+        <w:t>5.</w:t>
       </w:r>
       <w:r>
         <w:rPr>
@@ -10655,6 +10397,8 @@
     <w:p>
       <w:pPr>
         <w:pStyle w:val="ab"/>
+        <w:spacing w:line="360" w:lineRule="auto"/>
+        <w:ind w:left="0" w:firstLine="680"/>
         <w:jc w:val="both"/>
         <w:rPr>
           <w:sz w:val="28"/>
@@ -10664,7 +10408,325 @@
         <w:rPr>
           <w:sz w:val="28"/>
         </w:rPr>
-        <w:t>5.</w:t>
+        <w:t>6.</w:t>
+      </w:r>
+      <w:r>
+        <w:rPr>
+          <w:sz w:val="28"/>
+        </w:rPr>
+        <w:tab/>
+        <w:t xml:space="preserve">Евграфов В. В., Кондратьев К. Л., </w:t>
+      </w:r>
+      <w:proofErr w:type="spellStart"/>
+      <w:r>
+        <w:rPr>
+          <w:sz w:val="28"/>
+        </w:rPr>
+        <w:t>Ендачев</w:t>
+      </w:r>
+      <w:proofErr w:type="spellEnd"/>
+      <w:r>
+        <w:rPr>
+          <w:sz w:val="28"/>
+        </w:rPr>
+        <w:t xml:space="preserve"> Д. В. Принцип расширения области функционирования высокоавтоматизированных транспортных средств // статья в журнале - научная статья. Москва: ТРУДЫ НАМИ Учредители: Центральный научно-исследовательский автомобильный и автомоторный институт, 2025. № 4. С. 46–56.</w:t>
+      </w:r>
+    </w:p>
+    <w:p>
+      <w:pPr>
+        <w:pStyle w:val="ab"/>
+        <w:spacing w:line="360" w:lineRule="auto"/>
+        <w:ind w:left="0" w:firstLine="680"/>
+        <w:jc w:val="both"/>
+        <w:rPr>
+          <w:sz w:val="28"/>
+        </w:rPr>
+      </w:pPr>
+      <w:r>
+        <w:rPr>
+          <w:sz w:val="28"/>
+        </w:rPr>
+        <w:t>7.</w:t>
+      </w:r>
+      <w:r>
+        <w:rPr>
+          <w:sz w:val="28"/>
+        </w:rPr>
+        <w:tab/>
+      </w:r>
+      <w:proofErr w:type="spellStart"/>
+      <w:r>
+        <w:rPr>
+          <w:sz w:val="28"/>
+        </w:rPr>
+        <w:t>Аипов</w:t>
+      </w:r>
+      <w:proofErr w:type="spellEnd"/>
+      <w:r>
+        <w:rPr>
+          <w:sz w:val="28"/>
+        </w:rPr>
+        <w:t xml:space="preserve"> Т. А. Модель расчетной оценки параметров проходимости автомобиля при повреждении колесного движителя // статья в журнале - научная статья. Москва: РЕМОНТ. ВОССТАНОВЛЕНИЕ. МОДЕРНИЗАЦИЯ Учредители: ООО «Наука и технологии», 2011. № 12. С. 24–28.</w:t>
+      </w:r>
+    </w:p>
+    <w:p>
+      <w:pPr>
+        <w:pStyle w:val="ab"/>
+        <w:spacing w:line="360" w:lineRule="auto"/>
+        <w:ind w:left="0" w:firstLine="680"/>
+        <w:jc w:val="both"/>
+        <w:rPr>
+          <w:sz w:val="28"/>
+        </w:rPr>
+      </w:pPr>
+      <w:r>
+        <w:rPr>
+          <w:sz w:val="28"/>
+        </w:rPr>
+        <w:t>8.</w:t>
+      </w:r>
+      <w:r>
+        <w:rPr>
+          <w:sz w:val="28"/>
+        </w:rPr>
+        <w:tab/>
+      </w:r>
+      <w:proofErr w:type="spellStart"/>
+      <w:r>
+        <w:rPr>
+          <w:sz w:val="28"/>
+        </w:rPr>
+        <w:t>Курмаев</w:t>
+      </w:r>
+      <w:proofErr w:type="spellEnd"/>
+      <w:r>
+        <w:rPr>
+          <w:sz w:val="28"/>
+        </w:rPr>
+        <w:t xml:space="preserve"> Р. Х., Лепешкин А. В. Повышение точности математической модели движения колесной машины на основании использования результатов ее испытаний // Известия МГТУ МАМИ. 2009. № 1(7). С. 46–56.</w:t>
+      </w:r>
+    </w:p>
+    <w:p>
+      <w:pPr>
+        <w:pStyle w:val="ab"/>
+        <w:spacing w:line="360" w:lineRule="auto"/>
+        <w:ind w:left="0" w:firstLine="680"/>
+        <w:jc w:val="both"/>
+        <w:rPr>
+          <w:sz w:val="28"/>
+        </w:rPr>
+      </w:pPr>
+      <w:r>
+        <w:rPr>
+          <w:sz w:val="28"/>
+        </w:rPr>
+        <w:lastRenderedPageBreak/>
+        <w:t>9.</w:t>
+      </w:r>
+      <w:r>
+        <w:rPr>
+          <w:sz w:val="28"/>
+        </w:rPr>
+        <w:tab/>
+        <w:t xml:space="preserve">Табакарь С. И. Суррогатная нейросеть. Москва, </w:t>
+      </w:r>
+      <w:r>
+        <w:rPr>
+          <w:sz w:val="28"/>
+        </w:rPr>
+        <w:t>[Электронный ресурс]</w:t>
+      </w:r>
+      <w:r>
+        <w:rPr>
+          <w:sz w:val="28"/>
+        </w:rPr>
+        <w:t xml:space="preserve"> </w:t>
+      </w:r>
+      <w:r>
+        <w:rPr>
+          <w:sz w:val="28"/>
+        </w:rPr>
+        <w:t>Москва,</w:t>
+      </w:r>
+      <w:r>
+        <w:rPr>
+          <w:sz w:val="28"/>
+        </w:rPr>
+        <w:t xml:space="preserve"> 2026.</w:t>
+      </w:r>
+      <w:r>
+        <w:rPr>
+          <w:sz w:val="28"/>
+        </w:rPr>
+        <w:t xml:space="preserve"> </w:t>
+      </w:r>
+      <w:r>
+        <w:rPr>
+          <w:sz w:val="28"/>
+          <w:lang w:val="en-US"/>
+        </w:rPr>
+        <w:t>URL</w:t>
+      </w:r>
+      <w:r>
+        <w:rPr>
+          <w:sz w:val="28"/>
+        </w:rPr>
+        <w:t xml:space="preserve">: </w:t>
+      </w:r>
+      <w:r>
+        <w:rPr>
+          <w:sz w:val="28"/>
+          <w:lang w:val="en-US"/>
+        </w:rPr>
+        <w:t>https</w:t>
+      </w:r>
+      <w:r>
+        <w:rPr>
+          <w:sz w:val="28"/>
+        </w:rPr>
+        <w:t>://</w:t>
+      </w:r>
+      <w:proofErr w:type="spellStart"/>
+      <w:r>
+        <w:rPr>
+          <w:sz w:val="28"/>
+          <w:lang w:val="en-US"/>
+        </w:rPr>
+        <w:t>github</w:t>
+      </w:r>
+      <w:proofErr w:type="spellEnd"/>
+      <w:r>
+        <w:rPr>
+          <w:sz w:val="28"/>
+        </w:rPr>
+        <w:t>.</w:t>
+      </w:r>
+      <w:r>
+        <w:rPr>
+          <w:sz w:val="28"/>
+          <w:lang w:val="en-US"/>
+        </w:rPr>
+        <w:t>com</w:t>
+      </w:r>
+      <w:r>
+        <w:rPr>
+          <w:sz w:val="28"/>
+        </w:rPr>
+        <w:t>/</w:t>
+      </w:r>
+      <w:proofErr w:type="spellStart"/>
+      <w:r>
+        <w:rPr>
+          <w:sz w:val="28"/>
+          <w:lang w:val="en-US"/>
+        </w:rPr>
+        <w:t>SergTa</w:t>
+      </w:r>
+      <w:proofErr w:type="spellEnd"/>
+      <w:r>
+        <w:rPr>
+          <w:sz w:val="28"/>
+        </w:rPr>
+        <w:t>/</w:t>
+      </w:r>
+      <w:r>
+        <w:rPr>
+          <w:sz w:val="28"/>
+          <w:lang w:val="en-US"/>
+        </w:rPr>
+        <w:t>surrogate</w:t>
+      </w:r>
+      <w:r>
+        <w:rPr>
+          <w:sz w:val="28"/>
+        </w:rPr>
+        <w:t>_</w:t>
+      </w:r>
+      <w:r>
+        <w:rPr>
+          <w:sz w:val="28"/>
+          <w:lang w:val="en-US"/>
+        </w:rPr>
+        <w:t>neural</w:t>
+      </w:r>
+      <w:r>
+        <w:rPr>
+          <w:sz w:val="28"/>
+        </w:rPr>
+        <w:t>_</w:t>
+      </w:r>
+      <w:r>
+        <w:rPr>
+          <w:sz w:val="28"/>
+          <w:lang w:val="en-US"/>
+        </w:rPr>
+        <w:t>net</w:t>
+      </w:r>
+      <w:r>
+        <w:rPr>
+          <w:sz w:val="28"/>
+        </w:rPr>
+        <w:t>.</w:t>
+      </w:r>
+      <w:r>
+        <w:rPr>
+          <w:sz w:val="28"/>
+          <w:lang w:val="en-US"/>
+        </w:rPr>
+        <w:t>git</w:t>
+      </w:r>
+      <w:r>
+        <w:rPr>
+          <w:sz w:val="28"/>
+        </w:rPr>
+        <w:t xml:space="preserve"> </w:t>
+      </w:r>
+      <w:r>
+        <w:rPr>
+          <w:sz w:val="28"/>
+        </w:rPr>
+        <w:t xml:space="preserve">(дата обращения: </w:t>
+      </w:r>
+      <w:r>
+        <w:rPr>
+          <w:sz w:val="28"/>
+        </w:rPr>
+        <w:t>24</w:t>
+      </w:r>
+      <w:r>
+        <w:rPr>
+          <w:sz w:val="28"/>
+        </w:rPr>
+        <w:t>.0</w:t>
+      </w:r>
+      <w:r>
+        <w:rPr>
+          <w:sz w:val="28"/>
+        </w:rPr>
+        <w:t>4</w:t>
+      </w:r>
+      <w:r>
+        <w:rPr>
+          <w:sz w:val="28"/>
+        </w:rPr>
+        <w:t>.2024).</w:t>
+      </w:r>
+    </w:p>
+    <w:p>
+      <w:pPr>
+        <w:pStyle w:val="ab"/>
+        <w:spacing w:line="360" w:lineRule="auto"/>
+        <w:ind w:left="0" w:firstLine="680"/>
+        <w:jc w:val="both"/>
+        <w:rPr>
+          <w:sz w:val="28"/>
+        </w:rPr>
+      </w:pPr>
+      <w:r>
+        <w:rPr>
+          <w:sz w:val="28"/>
+        </w:rPr>
+        <w:t>10.</w:t>
       </w:r>
       <w:r>
         <w:rPr>
@@ -10685,12 +10747,14 @@
         <w:rPr>
           <w:sz w:val="28"/>
         </w:rPr>
-        <w:t xml:space="preserve"> — Recog.ru [Электронный ресурс]. 2020. URL: https://recog.ru/%d0%ba%d0%be%d0%bc%d0%b1%d0%b8%d0%bd%d0%b8%d1%80%d0%be%d0%b2%d0%b0%d0%bd%d0%bd%d1%8b%d0%b9-%d0%bc%d0%b5%d1%82%d0%be%d0%b4-%d1%82%d1%80%d0%b5%d0%ba%d0%b8%d0%bd%d0%b3%d0%b0-%d1%82%d1%80%d0%b0%d0%bd/ (дата обращения: 07.01.2024).</w:t>
+        <w:t xml:space="preserve"> — Recog.ru [Электронный ресурс]. 2020. URL: https://recog.ru/ (дата обращения: 07.01.2024).</w:t>
       </w:r>
     </w:p>
     <w:p>
       <w:pPr>
         <w:pStyle w:val="ab"/>
+        <w:spacing w:line="360" w:lineRule="auto"/>
+        <w:ind w:left="0" w:firstLine="680"/>
         <w:jc w:val="both"/>
         <w:rPr>
           <w:sz w:val="28"/>
@@ -10700,7 +10764,7 @@
         <w:rPr>
           <w:sz w:val="28"/>
         </w:rPr>
-        <w:t>6.</w:t>
+        <w:t>11.</w:t>
       </w:r>
       <w:r>
         <w:rPr>
@@ -10712,12 +10776,142 @@
     </w:p>
     <w:p>
       <w:pPr>
+        <w:pStyle w:val="ab"/>
+        <w:spacing w:line="360" w:lineRule="auto"/>
+        <w:ind w:left="0" w:firstLine="680"/>
+        <w:jc w:val="both"/>
+        <w:rPr>
+          <w:sz w:val="28"/>
+        </w:rPr>
+      </w:pPr>
+      <w:r>
+        <w:rPr>
+          <w:sz w:val="28"/>
+          <w:lang w:val="en-US"/>
+        </w:rPr>
+        <w:t>12.</w:t>
+      </w:r>
+      <w:r>
+        <w:rPr>
+          <w:sz w:val="28"/>
+          <w:lang w:val="en-US"/>
+        </w:rPr>
+        <w:tab/>
+      </w:r>
+      <w:proofErr w:type="spellStart"/>
+      <w:r>
+        <w:rPr>
+          <w:sz w:val="28"/>
+          <w:lang w:val="en-US"/>
+        </w:rPr>
+        <w:t>Shleymovich</w:t>
+      </w:r>
+      <w:proofErr w:type="spellEnd"/>
+      <w:r>
+        <w:rPr>
+          <w:sz w:val="28"/>
+          <w:lang w:val="en-US"/>
+        </w:rPr>
+        <w:t xml:space="preserve"> M. P. </w:t>
+      </w:r>
+      <w:r>
+        <w:rPr>
+          <w:sz w:val="28"/>
+        </w:rPr>
+        <w:t>и</w:t>
+      </w:r>
+      <w:r>
+        <w:rPr>
+          <w:sz w:val="28"/>
+          <w:lang w:val="en-US"/>
+        </w:rPr>
+        <w:t xml:space="preserve"> </w:t>
+      </w:r>
+      <w:proofErr w:type="spellStart"/>
+      <w:r>
+        <w:rPr>
+          <w:sz w:val="28"/>
+        </w:rPr>
+        <w:t>др</w:t>
+      </w:r>
+      <w:proofErr w:type="spellEnd"/>
+      <w:r>
+        <w:rPr>
+          <w:sz w:val="28"/>
+          <w:lang w:val="en-US"/>
+        </w:rPr>
+        <w:t xml:space="preserve">. The analysis of images in control systems of unmanned automobiles on the base of energy features model // </w:t>
+      </w:r>
+      <w:proofErr w:type="spellStart"/>
+      <w:r>
+        <w:rPr>
+          <w:sz w:val="28"/>
+          <w:lang w:val="en-US"/>
+        </w:rPr>
+        <w:t>Comput</w:t>
+      </w:r>
+      <w:proofErr w:type="spellEnd"/>
+      <w:r>
+        <w:rPr>
+          <w:sz w:val="28"/>
+          <w:lang w:val="en-US"/>
+        </w:rPr>
+        <w:t xml:space="preserve">. </w:t>
+      </w:r>
+      <w:r>
+        <w:rPr>
+          <w:sz w:val="28"/>
+        </w:rPr>
+        <w:t>Res. Model. 2018. Т. 10, № 3. С. 369–376.</w:t>
+      </w:r>
+    </w:p>
+    <w:p>
+      <w:pPr>
+        <w:pStyle w:val="ab"/>
+        <w:spacing w:line="360" w:lineRule="auto"/>
+        <w:ind w:left="0" w:firstLine="680"/>
+        <w:jc w:val="both"/>
+        <w:rPr>
+          <w:sz w:val="28"/>
+        </w:rPr>
+      </w:pPr>
+      <w:r>
+        <w:rPr>
+          <w:sz w:val="28"/>
+        </w:rPr>
+        <w:t>13.</w:t>
+      </w:r>
+      <w:r>
+        <w:rPr>
+          <w:sz w:val="28"/>
+        </w:rPr>
+        <w:tab/>
+        <w:t xml:space="preserve">Щербин, А. М. Повышение энергоэффективности и безопасности движения электромобилей путем использования </w:t>
+      </w:r>
+      <w:proofErr w:type="spellStart"/>
+      <w:r>
+        <w:rPr>
+          <w:sz w:val="28"/>
+        </w:rPr>
+        <w:t>мехатронных</w:t>
+      </w:r>
+      <w:proofErr w:type="spellEnd"/>
+      <w:r>
+        <w:rPr>
+          <w:sz w:val="28"/>
+        </w:rPr>
+        <w:t xml:space="preserve"> приводов в системах рулевого и тормозного управления // статья в журнале - обзорная статья. Москва: ТРУДЫ НАМИ Учредители: Центральный научно-исследовательский автомобильный и автомоторный институт, 2026. № 1. С. 138–148.</w:t>
+      </w:r>
+    </w:p>
+    <w:p>
+      <w:pPr>
         <w:pStyle w:val="a0"/>
         <w:tabs>
+          <w:tab w:val="left" w:pos="264"/>
           <w:tab w:val="left" w:pos="540"/>
         </w:tabs>
         <w:spacing w:line="360" w:lineRule="auto"/>
-        <w:ind w:firstLine="0"/>
+        <w:ind w:firstLine="680"/>
         <w:rPr>
           <w:sz w:val="28"/>
         </w:rPr>
@@ -11202,6 +11396,7 @@
     <w:lsdException w:name="HTML Sample" w:semiHidden="1" w:unhideWhenUsed="1"/>
     <w:lsdException w:name="HTML Typewriter" w:semiHidden="1" w:unhideWhenUsed="1"/>
     <w:lsdException w:name="HTML Variable" w:semiHidden="1" w:unhideWhenUsed="1"/>
+    <w:lsdException w:name="Normal Table" w:semiHidden="1" w:unhideWhenUsed="1"/>
     <w:lsdException w:name="annotation subject" w:semiHidden="1" w:unhideWhenUsed="1"/>
     <w:lsdException w:name="No List" w:semiHidden="1" w:unhideWhenUsed="1"/>
     <w:lsdException w:name="Outline List 1" w:semiHidden="1" w:unhideWhenUsed="1"/>
@@ -11244,8 +11439,11 @@
     <w:lsdException w:name="Table Contemporary" w:semiHidden="1" w:unhideWhenUsed="1"/>
     <w:lsdException w:name="Table Elegant" w:semiHidden="1" w:unhideWhenUsed="1"/>
     <w:lsdException w:name="Table Professional" w:semiHidden="1" w:unhideWhenUsed="1"/>
+    <w:lsdException w:name="Table Subtle 1" w:semiHidden="1" w:unhideWhenUsed="1"/>
     <w:lsdException w:name="Table Subtle 2" w:semiHidden="1" w:unhideWhenUsed="1"/>
     <w:lsdException w:name="Table Web 1" w:semiHidden="1" w:unhideWhenUsed="1"/>
+    <w:lsdException w:name="Table Web 2" w:semiHidden="1" w:unhideWhenUsed="1"/>
+    <w:lsdException w:name="Table Web 3" w:semiHidden="1" w:unhideWhenUsed="1"/>
     <w:lsdException w:name="Balloon Text" w:semiHidden="1" w:unhideWhenUsed="1"/>
     <w:lsdException w:name="Table Grid" w:uiPriority="39"/>
     <w:lsdException w:name="Table Theme" w:semiHidden="1" w:unhideWhenUsed="1"/>

--- a/Суррогатная нейросеть.docx
+++ b/Суррогатная нейросеть.docx
@@ -30,7 +30,6 @@
       </w:pPr>
       <w:r>
         <w:rPr>
-          <w:rFonts w:ascii="Arial" w:hAnsi="Arial" w:cs="Arial"/>
           <w:b/>
           <w:bCs/>
           <w:i/>
@@ -45,18 +44,79 @@
         <w:pStyle w:val="ac"/>
         <w:spacing w:before="0" w:beforeAutospacing="0" w:after="0" w:afterAutospacing="0"/>
         <w:jc w:val="both"/>
-      </w:pPr>
-      <w:r>
-        <w:rPr>
-          <w:rFonts w:ascii="Arial" w:hAnsi="Arial" w:cs="Arial"/>
+        <w:rPr>
           <w:color w:val="000000"/>
         </w:rPr>
-        <w:t>(кандидат технических наук, профессор АВН, главный специалист Центра специальных транспортных средств ФГУП «НАМИ» г. Москва)</w:t>
-      </w:r>
-    </w:p>
-    <w:p>
-      <w:pPr>
-        <w:ind w:firstLine="709"/>
+      </w:pPr>
+      <w:r>
+        <w:rPr>
+          <w:color w:val="000000"/>
+        </w:rPr>
+        <w:t>Кандидат технических наук, профессор АВН</w:t>
+      </w:r>
+    </w:p>
+    <w:p>
+      <w:pPr>
+        <w:pStyle w:val="ac"/>
+        <w:spacing w:before="0" w:beforeAutospacing="0" w:after="0" w:afterAutospacing="0"/>
+        <w:jc w:val="both"/>
+        <w:rPr>
+          <w:color w:val="000000"/>
+        </w:rPr>
+      </w:pPr>
+      <w:r>
+        <w:rPr>
+          <w:color w:val="000000"/>
+        </w:rPr>
+        <w:t>Главный специалист</w:t>
+      </w:r>
+    </w:p>
+    <w:p>
+      <w:pPr>
+        <w:pStyle w:val="ac"/>
+        <w:spacing w:before="0" w:beforeAutospacing="0" w:after="0" w:afterAutospacing="0"/>
+        <w:jc w:val="both"/>
+        <w:rPr>
+          <w:bCs/>
+        </w:rPr>
+      </w:pPr>
+      <w:r>
+        <w:rPr>
+          <w:bCs/>
+        </w:rPr>
+        <w:t xml:space="preserve">Федеральное государственное унитарное предприятие «Центральный ордена трудового красного знамени научно-исследовательский автомобильный и автомоторный институт «НАМИ, , </w:t>
+      </w:r>
+      <w:r>
+        <w:t>ул. Автомоторная, д. 2, 125438, Москва, РФ.</w:t>
+      </w:r>
+    </w:p>
+    <w:p>
+      <w:pPr>
+        <w:pStyle w:val="ac"/>
+        <w:spacing w:before="0" w:beforeAutospacing="0" w:after="0" w:afterAutospacing="0"/>
+        <w:jc w:val="both"/>
+        <w:rPr>
+          <w:lang w:val="en-US"/>
+        </w:rPr>
+      </w:pPr>
+      <w:r>
+        <w:rPr>
+          <w:bCs/>
+        </w:rPr>
+        <w:t xml:space="preserve">тел.: </w:t>
+      </w:r>
+      <w:r>
+        <w:t>+7 (</w:t>
+      </w:r>
+      <w:r>
+        <w:rPr>
+          <w:lang w:val="en-US"/>
+        </w:rPr>
+        <w:t>906)744-1978</w:t>
+      </w:r>
+    </w:p>
+    <w:p>
+      <w:pPr>
         <w:jc w:val="both"/>
         <w:rPr>
           <w:rFonts w:ascii="Times New Roman" w:hAnsi="Times New Roman" w:cs="Times New Roman"/>
@@ -64,11 +124,11 @@
           <w:bCs/>
           <w:sz w:val="28"/>
           <w:szCs w:val="28"/>
-          <w:lang w:val="en-US"/>
-        </w:rPr>
-      </w:pPr>
-      <w:r>
-        <w:rPr>
+        </w:rPr>
+      </w:pPr>
+      <w:r>
+        <w:rPr>
+          <w:rFonts w:ascii="Times New Roman" w:hAnsi="Times New Roman" w:cs="Times New Roman"/>
           <w:i/>
           <w:iCs/>
           <w:color w:val="000000"/>
@@ -77,21 +137,343 @@
           <w:u w:val="single"/>
           <w:lang w:val="en-US"/>
         </w:rPr>
-        <w:t xml:space="preserve">E-mail: </w:t>
+        <w:t>E</w:t>
+      </w:r>
+      <w:r>
+        <w:rPr>
+          <w:rFonts w:ascii="Times New Roman" w:hAnsi="Times New Roman" w:cs="Times New Roman"/>
+          <w:i/>
+          <w:iCs/>
+          <w:color w:val="000000"/>
+          <w:sz w:val="28"/>
+          <w:szCs w:val="28"/>
+          <w:u w:val="single"/>
+        </w:rPr>
+        <w:t>-</w:t>
+      </w:r>
+      <w:r>
+        <w:rPr>
+          <w:rFonts w:ascii="Times New Roman" w:hAnsi="Times New Roman" w:cs="Times New Roman"/>
+          <w:i/>
+          <w:iCs/>
+          <w:color w:val="000000"/>
+          <w:sz w:val="28"/>
+          <w:szCs w:val="28"/>
+          <w:u w:val="single"/>
+          <w:lang w:val="en-US"/>
+        </w:rPr>
+        <w:t>mail</w:t>
+      </w:r>
+      <w:r>
+        <w:rPr>
+          <w:rFonts w:ascii="Times New Roman" w:hAnsi="Times New Roman" w:cs="Times New Roman"/>
+          <w:i/>
+          <w:iCs/>
+          <w:color w:val="000000"/>
+          <w:sz w:val="28"/>
+          <w:szCs w:val="28"/>
+          <w:u w:val="single"/>
+        </w:rPr>
+        <w:t xml:space="preserve">: </w:t>
       </w:r>
       <w:hyperlink r:id="rId8" w:history="1">
         <w:r>
           <w:rPr>
             <w:rStyle w:val="ad"/>
+            <w:rFonts w:ascii="Times New Roman" w:hAnsi="Times New Roman" w:cs="Times New Roman"/>
             <w:i/>
             <w:iCs/>
             <w:sz w:val="28"/>
             <w:szCs w:val="28"/>
             <w:lang w:val="en-US"/>
           </w:rPr>
-          <w:t>sergey.tabakar@nami.ru</w:t>
+          <w:t>sergey</w:t>
+        </w:r>
+        <w:r>
+          <w:rPr>
+            <w:rStyle w:val="ad"/>
+            <w:rFonts w:ascii="Times New Roman" w:hAnsi="Times New Roman" w:cs="Times New Roman"/>
+            <w:i/>
+            <w:iCs/>
+            <w:sz w:val="28"/>
+            <w:szCs w:val="28"/>
+          </w:rPr>
+          <w:t>.</w:t>
+        </w:r>
+        <w:r>
+          <w:rPr>
+            <w:rStyle w:val="ad"/>
+            <w:rFonts w:ascii="Times New Roman" w:hAnsi="Times New Roman" w:cs="Times New Roman"/>
+            <w:i/>
+            <w:iCs/>
+            <w:sz w:val="28"/>
+            <w:szCs w:val="28"/>
+            <w:lang w:val="en-US"/>
+          </w:rPr>
+          <w:t>tabakar</w:t>
+        </w:r>
+        <w:r>
+          <w:rPr>
+            <w:rStyle w:val="ad"/>
+            <w:rFonts w:ascii="Times New Roman" w:hAnsi="Times New Roman" w:cs="Times New Roman"/>
+            <w:i/>
+            <w:iCs/>
+            <w:sz w:val="28"/>
+            <w:szCs w:val="28"/>
+          </w:rPr>
+          <w:t>@</w:t>
+        </w:r>
+        <w:r>
+          <w:rPr>
+            <w:rStyle w:val="ad"/>
+            <w:rFonts w:ascii="Times New Roman" w:hAnsi="Times New Roman" w:cs="Times New Roman"/>
+            <w:i/>
+            <w:iCs/>
+            <w:sz w:val="28"/>
+            <w:szCs w:val="28"/>
+            <w:lang w:val="en-US"/>
+          </w:rPr>
+          <w:t>nami</w:t>
+        </w:r>
+        <w:r>
+          <w:rPr>
+            <w:rStyle w:val="ad"/>
+            <w:rFonts w:ascii="Times New Roman" w:hAnsi="Times New Roman" w:cs="Times New Roman"/>
+            <w:i/>
+            <w:iCs/>
+            <w:sz w:val="28"/>
+            <w:szCs w:val="28"/>
+          </w:rPr>
+          <w:t>.</w:t>
+        </w:r>
+        <w:proofErr w:type="spellStart"/>
+        <w:r>
+          <w:rPr>
+            <w:rStyle w:val="ad"/>
+            <w:rFonts w:ascii="Times New Roman" w:hAnsi="Times New Roman" w:cs="Times New Roman"/>
+            <w:i/>
+            <w:iCs/>
+            <w:sz w:val="28"/>
+            <w:szCs w:val="28"/>
+            <w:lang w:val="en-US"/>
+          </w:rPr>
+          <w:t>ru</w:t>
+        </w:r>
+        <w:proofErr w:type="spellEnd"/>
+      </w:hyperlink>
+    </w:p>
+    <w:p>
+      <w:pPr>
+        <w:pStyle w:val="ac"/>
+        <w:spacing w:before="0" w:beforeAutospacing="0" w:after="0" w:afterAutospacing="0"/>
+      </w:pPr>
+      <w:r>
+        <w:rPr>
+          <w:b/>
+          <w:bCs/>
+          <w:i/>
+          <w:iCs/>
+          <w:color w:val="000000"/>
+        </w:rPr>
+        <w:t>Алферова Мария Михайловна</w:t>
+      </w:r>
+    </w:p>
+    <w:p>
+      <w:pPr>
+        <w:pStyle w:val="ac"/>
+        <w:spacing w:before="0" w:beforeAutospacing="0" w:after="0" w:afterAutospacing="0"/>
+        <w:jc w:val="both"/>
+        <w:rPr>
+          <w:color w:val="000000"/>
+        </w:rPr>
+      </w:pPr>
+      <w:r>
+        <w:rPr>
+          <w:color w:val="000000"/>
+        </w:rPr>
+        <w:t>Инженер-программист 2 категории</w:t>
+      </w:r>
+    </w:p>
+    <w:p>
+      <w:pPr>
+        <w:pStyle w:val="ac"/>
+        <w:spacing w:before="0" w:beforeAutospacing="0" w:after="0" w:afterAutospacing="0"/>
+        <w:jc w:val="both"/>
+        <w:rPr>
+          <w:bCs/>
+        </w:rPr>
+      </w:pPr>
+      <w:r>
+        <w:rPr>
+          <w:bCs/>
+        </w:rPr>
+        <w:t xml:space="preserve">Федеральное государственное унитарное предприятие «Центральный ордена трудового красного знамени научно-исследовательский автомобильный и автомоторный институт «НАМИ», </w:t>
+      </w:r>
+      <w:r>
+        <w:t>ул. Автомоторная, д. 2, 125438, Москва, РФ.</w:t>
+      </w:r>
+    </w:p>
+    <w:p>
+      <w:pPr>
+        <w:pStyle w:val="ac"/>
+        <w:spacing w:before="0" w:beforeAutospacing="0" w:after="0" w:afterAutospacing="0"/>
+        <w:jc w:val="both"/>
+      </w:pPr>
+      <w:r>
+        <w:rPr>
+          <w:bCs/>
+        </w:rPr>
+        <w:t xml:space="preserve">тел.: </w:t>
+      </w:r>
+      <w:r>
+        <w:t>+7 (903) 562-6143</w:t>
+      </w:r>
+    </w:p>
+    <w:p>
+      <w:pPr>
+        <w:jc w:val="both"/>
+        <w:rPr>
+          <w:rStyle w:val="ad"/>
+          <w:rFonts w:ascii="Times New Roman" w:hAnsi="Times New Roman" w:cs="Times New Roman"/>
+          <w:i/>
+          <w:iCs/>
+          <w:sz w:val="28"/>
+          <w:szCs w:val="28"/>
+        </w:rPr>
+      </w:pPr>
+      <w:r>
+        <w:rPr>
+          <w:rFonts w:ascii="Times New Roman" w:hAnsi="Times New Roman" w:cs="Times New Roman"/>
+          <w:i/>
+          <w:iCs/>
+          <w:color w:val="000000"/>
+          <w:sz w:val="28"/>
+          <w:szCs w:val="28"/>
+          <w:u w:val="single"/>
+          <w:lang w:val="en-US"/>
+        </w:rPr>
+        <w:t>E</w:t>
+      </w:r>
+      <w:r>
+        <w:rPr>
+          <w:rFonts w:ascii="Times New Roman" w:hAnsi="Times New Roman" w:cs="Times New Roman"/>
+          <w:i/>
+          <w:iCs/>
+          <w:color w:val="000000"/>
+          <w:sz w:val="28"/>
+          <w:szCs w:val="28"/>
+          <w:u w:val="single"/>
+        </w:rPr>
+        <w:t>-</w:t>
+      </w:r>
+      <w:r>
+        <w:rPr>
+          <w:rFonts w:ascii="Times New Roman" w:hAnsi="Times New Roman" w:cs="Times New Roman"/>
+          <w:i/>
+          <w:iCs/>
+          <w:color w:val="000000"/>
+          <w:sz w:val="28"/>
+          <w:szCs w:val="28"/>
+          <w:u w:val="single"/>
+          <w:lang w:val="en-US"/>
+        </w:rPr>
+        <w:t>mail</w:t>
+      </w:r>
+      <w:r>
+        <w:rPr>
+          <w:rFonts w:ascii="Times New Roman" w:hAnsi="Times New Roman" w:cs="Times New Roman"/>
+          <w:i/>
+          <w:iCs/>
+          <w:color w:val="000000"/>
+          <w:sz w:val="28"/>
+          <w:szCs w:val="28"/>
+          <w:u w:val="single"/>
+        </w:rPr>
+        <w:t xml:space="preserve">: </w:t>
+      </w:r>
+      <w:hyperlink r:id="rId9" w:history="1">
+        <w:r>
+          <w:rPr>
+            <w:rStyle w:val="ad"/>
+            <w:rFonts w:ascii="Times New Roman" w:hAnsi="Times New Roman" w:cs="Times New Roman"/>
+            <w:i/>
+            <w:iCs/>
+            <w:sz w:val="28"/>
+            <w:szCs w:val="28"/>
+            <w:lang w:val="en-US"/>
+          </w:rPr>
+          <w:t>koteyka</w:t>
+        </w:r>
+        <w:r>
+          <w:rPr>
+            <w:rStyle w:val="ad"/>
+            <w:rFonts w:ascii="Times New Roman" w:hAnsi="Times New Roman" w:cs="Times New Roman"/>
+            <w:i/>
+            <w:iCs/>
+            <w:sz w:val="28"/>
+            <w:szCs w:val="28"/>
+          </w:rPr>
+          <w:t>.</w:t>
+        </w:r>
+        <w:r>
+          <w:rPr>
+            <w:rStyle w:val="ad"/>
+            <w:rFonts w:ascii="Times New Roman" w:hAnsi="Times New Roman" w:cs="Times New Roman"/>
+            <w:i/>
+            <w:iCs/>
+            <w:sz w:val="28"/>
+            <w:szCs w:val="28"/>
+            <w:lang w:val="en-US"/>
+          </w:rPr>
+          <w:t>mn</w:t>
+        </w:r>
+        <w:r>
+          <w:rPr>
+            <w:rStyle w:val="ad"/>
+            <w:rFonts w:ascii="Times New Roman" w:hAnsi="Times New Roman" w:cs="Times New Roman"/>
+            <w:i/>
+            <w:iCs/>
+            <w:sz w:val="28"/>
+            <w:szCs w:val="28"/>
+          </w:rPr>
+          <w:t>@</w:t>
+        </w:r>
+        <w:r>
+          <w:rPr>
+            <w:rStyle w:val="ad"/>
+            <w:rFonts w:ascii="Times New Roman" w:hAnsi="Times New Roman" w:cs="Times New Roman"/>
+            <w:i/>
+            <w:iCs/>
+            <w:sz w:val="28"/>
+            <w:szCs w:val="28"/>
+            <w:lang w:val="en-US"/>
+          </w:rPr>
+          <w:t>gmail</w:t>
+        </w:r>
+        <w:r>
+          <w:rPr>
+            <w:rStyle w:val="ad"/>
+            <w:rFonts w:ascii="Times New Roman" w:hAnsi="Times New Roman" w:cs="Times New Roman"/>
+            <w:i/>
+            <w:iCs/>
+            <w:sz w:val="28"/>
+            <w:szCs w:val="28"/>
+          </w:rPr>
+          <w:t>.</w:t>
         </w:r>
       </w:hyperlink>
+      <w:r>
+        <w:rPr>
+          <w:rStyle w:val="ad"/>
+          <w:rFonts w:ascii="Times New Roman" w:hAnsi="Times New Roman" w:cs="Times New Roman"/>
+          <w:i/>
+          <w:iCs/>
+          <w:sz w:val="28"/>
+          <w:szCs w:val="28"/>
+          <w:lang w:val="en-US"/>
+        </w:rPr>
+        <w:t>com</w:t>
+      </w:r>
     </w:p>
     <w:p>
       <w:pPr>
@@ -103,7 +485,6 @@
           <w:bCs/>
           <w:sz w:val="28"/>
           <w:szCs w:val="28"/>
-          <w:lang w:val="en-US"/>
         </w:rPr>
       </w:pPr>
     </w:p>
@@ -355,6 +736,91 @@
     </w:p>
     <w:p>
       <w:pPr>
+        <w:spacing w:after="0" w:line="240" w:lineRule="auto"/>
+        <w:ind w:firstLine="709"/>
+        <w:jc w:val="both"/>
+        <w:rPr>
+          <w:rFonts w:ascii="Times New Roman" w:hAnsi="Times New Roman" w:cs="Times New Roman"/>
+          <w:sz w:val="28"/>
+          <w:szCs w:val="28"/>
+        </w:rPr>
+      </w:pPr>
+      <w:r>
+        <w:rPr>
+          <w:rFonts w:ascii="Times New Roman" w:hAnsi="Times New Roman" w:cs="Times New Roman"/>
+          <w:b/>
+          <w:sz w:val="28"/>
+          <w:szCs w:val="28"/>
+        </w:rPr>
+        <w:t>Ключевые слова:</w:t>
+      </w:r>
+      <w:r>
+        <w:rPr>
+          <w:rFonts w:ascii="Times New Roman" w:hAnsi="Times New Roman" w:cs="Times New Roman"/>
+          <w:sz w:val="28"/>
+          <w:szCs w:val="28"/>
+        </w:rPr>
+        <w:t xml:space="preserve"> </w:t>
+      </w:r>
+      <w:r>
+        <w:rPr>
+          <w:rFonts w:ascii="Times New Roman" w:hAnsi="Times New Roman" w:cs="Times New Roman"/>
+          <w:sz w:val="28"/>
+          <w:szCs w:val="28"/>
+        </w:rPr>
+        <w:t>ИМИТАЦИОННАЯ МОДЕЛЬ</w:t>
+      </w:r>
+      <w:r>
+        <w:rPr>
+          <w:rFonts w:ascii="Times New Roman" w:hAnsi="Times New Roman" w:cs="Times New Roman"/>
+          <w:sz w:val="28"/>
+          <w:szCs w:val="28"/>
+        </w:rPr>
+        <w:t xml:space="preserve">, </w:t>
+      </w:r>
+      <w:r>
+        <w:rPr>
+          <w:rFonts w:ascii="Times New Roman" w:hAnsi="Times New Roman" w:cs="Times New Roman"/>
+          <w:sz w:val="28"/>
+          <w:szCs w:val="28"/>
+        </w:rPr>
+        <w:t>ПОЛНОСВЯЗНАЯ</w:t>
+      </w:r>
+      <w:r>
+        <w:rPr>
+          <w:rFonts w:ascii="Times New Roman" w:hAnsi="Times New Roman" w:cs="Times New Roman"/>
+          <w:sz w:val="28"/>
+          <w:szCs w:val="28"/>
+        </w:rPr>
+        <w:t xml:space="preserve"> НЕЙРОСЕТЬ</w:t>
+      </w:r>
+      <w:r>
+        <w:rPr>
+          <w:rFonts w:ascii="Times New Roman" w:hAnsi="Times New Roman" w:cs="Times New Roman"/>
+          <w:sz w:val="28"/>
+          <w:szCs w:val="28"/>
+        </w:rPr>
+        <w:t>,</w:t>
+      </w:r>
+      <w:r>
+        <w:rPr>
+          <w:rFonts w:ascii="Times New Roman" w:hAnsi="Times New Roman" w:cs="Times New Roman"/>
+          <w:sz w:val="28"/>
+          <w:szCs w:val="28"/>
+        </w:rPr>
+        <w:t xml:space="preserve"> </w:t>
+      </w:r>
+      <w:r>
+        <w:rPr>
+          <w:rFonts w:ascii="Times New Roman" w:hAnsi="Times New Roman" w:cs="Times New Roman"/>
+          <w:sz w:val="28"/>
+          <w:szCs w:val="28"/>
+        </w:rPr>
+        <w:t>ПОДВИЖНОСТЬ АВТОМОБИЛЯ, ПРОИЗВОДИТЕЛЬНОСТЬ МОДЕЛИ, МОДЕЛЬНЫЙ ЭКСПЕРИМЕНТ</w:t>
+      </w:r>
+    </w:p>
+    <w:p>
+      <w:pPr>
         <w:ind w:firstLine="709"/>
         <w:rPr>
           <w:rFonts w:ascii="Times New Roman" w:hAnsi="Times New Roman" w:cs="Times New Roman"/>
@@ -379,6 +845,7 @@
         <w:rPr>
           <w:sz w:val="28"/>
         </w:rPr>
+        <w:lastRenderedPageBreak/>
         <w:t xml:space="preserve">В качестве инструмента изучения процессов в системе «водитель-автомобиль-дорога-среда» очень часто используются имитационные модели, созданные на основе математических моделей движения </w:t>
       </w:r>
       <w:r>
@@ -508,7 +975,6 @@
         <w:rPr>
           <w:sz w:val="28"/>
         </w:rPr>
-        <w:lastRenderedPageBreak/>
         <w:t xml:space="preserve">Однако, как показала практика моделирования, для описания моделью какого-либо процесса в рассматриваемой системе, требуется достаточно высокая детализация, а вместе с ней, и высокая </w:t>
       </w:r>
       <w:r>
@@ -878,7 +1344,14 @@
         <w:rPr>
           <w:sz w:val="28"/>
         </w:rPr>
-        <w:t xml:space="preserve">применение суррогатной нейросети позволит скрыть от пользователя детали функционирования системы, </w:t>
+        <w:t xml:space="preserve">применение суррогатной нейросети позволит скрыть от </w:t>
+      </w:r>
+      <w:r>
+        <w:rPr>
+          <w:sz w:val="28"/>
+        </w:rPr>
+        <w:lastRenderedPageBreak/>
+        <w:t xml:space="preserve">пользователя детали функционирования системы, </w:t>
       </w:r>
       <w:r>
         <w:rPr>
@@ -1073,7 +1546,6 @@
         <w:rPr>
           <w:noProof/>
         </w:rPr>
-        <w:lastRenderedPageBreak/>
         <w:drawing>
           <wp:inline distT="0" distB="0" distL="0" distR="0" wp14:anchorId="5E6419D4" wp14:editId="3A05AFBE">
             <wp:extent cx="4263241" cy="3102072"/>
@@ -1090,7 +1562,7 @@
                     <pic:cNvPicPr/>
                   </pic:nvPicPr>
                   <pic:blipFill>
-                    <a:blip r:embed="rId9"/>
+                    <a:blip r:embed="rId10"/>
                     <a:stretch>
                       <a:fillRect/>
                     </a:stretch>
@@ -1274,7 +1746,14 @@
         <w:rPr>
           <w:sz w:val="28"/>
         </w:rPr>
-        <w:t>тке будет влиять и скорость входа в него, т.е. начальная скорость автомобиля. Таким образом, входными (варьируемыми) параметрами станут положение дроссельной заслонки, угол уклона дороги и начальная скорость входа на единичный участок маршрута.</w:t>
+        <w:t xml:space="preserve">тке будет влиять и скорость </w:t>
+      </w:r>
+      <w:r>
+        <w:rPr>
+          <w:sz w:val="28"/>
+        </w:rPr>
+        <w:lastRenderedPageBreak/>
+        <w:t>входа в него, т.е. начальная скорость автомобиля. Таким образом, входными (варьируемыми) параметрами станут положение дроссельной заслонки, угол уклона дороги и начальная скорость входа на единичный участок маршрута.</w:t>
       </w:r>
       <w:r>
         <w:rPr>
@@ -1413,9 +1892,853 @@
       <w:r>
         <w:rPr>
           <w:sz w:val="28"/>
+        </w:rPr>
+        <w:instrText xml:space="preserve"> </w:instrText>
+      </w:r>
+      <w:r>
+        <w:rPr>
+          <w:sz w:val="28"/>
           <w:lang w:val="en-US"/>
         </w:rPr>
-        <w:instrText xml:space="preserve"> ADDIN ZOTERO_ITEM CSL_CITATION {"citationID":"TvzVhbTt","properties":{"formattedCitation":"[9]","plainCitation":"[9]","noteIndex":0},"citationItems":[{"id":172,"uris":["http://zotero.org/users/13235738/items/R62K8K5X"],"itemData":{"id":172,"type":"software","license":"Без ограничений","medium":"MATLAB","publisher-place":"Москва","title":"Суррогатная нейросеть","URL":"https://github.com/SergTa/surrogate_neural_net.git","version":"1.0","author":[{"family":"Табакарь","given":"Сергей Ильич"}],"accessed":{"date-parts":[["2026",4,21]]},"issued":{"date-parts":[["2026"]]}}}],"schema":"https://github.com/citation-style-language/schema/raw/master/csl-citation.json"} </w:instrText>
+        <w:instrText>ADDIN</w:instrText>
+      </w:r>
+      <w:r>
+        <w:rPr>
+          <w:sz w:val="28"/>
+        </w:rPr>
+        <w:instrText xml:space="preserve"> </w:instrText>
+      </w:r>
+      <w:r>
+        <w:rPr>
+          <w:sz w:val="28"/>
+          <w:lang w:val="en-US"/>
+        </w:rPr>
+        <w:instrText>ZOTERO</w:instrText>
+      </w:r>
+      <w:r>
+        <w:rPr>
+          <w:sz w:val="28"/>
+        </w:rPr>
+        <w:instrText>_</w:instrText>
+      </w:r>
+      <w:r>
+        <w:rPr>
+          <w:sz w:val="28"/>
+          <w:lang w:val="en-US"/>
+        </w:rPr>
+        <w:instrText>ITEM</w:instrText>
+      </w:r>
+      <w:r>
+        <w:rPr>
+          <w:sz w:val="28"/>
+        </w:rPr>
+        <w:instrText xml:space="preserve"> </w:instrText>
+      </w:r>
+      <w:r>
+        <w:rPr>
+          <w:sz w:val="28"/>
+          <w:lang w:val="en-US"/>
+        </w:rPr>
+        <w:instrText>CSL</w:instrText>
+      </w:r>
+      <w:r>
+        <w:rPr>
+          <w:sz w:val="28"/>
+        </w:rPr>
+        <w:instrText>_</w:instrText>
+      </w:r>
+      <w:r>
+        <w:rPr>
+          <w:sz w:val="28"/>
+          <w:lang w:val="en-US"/>
+        </w:rPr>
+        <w:instrText>CITATION</w:instrText>
+      </w:r>
+      <w:r>
+        <w:rPr>
+          <w:sz w:val="28"/>
+        </w:rPr>
+        <w:instrText xml:space="preserve"> {"</w:instrText>
+      </w:r>
+      <w:r>
+        <w:rPr>
+          <w:sz w:val="28"/>
+          <w:lang w:val="en-US"/>
+        </w:rPr>
+        <w:instrText>citationID</w:instrText>
+      </w:r>
+      <w:r>
+        <w:rPr>
+          <w:sz w:val="28"/>
+        </w:rPr>
+        <w:instrText>":"</w:instrText>
+      </w:r>
+      <w:r>
+        <w:rPr>
+          <w:sz w:val="28"/>
+          <w:lang w:val="en-US"/>
+        </w:rPr>
+        <w:instrText>TvzVhbTt</w:instrText>
+      </w:r>
+      <w:r>
+        <w:rPr>
+          <w:sz w:val="28"/>
+        </w:rPr>
+        <w:instrText>","</w:instrText>
+      </w:r>
+      <w:r>
+        <w:rPr>
+          <w:sz w:val="28"/>
+          <w:lang w:val="en-US"/>
+        </w:rPr>
+        <w:instrText>properties</w:instrText>
+      </w:r>
+      <w:r>
+        <w:rPr>
+          <w:sz w:val="28"/>
+        </w:rPr>
+        <w:instrText>":{"</w:instrText>
+      </w:r>
+      <w:r>
+        <w:rPr>
+          <w:sz w:val="28"/>
+          <w:lang w:val="en-US"/>
+        </w:rPr>
+        <w:instrText>formattedCitation</w:instrText>
+      </w:r>
+      <w:r>
+        <w:rPr>
+          <w:sz w:val="28"/>
+        </w:rPr>
+        <w:instrText>":"[9]","</w:instrText>
+      </w:r>
+      <w:r>
+        <w:rPr>
+          <w:sz w:val="28"/>
+          <w:lang w:val="en-US"/>
+        </w:rPr>
+        <w:instrText>plainCitation</w:instrText>
+      </w:r>
+      <w:r>
+        <w:rPr>
+          <w:sz w:val="28"/>
+        </w:rPr>
+        <w:instrText>":"[9]","</w:instrText>
+      </w:r>
+      <w:r>
+        <w:rPr>
+          <w:sz w:val="28"/>
+          <w:lang w:val="en-US"/>
+        </w:rPr>
+        <w:instrText>noteIndex</w:instrText>
+      </w:r>
+      <w:r>
+        <w:rPr>
+          <w:sz w:val="28"/>
+        </w:rPr>
+        <w:instrText>":0},"</w:instrText>
+      </w:r>
+      <w:r>
+        <w:rPr>
+          <w:sz w:val="28"/>
+          <w:lang w:val="en-US"/>
+        </w:rPr>
+        <w:instrText>citationItems</w:instrText>
+      </w:r>
+      <w:r>
+        <w:rPr>
+          <w:sz w:val="28"/>
+        </w:rPr>
+        <w:instrText>":[{"</w:instrText>
+      </w:r>
+      <w:r>
+        <w:rPr>
+          <w:sz w:val="28"/>
+          <w:lang w:val="en-US"/>
+        </w:rPr>
+        <w:instrText>id</w:instrText>
+      </w:r>
+      <w:r>
+        <w:rPr>
+          <w:sz w:val="28"/>
+        </w:rPr>
+        <w:instrText>":172,"</w:instrText>
+      </w:r>
+      <w:r>
+        <w:rPr>
+          <w:sz w:val="28"/>
+          <w:lang w:val="en-US"/>
+        </w:rPr>
+        <w:instrText>uris</w:instrText>
+      </w:r>
+      <w:r>
+        <w:rPr>
+          <w:sz w:val="28"/>
+        </w:rPr>
+        <w:instrText>":["</w:instrText>
+      </w:r>
+      <w:r>
+        <w:rPr>
+          <w:sz w:val="28"/>
+          <w:lang w:val="en-US"/>
+        </w:rPr>
+        <w:instrText>http</w:instrText>
+      </w:r>
+      <w:r>
+        <w:rPr>
+          <w:sz w:val="28"/>
+        </w:rPr>
+        <w:instrText>://</w:instrText>
+      </w:r>
+      <w:r>
+        <w:rPr>
+          <w:sz w:val="28"/>
+          <w:lang w:val="en-US"/>
+        </w:rPr>
+        <w:instrText>zotero</w:instrText>
+      </w:r>
+      <w:r>
+        <w:rPr>
+          <w:sz w:val="28"/>
+        </w:rPr>
+        <w:instrText>.</w:instrText>
+      </w:r>
+      <w:r>
+        <w:rPr>
+          <w:sz w:val="28"/>
+          <w:lang w:val="en-US"/>
+        </w:rPr>
+        <w:instrText>org</w:instrText>
+      </w:r>
+      <w:r>
+        <w:rPr>
+          <w:sz w:val="28"/>
+        </w:rPr>
+        <w:instrText>/</w:instrText>
+      </w:r>
+      <w:r>
+        <w:rPr>
+          <w:sz w:val="28"/>
+          <w:lang w:val="en-US"/>
+        </w:rPr>
+        <w:instrText>users</w:instrText>
+      </w:r>
+      <w:r>
+        <w:rPr>
+          <w:sz w:val="28"/>
+        </w:rPr>
+        <w:instrText>/13235738/</w:instrText>
+      </w:r>
+      <w:r>
+        <w:rPr>
+          <w:sz w:val="28"/>
+          <w:lang w:val="en-US"/>
+        </w:rPr>
+        <w:instrText>items</w:instrText>
+      </w:r>
+      <w:r>
+        <w:rPr>
+          <w:sz w:val="28"/>
+        </w:rPr>
+        <w:instrText>/</w:instrText>
+      </w:r>
+      <w:r>
+        <w:rPr>
+          <w:sz w:val="28"/>
+          <w:lang w:val="en-US"/>
+        </w:rPr>
+        <w:instrText>R</w:instrText>
+      </w:r>
+      <w:r>
+        <w:rPr>
+          <w:sz w:val="28"/>
+        </w:rPr>
+        <w:instrText>62</w:instrText>
+      </w:r>
+      <w:r>
+        <w:rPr>
+          <w:sz w:val="28"/>
+          <w:lang w:val="en-US"/>
+        </w:rPr>
+        <w:instrText>K</w:instrText>
+      </w:r>
+      <w:r>
+        <w:rPr>
+          <w:sz w:val="28"/>
+        </w:rPr>
+        <w:instrText>8</w:instrText>
+      </w:r>
+      <w:r>
+        <w:rPr>
+          <w:sz w:val="28"/>
+          <w:lang w:val="en-US"/>
+        </w:rPr>
+        <w:instrText>K</w:instrText>
+      </w:r>
+      <w:r>
+        <w:rPr>
+          <w:sz w:val="28"/>
+        </w:rPr>
+        <w:instrText>5</w:instrText>
+      </w:r>
+      <w:r>
+        <w:rPr>
+          <w:sz w:val="28"/>
+          <w:lang w:val="en-US"/>
+        </w:rPr>
+        <w:instrText>X</w:instrText>
+      </w:r>
+      <w:r>
+        <w:rPr>
+          <w:sz w:val="28"/>
+        </w:rPr>
+        <w:instrText>"],"</w:instrText>
+      </w:r>
+      <w:r>
+        <w:rPr>
+          <w:sz w:val="28"/>
+          <w:lang w:val="en-US"/>
+        </w:rPr>
+        <w:instrText>itemData</w:instrText>
+      </w:r>
+      <w:r>
+        <w:rPr>
+          <w:sz w:val="28"/>
+        </w:rPr>
+        <w:instrText>":{"</w:instrText>
+      </w:r>
+      <w:r>
+        <w:rPr>
+          <w:sz w:val="28"/>
+          <w:lang w:val="en-US"/>
+        </w:rPr>
+        <w:instrText>id</w:instrText>
+      </w:r>
+      <w:r>
+        <w:rPr>
+          <w:sz w:val="28"/>
+        </w:rPr>
+        <w:instrText>":172,"</w:instrText>
+      </w:r>
+      <w:r>
+        <w:rPr>
+          <w:sz w:val="28"/>
+          <w:lang w:val="en-US"/>
+        </w:rPr>
+        <w:instrText>type</w:instrText>
+      </w:r>
+      <w:r>
+        <w:rPr>
+          <w:sz w:val="28"/>
+        </w:rPr>
+        <w:instrText>":"</w:instrText>
+      </w:r>
+      <w:r>
+        <w:rPr>
+          <w:sz w:val="28"/>
+          <w:lang w:val="en-US"/>
+        </w:rPr>
+        <w:instrText>software</w:instrText>
+      </w:r>
+      <w:r>
+        <w:rPr>
+          <w:sz w:val="28"/>
+        </w:rPr>
+        <w:instrText>","</w:instrText>
+      </w:r>
+      <w:r>
+        <w:rPr>
+          <w:sz w:val="28"/>
+          <w:lang w:val="en-US"/>
+        </w:rPr>
+        <w:instrText>license</w:instrText>
+      </w:r>
+      <w:r>
+        <w:rPr>
+          <w:sz w:val="28"/>
+        </w:rPr>
+        <w:instrText>":"Без ограничений","</w:instrText>
+      </w:r>
+      <w:r>
+        <w:rPr>
+          <w:sz w:val="28"/>
+          <w:lang w:val="en-US"/>
+        </w:rPr>
+        <w:instrText>medium</w:instrText>
+      </w:r>
+      <w:r>
+        <w:rPr>
+          <w:sz w:val="28"/>
+        </w:rPr>
+        <w:instrText>":"</w:instrText>
+      </w:r>
+      <w:r>
+        <w:rPr>
+          <w:sz w:val="28"/>
+          <w:lang w:val="en-US"/>
+        </w:rPr>
+        <w:instrText>MATLAB</w:instrText>
+      </w:r>
+      <w:r>
+        <w:rPr>
+          <w:sz w:val="28"/>
+        </w:rPr>
+        <w:instrText>","</w:instrText>
+      </w:r>
+      <w:r>
+        <w:rPr>
+          <w:sz w:val="28"/>
+          <w:lang w:val="en-US"/>
+        </w:rPr>
+        <w:instrText>publisher</w:instrText>
+      </w:r>
+      <w:r>
+        <w:rPr>
+          <w:sz w:val="28"/>
+        </w:rPr>
+        <w:instrText>-</w:instrText>
+      </w:r>
+      <w:r>
+        <w:rPr>
+          <w:sz w:val="28"/>
+          <w:lang w:val="en-US"/>
+        </w:rPr>
+        <w:instrText>place</w:instrText>
+      </w:r>
+      <w:r>
+        <w:rPr>
+          <w:sz w:val="28"/>
+        </w:rPr>
+        <w:instrText>":"Москва","</w:instrText>
+      </w:r>
+      <w:r>
+        <w:rPr>
+          <w:sz w:val="28"/>
+          <w:lang w:val="en-US"/>
+        </w:rPr>
+        <w:instrText>title</w:instrText>
+      </w:r>
+      <w:r>
+        <w:rPr>
+          <w:sz w:val="28"/>
+        </w:rPr>
+        <w:instrText>":"Суррогатная нейросеть","</w:instrText>
+      </w:r>
+      <w:r>
+        <w:rPr>
+          <w:sz w:val="28"/>
+          <w:lang w:val="en-US"/>
+        </w:rPr>
+        <w:instrText>URL</w:instrText>
+      </w:r>
+      <w:r>
+        <w:rPr>
+          <w:sz w:val="28"/>
+        </w:rPr>
+        <w:instrText>":"</w:instrText>
+      </w:r>
+      <w:r>
+        <w:rPr>
+          <w:sz w:val="28"/>
+          <w:lang w:val="en-US"/>
+        </w:rPr>
+        <w:instrText>https</w:instrText>
+      </w:r>
+      <w:r>
+        <w:rPr>
+          <w:sz w:val="28"/>
+        </w:rPr>
+        <w:instrText>://</w:instrText>
+      </w:r>
+      <w:r>
+        <w:rPr>
+          <w:sz w:val="28"/>
+          <w:lang w:val="en-US"/>
+        </w:rPr>
+        <w:instrText>github</w:instrText>
+      </w:r>
+      <w:r>
+        <w:rPr>
+          <w:sz w:val="28"/>
+        </w:rPr>
+        <w:instrText>.</w:instrText>
+      </w:r>
+      <w:r>
+        <w:rPr>
+          <w:sz w:val="28"/>
+          <w:lang w:val="en-US"/>
+        </w:rPr>
+        <w:instrText>com</w:instrText>
+      </w:r>
+      <w:r>
+        <w:rPr>
+          <w:sz w:val="28"/>
+        </w:rPr>
+        <w:instrText>/</w:instrText>
+      </w:r>
+      <w:r>
+        <w:rPr>
+          <w:sz w:val="28"/>
+          <w:lang w:val="en-US"/>
+        </w:rPr>
+        <w:instrText>SergTa</w:instrText>
+      </w:r>
+      <w:r>
+        <w:rPr>
+          <w:sz w:val="28"/>
+        </w:rPr>
+        <w:instrText>/</w:instrText>
+      </w:r>
+      <w:r>
+        <w:rPr>
+          <w:sz w:val="28"/>
+          <w:lang w:val="en-US"/>
+        </w:rPr>
+        <w:instrText>surrogate</w:instrText>
+      </w:r>
+      <w:r>
+        <w:rPr>
+          <w:sz w:val="28"/>
+        </w:rPr>
+        <w:instrText>_</w:instrText>
+      </w:r>
+      <w:r>
+        <w:rPr>
+          <w:sz w:val="28"/>
+          <w:lang w:val="en-US"/>
+        </w:rPr>
+        <w:instrText>neural</w:instrText>
+      </w:r>
+      <w:r>
+        <w:rPr>
+          <w:sz w:val="28"/>
+        </w:rPr>
+        <w:instrText>_</w:instrText>
+      </w:r>
+      <w:r>
+        <w:rPr>
+          <w:sz w:val="28"/>
+          <w:lang w:val="en-US"/>
+        </w:rPr>
+        <w:instrText>net</w:instrText>
+      </w:r>
+      <w:r>
+        <w:rPr>
+          <w:sz w:val="28"/>
+        </w:rPr>
+        <w:instrText>.</w:instrText>
+      </w:r>
+      <w:r>
+        <w:rPr>
+          <w:sz w:val="28"/>
+          <w:lang w:val="en-US"/>
+        </w:rPr>
+        <w:instrText>git</w:instrText>
+      </w:r>
+      <w:r>
+        <w:rPr>
+          <w:sz w:val="28"/>
+        </w:rPr>
+        <w:instrText>","</w:instrText>
+      </w:r>
+      <w:r>
+        <w:rPr>
+          <w:sz w:val="28"/>
+          <w:lang w:val="en-US"/>
+        </w:rPr>
+        <w:instrText>version</w:instrText>
+      </w:r>
+      <w:r>
+        <w:rPr>
+          <w:sz w:val="28"/>
+        </w:rPr>
+        <w:instrText>":"1.0","</w:instrText>
+      </w:r>
+      <w:r>
+        <w:rPr>
+          <w:sz w:val="28"/>
+          <w:lang w:val="en-US"/>
+        </w:rPr>
+        <w:instrText>author</w:instrText>
+      </w:r>
+      <w:r>
+        <w:rPr>
+          <w:sz w:val="28"/>
+        </w:rPr>
+        <w:instrText>":[{"</w:instrText>
+      </w:r>
+      <w:r>
+        <w:rPr>
+          <w:sz w:val="28"/>
+          <w:lang w:val="en-US"/>
+        </w:rPr>
+        <w:instrText>family</w:instrText>
+      </w:r>
+      <w:r>
+        <w:rPr>
+          <w:sz w:val="28"/>
+        </w:rPr>
+        <w:instrText>":"Табакарь","</w:instrText>
+      </w:r>
+      <w:r>
+        <w:rPr>
+          <w:sz w:val="28"/>
+          <w:lang w:val="en-US"/>
+        </w:rPr>
+        <w:instrText>given</w:instrText>
+      </w:r>
+      <w:r>
+        <w:rPr>
+          <w:sz w:val="28"/>
+        </w:rPr>
+        <w:instrText>":"Сергей Ильич"}],"</w:instrText>
+      </w:r>
+      <w:r>
+        <w:rPr>
+          <w:sz w:val="28"/>
+          <w:lang w:val="en-US"/>
+        </w:rPr>
+        <w:instrText>accessed</w:instrText>
+      </w:r>
+      <w:r>
+        <w:rPr>
+          <w:sz w:val="28"/>
+        </w:rPr>
+        <w:instrText>":{"</w:instrText>
+      </w:r>
+      <w:r>
+        <w:rPr>
+          <w:sz w:val="28"/>
+          <w:lang w:val="en-US"/>
+        </w:rPr>
+        <w:instrText>date</w:instrText>
+      </w:r>
+      <w:r>
+        <w:rPr>
+          <w:sz w:val="28"/>
+        </w:rPr>
+        <w:instrText>-</w:instrText>
+      </w:r>
+      <w:r>
+        <w:rPr>
+          <w:sz w:val="28"/>
+          <w:lang w:val="en-US"/>
+        </w:rPr>
+        <w:instrText>parts</w:instrText>
+      </w:r>
+      <w:r>
+        <w:rPr>
+          <w:sz w:val="28"/>
+        </w:rPr>
+        <w:instrText>":[["2026",4,21]]},"</w:instrText>
+      </w:r>
+      <w:r>
+        <w:rPr>
+          <w:sz w:val="28"/>
+          <w:lang w:val="en-US"/>
+        </w:rPr>
+        <w:instrText>issued</w:instrText>
+      </w:r>
+      <w:r>
+        <w:rPr>
+          <w:sz w:val="28"/>
+        </w:rPr>
+        <w:instrText>":{"</w:instrText>
+      </w:r>
+      <w:r>
+        <w:rPr>
+          <w:sz w:val="28"/>
+          <w:lang w:val="en-US"/>
+        </w:rPr>
+        <w:instrText>date</w:instrText>
+      </w:r>
+      <w:r>
+        <w:rPr>
+          <w:sz w:val="28"/>
+        </w:rPr>
+        <w:instrText>-</w:instrText>
+      </w:r>
+      <w:r>
+        <w:rPr>
+          <w:sz w:val="28"/>
+          <w:lang w:val="en-US"/>
+        </w:rPr>
+        <w:instrText>parts</w:instrText>
+      </w:r>
+      <w:r>
+        <w:rPr>
+          <w:sz w:val="28"/>
+        </w:rPr>
+        <w:instrText>":[["2026"]]}}}],"</w:instrText>
+      </w:r>
+      <w:r>
+        <w:rPr>
+          <w:sz w:val="28"/>
+          <w:lang w:val="en-US"/>
+        </w:rPr>
+        <w:instrText>schema</w:instrText>
+      </w:r>
+      <w:r>
+        <w:rPr>
+          <w:sz w:val="28"/>
+        </w:rPr>
+        <w:instrText>":"</w:instrText>
+      </w:r>
+      <w:r>
+        <w:rPr>
+          <w:sz w:val="28"/>
+          <w:lang w:val="en-US"/>
+        </w:rPr>
+        <w:instrText>https</w:instrText>
+      </w:r>
+      <w:r>
+        <w:rPr>
+          <w:sz w:val="28"/>
+        </w:rPr>
+        <w:instrText>://</w:instrText>
+      </w:r>
+      <w:r>
+        <w:rPr>
+          <w:sz w:val="28"/>
+          <w:lang w:val="en-US"/>
+        </w:rPr>
+        <w:instrText>github</w:instrText>
+      </w:r>
+      <w:r>
+        <w:rPr>
+          <w:sz w:val="28"/>
+        </w:rPr>
+        <w:instrText>.</w:instrText>
+      </w:r>
+      <w:r>
+        <w:rPr>
+          <w:sz w:val="28"/>
+          <w:lang w:val="en-US"/>
+        </w:rPr>
+        <w:instrText>com</w:instrText>
+      </w:r>
+      <w:r>
+        <w:rPr>
+          <w:sz w:val="28"/>
+        </w:rPr>
+        <w:instrText>/</w:instrText>
+      </w:r>
+      <w:r>
+        <w:rPr>
+          <w:sz w:val="28"/>
+          <w:lang w:val="en-US"/>
+        </w:rPr>
+        <w:instrText>citation</w:instrText>
+      </w:r>
+      <w:r>
+        <w:rPr>
+          <w:sz w:val="28"/>
+        </w:rPr>
+        <w:instrText>-</w:instrText>
+      </w:r>
+      <w:r>
+        <w:rPr>
+          <w:sz w:val="28"/>
+          <w:lang w:val="en-US"/>
+        </w:rPr>
+        <w:instrText>style</w:instrText>
+      </w:r>
+      <w:r>
+        <w:rPr>
+          <w:sz w:val="28"/>
+        </w:rPr>
+        <w:instrText>-</w:instrText>
+      </w:r>
+      <w:r>
+        <w:rPr>
+          <w:sz w:val="28"/>
+          <w:lang w:val="en-US"/>
+        </w:rPr>
+        <w:instrText>language</w:instrText>
+      </w:r>
+      <w:r>
+        <w:rPr>
+          <w:sz w:val="28"/>
+        </w:rPr>
+        <w:instrText>/</w:instrText>
+      </w:r>
+      <w:r>
+        <w:rPr>
+          <w:sz w:val="28"/>
+          <w:lang w:val="en-US"/>
+        </w:rPr>
+        <w:instrText>schema</w:instrText>
+      </w:r>
+      <w:r>
+        <w:rPr>
+          <w:sz w:val="28"/>
+        </w:rPr>
+        <w:instrText>/</w:instrText>
+      </w:r>
+      <w:r>
+        <w:rPr>
+          <w:sz w:val="28"/>
+          <w:lang w:val="en-US"/>
+        </w:rPr>
+        <w:instrText>raw</w:instrText>
+      </w:r>
+      <w:r>
+        <w:rPr>
+          <w:sz w:val="28"/>
+        </w:rPr>
+        <w:instrText>/</w:instrText>
+      </w:r>
+      <w:r>
+        <w:rPr>
+          <w:sz w:val="28"/>
+          <w:lang w:val="en-US"/>
+        </w:rPr>
+        <w:instrText>master</w:instrText>
+      </w:r>
+      <w:r>
+        <w:rPr>
+          <w:sz w:val="28"/>
+        </w:rPr>
+        <w:instrText>/</w:instrText>
+      </w:r>
+      <w:r>
+        <w:rPr>
+          <w:sz w:val="28"/>
+          <w:lang w:val="en-US"/>
+        </w:rPr>
+        <w:instrText>csl</w:instrText>
+      </w:r>
+      <w:r>
+        <w:rPr>
+          <w:sz w:val="28"/>
+        </w:rPr>
+        <w:instrText>-</w:instrText>
+      </w:r>
+      <w:r>
+        <w:rPr>
+          <w:sz w:val="28"/>
+          <w:lang w:val="en-US"/>
+        </w:rPr>
+        <w:instrText>citation</w:instrText>
+      </w:r>
+      <w:r>
+        <w:rPr>
+          <w:sz w:val="28"/>
+        </w:rPr>
+        <w:instrText>.</w:instrText>
+      </w:r>
+      <w:r>
+        <w:rPr>
+          <w:sz w:val="28"/>
+          <w:lang w:val="en-US"/>
+        </w:rPr>
+        <w:instrText>json</w:instrText>
+      </w:r>
+      <w:r>
+        <w:rPr>
+          <w:sz w:val="28"/>
+        </w:rPr>
+        <w:instrText xml:space="preserve">"} </w:instrText>
       </w:r>
       <w:r>
         <w:rPr>
@@ -1464,7 +2787,6 @@
           <w:szCs w:val="21"/>
           <w:lang w:eastAsia="ru-RU"/>
         </w:rPr>
-        <w:lastRenderedPageBreak/>
         <w:t>% Угол подъема, град</w:t>
       </w:r>
     </w:p>
@@ -1962,7 +3284,7 @@
           <w:color w:val="212121"/>
           <w:sz w:val="21"/>
           <w:szCs w:val="21"/>
-          <w:lang w:val="en-US" w:eastAsia="ru-RU"/>
+          <w:lang w:eastAsia="ru-RU"/>
         </w:rPr>
       </w:pPr>
       <w:r>
@@ -1971,7 +3293,7 @@
           <w:color w:val="008013"/>
           <w:sz w:val="21"/>
           <w:szCs w:val="21"/>
-          <w:lang w:val="en-US" w:eastAsia="ru-RU"/>
+          <w:lang w:eastAsia="ru-RU"/>
         </w:rPr>
         <w:t xml:space="preserve">% </w:t>
       </w:r>
@@ -1991,7 +3313,7 @@
           <w:color w:val="008013"/>
           <w:sz w:val="21"/>
           <w:szCs w:val="21"/>
-          <w:lang w:val="en-US" w:eastAsia="ru-RU"/>
+          <w:lang w:eastAsia="ru-RU"/>
         </w:rPr>
         <w:t xml:space="preserve"> </w:t>
       </w:r>
@@ -2011,7 +3333,7 @@
           <w:color w:val="008013"/>
           <w:sz w:val="21"/>
           <w:szCs w:val="21"/>
-          <w:lang w:val="en-US" w:eastAsia="ru-RU"/>
+          <w:lang w:eastAsia="ru-RU"/>
         </w:rPr>
         <w:t xml:space="preserve"> </w:t>
       </w:r>
@@ -2031,7 +3353,7 @@
           <w:color w:val="008013"/>
           <w:sz w:val="21"/>
           <w:szCs w:val="21"/>
-          <w:lang w:val="en-US" w:eastAsia="ru-RU"/>
+          <w:lang w:eastAsia="ru-RU"/>
         </w:rPr>
         <w:t xml:space="preserve"> </w:t>
       </w:r>
@@ -2055,18 +3377,28 @@
           <w:color w:val="212121"/>
           <w:sz w:val="21"/>
           <w:szCs w:val="21"/>
-          <w:lang w:val="en-US" w:eastAsia="ru-RU"/>
-        </w:rPr>
-      </w:pPr>
-      <w:r>
-        <w:rPr>
-          <w:rFonts w:ascii="Consolas" w:eastAsia="Times New Roman" w:hAnsi="Consolas" w:cs="Times New Roman"/>
-          <w:color w:val="212121"/>
-          <w:sz w:val="21"/>
-          <w:szCs w:val="21"/>
-          <w:lang w:val="en-US" w:eastAsia="ru-RU"/>
-        </w:rPr>
-        <w:t xml:space="preserve">theta  = </w:t>
+          <w:lang w:eastAsia="ru-RU"/>
+        </w:rPr>
+      </w:pPr>
+      <w:r>
+        <w:rPr>
+          <w:rFonts w:ascii="Consolas" w:eastAsia="Times New Roman" w:hAnsi="Consolas" w:cs="Times New Roman"/>
+          <w:color w:val="212121"/>
+          <w:sz w:val="21"/>
+          <w:szCs w:val="21"/>
+          <w:lang w:val="en-US" w:eastAsia="ru-RU"/>
+        </w:rPr>
+        <w:t>theta</w:t>
+      </w:r>
+      <w:r>
+        <w:rPr>
+          <w:rFonts w:ascii="Consolas" w:eastAsia="Times New Roman" w:hAnsi="Consolas" w:cs="Times New Roman"/>
+          <w:color w:val="212121"/>
+          <w:sz w:val="21"/>
+          <w:szCs w:val="21"/>
+          <w:lang w:eastAsia="ru-RU"/>
+        </w:rPr>
+        <w:t xml:space="preserve">  = </w:t>
       </w:r>
       <w:proofErr w:type="spellStart"/>
       <w:r>
@@ -2086,73 +3418,127 @@
           <w:color w:val="212121"/>
           <w:sz w:val="21"/>
           <w:szCs w:val="21"/>
-          <w:lang w:val="en-US" w:eastAsia="ru-RU"/>
+          <w:lang w:eastAsia="ru-RU"/>
         </w:rPr>
         <w:t>(</w:t>
       </w:r>
-      <w:proofErr w:type="spellStart"/>
-      <w:r>
-        <w:rPr>
-          <w:rFonts w:ascii="Consolas" w:eastAsia="Times New Roman" w:hAnsi="Consolas" w:cs="Times New Roman"/>
-          <w:color w:val="212121"/>
-          <w:sz w:val="21"/>
-          <w:szCs w:val="21"/>
-          <w:lang w:val="en-US" w:eastAsia="ru-RU"/>
-        </w:rPr>
-        <w:t>theta_min</w:t>
-      </w:r>
-      <w:proofErr w:type="spellEnd"/>
-      <w:r>
-        <w:rPr>
-          <w:rFonts w:ascii="Consolas" w:eastAsia="Times New Roman" w:hAnsi="Consolas" w:cs="Times New Roman"/>
-          <w:color w:val="212121"/>
-          <w:sz w:val="21"/>
-          <w:szCs w:val="21"/>
-          <w:lang w:val="en-US" w:eastAsia="ru-RU"/>
+      <w:r>
+        <w:rPr>
+          <w:rFonts w:ascii="Consolas" w:eastAsia="Times New Roman" w:hAnsi="Consolas" w:cs="Times New Roman"/>
+          <w:color w:val="212121"/>
+          <w:sz w:val="21"/>
+          <w:szCs w:val="21"/>
+          <w:lang w:val="en-US" w:eastAsia="ru-RU"/>
+        </w:rPr>
+        <w:t>theta</w:t>
+      </w:r>
+      <w:r>
+        <w:rPr>
+          <w:rFonts w:ascii="Consolas" w:eastAsia="Times New Roman" w:hAnsi="Consolas" w:cs="Times New Roman"/>
+          <w:color w:val="212121"/>
+          <w:sz w:val="21"/>
+          <w:szCs w:val="21"/>
+          <w:lang w:eastAsia="ru-RU"/>
+        </w:rPr>
+        <w:t>_</w:t>
+      </w:r>
+      <w:r>
+        <w:rPr>
+          <w:rFonts w:ascii="Consolas" w:eastAsia="Times New Roman" w:hAnsi="Consolas" w:cs="Times New Roman"/>
+          <w:color w:val="212121"/>
+          <w:sz w:val="21"/>
+          <w:szCs w:val="21"/>
+          <w:lang w:val="en-US" w:eastAsia="ru-RU"/>
+        </w:rPr>
+        <w:t>min</w:t>
+      </w:r>
+      <w:r>
+        <w:rPr>
+          <w:rFonts w:ascii="Consolas" w:eastAsia="Times New Roman" w:hAnsi="Consolas" w:cs="Times New Roman"/>
+          <w:color w:val="212121"/>
+          <w:sz w:val="21"/>
+          <w:szCs w:val="21"/>
+          <w:lang w:eastAsia="ru-RU"/>
         </w:rPr>
         <w:t xml:space="preserve">,  </w:t>
       </w:r>
-      <w:proofErr w:type="spellStart"/>
-      <w:r>
-        <w:rPr>
-          <w:rFonts w:ascii="Consolas" w:eastAsia="Times New Roman" w:hAnsi="Consolas" w:cs="Times New Roman"/>
-          <w:color w:val="212121"/>
-          <w:sz w:val="21"/>
-          <w:szCs w:val="21"/>
-          <w:lang w:val="en-US" w:eastAsia="ru-RU"/>
-        </w:rPr>
-        <w:t>theta_max</w:t>
-      </w:r>
-      <w:proofErr w:type="spellEnd"/>
-      <w:r>
-        <w:rPr>
-          <w:rFonts w:ascii="Consolas" w:eastAsia="Times New Roman" w:hAnsi="Consolas" w:cs="Times New Roman"/>
-          <w:color w:val="212121"/>
-          <w:sz w:val="21"/>
-          <w:szCs w:val="21"/>
-          <w:lang w:val="en-US" w:eastAsia="ru-RU"/>
+      <w:r>
+        <w:rPr>
+          <w:rFonts w:ascii="Consolas" w:eastAsia="Times New Roman" w:hAnsi="Consolas" w:cs="Times New Roman"/>
+          <w:color w:val="212121"/>
+          <w:sz w:val="21"/>
+          <w:szCs w:val="21"/>
+          <w:lang w:val="en-US" w:eastAsia="ru-RU"/>
+        </w:rPr>
+        <w:t>theta</w:t>
+      </w:r>
+      <w:r>
+        <w:rPr>
+          <w:rFonts w:ascii="Consolas" w:eastAsia="Times New Roman" w:hAnsi="Consolas" w:cs="Times New Roman"/>
+          <w:color w:val="212121"/>
+          <w:sz w:val="21"/>
+          <w:szCs w:val="21"/>
+          <w:lang w:eastAsia="ru-RU"/>
+        </w:rPr>
+        <w:t>_</w:t>
+      </w:r>
+      <w:r>
+        <w:rPr>
+          <w:rFonts w:ascii="Consolas" w:eastAsia="Times New Roman" w:hAnsi="Consolas" w:cs="Times New Roman"/>
+          <w:color w:val="212121"/>
+          <w:sz w:val="21"/>
+          <w:szCs w:val="21"/>
+          <w:lang w:val="en-US" w:eastAsia="ru-RU"/>
+        </w:rPr>
+        <w:t>max</w:t>
+      </w:r>
+      <w:r>
+        <w:rPr>
+          <w:rFonts w:ascii="Consolas" w:eastAsia="Times New Roman" w:hAnsi="Consolas" w:cs="Times New Roman"/>
+          <w:color w:val="212121"/>
+          <w:sz w:val="21"/>
+          <w:szCs w:val="21"/>
+          <w:lang w:eastAsia="ru-RU"/>
         </w:rPr>
         <w:t xml:space="preserve">,  </w:t>
       </w:r>
-      <w:proofErr w:type="spellStart"/>
-      <w:r>
-        <w:rPr>
-          <w:rFonts w:ascii="Consolas" w:eastAsia="Times New Roman" w:hAnsi="Consolas" w:cs="Times New Roman"/>
-          <w:color w:val="212121"/>
-          <w:sz w:val="21"/>
-          <w:szCs w:val="21"/>
-          <w:lang w:val="en-US" w:eastAsia="ru-RU"/>
-        </w:rPr>
-        <w:t>theta_n</w:t>
-      </w:r>
-      <w:proofErr w:type="spellEnd"/>
-      <w:r>
-        <w:rPr>
-          <w:rFonts w:ascii="Consolas" w:eastAsia="Times New Roman" w:hAnsi="Consolas" w:cs="Times New Roman"/>
-          <w:color w:val="212121"/>
-          <w:sz w:val="21"/>
-          <w:szCs w:val="21"/>
-          <w:lang w:val="en-US" w:eastAsia="ru-RU"/>
+      <w:r>
+        <w:rPr>
+          <w:rFonts w:ascii="Consolas" w:eastAsia="Times New Roman" w:hAnsi="Consolas" w:cs="Times New Roman"/>
+          <w:color w:val="212121"/>
+          <w:sz w:val="21"/>
+          <w:szCs w:val="21"/>
+          <w:lang w:val="en-US" w:eastAsia="ru-RU"/>
+        </w:rPr>
+        <w:t>theta</w:t>
+      </w:r>
+      <w:r>
+        <w:rPr>
+          <w:rFonts w:ascii="Consolas" w:eastAsia="Times New Roman" w:hAnsi="Consolas" w:cs="Times New Roman"/>
+          <w:color w:val="212121"/>
+          <w:sz w:val="21"/>
+          <w:szCs w:val="21"/>
+          <w:lang w:eastAsia="ru-RU"/>
+        </w:rPr>
+        <w:t>_</w:t>
+      </w:r>
+      <w:r>
+        <w:rPr>
+          <w:rFonts w:ascii="Consolas" w:eastAsia="Times New Roman" w:hAnsi="Consolas" w:cs="Times New Roman"/>
+          <w:color w:val="212121"/>
+          <w:sz w:val="21"/>
+          <w:szCs w:val="21"/>
+          <w:lang w:val="en-US" w:eastAsia="ru-RU"/>
+        </w:rPr>
+        <w:t>n</w:t>
+      </w:r>
+      <w:r>
+        <w:rPr>
+          <w:rFonts w:ascii="Consolas" w:eastAsia="Times New Roman" w:hAnsi="Consolas" w:cs="Times New Roman"/>
+          <w:color w:val="212121"/>
+          <w:sz w:val="21"/>
+          <w:szCs w:val="21"/>
+          <w:lang w:eastAsia="ru-RU"/>
         </w:rPr>
         <w:t>);</w:t>
       </w:r>
@@ -2694,7 +4080,7 @@
           <w:color w:val="212121"/>
           <w:sz w:val="21"/>
           <w:szCs w:val="21"/>
-          <w:lang w:eastAsia="ru-RU"/>
+          <w:lang w:val="en-US" w:eastAsia="ru-RU"/>
         </w:rPr>
       </w:pPr>
       <w:proofErr w:type="spellStart"/>
@@ -2715,7 +4101,7 @@
           <w:color w:val="212121"/>
           <w:sz w:val="21"/>
           <w:szCs w:val="21"/>
-          <w:lang w:eastAsia="ru-RU"/>
+          <w:lang w:val="en-US" w:eastAsia="ru-RU"/>
         </w:rPr>
         <w:t xml:space="preserve"> = 5;</w:t>
       </w:r>
@@ -3019,7 +4405,7 @@
           <w:color w:val="212121"/>
           <w:sz w:val="21"/>
           <w:szCs w:val="21"/>
-          <w:lang w:val="en-US" w:eastAsia="ru-RU"/>
+          <w:lang w:eastAsia="ru-RU"/>
         </w:rPr>
       </w:pPr>
       <w:r>
@@ -3050,9 +4436,155 @@
           <w:color w:val="212121"/>
           <w:sz w:val="21"/>
           <w:szCs w:val="21"/>
-          <w:lang w:val="en-US" w:eastAsia="ru-RU"/>
-        </w:rPr>
-        <w:t>, N, X(i,1), X(i,2), X(i,3));</w:t>
+          <w:lang w:eastAsia="ru-RU"/>
+        </w:rPr>
+        <w:t xml:space="preserve">, </w:t>
+      </w:r>
+      <w:r>
+        <w:rPr>
+          <w:rFonts w:ascii="Consolas" w:eastAsia="Times New Roman" w:hAnsi="Consolas" w:cs="Times New Roman"/>
+          <w:color w:val="212121"/>
+          <w:sz w:val="21"/>
+          <w:szCs w:val="21"/>
+          <w:lang w:val="en-US" w:eastAsia="ru-RU"/>
+        </w:rPr>
+        <w:t>N</w:t>
+      </w:r>
+      <w:r>
+        <w:rPr>
+          <w:rFonts w:ascii="Consolas" w:eastAsia="Times New Roman" w:hAnsi="Consolas" w:cs="Times New Roman"/>
+          <w:color w:val="212121"/>
+          <w:sz w:val="21"/>
+          <w:szCs w:val="21"/>
+          <w:lang w:eastAsia="ru-RU"/>
+        </w:rPr>
+        <w:t xml:space="preserve">, </w:t>
+      </w:r>
+      <w:r>
+        <w:rPr>
+          <w:rFonts w:ascii="Consolas" w:eastAsia="Times New Roman" w:hAnsi="Consolas" w:cs="Times New Roman"/>
+          <w:color w:val="212121"/>
+          <w:sz w:val="21"/>
+          <w:szCs w:val="21"/>
+          <w:lang w:val="en-US" w:eastAsia="ru-RU"/>
+        </w:rPr>
+        <w:t>X</w:t>
+      </w:r>
+      <w:r>
+        <w:rPr>
+          <w:rFonts w:ascii="Consolas" w:eastAsia="Times New Roman" w:hAnsi="Consolas" w:cs="Times New Roman"/>
+          <w:color w:val="212121"/>
+          <w:sz w:val="21"/>
+          <w:szCs w:val="21"/>
+          <w:lang w:eastAsia="ru-RU"/>
+        </w:rPr>
+        <w:t>(</w:t>
+      </w:r>
+      <w:proofErr w:type="spellStart"/>
+      <w:r>
+        <w:rPr>
+          <w:rFonts w:ascii="Consolas" w:eastAsia="Times New Roman" w:hAnsi="Consolas" w:cs="Times New Roman"/>
+          <w:color w:val="212121"/>
+          <w:sz w:val="21"/>
+          <w:szCs w:val="21"/>
+          <w:lang w:val="en-US" w:eastAsia="ru-RU"/>
+        </w:rPr>
+        <w:t>i</w:t>
+      </w:r>
+      <w:proofErr w:type="spellEnd"/>
+      <w:r>
+        <w:rPr>
+          <w:rFonts w:ascii="Consolas" w:eastAsia="Times New Roman" w:hAnsi="Consolas" w:cs="Times New Roman"/>
+          <w:color w:val="212121"/>
+          <w:sz w:val="21"/>
+          <w:szCs w:val="21"/>
+          <w:lang w:eastAsia="ru-RU"/>
+        </w:rPr>
+        <w:t xml:space="preserve">,1), </w:t>
+      </w:r>
+      <w:r>
+        <w:rPr>
+          <w:rFonts w:ascii="Consolas" w:eastAsia="Times New Roman" w:hAnsi="Consolas" w:cs="Times New Roman"/>
+          <w:color w:val="212121"/>
+          <w:sz w:val="21"/>
+          <w:szCs w:val="21"/>
+          <w:lang w:val="en-US" w:eastAsia="ru-RU"/>
+        </w:rPr>
+        <w:t>X</w:t>
+      </w:r>
+      <w:r>
+        <w:rPr>
+          <w:rFonts w:ascii="Consolas" w:eastAsia="Times New Roman" w:hAnsi="Consolas" w:cs="Times New Roman"/>
+          <w:color w:val="212121"/>
+          <w:sz w:val="21"/>
+          <w:szCs w:val="21"/>
+          <w:lang w:eastAsia="ru-RU"/>
+        </w:rPr>
+        <w:t>(</w:t>
+      </w:r>
+      <w:proofErr w:type="spellStart"/>
+      <w:r>
+        <w:rPr>
+          <w:rFonts w:ascii="Consolas" w:eastAsia="Times New Roman" w:hAnsi="Consolas" w:cs="Times New Roman"/>
+          <w:color w:val="212121"/>
+          <w:sz w:val="21"/>
+          <w:szCs w:val="21"/>
+          <w:lang w:val="en-US" w:eastAsia="ru-RU"/>
+        </w:rPr>
+        <w:t>i</w:t>
+      </w:r>
+      <w:proofErr w:type="spellEnd"/>
+      <w:r>
+        <w:rPr>
+          <w:rFonts w:ascii="Consolas" w:eastAsia="Times New Roman" w:hAnsi="Consolas" w:cs="Times New Roman"/>
+          <w:color w:val="212121"/>
+          <w:sz w:val="21"/>
+          <w:szCs w:val="21"/>
+          <w:lang w:eastAsia="ru-RU"/>
+        </w:rPr>
+        <w:t xml:space="preserve">,2), </w:t>
+      </w:r>
+      <w:r>
+        <w:rPr>
+          <w:rFonts w:ascii="Consolas" w:eastAsia="Times New Roman" w:hAnsi="Consolas" w:cs="Times New Roman"/>
+          <w:color w:val="212121"/>
+          <w:sz w:val="21"/>
+          <w:szCs w:val="21"/>
+          <w:lang w:val="en-US" w:eastAsia="ru-RU"/>
+        </w:rPr>
+        <w:t>X</w:t>
+      </w:r>
+      <w:r>
+        <w:rPr>
+          <w:rFonts w:ascii="Consolas" w:eastAsia="Times New Roman" w:hAnsi="Consolas" w:cs="Times New Roman"/>
+          <w:color w:val="212121"/>
+          <w:sz w:val="21"/>
+          <w:szCs w:val="21"/>
+          <w:lang w:eastAsia="ru-RU"/>
+        </w:rPr>
+        <w:t>(</w:t>
+      </w:r>
+      <w:proofErr w:type="spellStart"/>
+      <w:r>
+        <w:rPr>
+          <w:rFonts w:ascii="Consolas" w:eastAsia="Times New Roman" w:hAnsi="Consolas" w:cs="Times New Roman"/>
+          <w:color w:val="212121"/>
+          <w:sz w:val="21"/>
+          <w:szCs w:val="21"/>
+          <w:lang w:val="en-US" w:eastAsia="ru-RU"/>
+        </w:rPr>
+        <w:t>i</w:t>
+      </w:r>
+      <w:proofErr w:type="spellEnd"/>
+      <w:r>
+        <w:rPr>
+          <w:rFonts w:ascii="Consolas" w:eastAsia="Times New Roman" w:hAnsi="Consolas" w:cs="Times New Roman"/>
+          <w:color w:val="212121"/>
+          <w:sz w:val="21"/>
+          <w:szCs w:val="21"/>
+          <w:lang w:eastAsia="ru-RU"/>
+        </w:rPr>
+        <w:t>,3));</w:t>
       </w:r>
     </w:p>
     <w:p>
@@ -3064,16 +4596,16 @@
           <w:color w:val="212121"/>
           <w:sz w:val="21"/>
           <w:szCs w:val="21"/>
-          <w:lang w:val="en-US" w:eastAsia="ru-RU"/>
-        </w:rPr>
-      </w:pPr>
-      <w:r>
-        <w:rPr>
-          <w:rFonts w:ascii="Consolas" w:eastAsia="Times New Roman" w:hAnsi="Consolas" w:cs="Times New Roman"/>
-          <w:color w:val="212121"/>
-          <w:sz w:val="21"/>
-          <w:szCs w:val="21"/>
-          <w:lang w:val="en-US" w:eastAsia="ru-RU"/>
+          <w:lang w:eastAsia="ru-RU"/>
+        </w:rPr>
+      </w:pPr>
+      <w:r>
+        <w:rPr>
+          <w:rFonts w:ascii="Consolas" w:eastAsia="Times New Roman" w:hAnsi="Consolas" w:cs="Times New Roman"/>
+          <w:color w:val="212121"/>
+          <w:sz w:val="21"/>
+          <w:szCs w:val="21"/>
+          <w:lang w:eastAsia="ru-RU"/>
         </w:rPr>
         <w:t xml:space="preserve">    </w:t>
       </w:r>
@@ -3087,16 +4619,16 @@
           <w:color w:val="212121"/>
           <w:sz w:val="21"/>
           <w:szCs w:val="21"/>
-          <w:lang w:val="en-US" w:eastAsia="ru-RU"/>
-        </w:rPr>
-      </w:pPr>
-      <w:r>
-        <w:rPr>
-          <w:rFonts w:ascii="Consolas" w:eastAsia="Times New Roman" w:hAnsi="Consolas" w:cs="Times New Roman"/>
-          <w:color w:val="212121"/>
-          <w:sz w:val="21"/>
-          <w:szCs w:val="21"/>
-          <w:lang w:val="en-US" w:eastAsia="ru-RU"/>
+          <w:lang w:eastAsia="ru-RU"/>
+        </w:rPr>
+      </w:pPr>
+      <w:r>
+        <w:rPr>
+          <w:rFonts w:ascii="Consolas" w:eastAsia="Times New Roman" w:hAnsi="Consolas" w:cs="Times New Roman"/>
+          <w:color w:val="212121"/>
+          <w:sz w:val="21"/>
+          <w:szCs w:val="21"/>
+          <w:lang w:eastAsia="ru-RU"/>
         </w:rPr>
         <w:t xml:space="preserve">    </w:t>
       </w:r>
@@ -3106,7 +4638,7 @@
           <w:color w:val="008013"/>
           <w:sz w:val="21"/>
           <w:szCs w:val="21"/>
-          <w:lang w:val="en-US" w:eastAsia="ru-RU"/>
+          <w:lang w:eastAsia="ru-RU"/>
         </w:rPr>
         <w:t xml:space="preserve">% </w:t>
       </w:r>
@@ -3126,7 +4658,7 @@
           <w:color w:val="008013"/>
           <w:sz w:val="21"/>
           <w:szCs w:val="21"/>
-          <w:lang w:val="en-US" w:eastAsia="ru-RU"/>
+          <w:lang w:eastAsia="ru-RU"/>
         </w:rPr>
         <w:t xml:space="preserve"> </w:t>
       </w:r>
@@ -3150,16 +4682,16 @@
           <w:color w:val="212121"/>
           <w:sz w:val="21"/>
           <w:szCs w:val="21"/>
-          <w:lang w:val="en-US" w:eastAsia="ru-RU"/>
-        </w:rPr>
-      </w:pPr>
-      <w:r>
-        <w:rPr>
-          <w:rFonts w:ascii="Consolas" w:eastAsia="Times New Roman" w:hAnsi="Consolas" w:cs="Times New Roman"/>
-          <w:color w:val="212121"/>
-          <w:sz w:val="21"/>
-          <w:szCs w:val="21"/>
-          <w:lang w:val="en-US" w:eastAsia="ru-RU"/>
+          <w:lang w:eastAsia="ru-RU"/>
+        </w:rPr>
+      </w:pPr>
+      <w:r>
+        <w:rPr>
+          <w:rFonts w:ascii="Consolas" w:eastAsia="Times New Roman" w:hAnsi="Consolas" w:cs="Times New Roman"/>
+          <w:color w:val="212121"/>
+          <w:sz w:val="21"/>
+          <w:szCs w:val="21"/>
+          <w:lang w:eastAsia="ru-RU"/>
         </w:rPr>
         <w:t xml:space="preserve">    </w:t>
       </w:r>
@@ -3182,7 +4714,7 @@
           <w:color w:val="212121"/>
           <w:sz w:val="21"/>
           <w:szCs w:val="21"/>
-          <w:lang w:val="en-US" w:eastAsia="ru-RU"/>
+          <w:lang w:eastAsia="ru-RU"/>
         </w:rPr>
         <w:t xml:space="preserve">    </w:t>
       </w:r>
@@ -3665,6 +5197,7 @@
           <w:szCs w:val="21"/>
           <w:lang w:val="en-US" w:eastAsia="ru-RU"/>
         </w:rPr>
+        <w:lastRenderedPageBreak/>
         <w:t xml:space="preserve">    out = sim(</w:t>
       </w:r>
       <w:r>
@@ -4425,7 +5958,6 @@
           <w:szCs w:val="21"/>
           <w:lang w:val="en-US" w:eastAsia="ru-RU"/>
         </w:rPr>
-        <w:lastRenderedPageBreak/>
         <w:t xml:space="preserve">    </w:t>
       </w:r>
       <w:proofErr w:type="spellStart"/>
@@ -4802,7 +6334,7 @@
           <w:color w:val="212121"/>
           <w:sz w:val="21"/>
           <w:szCs w:val="21"/>
-          <w:lang w:val="en-US" w:eastAsia="ru-RU"/>
+          <w:lang w:eastAsia="ru-RU"/>
         </w:rPr>
       </w:pPr>
       <w:r>
@@ -4821,7 +6353,7 @@
           <w:color w:val="212121"/>
           <w:sz w:val="21"/>
           <w:szCs w:val="21"/>
-          <w:lang w:val="en-US" w:eastAsia="ru-RU"/>
+          <w:lang w:eastAsia="ru-RU"/>
         </w:rPr>
         <w:t>(</w:t>
       </w:r>
@@ -4841,7 +6373,7 @@
           <w:color w:val="212121"/>
           <w:sz w:val="21"/>
           <w:szCs w:val="21"/>
-          <w:lang w:val="en-US" w:eastAsia="ru-RU"/>
+          <w:lang w:eastAsia="ru-RU"/>
         </w:rPr>
         <w:t>(</w:t>
       </w:r>
@@ -4861,10 +6393,11 @@
           <w:color w:val="212121"/>
           <w:sz w:val="21"/>
           <w:szCs w:val="21"/>
-          <w:lang w:val="en-US" w:eastAsia="ru-RU"/>
+          <w:lang w:eastAsia="ru-RU"/>
         </w:rPr>
         <w:t>.</w:t>
       </w:r>
+      <w:proofErr w:type="spellStart"/>
       <w:r>
         <w:rPr>
           <w:rFonts w:ascii="Consolas" w:eastAsia="Times New Roman" w:hAnsi="Consolas" w:cs="Times New Roman"/>
@@ -4875,13 +6408,14 @@
         </w:rPr>
         <w:t>simlog</w:t>
       </w:r>
-      <w:r>
-        <w:rPr>
-          <w:rFonts w:ascii="Consolas" w:eastAsia="Times New Roman" w:hAnsi="Consolas" w:cs="Times New Roman"/>
-          <w:color w:val="212121"/>
-          <w:sz w:val="21"/>
-          <w:szCs w:val="21"/>
-          <w:lang w:val="en-US" w:eastAsia="ru-RU"/>
+      <w:proofErr w:type="spellEnd"/>
+      <w:r>
+        <w:rPr>
+          <w:rFonts w:ascii="Consolas" w:eastAsia="Times New Roman" w:hAnsi="Consolas" w:cs="Times New Roman"/>
+          <w:color w:val="212121"/>
+          <w:sz w:val="21"/>
+          <w:szCs w:val="21"/>
+          <w:lang w:eastAsia="ru-RU"/>
         </w:rPr>
         <w:t>_</w:t>
       </w:r>
@@ -4901,7 +6435,7 @@
           <w:color w:val="212121"/>
           <w:sz w:val="21"/>
           <w:szCs w:val="21"/>
-          <w:lang w:val="en-US" w:eastAsia="ru-RU"/>
+          <w:lang w:eastAsia="ru-RU"/>
         </w:rPr>
         <w:t>_4</w:t>
       </w:r>
@@ -4921,7 +6455,7 @@
           <w:color w:val="212121"/>
           <w:sz w:val="21"/>
           <w:szCs w:val="21"/>
-          <w:lang w:val="en-US" w:eastAsia="ru-RU"/>
+          <w:lang w:eastAsia="ru-RU"/>
         </w:rPr>
         <w:t>.</w:t>
       </w:r>
@@ -4941,7 +6475,7 @@
           <w:color w:val="212121"/>
           <w:sz w:val="21"/>
           <w:szCs w:val="21"/>
-          <w:lang w:val="en-US" w:eastAsia="ru-RU"/>
+          <w:lang w:eastAsia="ru-RU"/>
         </w:rPr>
         <w:t>_</w:t>
       </w:r>
@@ -4961,7 +6495,7 @@
           <w:color w:val="212121"/>
           <w:sz w:val="21"/>
           <w:szCs w:val="21"/>
-          <w:lang w:val="en-US" w:eastAsia="ru-RU"/>
+          <w:lang w:eastAsia="ru-RU"/>
         </w:rPr>
         <w:t>.</w:t>
       </w:r>
@@ -4981,7 +6515,7 @@
           <w:color w:val="212121"/>
           <w:sz w:val="21"/>
           <w:szCs w:val="21"/>
-          <w:lang w:val="en-US" w:eastAsia="ru-RU"/>
+          <w:lang w:eastAsia="ru-RU"/>
         </w:rPr>
         <w:t>.</w:t>
       </w:r>
@@ -5001,7 +6535,7 @@
           <w:color w:val="212121"/>
           <w:sz w:val="21"/>
           <w:szCs w:val="21"/>
-          <w:lang w:val="en-US" w:eastAsia="ru-RU"/>
+          <w:lang w:eastAsia="ru-RU"/>
         </w:rPr>
         <w:t xml:space="preserve">), </w:t>
       </w:r>
@@ -5011,7 +6545,7 @@
           <w:color w:val="0E00FF"/>
           <w:sz w:val="21"/>
           <w:szCs w:val="21"/>
-          <w:lang w:val="en-US" w:eastAsia="ru-RU"/>
+          <w:lang w:eastAsia="ru-RU"/>
         </w:rPr>
         <w:t>...</w:t>
       </w:r>
@@ -5034,7 +6568,7 @@
           <w:color w:val="212121"/>
           <w:sz w:val="21"/>
           <w:szCs w:val="21"/>
-          <w:lang w:val="en-US" w:eastAsia="ru-RU"/>
+          <w:lang w:eastAsia="ru-RU"/>
         </w:rPr>
         <w:t xml:space="preserve">     </w:t>
       </w:r>
@@ -5174,7 +6708,7 @@
                     </pic:cNvPicPr>
                   </pic:nvPicPr>
                   <pic:blipFill>
-                    <a:blip r:embed="rId10">
+                    <a:blip r:embed="rId11">
                       <a:extLst>
                         <a:ext uri="{28A0092B-C50C-407E-A947-70E740481C1C}">
                           <a14:useLocalDpi xmlns:a14="http://schemas.microsoft.com/office/drawing/2010/main" val="0"/>
@@ -5273,6 +6807,7 @@
         <w:rPr>
           <w:sz w:val="28"/>
         </w:rPr>
+        <w:lastRenderedPageBreak/>
         <w:t>Следующим этапом необходимо обработать выбросы и пропуски, то есть, очистить неудачные попытки моделирования</w:t>
       </w:r>
       <w:r>
@@ -5886,7 +7421,6 @@
         <w:rPr>
           <w:sz w:val="28"/>
         </w:rPr>
-        <w:lastRenderedPageBreak/>
         <w:t>Проведем нормирование данных:</w:t>
       </w:r>
     </w:p>
@@ -7592,6 +9126,7 @@
           <w:szCs w:val="24"/>
           <w:lang w:eastAsia="ru-RU"/>
         </w:rPr>
+        <w:lastRenderedPageBreak/>
         <w:drawing>
           <wp:inline distT="0" distB="0" distL="0" distR="0" wp14:anchorId="4A6812F6" wp14:editId="2E16D28B">
             <wp:extent cx="5940425" cy="2952115"/>
@@ -7610,7 +9145,7 @@
                     </pic:cNvPicPr>
                   </pic:nvPicPr>
                   <pic:blipFill>
-                    <a:blip r:embed="rId11">
+                    <a:blip r:embed="rId12">
                       <a:extLst>
                         <a:ext uri="{28A0092B-C50C-407E-A947-70E740481C1C}">
                           <a14:useLocalDpi xmlns:a14="http://schemas.microsoft.com/office/drawing/2010/main" val="0"/>
@@ -7696,7 +9231,6 @@
         <w:rPr>
           <w:sz w:val="28"/>
         </w:rPr>
-        <w:lastRenderedPageBreak/>
         <w:t>Как видно из рисунка 3, уже к 400 итерации величина ошибки и потерь стабилизируется и характеризуется лишь необъясненной выбранными параметрами дисперсией</w:t>
       </w:r>
       <w:r>
@@ -7803,7 +9337,7 @@
                     </pic:cNvPicPr>
                   </pic:nvPicPr>
                   <pic:blipFill>
-                    <a:blip r:embed="rId12">
+                    <a:blip r:embed="rId13">
                       <a:extLst>
                         <a:ext uri="{28A0092B-C50C-407E-A947-70E740481C1C}">
                           <a14:useLocalDpi xmlns:a14="http://schemas.microsoft.com/office/drawing/2010/main" val="0"/>
@@ -7883,6 +9417,7 @@
         <w:rPr>
           <w:sz w:val="28"/>
         </w:rPr>
+        <w:lastRenderedPageBreak/>
         <w:t xml:space="preserve">Как видно из рисунка 4, результаты, предсказанные нейросетью, имеют высокую сходимость с результатами имитационного моделирования, что может говорить </w:t>
       </w:r>
       <w:r>
@@ -8823,14 +10358,7 @@
         <w:rPr>
           <w:sz w:val="28"/>
         </w:rPr>
-        <w:t xml:space="preserve">Как видно из результатов оценки на тестовой выборке, среднеквадратическая ошибка значений скоростей не превышает 0,5 м/с и коэффициент детерминации близок единице, что говорит о высокой </w:t>
-      </w:r>
-      <w:r>
-        <w:rPr>
-          <w:sz w:val="28"/>
-        </w:rPr>
-        <w:lastRenderedPageBreak/>
-        <w:t>регуляризации и об отсутствии переобучения нейросети</w:t>
+        <w:t>Как видно из результатов оценки на тестовой выборке, среднеквадратическая ошибка значений скоростей не превышает 0,5 м/с и коэффициент детерминации близок единице, что говорит о высокой регуляризации и об отсутствии переобучения нейросети</w:t>
       </w:r>
       <w:r>
         <w:rPr>
@@ -8914,7 +10442,7 @@
                     <pic:cNvPicPr/>
                   </pic:nvPicPr>
                   <pic:blipFill rotWithShape="1">
-                    <a:blip r:embed="rId13"/>
+                    <a:blip r:embed="rId14"/>
                     <a:srcRect l="32734" t="6025" r="19187" b="7308"/>
                     <a:stretch/>
                   </pic:blipFill>
@@ -8967,7 +10495,7 @@
                     <pic:cNvPicPr/>
                   </pic:nvPicPr>
                   <pic:blipFill>
-                    <a:blip r:embed="rId14"/>
+                    <a:blip r:embed="rId15"/>
                     <a:stretch>
                       <a:fillRect/>
                     </a:stretch>
@@ -9138,7 +10666,7 @@
           <w:color w:val="212121"/>
           <w:sz w:val="21"/>
           <w:szCs w:val="21"/>
-          <w:lang w:eastAsia="ru-RU"/>
+          <w:lang w:val="en-US" w:eastAsia="ru-RU"/>
         </w:rPr>
       </w:pPr>
       <w:r>
@@ -9157,7 +10685,7 @@
           <w:color w:val="212121"/>
           <w:sz w:val="21"/>
           <w:szCs w:val="21"/>
-          <w:lang w:eastAsia="ru-RU"/>
+          <w:lang w:val="en-US" w:eastAsia="ru-RU"/>
         </w:rPr>
         <w:t>(</w:t>
       </w:r>
@@ -9167,7 +10695,7 @@
           <w:color w:val="A709F5"/>
           <w:sz w:val="21"/>
           <w:szCs w:val="21"/>
-          <w:lang w:eastAsia="ru-RU"/>
+          <w:lang w:val="en-US" w:eastAsia="ru-RU"/>
         </w:rPr>
         <w:t>'</w:t>
       </w:r>
@@ -9187,7 +10715,7 @@
           <w:color w:val="A709F5"/>
           <w:sz w:val="21"/>
           <w:szCs w:val="21"/>
-          <w:lang w:eastAsia="ru-RU"/>
+          <w:lang w:val="en-US" w:eastAsia="ru-RU"/>
         </w:rPr>
         <w:t>_4</w:t>
       </w:r>
@@ -9207,7 +10735,7 @@
           <w:color w:val="A709F5"/>
           <w:sz w:val="21"/>
           <w:szCs w:val="21"/>
-          <w:lang w:eastAsia="ru-RU"/>
+          <w:lang w:val="en-US" w:eastAsia="ru-RU"/>
         </w:rPr>
         <w:t>'</w:t>
       </w:r>
@@ -9217,7 +10745,7 @@
           <w:color w:val="212121"/>
           <w:sz w:val="21"/>
           <w:szCs w:val="21"/>
-          <w:lang w:eastAsia="ru-RU"/>
+          <w:lang w:val="en-US" w:eastAsia="ru-RU"/>
         </w:rPr>
         <w:t xml:space="preserve">, </w:t>
       </w:r>
@@ -9227,7 +10755,7 @@
           <w:color w:val="A709F5"/>
           <w:sz w:val="21"/>
           <w:szCs w:val="21"/>
-          <w:lang w:eastAsia="ru-RU"/>
+          <w:lang w:val="en-US" w:eastAsia="ru-RU"/>
         </w:rPr>
         <w:t>'</w:t>
       </w:r>
@@ -9249,7 +10777,7 @@
           <w:color w:val="A709F5"/>
           <w:sz w:val="21"/>
           <w:szCs w:val="21"/>
-          <w:lang w:eastAsia="ru-RU"/>
+          <w:lang w:val="en-US" w:eastAsia="ru-RU"/>
         </w:rPr>
         <w:t>'</w:t>
       </w:r>
@@ -9259,7 +10787,7 @@
           <w:color w:val="212121"/>
           <w:sz w:val="21"/>
           <w:szCs w:val="21"/>
-          <w:lang w:eastAsia="ru-RU"/>
+          <w:lang w:val="en-US" w:eastAsia="ru-RU"/>
         </w:rPr>
         <w:t xml:space="preserve">, </w:t>
       </w:r>
@@ -9279,7 +10807,7 @@
           <w:color w:val="212121"/>
           <w:sz w:val="21"/>
           <w:szCs w:val="21"/>
-          <w:lang w:eastAsia="ru-RU"/>
+          <w:lang w:val="en-US" w:eastAsia="ru-RU"/>
         </w:rPr>
         <w:t>2</w:t>
       </w:r>
@@ -9299,7 +10827,7 @@
           <w:color w:val="212121"/>
           <w:sz w:val="21"/>
           <w:szCs w:val="21"/>
-          <w:lang w:eastAsia="ru-RU"/>
+          <w:lang w:val="en-US" w:eastAsia="ru-RU"/>
         </w:rPr>
         <w:t>(</w:t>
       </w:r>
@@ -9321,7 +10849,7 @@
           <w:color w:val="212121"/>
           <w:sz w:val="21"/>
           <w:szCs w:val="21"/>
-          <w:lang w:eastAsia="ru-RU"/>
+          <w:lang w:val="en-US" w:eastAsia="ru-RU"/>
         </w:rPr>
         <w:t>));</w:t>
       </w:r>
@@ -9426,6 +10954,7 @@
           <w:szCs w:val="21"/>
           <w:lang w:eastAsia="ru-RU"/>
         </w:rPr>
+        <w:lastRenderedPageBreak/>
         <w:t>%Время нейросети</w:t>
       </w:r>
     </w:p>
@@ -9438,18 +10967,28 @@
           <w:color w:val="212121"/>
           <w:sz w:val="21"/>
           <w:szCs w:val="21"/>
-          <w:lang w:val="en-US" w:eastAsia="ru-RU"/>
-        </w:rPr>
-      </w:pPr>
-      <w:r>
-        <w:rPr>
-          <w:rFonts w:ascii="Consolas" w:eastAsia="Times New Roman" w:hAnsi="Consolas" w:cs="Times New Roman"/>
-          <w:color w:val="212121"/>
-          <w:sz w:val="21"/>
-          <w:szCs w:val="21"/>
-          <w:lang w:val="en-US" w:eastAsia="ru-RU"/>
-        </w:rPr>
-        <w:t>tic;</w:t>
+          <w:lang w:eastAsia="ru-RU"/>
+        </w:rPr>
+      </w:pPr>
+      <w:r>
+        <w:rPr>
+          <w:rFonts w:ascii="Consolas" w:eastAsia="Times New Roman" w:hAnsi="Consolas" w:cs="Times New Roman"/>
+          <w:color w:val="212121"/>
+          <w:sz w:val="21"/>
+          <w:szCs w:val="21"/>
+          <w:lang w:val="en-US" w:eastAsia="ru-RU"/>
+        </w:rPr>
+        <w:t>tic</w:t>
+      </w:r>
+      <w:r>
+        <w:rPr>
+          <w:rFonts w:ascii="Consolas" w:eastAsia="Times New Roman" w:hAnsi="Consolas" w:cs="Times New Roman"/>
+          <w:color w:val="212121"/>
+          <w:sz w:val="21"/>
+          <w:szCs w:val="21"/>
+          <w:lang w:eastAsia="ru-RU"/>
+        </w:rPr>
+        <w:t>;</w:t>
       </w:r>
     </w:p>
     <w:p>
@@ -9461,52 +11000,168 @@
           <w:color w:val="212121"/>
           <w:sz w:val="21"/>
           <w:szCs w:val="21"/>
-          <w:lang w:val="en-US" w:eastAsia="ru-RU"/>
-        </w:rPr>
-      </w:pPr>
-      <w:proofErr w:type="spellStart"/>
-      <w:r>
-        <w:rPr>
-          <w:rFonts w:ascii="Consolas" w:eastAsia="Times New Roman" w:hAnsi="Consolas" w:cs="Times New Roman"/>
-          <w:color w:val="212121"/>
-          <w:sz w:val="21"/>
-          <w:szCs w:val="21"/>
-          <w:lang w:val="en-US" w:eastAsia="ru-RU"/>
-        </w:rPr>
-        <w:t>y_pred_norm</w:t>
-      </w:r>
-      <w:proofErr w:type="spellEnd"/>
-      <w:r>
-        <w:rPr>
-          <w:rFonts w:ascii="Consolas" w:eastAsia="Times New Roman" w:hAnsi="Consolas" w:cs="Times New Roman"/>
-          <w:color w:val="212121"/>
-          <w:sz w:val="21"/>
-          <w:szCs w:val="21"/>
-          <w:lang w:val="en-US" w:eastAsia="ru-RU"/>
-        </w:rPr>
-        <w:t xml:space="preserve"> = predict(net, </w:t>
-      </w:r>
-      <w:proofErr w:type="spellStart"/>
-      <w:r>
-        <w:rPr>
-          <w:rFonts w:ascii="Consolas" w:eastAsia="Times New Roman" w:hAnsi="Consolas" w:cs="Times New Roman"/>
-          <w:color w:val="212121"/>
-          <w:sz w:val="21"/>
-          <w:szCs w:val="21"/>
-          <w:lang w:val="en-US" w:eastAsia="ru-RU"/>
-        </w:rPr>
-        <w:t>X_norm</w:t>
-      </w:r>
-      <w:proofErr w:type="spellEnd"/>
-      <w:r>
-        <w:rPr>
-          <w:rFonts w:ascii="Consolas" w:eastAsia="Times New Roman" w:hAnsi="Consolas" w:cs="Times New Roman"/>
-          <w:color w:val="212121"/>
-          <w:sz w:val="21"/>
-          <w:szCs w:val="21"/>
-          <w:lang w:val="en-US" w:eastAsia="ru-RU"/>
-        </w:rPr>
-        <w:t xml:space="preserve">(end,:)); </w:t>
+          <w:lang w:eastAsia="ru-RU"/>
+        </w:rPr>
+      </w:pPr>
+      <w:r>
+        <w:rPr>
+          <w:rFonts w:ascii="Consolas" w:eastAsia="Times New Roman" w:hAnsi="Consolas" w:cs="Times New Roman"/>
+          <w:color w:val="212121"/>
+          <w:sz w:val="21"/>
+          <w:szCs w:val="21"/>
+          <w:lang w:val="en-US" w:eastAsia="ru-RU"/>
+        </w:rPr>
+        <w:t>y</w:t>
+      </w:r>
+      <w:r>
+        <w:rPr>
+          <w:rFonts w:ascii="Consolas" w:eastAsia="Times New Roman" w:hAnsi="Consolas" w:cs="Times New Roman"/>
+          <w:color w:val="212121"/>
+          <w:sz w:val="21"/>
+          <w:szCs w:val="21"/>
+          <w:lang w:eastAsia="ru-RU"/>
+        </w:rPr>
+        <w:t>_</w:t>
+      </w:r>
+      <w:r>
+        <w:rPr>
+          <w:rFonts w:ascii="Consolas" w:eastAsia="Times New Roman" w:hAnsi="Consolas" w:cs="Times New Roman"/>
+          <w:color w:val="212121"/>
+          <w:sz w:val="21"/>
+          <w:szCs w:val="21"/>
+          <w:lang w:val="en-US" w:eastAsia="ru-RU"/>
+        </w:rPr>
+        <w:t>pred</w:t>
+      </w:r>
+      <w:r>
+        <w:rPr>
+          <w:rFonts w:ascii="Consolas" w:eastAsia="Times New Roman" w:hAnsi="Consolas" w:cs="Times New Roman"/>
+          <w:color w:val="212121"/>
+          <w:sz w:val="21"/>
+          <w:szCs w:val="21"/>
+          <w:lang w:eastAsia="ru-RU"/>
+        </w:rPr>
+        <w:t>_</w:t>
+      </w:r>
+      <w:r>
+        <w:rPr>
+          <w:rFonts w:ascii="Consolas" w:eastAsia="Times New Roman" w:hAnsi="Consolas" w:cs="Times New Roman"/>
+          <w:color w:val="212121"/>
+          <w:sz w:val="21"/>
+          <w:szCs w:val="21"/>
+          <w:lang w:val="en-US" w:eastAsia="ru-RU"/>
+        </w:rPr>
+        <w:t>norm</w:t>
+      </w:r>
+      <w:r>
+        <w:rPr>
+          <w:rFonts w:ascii="Consolas" w:eastAsia="Times New Roman" w:hAnsi="Consolas" w:cs="Times New Roman"/>
+          <w:color w:val="212121"/>
+          <w:sz w:val="21"/>
+          <w:szCs w:val="21"/>
+          <w:lang w:eastAsia="ru-RU"/>
+        </w:rPr>
+        <w:t xml:space="preserve"> = </w:t>
+      </w:r>
+      <w:r>
+        <w:rPr>
+          <w:rFonts w:ascii="Consolas" w:eastAsia="Times New Roman" w:hAnsi="Consolas" w:cs="Times New Roman"/>
+          <w:color w:val="212121"/>
+          <w:sz w:val="21"/>
+          <w:szCs w:val="21"/>
+          <w:lang w:val="en-US" w:eastAsia="ru-RU"/>
+        </w:rPr>
+        <w:t>predict</w:t>
+      </w:r>
+      <w:r>
+        <w:rPr>
+          <w:rFonts w:ascii="Consolas" w:eastAsia="Times New Roman" w:hAnsi="Consolas" w:cs="Times New Roman"/>
+          <w:color w:val="212121"/>
+          <w:sz w:val="21"/>
+          <w:szCs w:val="21"/>
+          <w:lang w:eastAsia="ru-RU"/>
+        </w:rPr>
+        <w:t>(</w:t>
+      </w:r>
+      <w:r>
+        <w:rPr>
+          <w:rFonts w:ascii="Consolas" w:eastAsia="Times New Roman" w:hAnsi="Consolas" w:cs="Times New Roman"/>
+          <w:color w:val="212121"/>
+          <w:sz w:val="21"/>
+          <w:szCs w:val="21"/>
+          <w:lang w:val="en-US" w:eastAsia="ru-RU"/>
+        </w:rPr>
+        <w:t>net</w:t>
+      </w:r>
+      <w:r>
+        <w:rPr>
+          <w:rFonts w:ascii="Consolas" w:eastAsia="Times New Roman" w:hAnsi="Consolas" w:cs="Times New Roman"/>
+          <w:color w:val="212121"/>
+          <w:sz w:val="21"/>
+          <w:szCs w:val="21"/>
+          <w:lang w:eastAsia="ru-RU"/>
+        </w:rPr>
+        <w:t xml:space="preserve">, </w:t>
+      </w:r>
+      <w:r>
+        <w:rPr>
+          <w:rFonts w:ascii="Consolas" w:eastAsia="Times New Roman" w:hAnsi="Consolas" w:cs="Times New Roman"/>
+          <w:color w:val="212121"/>
+          <w:sz w:val="21"/>
+          <w:szCs w:val="21"/>
+          <w:lang w:val="en-US" w:eastAsia="ru-RU"/>
+        </w:rPr>
+        <w:t>X</w:t>
+      </w:r>
+      <w:r>
+        <w:rPr>
+          <w:rFonts w:ascii="Consolas" w:eastAsia="Times New Roman" w:hAnsi="Consolas" w:cs="Times New Roman"/>
+          <w:color w:val="212121"/>
+          <w:sz w:val="21"/>
+          <w:szCs w:val="21"/>
+          <w:lang w:eastAsia="ru-RU"/>
+        </w:rPr>
+        <w:t>_</w:t>
+      </w:r>
+      <w:r>
+        <w:rPr>
+          <w:rFonts w:ascii="Consolas" w:eastAsia="Times New Roman" w:hAnsi="Consolas" w:cs="Times New Roman"/>
+          <w:color w:val="212121"/>
+          <w:sz w:val="21"/>
+          <w:szCs w:val="21"/>
+          <w:lang w:val="en-US" w:eastAsia="ru-RU"/>
+        </w:rPr>
+        <w:t>norm</w:t>
+      </w:r>
+      <w:r>
+        <w:rPr>
+          <w:rFonts w:ascii="Consolas" w:eastAsia="Times New Roman" w:hAnsi="Consolas" w:cs="Times New Roman"/>
+          <w:color w:val="212121"/>
+          <w:sz w:val="21"/>
+          <w:szCs w:val="21"/>
+          <w:lang w:eastAsia="ru-RU"/>
+        </w:rPr>
+        <w:t>(</w:t>
+      </w:r>
+      <w:r>
+        <w:rPr>
+          <w:rFonts w:ascii="Consolas" w:eastAsia="Times New Roman" w:hAnsi="Consolas" w:cs="Times New Roman"/>
+          <w:color w:val="212121"/>
+          <w:sz w:val="21"/>
+          <w:szCs w:val="21"/>
+          <w:lang w:val="en-US" w:eastAsia="ru-RU"/>
+        </w:rPr>
+        <w:t>end</w:t>
+      </w:r>
+      <w:r>
+        <w:rPr>
+          <w:rFonts w:ascii="Consolas" w:eastAsia="Times New Roman" w:hAnsi="Consolas" w:cs="Times New Roman"/>
+          <w:color w:val="212121"/>
+          <w:sz w:val="21"/>
+          <w:szCs w:val="21"/>
+          <w:lang w:eastAsia="ru-RU"/>
+        </w:rPr>
+        <w:t xml:space="preserve">,:)); </w:t>
       </w:r>
       <w:r>
         <w:rPr>
@@ -9514,7 +11169,7 @@
           <w:color w:val="008013"/>
           <w:sz w:val="21"/>
           <w:szCs w:val="21"/>
-          <w:lang w:val="en-US" w:eastAsia="ru-RU"/>
+          <w:lang w:eastAsia="ru-RU"/>
         </w:rPr>
         <w:t>%</w:t>
       </w:r>
@@ -9534,7 +11189,7 @@
           <w:color w:val="008013"/>
           <w:sz w:val="21"/>
           <w:szCs w:val="21"/>
-          <w:lang w:val="en-US" w:eastAsia="ru-RU"/>
+          <w:lang w:eastAsia="ru-RU"/>
         </w:rPr>
         <w:t xml:space="preserve"> </w:t>
       </w:r>
@@ -9554,7 +11209,7 @@
           <w:color w:val="008013"/>
           <w:sz w:val="21"/>
           <w:szCs w:val="21"/>
-          <w:lang w:val="en-US" w:eastAsia="ru-RU"/>
+          <w:lang w:eastAsia="ru-RU"/>
         </w:rPr>
         <w:t xml:space="preserve"> </w:t>
       </w:r>
@@ -9574,7 +11229,7 @@
           <w:color w:val="008013"/>
           <w:sz w:val="21"/>
           <w:szCs w:val="21"/>
-          <w:lang w:val="en-US" w:eastAsia="ru-RU"/>
+          <w:lang w:eastAsia="ru-RU"/>
         </w:rPr>
         <w:t xml:space="preserve"> </w:t>
       </w:r>
@@ -9594,7 +11249,7 @@
           <w:color w:val="008013"/>
           <w:sz w:val="21"/>
           <w:szCs w:val="21"/>
-          <w:lang w:val="en-US" w:eastAsia="ru-RU"/>
+          <w:lang w:eastAsia="ru-RU"/>
         </w:rPr>
         <w:t xml:space="preserve"> </w:t>
       </w:r>
@@ -9614,7 +11269,7 @@
           <w:color w:val="008013"/>
           <w:sz w:val="21"/>
           <w:szCs w:val="21"/>
-          <w:lang w:val="en-US" w:eastAsia="ru-RU"/>
+          <w:lang w:eastAsia="ru-RU"/>
         </w:rPr>
         <w:t xml:space="preserve"> </w:t>
       </w:r>
@@ -9628,30 +11283,68 @@
           <w:color w:val="212121"/>
           <w:sz w:val="21"/>
           <w:szCs w:val="21"/>
-          <w:lang w:val="en-US" w:eastAsia="ru-RU"/>
-        </w:rPr>
-      </w:pPr>
-      <w:proofErr w:type="spellStart"/>
-      <w:r>
-        <w:rPr>
-          <w:rFonts w:ascii="Consolas" w:eastAsia="Times New Roman" w:hAnsi="Consolas" w:cs="Times New Roman"/>
-          <w:color w:val="212121"/>
-          <w:sz w:val="21"/>
-          <w:szCs w:val="21"/>
-          <w:lang w:val="en-US" w:eastAsia="ru-RU"/>
-        </w:rPr>
-        <w:t>T_pred</w:t>
-      </w:r>
-      <w:proofErr w:type="spellEnd"/>
-      <w:r>
-        <w:rPr>
-          <w:rFonts w:ascii="Consolas" w:eastAsia="Times New Roman" w:hAnsi="Consolas" w:cs="Times New Roman"/>
-          <w:color w:val="212121"/>
-          <w:sz w:val="21"/>
-          <w:szCs w:val="21"/>
-          <w:lang w:val="en-US" w:eastAsia="ru-RU"/>
-        </w:rPr>
-        <w:t xml:space="preserve"> = toc;</w:t>
+          <w:lang w:eastAsia="ru-RU"/>
+        </w:rPr>
+      </w:pPr>
+      <w:r>
+        <w:rPr>
+          <w:rFonts w:ascii="Consolas" w:eastAsia="Times New Roman" w:hAnsi="Consolas" w:cs="Times New Roman"/>
+          <w:color w:val="212121"/>
+          <w:sz w:val="21"/>
+          <w:szCs w:val="21"/>
+          <w:lang w:val="en-US" w:eastAsia="ru-RU"/>
+        </w:rPr>
+        <w:t>T</w:t>
+      </w:r>
+      <w:r>
+        <w:rPr>
+          <w:rFonts w:ascii="Consolas" w:eastAsia="Times New Roman" w:hAnsi="Consolas" w:cs="Times New Roman"/>
+          <w:color w:val="212121"/>
+          <w:sz w:val="21"/>
+          <w:szCs w:val="21"/>
+          <w:lang w:eastAsia="ru-RU"/>
+        </w:rPr>
+        <w:t>_</w:t>
+      </w:r>
+      <w:r>
+        <w:rPr>
+          <w:rFonts w:ascii="Consolas" w:eastAsia="Times New Roman" w:hAnsi="Consolas" w:cs="Times New Roman"/>
+          <w:color w:val="212121"/>
+          <w:sz w:val="21"/>
+          <w:szCs w:val="21"/>
+          <w:lang w:val="en-US" w:eastAsia="ru-RU"/>
+        </w:rPr>
+        <w:t>pred</w:t>
+      </w:r>
+      <w:r>
+        <w:rPr>
+          <w:rFonts w:ascii="Consolas" w:eastAsia="Times New Roman" w:hAnsi="Consolas" w:cs="Times New Roman"/>
+          <w:color w:val="212121"/>
+          <w:sz w:val="21"/>
+          <w:szCs w:val="21"/>
+          <w:lang w:eastAsia="ru-RU"/>
+        </w:rPr>
+        <w:t xml:space="preserve"> = </w:t>
+      </w:r>
+      <w:r>
+        <w:rPr>
+          <w:rFonts w:ascii="Consolas" w:eastAsia="Times New Roman" w:hAnsi="Consolas" w:cs="Times New Roman"/>
+          <w:color w:val="212121"/>
+          <w:sz w:val="21"/>
+          <w:szCs w:val="21"/>
+          <w:lang w:val="en-US" w:eastAsia="ru-RU"/>
+        </w:rPr>
+        <w:t>toc</w:t>
+      </w:r>
+      <w:r>
+        <w:rPr>
+          <w:rFonts w:ascii="Consolas" w:eastAsia="Times New Roman" w:hAnsi="Consolas" w:cs="Times New Roman"/>
+          <w:color w:val="212121"/>
+          <w:sz w:val="21"/>
+          <w:szCs w:val="21"/>
+          <w:lang w:eastAsia="ru-RU"/>
+        </w:rPr>
+        <w:t>;</w:t>
       </w:r>
     </w:p>
     <w:p>
@@ -9663,7 +11356,7 @@
           <w:color w:val="212121"/>
           <w:sz w:val="21"/>
           <w:szCs w:val="21"/>
-          <w:lang w:val="en-US" w:eastAsia="ru-RU"/>
+          <w:lang w:eastAsia="ru-RU"/>
         </w:rPr>
       </w:pPr>
     </w:p>
@@ -10206,14 +11899,7 @@
         <w:rPr>
           <w:sz w:val="28"/>
         </w:rPr>
-        <w:t xml:space="preserve">Таким образом, можно сделать вывод, что использование нейросетей вместо имитационных моделей имеет достаточно высокую эффективность по критерию производительности при высокой сходимости результатов </w:t>
-      </w:r>
-      <w:r>
-        <w:rPr>
-          <w:sz w:val="28"/>
-        </w:rPr>
-        <w:lastRenderedPageBreak/>
-        <w:t>моделирования и позволяет скрыть от пользователя алгоритмы имитационной модели.</w:t>
+        <w:t>Таким образом, можно сделать вывод, что использование нейросетей вместо имитационных моделей имеет достаточно высокую эффективность по критерию производительности при высокой сходимости результатов моделирования и позволяет скрыть от пользователя алгоритмы имитационной модели.</w:t>
       </w:r>
     </w:p>
     <w:p>
@@ -10292,20 +11978,7 @@
           <w:sz w:val="28"/>
         </w:rPr>
         <w:tab/>
-      </w:r>
-      <w:proofErr w:type="spellStart"/>
-      <w:r>
-        <w:rPr>
-          <w:sz w:val="28"/>
-        </w:rPr>
-        <w:t>Финни</w:t>
-      </w:r>
-      <w:proofErr w:type="spellEnd"/>
-      <w:r>
-        <w:rPr>
-          <w:sz w:val="28"/>
-        </w:rPr>
-        <w:t xml:space="preserve"> Д. И. Введение в теорию планирования экспериментов. М.: Наука, 1970. 288 с.</w:t>
+        <w:t>Финни Д. И. Введение в теорию планирования экспериментов. М.: Наука, 1970. 288 с.</w:t>
       </w:r>
     </w:p>
     <w:p>
@@ -10377,21 +12050,7 @@
           <w:sz w:val="28"/>
         </w:rPr>
         <w:tab/>
-        <w:t xml:space="preserve">Численная оптимизация в </w:t>
-      </w:r>
-      <w:proofErr w:type="spellStart"/>
-      <w:r>
-        <w:rPr>
-          <w:sz w:val="28"/>
-        </w:rPr>
-        <w:t>Matlab</w:t>
-      </w:r>
-      <w:proofErr w:type="spellEnd"/>
-      <w:r>
-        <w:rPr>
-          <w:sz w:val="28"/>
-        </w:rPr>
-        <w:t xml:space="preserve"> [Электронный ресурс]: Электронный ресурс // CodeTown.ru. URL: https://codetown.ru/matlab/optimizaciya (дата обращения: 22.08.2024).</w:t>
+        <w:t>Численная оптимизация в Matlab [Электронный ресурс]: Электронный ресурс // CodeTown.ru. URL: https://codetown.ru/matlab/optimizaciya (дата обращения: 22.08.2024).</w:t>
       </w:r>
     </w:p>
     <w:p>
@@ -10408,6 +12067,7 @@
         <w:rPr>
           <w:sz w:val="28"/>
         </w:rPr>
+        <w:lastRenderedPageBreak/>
         <w:t>6.</w:t>
       </w:r>
       <w:r>
@@ -10415,21 +12075,7 @@
           <w:sz w:val="28"/>
         </w:rPr>
         <w:tab/>
-        <w:t xml:space="preserve">Евграфов В. В., Кондратьев К. Л., </w:t>
-      </w:r>
-      <w:proofErr w:type="spellStart"/>
-      <w:r>
-        <w:rPr>
-          <w:sz w:val="28"/>
-        </w:rPr>
-        <w:t>Ендачев</w:t>
-      </w:r>
-      <w:proofErr w:type="spellEnd"/>
-      <w:r>
-        <w:rPr>
-          <w:sz w:val="28"/>
-        </w:rPr>
-        <w:t xml:space="preserve"> Д. В. Принцип расширения области функционирования высокоавтоматизированных транспортных средств // статья в журнале - научная статья. Москва: ТРУДЫ НАМИ Учредители: Центральный научно-исследовательский автомобильный и автомоторный институт, 2025. № 4. С. 46–56.</w:t>
+        <w:t>Евграфов В. В., Кондратьев К. Л., Ендачев Д. В. Принцип расширения области функционирования высокоавтоматизированных транспортных средств // статья в журнале - научная статья. Москва: ТРУДЫ НАМИ Учредители: Центральный научно-исследовательский автомобильный и автомоторный институт, 2025. № 4. С. 46–56.</w:t>
       </w:r>
     </w:p>
     <w:p>
@@ -10453,20 +12099,7 @@
           <w:sz w:val="28"/>
         </w:rPr>
         <w:tab/>
-      </w:r>
-      <w:proofErr w:type="spellStart"/>
-      <w:r>
-        <w:rPr>
-          <w:sz w:val="28"/>
-        </w:rPr>
-        <w:t>Аипов</w:t>
-      </w:r>
-      <w:proofErr w:type="spellEnd"/>
-      <w:r>
-        <w:rPr>
-          <w:sz w:val="28"/>
-        </w:rPr>
-        <w:t xml:space="preserve"> Т. А. Модель расчетной оценки параметров проходимости автомобиля при повреждении колесного движителя // статья в журнале - научная статья. Москва: РЕМОНТ. ВОССТАНОВЛЕНИЕ. МОДЕРНИЗАЦИЯ Учредители: ООО «Наука и технологии», 2011. № 12. С. 24–28.</w:t>
+        <w:t>Аипов Т. А. Модель расчетной оценки параметров проходимости автомобиля при повреждении колесного движителя // статья в журнале - научная статья. Москва: РЕМОНТ. ВОССТАНОВЛЕНИЕ. МОДЕРНИЗАЦИЯ Учредители: ООО «Наука и технологии», 2011. № 12. С. 24–28.</w:t>
       </w:r>
     </w:p>
     <w:p>
@@ -10490,20 +12123,7 @@
           <w:sz w:val="28"/>
         </w:rPr>
         <w:tab/>
-      </w:r>
-      <w:proofErr w:type="spellStart"/>
-      <w:r>
-        <w:rPr>
-          <w:sz w:val="28"/>
-        </w:rPr>
-        <w:t>Курмаев</w:t>
-      </w:r>
-      <w:proofErr w:type="spellEnd"/>
-      <w:r>
-        <w:rPr>
-          <w:sz w:val="28"/>
-        </w:rPr>
-        <w:t xml:space="preserve"> Р. Х., Лепешкин А. В. Повышение точности математической модели движения колесной машины на основании использования результатов ее испытаний // Известия МГТУ МАМИ. 2009. № 1(7). С. 46–56.</w:t>
+        <w:t>Курмаев Р. Х., Лепешкин А. В. Повышение точности математической модели движения колесной машины на основании использования результатов ее испытаний // Известия МГТУ МАМИ. 2009. № 1(7). С. 46–56.</w:t>
       </w:r>
     </w:p>
     <w:p>
@@ -10520,7 +12140,6 @@
         <w:rPr>
           <w:sz w:val="28"/>
         </w:rPr>
-        <w:lastRenderedPageBreak/>
         <w:t>9.</w:t>
       </w:r>
       <w:r>
@@ -10528,13 +12147,7 @@
           <w:sz w:val="28"/>
         </w:rPr>
         <w:tab/>
-        <w:t xml:space="preserve">Табакарь С. И. Суррогатная нейросеть. Москва, </w:t>
-      </w:r>
-      <w:r>
-        <w:rPr>
-          <w:sz w:val="28"/>
-        </w:rPr>
-        <w:t>[Электронный ресурс]</w:t>
+        <w:t>Табакарь С. И. Суррогатная нейросеть. Москва, [Электронный ресурс] Москва, 2026.</w:t>
       </w:r>
       <w:r>
         <w:rPr>
@@ -10545,24 +12158,6 @@
       <w:r>
         <w:rPr>
           <w:sz w:val="28"/>
-        </w:rPr>
-        <w:t>Москва,</w:t>
-      </w:r>
-      <w:r>
-        <w:rPr>
-          <w:sz w:val="28"/>
-        </w:rPr>
-        <w:t xml:space="preserve"> 2026.</w:t>
-      </w:r>
-      <w:r>
-        <w:rPr>
-          <w:sz w:val="28"/>
-        </w:rPr>
-        <w:t xml:space="preserve"> </w:t>
-      </w:r>
-      <w:r>
-        <w:rPr>
-          <w:sz w:val="28"/>
           <w:lang w:val="en-US"/>
         </w:rPr>
         <w:t>URL</w:t>
@@ -10586,7 +12181,6 @@
         </w:rPr>
         <w:t>://</w:t>
       </w:r>
-      <w:proofErr w:type="spellStart"/>
       <w:r>
         <w:rPr>
           <w:sz w:val="28"/>
@@ -10594,7 +12188,6 @@
         </w:rPr>
         <w:t>github</w:t>
       </w:r>
-      <w:proofErr w:type="spellEnd"/>
       <w:r>
         <w:rPr>
           <w:sz w:val="28"/>
@@ -10614,7 +12207,6 @@
         </w:rPr>
         <w:t>/</w:t>
       </w:r>
-      <w:proofErr w:type="spellStart"/>
       <w:r>
         <w:rPr>
           <w:sz w:val="28"/>
@@ -10622,7 +12214,6 @@
         </w:rPr>
         <w:t>SergTa</w:t>
       </w:r>
-      <w:proofErr w:type="spellEnd"/>
       <w:r>
         <w:rPr>
           <w:sz w:val="28"/>
@@ -10679,37 +12270,7 @@
         <w:rPr>
           <w:sz w:val="28"/>
         </w:rPr>
-        <w:t xml:space="preserve"> </w:t>
-      </w:r>
-      <w:r>
-        <w:rPr>
-          <w:sz w:val="28"/>
-        </w:rPr>
-        <w:t xml:space="preserve">(дата обращения: </w:t>
-      </w:r>
-      <w:r>
-        <w:rPr>
-          <w:sz w:val="28"/>
-        </w:rPr>
-        <w:t>24</w:t>
-      </w:r>
-      <w:r>
-        <w:rPr>
-          <w:sz w:val="28"/>
-        </w:rPr>
-        <w:t>.0</w:t>
-      </w:r>
-      <w:r>
-        <w:rPr>
-          <w:sz w:val="28"/>
-        </w:rPr>
-        <w:t>4</w:t>
-      </w:r>
-      <w:r>
-        <w:rPr>
-          <w:sz w:val="28"/>
-        </w:rPr>
-        <w:t>.2024).</w:t>
+        <w:t xml:space="preserve"> (дата обращения: 24.04.2024).</w:t>
       </w:r>
     </w:p>
     <w:p>
@@ -10733,21 +12294,7 @@
           <w:sz w:val="28"/>
         </w:rPr>
         <w:tab/>
-        <w:t xml:space="preserve">Комбинированный метод трекинга транспортных средств на основе глубокой нейронной сети </w:t>
-      </w:r>
-      <w:proofErr w:type="spellStart"/>
-      <w:r>
-        <w:rPr>
-          <w:sz w:val="28"/>
-        </w:rPr>
-        <w:t>Yolo</w:t>
-      </w:r>
-      <w:proofErr w:type="spellEnd"/>
-      <w:r>
-        <w:rPr>
-          <w:sz w:val="28"/>
-        </w:rPr>
-        <w:t xml:space="preserve"> — Recog.ru [Электронный ресурс]. 2020. URL: https://recog.ru/ (дата обращения: 07.01.2024).</w:t>
+        <w:t>Комбинированный метод трекинга транспортных средств на основе глубокой нейронной сети Yolo — Recog.ru [Электронный ресурс]. 2020. URL: https://recog.ru/ (дата обращения: 07.01.2024).</w:t>
       </w:r>
     </w:p>
     <w:p>
@@ -10797,66 +12344,33 @@
           <w:lang w:val="en-US"/>
         </w:rPr>
         <w:tab/>
-      </w:r>
-      <w:proofErr w:type="spellStart"/>
+        <w:t xml:space="preserve">Shleymovich M. P. </w:t>
+      </w:r>
+      <w:r>
+        <w:rPr>
+          <w:sz w:val="28"/>
+        </w:rPr>
+        <w:t>и</w:t>
+      </w:r>
       <w:r>
         <w:rPr>
           <w:sz w:val="28"/>
           <w:lang w:val="en-US"/>
         </w:rPr>
-        <w:t>Shleymovich</w:t>
-      </w:r>
-      <w:proofErr w:type="spellEnd"/>
+        <w:t xml:space="preserve"> </w:t>
+      </w:r>
+      <w:r>
+        <w:rPr>
+          <w:sz w:val="28"/>
+        </w:rPr>
+        <w:t>др</w:t>
+      </w:r>
       <w:r>
         <w:rPr>
           <w:sz w:val="28"/>
           <w:lang w:val="en-US"/>
         </w:rPr>
-        <w:t xml:space="preserve"> M. P. </w:t>
-      </w:r>
-      <w:r>
-        <w:rPr>
-          <w:sz w:val="28"/>
-        </w:rPr>
-        <w:t>и</w:t>
-      </w:r>
-      <w:r>
-        <w:rPr>
-          <w:sz w:val="28"/>
-          <w:lang w:val="en-US"/>
-        </w:rPr>
-        <w:t xml:space="preserve"> </w:t>
-      </w:r>
-      <w:proofErr w:type="spellStart"/>
-      <w:r>
-        <w:rPr>
-          <w:sz w:val="28"/>
-        </w:rPr>
-        <w:t>др</w:t>
-      </w:r>
-      <w:proofErr w:type="spellEnd"/>
-      <w:r>
-        <w:rPr>
-          <w:sz w:val="28"/>
-          <w:lang w:val="en-US"/>
-        </w:rPr>
-        <w:t xml:space="preserve">. The analysis of images in control systems of unmanned automobiles on the base of energy features model // </w:t>
-      </w:r>
-      <w:proofErr w:type="spellStart"/>
-      <w:r>
-        <w:rPr>
-          <w:sz w:val="28"/>
-          <w:lang w:val="en-US"/>
-        </w:rPr>
-        <w:t>Comput</w:t>
-      </w:r>
-      <w:proofErr w:type="spellEnd"/>
-      <w:r>
-        <w:rPr>
-          <w:sz w:val="28"/>
-          <w:lang w:val="en-US"/>
-        </w:rPr>
-        <w:t xml:space="preserve">. </w:t>
+        <w:t xml:space="preserve">. The analysis of images in control systems of unmanned automobiles on the base of energy features model // Comput. </w:t>
       </w:r>
       <w:r>
         <w:rPr>
@@ -10886,21 +12400,14 @@
           <w:sz w:val="28"/>
         </w:rPr>
         <w:tab/>
-        <w:t xml:space="preserve">Щербин, А. М. Повышение энергоэффективности и безопасности движения электромобилей путем использования </w:t>
-      </w:r>
-      <w:proofErr w:type="spellStart"/>
-      <w:r>
-        <w:rPr>
-          <w:sz w:val="28"/>
-        </w:rPr>
-        <w:t>мехатронных</w:t>
-      </w:r>
-      <w:proofErr w:type="spellEnd"/>
-      <w:r>
-        <w:rPr>
-          <w:sz w:val="28"/>
-        </w:rPr>
-        <w:t xml:space="preserve"> приводов в системах рулевого и тормозного управления // статья в журнале - обзорная статья. Москва: ТРУДЫ НАМИ Учредители: Центральный научно-исследовательский автомобильный и автомоторный институт, 2026. № 1. С. 138–148.</w:t>
+        <w:t>Щербин, А. М. Повышение энергоэффективности и безопасности движения электромобилей путем использования мехатронных приводов в системах рулевого и тормозного управления // статья в журнале - обзорная статья. Москва: ТРУДЫ НАМИ Учредители: Центральный научно-</w:t>
+      </w:r>
+      <w:r>
+        <w:rPr>
+          <w:sz w:val="28"/>
+        </w:rPr>
+        <w:lastRenderedPageBreak/>
+        <w:t>исследовательский автомобильный и автомоторный институт, 2026. № 1. С. 138–148.</w:t>
       </w:r>
     </w:p>
     <w:p>
@@ -10923,12 +12430,675 @@
         <w:fldChar w:fldCharType="end"/>
       </w:r>
     </w:p>
+    <w:p>
+      <w:pPr>
+        <w:pStyle w:val="a0"/>
+        <w:tabs>
+          <w:tab w:val="left" w:pos="264"/>
+          <w:tab w:val="left" w:pos="540"/>
+        </w:tabs>
+        <w:spacing w:line="360" w:lineRule="auto"/>
+        <w:ind w:firstLine="680"/>
+        <w:rPr>
+          <w:sz w:val="28"/>
+        </w:rPr>
+      </w:pPr>
+    </w:p>
+    <w:p>
+      <w:pPr>
+        <w:pStyle w:val="a0"/>
+        <w:tabs>
+          <w:tab w:val="left" w:pos="264"/>
+          <w:tab w:val="left" w:pos="540"/>
+        </w:tabs>
+        <w:spacing w:line="360" w:lineRule="auto"/>
+        <w:ind w:firstLine="680"/>
+        <w:rPr>
+          <w:sz w:val="28"/>
+        </w:rPr>
+      </w:pPr>
+    </w:p>
+    <w:p>
+      <w:pPr>
+        <w:widowControl w:val="0"/>
+        <w:spacing w:after="0" w:line="240" w:lineRule="auto"/>
+        <w:jc w:val="both"/>
+        <w:rPr>
+          <w:rFonts w:ascii="Times New Roman" w:hAnsi="Times New Roman" w:cs="Times New Roman"/>
+          <w:color w:val="000000"/>
+          <w:sz w:val="24"/>
+          <w:szCs w:val="24"/>
+          <w:lang w:val="en-US"/>
+        </w:rPr>
+      </w:pPr>
+      <w:r>
+        <w:rPr>
+          <w:rFonts w:ascii="Times New Roman" w:hAnsi="Times New Roman" w:cs="Times New Roman"/>
+          <w:color w:val="000000"/>
+          <w:sz w:val="24"/>
+          <w:szCs w:val="24"/>
+          <w:lang w:val="en-US"/>
+        </w:rPr>
+        <w:t>/</w:t>
+      </w:r>
+      <w:r>
+        <w:rPr>
+          <w:rFonts w:ascii="Times New Roman" w:hAnsi="Times New Roman" w:cs="Times New Roman"/>
+          <w:color w:val="000000"/>
+          <w:sz w:val="24"/>
+          <w:szCs w:val="24"/>
+        </w:rPr>
+        <w:t>английский</w:t>
+      </w:r>
+      <w:r>
+        <w:rPr>
+          <w:rFonts w:ascii="Times New Roman" w:hAnsi="Times New Roman" w:cs="Times New Roman"/>
+          <w:color w:val="000000"/>
+          <w:sz w:val="24"/>
+          <w:szCs w:val="24"/>
+          <w:lang w:val="en-US"/>
+        </w:rPr>
+        <w:t xml:space="preserve"> </w:t>
+      </w:r>
+      <w:r>
+        <w:rPr>
+          <w:rFonts w:ascii="Times New Roman" w:hAnsi="Times New Roman" w:cs="Times New Roman"/>
+          <w:color w:val="000000"/>
+          <w:sz w:val="24"/>
+          <w:szCs w:val="24"/>
+        </w:rPr>
+        <w:t>блок</w:t>
+      </w:r>
+      <w:r>
+        <w:rPr>
+          <w:rFonts w:ascii="Times New Roman" w:hAnsi="Times New Roman" w:cs="Times New Roman"/>
+          <w:color w:val="000000"/>
+          <w:sz w:val="24"/>
+          <w:szCs w:val="24"/>
+          <w:lang w:val="en-US"/>
+        </w:rPr>
+        <w:t>/</w:t>
+      </w:r>
+    </w:p>
+    <w:p>
+      <w:pPr>
+        <w:shd w:val="clear" w:color="auto" w:fill="FFFFFF"/>
+        <w:spacing w:before="240" w:after="240" w:line="240" w:lineRule="auto"/>
+        <w:rPr>
+          <w:rFonts w:ascii="Times New Roman" w:eastAsia="Times New Roman" w:hAnsi="Times New Roman" w:cs="Times New Roman"/>
+          <w:color w:val="0F1115"/>
+          <w:sz w:val="24"/>
+          <w:szCs w:val="24"/>
+          <w:lang w:val="en-US" w:eastAsia="ru-RU"/>
+        </w:rPr>
+      </w:pPr>
+      <w:r>
+        <w:rPr>
+          <w:rFonts w:ascii="Times New Roman" w:eastAsia="Times New Roman" w:hAnsi="Times New Roman" w:cs="Times New Roman"/>
+          <w:b/>
+          <w:bCs/>
+          <w:color w:val="0F1115"/>
+          <w:sz w:val="24"/>
+          <w:szCs w:val="24"/>
+          <w:lang w:val="en-US" w:eastAsia="ru-RU"/>
+        </w:rPr>
+        <w:t>UDC 004.932:629.11</w:t>
+      </w:r>
+    </w:p>
+    <w:p>
+      <w:pPr>
+        <w:shd w:val="clear" w:color="auto" w:fill="FFFFFF"/>
+        <w:spacing w:before="240" w:after="240" w:line="240" w:lineRule="auto"/>
+        <w:rPr>
+          <w:rFonts w:ascii="Times New Roman" w:eastAsia="Times New Roman" w:hAnsi="Times New Roman" w:cs="Times New Roman"/>
+          <w:color w:val="0F1115"/>
+          <w:sz w:val="24"/>
+          <w:szCs w:val="24"/>
+          <w:lang w:val="en-US" w:eastAsia="ru-RU"/>
+        </w:rPr>
+      </w:pPr>
+      <w:r>
+        <w:rPr>
+          <w:rFonts w:ascii="Times New Roman" w:eastAsia="Times New Roman" w:hAnsi="Times New Roman" w:cs="Times New Roman"/>
+          <w:b/>
+          <w:bCs/>
+          <w:color w:val="0F1115"/>
+          <w:sz w:val="24"/>
+          <w:szCs w:val="24"/>
+          <w:lang w:val="en-US" w:eastAsia="ru-RU"/>
+        </w:rPr>
+        <w:t xml:space="preserve">Sergey I. </w:t>
+      </w:r>
+      <w:proofErr w:type="spellStart"/>
+      <w:r>
+        <w:rPr>
+          <w:rFonts w:ascii="Times New Roman" w:eastAsia="Times New Roman" w:hAnsi="Times New Roman" w:cs="Times New Roman"/>
+          <w:b/>
+          <w:bCs/>
+          <w:color w:val="0F1115"/>
+          <w:sz w:val="24"/>
+          <w:szCs w:val="24"/>
+          <w:lang w:val="en-US" w:eastAsia="ru-RU"/>
+        </w:rPr>
+        <w:t>Tabakar</w:t>
+      </w:r>
+      <w:proofErr w:type="spellEnd"/>
+      <w:r>
+        <w:rPr>
+          <w:rFonts w:ascii="Times New Roman" w:eastAsia="Times New Roman" w:hAnsi="Times New Roman" w:cs="Times New Roman"/>
+          <w:color w:val="0F1115"/>
+          <w:sz w:val="24"/>
+          <w:szCs w:val="24"/>
+          <w:lang w:val="en-US" w:eastAsia="ru-RU"/>
+        </w:rPr>
+        <w:br/>
+        <w:t>Candidate of Technical Sciences, Professor of the Academy of Military Sciences</w:t>
+      </w:r>
+      <w:r>
+        <w:rPr>
+          <w:rFonts w:ascii="Times New Roman" w:eastAsia="Times New Roman" w:hAnsi="Times New Roman" w:cs="Times New Roman"/>
+          <w:color w:val="0F1115"/>
+          <w:sz w:val="24"/>
+          <w:szCs w:val="24"/>
+          <w:lang w:val="en-US" w:eastAsia="ru-RU"/>
+        </w:rPr>
+        <w:br/>
+        <w:t>Chief Specialist</w:t>
+      </w:r>
+      <w:r>
+        <w:rPr>
+          <w:rFonts w:ascii="Times New Roman" w:eastAsia="Times New Roman" w:hAnsi="Times New Roman" w:cs="Times New Roman"/>
+          <w:color w:val="0F1115"/>
+          <w:sz w:val="24"/>
+          <w:szCs w:val="24"/>
+          <w:lang w:val="en-US" w:eastAsia="ru-RU"/>
+        </w:rPr>
+        <w:br/>
+        <w:t>Federal State Unitary Enterprise "Central Order of the Red Banner of Labor Research Automobile and Automotive Engine Institute "NAMI"</w:t>
+      </w:r>
+      <w:r>
+        <w:rPr>
+          <w:rFonts w:ascii="Times New Roman" w:eastAsia="Times New Roman" w:hAnsi="Times New Roman" w:cs="Times New Roman"/>
+          <w:color w:val="0F1115"/>
+          <w:sz w:val="24"/>
+          <w:szCs w:val="24"/>
+          <w:lang w:val="en-US" w:eastAsia="ru-RU"/>
+        </w:rPr>
+        <w:br/>
+        <w:t xml:space="preserve">2 </w:t>
+      </w:r>
+      <w:proofErr w:type="spellStart"/>
+      <w:r>
+        <w:rPr>
+          <w:rFonts w:ascii="Times New Roman" w:eastAsia="Times New Roman" w:hAnsi="Times New Roman" w:cs="Times New Roman"/>
+          <w:color w:val="0F1115"/>
+          <w:sz w:val="24"/>
+          <w:szCs w:val="24"/>
+          <w:lang w:val="en-US" w:eastAsia="ru-RU"/>
+        </w:rPr>
+        <w:t>Avtomotornaya</w:t>
+      </w:r>
+      <w:proofErr w:type="spellEnd"/>
+      <w:r>
+        <w:rPr>
+          <w:rFonts w:ascii="Times New Roman" w:eastAsia="Times New Roman" w:hAnsi="Times New Roman" w:cs="Times New Roman"/>
+          <w:color w:val="0F1115"/>
+          <w:sz w:val="24"/>
+          <w:szCs w:val="24"/>
+          <w:lang w:val="en-US" w:eastAsia="ru-RU"/>
+        </w:rPr>
+        <w:t xml:space="preserve"> St., 125438, Moscow, Russian Federation</w:t>
+      </w:r>
+      <w:r>
+        <w:rPr>
+          <w:rFonts w:ascii="Times New Roman" w:eastAsia="Times New Roman" w:hAnsi="Times New Roman" w:cs="Times New Roman"/>
+          <w:color w:val="0F1115"/>
+          <w:sz w:val="24"/>
+          <w:szCs w:val="24"/>
+          <w:lang w:val="en-US" w:eastAsia="ru-RU"/>
+        </w:rPr>
+        <w:br/>
+      </w:r>
+      <w:r>
+        <w:rPr>
+          <w:rFonts w:ascii="Times New Roman" w:eastAsia="Times New Roman" w:hAnsi="Times New Roman" w:cs="Times New Roman"/>
+          <w:color w:val="0F1115"/>
+          <w:sz w:val="24"/>
+          <w:szCs w:val="24"/>
+          <w:lang w:val="en-US" w:eastAsia="ru-RU"/>
+        </w:rPr>
+        <w:t>Tel.: +7 (</w:t>
+      </w:r>
+      <w:r>
+        <w:rPr>
+          <w:rFonts w:ascii="Times New Roman" w:eastAsia="Times New Roman" w:hAnsi="Times New Roman" w:cs="Times New Roman"/>
+          <w:color w:val="0F1115"/>
+          <w:sz w:val="24"/>
+          <w:szCs w:val="24"/>
+          <w:lang w:val="en-US" w:eastAsia="ru-RU"/>
+        </w:rPr>
+        <w:t>906)744-1978</w:t>
+      </w:r>
+      <w:r>
+        <w:rPr>
+          <w:rFonts w:ascii="Times New Roman" w:eastAsia="Times New Roman" w:hAnsi="Times New Roman" w:cs="Times New Roman"/>
+          <w:color w:val="0F1115"/>
+          <w:sz w:val="24"/>
+          <w:szCs w:val="24"/>
+          <w:lang w:val="en-US" w:eastAsia="ru-RU"/>
+        </w:rPr>
+        <w:br/>
+        <w:t>Email: sergey.tabakar@nami.ru</w:t>
+      </w:r>
+    </w:p>
+    <w:p>
+      <w:pPr>
+        <w:shd w:val="clear" w:color="auto" w:fill="FFFFFF"/>
+        <w:spacing w:before="240" w:after="240" w:line="240" w:lineRule="auto"/>
+        <w:rPr>
+          <w:rFonts w:ascii="Times New Roman" w:eastAsia="Times New Roman" w:hAnsi="Times New Roman" w:cs="Times New Roman"/>
+          <w:color w:val="0F1115"/>
+          <w:sz w:val="24"/>
+          <w:szCs w:val="24"/>
+          <w:lang w:val="en-US" w:eastAsia="ru-RU"/>
+        </w:rPr>
+      </w:pPr>
+      <w:r>
+        <w:rPr>
+          <w:rFonts w:ascii="Times New Roman" w:eastAsia="Times New Roman" w:hAnsi="Times New Roman" w:cs="Times New Roman"/>
+          <w:b/>
+          <w:bCs/>
+          <w:color w:val="0F1115"/>
+          <w:sz w:val="24"/>
+          <w:szCs w:val="24"/>
+          <w:lang w:val="en-US" w:eastAsia="ru-RU"/>
+        </w:rPr>
+        <w:t xml:space="preserve">Maria M. </w:t>
+      </w:r>
+      <w:proofErr w:type="spellStart"/>
+      <w:r>
+        <w:rPr>
+          <w:rFonts w:ascii="Times New Roman" w:eastAsia="Times New Roman" w:hAnsi="Times New Roman" w:cs="Times New Roman"/>
+          <w:b/>
+          <w:bCs/>
+          <w:color w:val="0F1115"/>
+          <w:sz w:val="24"/>
+          <w:szCs w:val="24"/>
+          <w:lang w:val="en-US" w:eastAsia="ru-RU"/>
+        </w:rPr>
+        <w:t>Alferova</w:t>
+      </w:r>
+      <w:proofErr w:type="spellEnd"/>
+      <w:r>
+        <w:rPr>
+          <w:rFonts w:ascii="Times New Roman" w:eastAsia="Times New Roman" w:hAnsi="Times New Roman" w:cs="Times New Roman"/>
+          <w:color w:val="0F1115"/>
+          <w:sz w:val="24"/>
+          <w:szCs w:val="24"/>
+          <w:lang w:val="en-US" w:eastAsia="ru-RU"/>
+        </w:rPr>
+        <w:br/>
+        <w:t>Software Engineer, 2nd Category</w:t>
+      </w:r>
+      <w:r>
+        <w:rPr>
+          <w:rFonts w:ascii="Times New Roman" w:eastAsia="Times New Roman" w:hAnsi="Times New Roman" w:cs="Times New Roman"/>
+          <w:color w:val="0F1115"/>
+          <w:sz w:val="24"/>
+          <w:szCs w:val="24"/>
+          <w:lang w:val="en-US" w:eastAsia="ru-RU"/>
+        </w:rPr>
+        <w:br/>
+        <w:t>Federal State Unitary Enterprise "Central Order of the Red Banner of Labor Research Automobile and Automotive Engine Institute "NAMI"</w:t>
+      </w:r>
+      <w:r>
+        <w:rPr>
+          <w:rFonts w:ascii="Times New Roman" w:eastAsia="Times New Roman" w:hAnsi="Times New Roman" w:cs="Times New Roman"/>
+          <w:color w:val="0F1115"/>
+          <w:sz w:val="24"/>
+          <w:szCs w:val="24"/>
+          <w:lang w:val="en-US" w:eastAsia="ru-RU"/>
+        </w:rPr>
+        <w:br/>
+        <w:t xml:space="preserve">2 </w:t>
+      </w:r>
+      <w:proofErr w:type="spellStart"/>
+      <w:r>
+        <w:rPr>
+          <w:rFonts w:ascii="Times New Roman" w:eastAsia="Times New Roman" w:hAnsi="Times New Roman" w:cs="Times New Roman"/>
+          <w:color w:val="0F1115"/>
+          <w:sz w:val="24"/>
+          <w:szCs w:val="24"/>
+          <w:lang w:val="en-US" w:eastAsia="ru-RU"/>
+        </w:rPr>
+        <w:t>Avtomotornaya</w:t>
+      </w:r>
+      <w:proofErr w:type="spellEnd"/>
+      <w:r>
+        <w:rPr>
+          <w:rFonts w:ascii="Times New Roman" w:eastAsia="Times New Roman" w:hAnsi="Times New Roman" w:cs="Times New Roman"/>
+          <w:color w:val="0F1115"/>
+          <w:sz w:val="24"/>
+          <w:szCs w:val="24"/>
+          <w:lang w:val="en-US" w:eastAsia="ru-RU"/>
+        </w:rPr>
+        <w:t xml:space="preserve"> St., 125438, Moscow, Russian Federation</w:t>
+      </w:r>
+      <w:r>
+        <w:rPr>
+          <w:rFonts w:ascii="Times New Roman" w:eastAsia="Times New Roman" w:hAnsi="Times New Roman" w:cs="Times New Roman"/>
+          <w:color w:val="0F1115"/>
+          <w:sz w:val="24"/>
+          <w:szCs w:val="24"/>
+          <w:lang w:val="en-US" w:eastAsia="ru-RU"/>
+        </w:rPr>
+        <w:br/>
+        <w:t>Tel.: +7 (903) 562-6143</w:t>
+      </w:r>
+      <w:r>
+        <w:rPr>
+          <w:rFonts w:ascii="Times New Roman" w:eastAsia="Times New Roman" w:hAnsi="Times New Roman" w:cs="Times New Roman"/>
+          <w:color w:val="0F1115"/>
+          <w:sz w:val="24"/>
+          <w:szCs w:val="24"/>
+          <w:lang w:val="en-US" w:eastAsia="ru-RU"/>
+        </w:rPr>
+        <w:br/>
+        <w:t>Email: koteyka.mn@gmail.com</w:t>
+      </w:r>
+    </w:p>
+    <w:p>
+      <w:pPr>
+        <w:shd w:val="clear" w:color="auto" w:fill="FFFFFF"/>
+        <w:spacing w:before="240" w:after="240" w:line="240" w:lineRule="auto"/>
+        <w:jc w:val="center"/>
+        <w:rPr>
+          <w:rFonts w:ascii="Times New Roman" w:eastAsia="Times New Roman" w:hAnsi="Times New Roman" w:cs="Times New Roman"/>
+          <w:b/>
+          <w:bCs/>
+          <w:color w:val="0F1115"/>
+          <w:sz w:val="28"/>
+          <w:szCs w:val="28"/>
+          <w:lang w:val="en-US" w:eastAsia="ru-RU"/>
+        </w:rPr>
+      </w:pPr>
+    </w:p>
+    <w:p>
+      <w:pPr>
+        <w:shd w:val="clear" w:color="auto" w:fill="FFFFFF"/>
+        <w:spacing w:before="240" w:after="0" w:line="240" w:lineRule="auto"/>
+        <w:jc w:val="center"/>
+        <w:rPr>
+          <w:rStyle w:val="ae"/>
+          <w:rFonts w:ascii="Times New Roman" w:hAnsi="Times New Roman" w:cs="Times New Roman"/>
+          <w:color w:val="0F1115"/>
+          <w:sz w:val="28"/>
+          <w:shd w:val="clear" w:color="auto" w:fill="FFFFFF"/>
+          <w:lang w:val="en-US"/>
+        </w:rPr>
+      </w:pPr>
+      <w:r>
+        <w:rPr>
+          <w:rStyle w:val="ae"/>
+          <w:rFonts w:ascii="Times New Roman" w:hAnsi="Times New Roman" w:cs="Times New Roman"/>
+          <w:color w:val="0F1115"/>
+          <w:sz w:val="28"/>
+          <w:shd w:val="clear" w:color="auto" w:fill="FFFFFF"/>
+          <w:lang w:val="en-US"/>
+        </w:rPr>
+        <w:t>A SURROGATE NEURAL NETWORK AS AN ALTERNATIVE TO A VEHICLE MOTION SIMULATION MODEL</w:t>
+      </w:r>
+    </w:p>
+    <w:p>
+      <w:pPr>
+        <w:shd w:val="clear" w:color="auto" w:fill="FFFFFF"/>
+        <w:spacing w:before="240" w:after="0" w:line="240" w:lineRule="auto"/>
+        <w:jc w:val="center"/>
+        <w:rPr>
+          <w:rFonts w:ascii="Times New Roman" w:eastAsia="Times New Roman" w:hAnsi="Times New Roman" w:cs="Times New Roman"/>
+          <w:color w:val="0F1115"/>
+          <w:sz w:val="36"/>
+          <w:szCs w:val="28"/>
+          <w:lang w:val="en-US" w:eastAsia="ru-RU"/>
+        </w:rPr>
+      </w:pPr>
+    </w:p>
+    <w:p>
+      <w:pPr>
+        <w:shd w:val="clear" w:color="auto" w:fill="FFFFFF"/>
+        <w:spacing w:after="0" w:line="240" w:lineRule="auto"/>
+        <w:ind w:firstLine="708"/>
+        <w:rPr>
+          <w:rFonts w:ascii="Times New Roman" w:eastAsia="Times New Roman" w:hAnsi="Times New Roman" w:cs="Times New Roman"/>
+          <w:color w:val="0F1115"/>
+          <w:sz w:val="28"/>
+          <w:szCs w:val="28"/>
+          <w:lang w:val="en-US" w:eastAsia="ru-RU"/>
+        </w:rPr>
+      </w:pPr>
+      <w:r>
+        <w:rPr>
+          <w:rFonts w:ascii="Times New Roman" w:eastAsia="Times New Roman" w:hAnsi="Times New Roman" w:cs="Times New Roman"/>
+          <w:b/>
+          <w:bCs/>
+          <w:color w:val="0F1115"/>
+          <w:sz w:val="28"/>
+          <w:szCs w:val="28"/>
+          <w:lang w:val="en-US" w:eastAsia="ru-RU"/>
+        </w:rPr>
+        <w:t>Abstract.</w:t>
+      </w:r>
+      <w:r>
+        <w:rPr>
+          <w:rFonts w:ascii="Times New Roman" w:eastAsia="Times New Roman" w:hAnsi="Times New Roman" w:cs="Times New Roman"/>
+          <w:color w:val="0F1115"/>
+          <w:sz w:val="28"/>
+          <w:szCs w:val="28"/>
+          <w:lang w:val="en-US" w:eastAsia="ru-RU"/>
+        </w:rPr>
+        <w:t> The article addresses the challenges of simulation modeling—namely computational load and open code—by replacing a simulation model with a trained neural network.</w:t>
+      </w:r>
+    </w:p>
+    <w:p>
+      <w:pPr>
+        <w:shd w:val="clear" w:color="auto" w:fill="FFFFFF"/>
+        <w:spacing w:after="0" w:line="240" w:lineRule="auto"/>
+        <w:ind w:firstLine="708"/>
+        <w:rPr>
+          <w:rFonts w:ascii="Times New Roman" w:eastAsia="Times New Roman" w:hAnsi="Times New Roman" w:cs="Times New Roman"/>
+          <w:color w:val="0F1115"/>
+          <w:sz w:val="28"/>
+          <w:szCs w:val="28"/>
+          <w:lang w:val="en-US" w:eastAsia="ru-RU"/>
+        </w:rPr>
+      </w:pPr>
+      <w:r>
+        <w:rPr>
+          <w:rFonts w:ascii="Times New Roman" w:eastAsia="Times New Roman" w:hAnsi="Times New Roman" w:cs="Times New Roman"/>
+          <w:color w:val="0F1115"/>
+          <w:sz w:val="28"/>
+          <w:szCs w:val="28"/>
+          <w:lang w:val="en-US" w:eastAsia="ru-RU"/>
+        </w:rPr>
+        <w:t>The aim of the work is to achieve maximum performance of the surrogate model relative to the original simulation model using a vehicle motion model as a case study.</w:t>
+      </w:r>
+    </w:p>
+    <w:p>
+      <w:pPr>
+        <w:shd w:val="clear" w:color="auto" w:fill="FFFFFF"/>
+        <w:spacing w:after="0" w:line="240" w:lineRule="auto"/>
+        <w:ind w:firstLine="708"/>
+        <w:rPr>
+          <w:rFonts w:ascii="Times New Roman" w:eastAsia="Times New Roman" w:hAnsi="Times New Roman" w:cs="Times New Roman"/>
+          <w:color w:val="0F1115"/>
+          <w:sz w:val="28"/>
+          <w:szCs w:val="28"/>
+          <w:lang w:val="en-US" w:eastAsia="ru-RU"/>
+        </w:rPr>
+      </w:pPr>
+      <w:r>
+        <w:rPr>
+          <w:rFonts w:ascii="Times New Roman" w:eastAsia="Times New Roman" w:hAnsi="Times New Roman" w:cs="Times New Roman"/>
+          <w:color w:val="0F1115"/>
+          <w:sz w:val="28"/>
+          <w:szCs w:val="28"/>
+          <w:lang w:val="en-US" w:eastAsia="ru-RU"/>
+        </w:rPr>
+        <w:t>The study employs machine learning methods, experimental design, and analysis of variance for selecting the architecture and training a fully connected neural network, as well as one-way analysis of variance for comparing model performance</w:t>
+      </w:r>
+      <w:r>
+        <w:rPr>
+          <w:rFonts w:ascii="Times New Roman" w:eastAsia="Times New Roman" w:hAnsi="Times New Roman" w:cs="Times New Roman"/>
+          <w:color w:val="0F1115"/>
+          <w:sz w:val="28"/>
+          <w:szCs w:val="28"/>
+          <w:lang w:val="en-US" w:eastAsia="ru-RU"/>
+        </w:rPr>
+        <w:t>.</w:t>
+      </w:r>
+    </w:p>
+    <w:p>
+      <w:pPr>
+        <w:shd w:val="clear" w:color="auto" w:fill="FFFFFF"/>
+        <w:spacing w:after="0" w:line="240" w:lineRule="auto"/>
+        <w:ind w:firstLine="708"/>
+        <w:rPr>
+          <w:rFonts w:ascii="Times New Roman" w:eastAsia="Times New Roman" w:hAnsi="Times New Roman" w:cs="Times New Roman"/>
+          <w:color w:val="0F1115"/>
+          <w:sz w:val="28"/>
+          <w:szCs w:val="28"/>
+          <w:lang w:val="en-US" w:eastAsia="ru-RU"/>
+        </w:rPr>
+      </w:pPr>
+      <w:r>
+        <w:rPr>
+          <w:rFonts w:ascii="Times New Roman" w:eastAsia="Times New Roman" w:hAnsi="Times New Roman" w:cs="Times New Roman"/>
+          <w:color w:val="0F1115"/>
+          <w:sz w:val="28"/>
+          <w:szCs w:val="28"/>
+          <w:lang w:val="en-US" w:eastAsia="ru-RU"/>
+        </w:rPr>
+        <w:t xml:space="preserve">As a result of the research, the most computationally efficient architecture was identified. The scientific novelty lies in the methodological approach, which constitutes a pipeline of "substituting an architecture from a set — training the neural </w:t>
+      </w:r>
+      <w:r>
+        <w:rPr>
+          <w:rFonts w:ascii="Times New Roman" w:eastAsia="Times New Roman" w:hAnsi="Times New Roman" w:cs="Times New Roman"/>
+          <w:color w:val="0F1115"/>
+          <w:sz w:val="28"/>
+          <w:szCs w:val="28"/>
+          <w:lang w:val="en-US" w:eastAsia="ru-RU"/>
+        </w:rPr>
+        <w:lastRenderedPageBreak/>
+        <w:t>network — validation: evaluating model metrics against a permissible error threshold — computing simulation time."</w:t>
+      </w:r>
+    </w:p>
+    <w:p>
+      <w:pPr>
+        <w:shd w:val="clear" w:color="auto" w:fill="FFFFFF"/>
+        <w:spacing w:after="0" w:line="240" w:lineRule="auto"/>
+        <w:ind w:firstLine="708"/>
+        <w:rPr>
+          <w:rFonts w:ascii="Times New Roman" w:eastAsia="Times New Roman" w:hAnsi="Times New Roman" w:cs="Times New Roman"/>
+          <w:color w:val="0F1115"/>
+          <w:sz w:val="28"/>
+          <w:szCs w:val="28"/>
+          <w:lang w:val="en-US" w:eastAsia="ru-RU"/>
+        </w:rPr>
+      </w:pPr>
+      <w:r>
+        <w:rPr>
+          <w:rFonts w:ascii="Times New Roman" w:eastAsia="Times New Roman" w:hAnsi="Times New Roman" w:cs="Times New Roman"/>
+          <w:color w:val="0F1115"/>
+          <w:sz w:val="28"/>
+          <w:szCs w:val="28"/>
+          <w:lang w:val="en-US" w:eastAsia="ru-RU"/>
+        </w:rPr>
+        <w:t>The practical significance consists in the optimal surrogate neural network architecture obtained through the study.</w:t>
+      </w:r>
+    </w:p>
+    <w:p>
+      <w:pPr>
+        <w:shd w:val="clear" w:color="auto" w:fill="FFFFFF"/>
+        <w:spacing w:after="0" w:line="240" w:lineRule="auto"/>
+        <w:ind w:firstLine="708"/>
+        <w:rPr>
+          <w:rFonts w:ascii="Times New Roman" w:eastAsia="Times New Roman" w:hAnsi="Times New Roman" w:cs="Times New Roman"/>
+          <w:color w:val="0F1115"/>
+          <w:sz w:val="28"/>
+          <w:szCs w:val="28"/>
+          <w:lang w:val="en-US" w:eastAsia="ru-RU"/>
+        </w:rPr>
+      </w:pPr>
+    </w:p>
+    <w:p>
+      <w:pPr>
+        <w:shd w:val="clear" w:color="auto" w:fill="FFFFFF"/>
+        <w:spacing w:after="0" w:line="240" w:lineRule="auto"/>
+        <w:ind w:firstLine="708"/>
+        <w:jc w:val="both"/>
+        <w:rPr>
+          <w:rFonts w:ascii="Times New Roman" w:eastAsia="Times New Roman" w:hAnsi="Times New Roman" w:cs="Times New Roman"/>
+          <w:color w:val="0F1115"/>
+          <w:sz w:val="28"/>
+          <w:szCs w:val="28"/>
+          <w:lang w:val="en-US" w:eastAsia="ru-RU"/>
+        </w:rPr>
+      </w:pPr>
+      <w:r>
+        <w:rPr>
+          <w:rFonts w:ascii="Times New Roman" w:eastAsia="Times New Roman" w:hAnsi="Times New Roman" w:cs="Times New Roman"/>
+          <w:b/>
+          <w:bCs/>
+          <w:color w:val="0F1115"/>
+          <w:sz w:val="28"/>
+          <w:szCs w:val="28"/>
+          <w:lang w:val="en-US" w:eastAsia="ru-RU"/>
+        </w:rPr>
+        <w:t>Keywords:</w:t>
+      </w:r>
+      <w:r>
+        <w:rPr>
+          <w:rFonts w:ascii="Times New Roman" w:eastAsia="Times New Roman" w:hAnsi="Times New Roman" w:cs="Times New Roman"/>
+          <w:color w:val="0F1115"/>
+          <w:sz w:val="28"/>
+          <w:szCs w:val="28"/>
+          <w:lang w:val="en-US" w:eastAsia="ru-RU"/>
+        </w:rPr>
+        <w:t> </w:t>
+      </w:r>
+      <w:r>
+        <w:rPr>
+          <w:rFonts w:ascii="Times New Roman" w:eastAsia="Times New Roman" w:hAnsi="Times New Roman" w:cs="Times New Roman"/>
+          <w:color w:val="0F1115"/>
+          <w:sz w:val="28"/>
+          <w:szCs w:val="28"/>
+          <w:lang w:val="en-US" w:eastAsia="ru-RU"/>
+        </w:rPr>
+        <w:t>SIMULATION MODEL, FULLY CONNECTED NEURAL NETWORK, VEHICLE MOBILITY, MODEL PERFORMANCE, MODEL EXPERIMENT</w:t>
+      </w:r>
+    </w:p>
+    <w:p>
+      <w:pPr>
+        <w:pStyle w:val="a0"/>
+        <w:tabs>
+          <w:tab w:val="left" w:pos="264"/>
+          <w:tab w:val="left" w:pos="540"/>
+        </w:tabs>
+        <w:spacing w:line="360" w:lineRule="auto"/>
+        <w:ind w:firstLine="680"/>
+        <w:rPr>
+          <w:sz w:val="28"/>
+          <w:lang w:val="en-US"/>
+        </w:rPr>
+      </w:pPr>
+    </w:p>
     <w:sectPr>
-      <w:headerReference w:type="default" r:id="rId15"/>
-      <w:footerReference w:type="even" r:id="rId16"/>
+      <w:headerReference w:type="default" r:id="rId16"/>
+      <w:footerReference w:type="even" r:id="rId17"/>
       <w:pgSz w:w="11906" w:h="16838"/>
       <w:pgMar w:top="1134" w:right="1134" w:bottom="1134" w:left="1134" w:header="709" w:footer="709" w:gutter="0"/>
       <w:cols w:space="708"/>
+      <w:titlePg/>
       <w:docGrid w:linePitch="360"/>
     </w:sectPr>
   </w:body>
@@ -11737,6 +13907,7 @@
   <w:style w:type="character" w:default="1" w:styleId="a1">
     <w:name w:val="Default Paragraph Font"/>
     <w:uiPriority w:val="1"/>
+    <w:semiHidden/>
     <w:unhideWhenUsed/>
   </w:style>
   <w:style w:type="table" w:default="1" w:styleId="a2">
@@ -12430,6 +14601,17 @@
       <w:effect w:val="none"/>
     </w:rPr>
   </w:style>
+  <w:style w:type="character" w:styleId="ae">
+    <w:name w:val="Strong"/>
+    <w:basedOn w:val="a1"/>
+    <w:uiPriority w:val="22"/>
+    <w:qFormat/>
+    <w:rsid w:val="003A16BA"/>
+    <w:rPr>
+      <w:b/>
+      <w:bCs/>
+    </w:rPr>
+  </w:style>
 </w:styles>
 </file>
 
